--- a/rapport/components/chap3_v2.docx
+++ b/rapport/components/chap3_v2.docx
@@ -701,7 +701,7 @@
         <w:rPr>
           <w:rFonts w:ascii="Garamond" w:hAnsi="Garamond" w:eastAsia="Garamond" w:cs="Garamond"/>
         </w:rPr>
-        <w:t xml:space="preserve">es avec des bailleurs. La DAF enregistre pour chaque convention le bailleur, le titre, le montant total, la forme du financement, la devise d'origine ainsi que son taux de conversion en francs CFA , sans oublier les dates de signature, de début et de fin. </w:t>
+        <w:t xml:space="preserve">es avec des bailleurs. La DAF enregistre pour chaque convention le bailleur, le titre, le montant total, la devise d'origine ainsi que son taux de conversion en francs CFA , sans oublier les dates de signature, de début et de fin. </w:t>
       </w:r>
       <w:r>
         <w:rPr>
@@ -741,13 +741,13 @@
         <w:rPr>
           <w:rFonts w:ascii="Garamond" w:hAnsi="Garamond" w:eastAsia="Garamond" w:cs="Garamond"/>
         </w:rPr>
-        <w:t xml:space="preserve">n rubriques. Une rubrique est définie par un libellé, un montant prévu et une description facultative. Le système impose une règle stricte : la somme des montants des rubriques d'une convention ne peut jamais dépasser le montant total de celle-ci. Toute te</w:t>
+        <w:t xml:space="preserve">n rubriques. Une rubrique est définie par un libellé, un montant prévu et une description facultative. Toute te</w:t>
       </w:r>
       <w:r>
         <w:rPr>
           <w:rFonts w:ascii="Garamond" w:hAnsi="Garamond" w:eastAsia="Garamond" w:cs="Garamond"/>
         </w:rPr>
-        <w:t xml:space="preserve">ntative de dépassement est rejetée avec un message d'erreur clair, sauf dans le cas où la somme totale des conventions du projet dépasse le budget initial prévu : la DAF peut alors augmenter le montant d'une rubrique pour ajuster la répartition budgétaire.</w:t>
+        <w:t xml:space="preserve">ntative de dépassement de ce montant est rejetée avec un message d'erreur clair.</w:t>
       </w:r>
       <w:r>
         <w:rPr>
@@ -991,7 +991,7 @@
         <w:rPr>
           <w:rFonts w:ascii="Garamond" w:hAnsi="Garamond" w:eastAsia="Garamond" w:cs="Garamond"/>
         </w:rPr>
-        <w:t xml:space="preserve">de, document qui atteste du coût de la dépense à engager. Avant l'enregistrement, le système vérifie trois conditions : le projet doit être en cours, la convention doit être active et aucune autre demande active ne doit déjà exister sur la même convention.</w:t>
+        <w:t xml:space="preserve">de, document qui atteste du coût de la dépense à engager. Avant l'enregistrement, le système vérifie trois conditions : le projet est en cours, la convention est active et aucune autre demande active n’existe sur la même convention.</w:t>
       </w:r>
       <w:r>
         <w:rPr>
@@ -1025,7 +1025,7 @@
         <w:rPr>
           <w:rFonts w:ascii="Garamond" w:hAnsi="Garamond" w:eastAsia="Garamond" w:cs="Garamond"/>
         </w:rPr>
-        <w:t xml:space="preserve"> :. Le système calcule en temps réel, pour chaque rubrique, le montant déjà engagé. Une nouvelle demande n'est acceptée que si son montant reste inférieur ou égal au disponible restant sur la rubrique. Ce contrôle est automatique et bloquant.</w:t>
+        <w:t xml:space="preserve"> : Le système calcule en temps réel, pour chaque rubrique, le montant déjà engagé. Une nouvelle demande n'est acceptée que si son montant reste inférieur ou égal au disponible restant sur la rubrique. Ce contrôle est automatique et bloquant.</w:t>
       </w:r>
       <w:r>
         <w:rPr>
@@ -1059,13 +1059,13 @@
         <w:rPr>
           <w:rFonts w:ascii="Garamond" w:hAnsi="Garamond" w:eastAsia="Garamond" w:cs="Garamond"/>
         </w:rPr>
-        <w:t xml:space="preserve"> :. Une fois soumise, la demande rejoint la file d'attente de la DAF. Celle-ci examine le justificatif et la </w:t>
+        <w:t xml:space="preserve"> : Une fois soumise, la demande rejoint la file d'attente de la DAF. Celle-ci examine le justificatif et la </w:t>
       </w:r>
       <w:r>
         <w:rPr>
           <w:rFonts w:ascii="Garamond" w:hAnsi="Garamond" w:eastAsia="Garamond" w:cs="Garamond"/>
         </w:rPr>
-        <w:t xml:space="preserve">cohérence de la demande, puis décide de la valider ou de la rejeter, en précisant un motif dans ce dernier cas. En cas de rejet, le porteur est notifié et le verrou posé sur la convention est levé, lui permettant de soumettre une nouvelle demande corrigée.</w:t>
+        <w:t xml:space="preserve">cohérence de la demande, puis décide de la valider ou de la rejeter, en précisant un motif pour le rejet. En cas de rejet, le porteur est notifié et le verrou posé sur la convention est levé, lui permettant de soumettre une nouvelle demande corrigée.</w:t>
       </w:r>
       <w:r>
         <w:rPr>
@@ -1105,7 +1105,7 @@
         <w:rPr>
           <w:rFonts w:ascii="Garamond" w:hAnsi="Garamond" w:eastAsia="Garamond" w:cs="Garamond"/>
         </w:rPr>
-        <w:t xml:space="preserve">de nature comptable. L'AC peut à son tour valider ou rejeter la demande avec justification. Cette double validation, conforme à la pratique en vigueur dans l'administration burkinabè, garantit qu'aucune dépense n'est engagée sans deux regards indépendants.</w:t>
+        <w:t xml:space="preserve">de nature comptable. L'AC peut à son tour valider ou rejeter la demande avec justification. Cette double validation, conforme à la pratique en vigueur à l’UJKZ, garantit qu'aucune dépense n'est engagée sans deux regards indépendants.</w:t>
       </w:r>
       <w:r>
         <w:rPr>
@@ -1139,7 +1139,19 @@
         <w:rPr>
           <w:rFonts w:ascii="Garamond" w:hAnsi="Garamond" w:eastAsia="Garamond" w:cs="Garamond"/>
         </w:rPr>
-        <w:t xml:space="preserve"> : Après validation par l'AC, le paiement peut être exécuté. L'AC saisit alors dans le système le montant versé, la date du paiement, le mode utilisé ainsi que la référence bancaire le cas échéant. La demande bascule alors au statut « payée ».</w:t>
+        <w:t xml:space="preserve"> : Après validation par l'A</w:t>
+      </w:r>
+      <w:r>
+        <w:rPr>
+          <w:rFonts w:ascii="Garamond" w:hAnsi="Garamond" w:eastAsia="Garamond" w:cs="Garamond"/>
+        </w:rPr>
+        <w:t xml:space="preserve">C, le paiement peut être exécuté. L'AC saisit alors dans le système le montant versé, la date du paiement, le mode de paiement (chèque,espèce,virement) ainsi que la référence bancaire dans le cas d’un virement. La demande bascule alors au statut « payée ».</w:t>
+      </w:r>
+      <w:r>
+        <w:rPr>
+          <w:rFonts w:ascii="Garamond" w:hAnsi="Garamond" w:cs="Garamond"/>
+        </w:rPr>
+        <w:t xml:space="preserve">é</w:t>
       </w:r>
       <w:r>
         <w:rPr>
@@ -1646,7 +1658,7 @@
         <w:rPr>
           <w:rFonts w:ascii="Garamond" w:hAnsi="Garamond" w:eastAsia="Garamond" w:cs="Garamond"/>
         </w:rPr>
-        <w:t xml:space="preserve"> : La DAF, l'Agent Comptable et l'administrateur peuvent</w:t>
+        <w:t xml:space="preserve"> : les acteurs peuvent</w:t>
       </w:r>
       <w:r>
         <w:rPr>
@@ -5398,7 +5410,7 @@
                 <w:u w:val="none"/>
                 <w:vertAlign w:val="baseline"/>
               </w:rPr>
-              <w:t xml:space="preserve">Agent financier, Administrateur</w:t>
+              <w:t xml:space="preserve">Porteur de projet,Agent financier, Administrateur</w:t>
             </w:r>
             <w:r>
               <w:rPr>
@@ -5684,7 +5696,7 @@
                   <a:graphicData uri="http://schemas.openxmlformats.org/drawingml/2006/picture">
                     <pic:pic xmlns:pic="http://schemas.openxmlformats.org/drawingml/2006/picture">
                       <pic:nvPicPr>
-                        <pic:cNvPr id="1976070119" name=""/>
+                        <pic:cNvPr id="1439950809" name=""/>
                         <pic:cNvPicPr>
                           <a:picLocks noChangeAspect="1"/>
                         </pic:cNvPicPr>
@@ -7793,7 +7805,8 @@
               <w:rPr>
                 <w:rFonts w:ascii="Garamond" w:hAnsi="Garamond" w:eastAsia="Garamond" w:cs="Garamond"/>
                 <w:b w:val="0"/>
-                <w:i/>
+                <w:i w:val="0"/>
+                <w:iCs w:val="0"/>
                 <w:strike w:val="0"/>
                 <w:color w:val="000000"/>
                 <w:sz w:val="24"/>
@@ -7807,6 +7820,7 @@
                 <w:rFonts w:ascii="Garamond" w:hAnsi="Garamond" w:eastAsia="Garamond" w:cs="Garamond"/>
                 <w:b w:val="0"/>
                 <w:i w:val="0"/>
+                <w:iCs w:val="0"/>
                 <w:strike w:val="0"/>
                 <w:color w:val="000000"/>
                 <w:sz w:val="24"/>
@@ -8046,7 +8060,7 @@
                 <w:u w:val="none"/>
                 <w:vertAlign w:val="baseline"/>
               </w:rPr>
-              <w:t xml:space="preserve">A1 — Disponibilité budgétaire insuffisante</w:t>
+              <w:t xml:space="preserve">1. Disponibilité budgétaire insuffisante</w:t>
             </w:r>
             <w:r>
               <w:rPr>
@@ -8065,7 +8079,8 @@
               <w:rPr>
                 <w:rFonts w:ascii="Garamond" w:hAnsi="Garamond" w:eastAsia="Garamond" w:cs="Garamond"/>
                 <w:b w:val="0"/>
-                <w:i/>
+                <w:i w:val="0"/>
+                <w:iCs w:val="0"/>
                 <w:strike w:val="0"/>
                 <w:color w:val="000000"/>
                 <w:sz w:val="24"/>
@@ -8141,7 +8156,7 @@
                 <w:u w:val="none"/>
                 <w:vertAlign w:val="baseline"/>
               </w:rPr>
-              <w:t xml:space="preserve">A2 — Demande active existante</w:t>
+              <w:t xml:space="preserve">2.Demande active existante</w:t>
             </w:r>
             <w:r>
               <w:rPr>
@@ -8160,14 +8175,29 @@
               <w:rPr>
                 <w:rFonts w:ascii="Garamond" w:hAnsi="Garamond" w:eastAsia="Garamond" w:cs="Garamond"/>
                 <w:b w:val="0"/>
-                <w:i/>
+                <w:i w:val="0"/>
+                <w:iCs w:val="0"/>
                 <w:strike w:val="0"/>
                 <w:color w:val="000000"/>
                 <w:sz w:val="24"/>
                 <w:u w:val="none"/>
                 <w:vertAlign w:val="baseline"/>
               </w:rPr>
-              <w:t xml:space="preserve">(étape 5)</w:t>
+              <w:t xml:space="preserve">(</w:t>
+            </w:r>
+            <w:r>
+              <w:rPr>
+                <w:rFonts w:ascii="Garamond" w:hAnsi="Garamond" w:eastAsia="Garamond" w:cs="Garamond"/>
+                <w:b w:val="0"/>
+                <w:i w:val="0"/>
+                <w:iCs w:val="0"/>
+                <w:strike w:val="0"/>
+                <w:color w:val="000000"/>
+                <w:sz w:val="24"/>
+                <w:u w:val="none"/>
+                <w:vertAlign w:val="baseline"/>
+              </w:rPr>
+              <w:t xml:space="preserve">étape 5)</w:t>
             </w:r>
             <w:r>
               <w:rPr>
@@ -8239,7 +8269,7 @@
                 <w:sz w:val="24"/>
                 <w:u w:val="none"/>
               </w:rPr>
-              <w:t xml:space="preserve">A3 — Justificatif non conforme</w:t>
+              <w:t xml:space="preserve">3.Justificatif non conforme</w:t>
             </w:r>
             <w:r>
               <w:rPr>
@@ -8257,7 +8287,8 @@
               <w:rPr>
                 <w:rFonts w:ascii="Garamond" w:hAnsi="Garamond" w:eastAsia="Garamond" w:cs="Garamond"/>
                 <w:b w:val="0"/>
-                <w:i/>
+                <w:i w:val="0"/>
+                <w:iCs w:val="0"/>
                 <w:strike w:val="0"/>
                 <w:color w:val="000000"/>
                 <w:sz w:val="24"/>
@@ -8325,7 +8356,7 @@
                 <w:u w:val="none"/>
                 <w:vertAlign w:val="baseline"/>
               </w:rPr>
-              <w:t xml:space="preserve">A4 — Annulation</w:t>
+              <w:t xml:space="preserve">4.Annulation</w:t>
             </w:r>
             <w:r>
               <w:rPr>
@@ -8582,13 +8613,6 @@
           <w:sz w:val="24"/>
           <w:szCs w:val="24"/>
         </w:rPr>
-      </w:r>
-      <w:r>
-        <w:rPr>
-          <w:rFonts w:ascii="Garamond" w:hAnsi="Garamond" w:cs="Garamond"/>
-          <w:sz w:val="24"/>
-          <w:szCs w:val="24"/>
-        </w:rPr>
         <mc:AlternateContent>
           <mc:Choice Requires="wpg">
             <w:drawing>
@@ -8603,14 +8627,20 @@
                   <a:graphicData uri="http://schemas.openxmlformats.org/drawingml/2006/picture">
                     <pic:pic xmlns:pic="http://schemas.openxmlformats.org/drawingml/2006/picture">
                       <pic:nvPicPr>
-                        <pic:cNvPr id="1108396233" name=""/>
+                        <pic:cNvPr id="1506128034" name=""/>
                         <pic:cNvPicPr>
                           <a:picLocks noChangeAspect="1"/>
                         </pic:cNvPicPr>
                         <pic:nvPr/>
                       </pic:nvPicPr>
                       <pic:blipFill rotWithShape="1">
-                        <a:blip r:embed="rId10"/>
+                        <a:blip r:embed="rId10">
+                          <a:extLst>
+                            <a:ext uri="{96DAC541-7B7A-43D3-8B79-37D633B846F1}">
+                              <asvg:svgBlip xmlns:asvg="http://schemas.microsoft.com/office/drawing/2016/SVG/main" r:embed="rId11"/>
+                            </a:ext>
+                          </a:extLst>
+                        </a:blip>
                         <a:stretch/>
                       </pic:blipFill>
                       <pic:spPr bwMode="auto">
@@ -9106,7 +9136,7 @@
                 <w:color w:val="000000"/>
                 <w:sz w:val="24"/>
               </w:rPr>
-              <w:t xml:space="preserve">Permettre au validateur d'examiner une demande soumise puis de la valider ou la rejeter avec un motif. Le traitement se déroule en deux passages successifs : la DAF en première instance, puis l'Agent Comptable en seconde instance.</w:t>
+              <w:t xml:space="preserve">Permettre au validateur d'examiner une demande soumise puis de la valider ou la rejeter avec un motif. Le traitement se déroule en deux passages successifs : la DAF  puis l'Agent Comptable.</w:t>
             </w:r>
             <w:r>
               <w:rPr>
@@ -9312,11 +9342,19 @@
                 <w:color w:val="000000"/>
                 <w:sz w:val="24"/>
               </w:rPr>
-              <w:t xml:space="preserve">ficatif joint. </w:t>
+              <w:t xml:space="preserve">f</w:t>
+            </w:r>
+            <w:r>
+              <w:rPr>
+                <w:rFonts w:ascii="Garamond" w:hAnsi="Garamond" w:eastAsia="Garamond" w:cs="Garamond"/>
+                <w:color w:val="000000"/>
+                <w:sz w:val="24"/>
+              </w:rPr>
+              <w:t xml:space="preserve">icatif joint. </w:t>
               <w:br/>
               <w:t xml:space="preserve">4. Il choisit l'action « Valider ». </w:t>
               <w:br/>
-              <w:t xml:space="preserve">5. La demande passe au statut suivant : « validée par DAF » si la décision vient de la DAF, « validée par AC » si elle vient de l'AC. </w:t>
+              <w:t xml:space="preserve">5. La demande passe au statut suivant : «  validée par DAF » si la décision vient de la DAF, « validée par AC » si elle vient de l'AC. </w:t>
               <w:br/>
               <w:t xml:space="preserve">6. Le porteur reçoit une notification de l'avancement de sa demande.</w:t>
             </w:r>
@@ -9415,20 +9453,13 @@
                 <w:color w:val="000000"/>
                 <w:sz w:val="24"/>
               </w:rPr>
-              <w:t xml:space="preserve"> Rejet motivé</w:t>
+              <w:t xml:space="preserve"> Rejet </w:t>
             </w:r>
             <w:r>
               <w:rPr>
                 <w:rFonts w:ascii="Garamond" w:hAnsi="Garamond" w:eastAsia="Garamond" w:cs="Garamond"/>
-                <w:color w:val="000000"/>
-                <w:sz w:val="24"/>
-              </w:rPr>
-              <w:t xml:space="preserve"> </w:t>
-            </w:r>
-            <w:r>
-              <w:rPr>
-                <w:rFonts w:ascii="Garamond" w:hAnsi="Garamond" w:eastAsia="Garamond" w:cs="Garamond"/>
-                <w:i/>
+                <w:i w:val="0"/>
+                <w:iCs w:val="0"/>
                 <w:color w:val="000000"/>
                 <w:sz w:val="24"/>
               </w:rPr>
@@ -9546,7 +9577,7 @@
               </w:rPr>
               <w:t xml:space="preserve"> validée par DAF », « validée par AC » ou « rejetée ». </w:t>
               <w:br/>
-              <w:t xml:space="preserve">• Si validée par l'AC, la demande passe en attente d'enregistrement du paiement. </w:t>
+              <w:t xml:space="preserve">• Si validée par l'AC, la demande passe en attente du paiement. </w:t>
               <w:br/>
               <w:t xml:space="preserve">• Si rejetée, le porteur peut soumettre une nouvelle demande corrigée. </w:t>
               <w:br/>
@@ -9638,7 +9669,7 @@
                         <pic:nvPr/>
                       </pic:nvPicPr>
                       <pic:blipFill rotWithShape="1">
-                        <a:blip r:embed="rId11"/>
+                        <a:blip r:embed="rId12"/>
                         <a:stretch/>
                       </pic:blipFill>
                       <pic:spPr bwMode="auto">
@@ -9678,7 +9709,7 @@
                 <o:lock v:ext="edit" aspectratio="t"/>
               </v:shapetype>
               <v:shape id="_x0000_i2" o:spid="_x0000_s2" type="#_x0000_t75" style="width:467.75pt;height:586.70pt;mso-wrap-distance-left:0.00pt;mso-wrap-distance-top:0.00pt;mso-wrap-distance-right:0.00pt;mso-wrap-distance-bottom:0.00pt;z-index:1;" stroked="false">
-                <v:imagedata r:id="rId11" o:title=""/>
+                <v:imagedata r:id="rId12" o:title=""/>
                 <o:lock v:ext="edit" rotation="t"/>
               </v:shape>
             </w:pict>
@@ -9785,12 +9816,16 @@
               <w:jc w:val="center"/>
               <w:rPr>
                 <w:rFonts w:ascii="Garamond" w:hAnsi="Garamond" w:cs="Garamond"/>
+                <w:bCs w:val="0"/>
+                <w:i w:val="0"/>
               </w:rPr>
             </w:pPr>
             <w:r>
               <w:rPr>
                 <w:rFonts w:ascii="Garamond" w:hAnsi="Garamond" w:eastAsia="Garamond" w:cs="Garamond"/>
                 <w:b/>
+                <w:i w:val="0"/>
+                <w:iCs w:val="0"/>
                 <w:color w:val="000000"/>
                 <w:sz w:val="24"/>
               </w:rPr>
@@ -9799,11 +9834,15 @@
             <w:r>
               <w:rPr>
                 <w:rFonts w:ascii="Garamond" w:hAnsi="Garamond" w:cs="Garamond"/>
-              </w:rPr>
-            </w:r>
-            <w:r>
-              <w:rPr>
-                <w:rFonts w:ascii="Garamond" w:hAnsi="Garamond" w:cs="Garamond"/>
+                <w:i w:val="0"/>
+                <w:iCs w:val="0"/>
+              </w:rPr>
+            </w:r>
+            <w:r>
+              <w:rPr>
+                <w:rFonts w:ascii="Garamond" w:hAnsi="Garamond" w:cs="Garamond"/>
+                <w:bCs w:val="0"/>
+                <w:i w:val="0"/>
               </w:rPr>
             </w:r>
           </w:p>
@@ -9833,12 +9872,16 @@
               <w:jc w:val="center"/>
               <w:rPr>
                 <w:rFonts w:ascii="Garamond" w:hAnsi="Garamond" w:cs="Garamond"/>
+                <w:bCs w:val="0"/>
+                <w:i w:val="0"/>
               </w:rPr>
             </w:pPr>
             <w:r>
               <w:rPr>
                 <w:rFonts w:ascii="Garamond" w:hAnsi="Garamond" w:eastAsia="Garamond" w:cs="Garamond"/>
                 <w:b/>
+                <w:i w:val="0"/>
+                <w:iCs w:val="0"/>
                 <w:color w:val="000000"/>
                 <w:sz w:val="24"/>
               </w:rPr>
@@ -9847,11 +9890,15 @@
             <w:r>
               <w:rPr>
                 <w:rFonts w:ascii="Garamond" w:hAnsi="Garamond" w:cs="Garamond"/>
-              </w:rPr>
-            </w:r>
-            <w:r>
-              <w:rPr>
-                <w:rFonts w:ascii="Garamond" w:hAnsi="Garamond" w:cs="Garamond"/>
+                <w:i w:val="0"/>
+                <w:iCs w:val="0"/>
+              </w:rPr>
+            </w:r>
+            <w:r>
+              <w:rPr>
+                <w:rFonts w:ascii="Garamond" w:hAnsi="Garamond" w:cs="Garamond"/>
+                <w:bCs w:val="0"/>
+                <w:i w:val="0"/>
               </w:rPr>
             </w:r>
           </w:p>
@@ -9883,12 +9930,16 @@
               <w:ind/>
               <w:rPr>
                 <w:rFonts w:ascii="Garamond" w:hAnsi="Garamond" w:cs="Garamond"/>
+                <w:bCs w:val="0"/>
+                <w:i w:val="0"/>
               </w:rPr>
             </w:pPr>
             <w:r>
               <w:rPr>
                 <w:rFonts w:ascii="Garamond" w:hAnsi="Garamond" w:eastAsia="Garamond" w:cs="Garamond"/>
                 <w:b/>
+                <w:i w:val="0"/>
+                <w:iCs w:val="0"/>
                 <w:color w:val="000000"/>
                 <w:sz w:val="24"/>
               </w:rPr>
@@ -9897,11 +9948,15 @@
             <w:r>
               <w:rPr>
                 <w:rFonts w:ascii="Garamond" w:hAnsi="Garamond" w:cs="Garamond"/>
-              </w:rPr>
-            </w:r>
-            <w:r>
-              <w:rPr>
-                <w:rFonts w:ascii="Garamond" w:hAnsi="Garamond" w:cs="Garamond"/>
+                <w:i w:val="0"/>
+                <w:iCs w:val="0"/>
+              </w:rPr>
+            </w:r>
+            <w:r>
+              <w:rPr>
+                <w:rFonts w:ascii="Garamond" w:hAnsi="Garamond" w:cs="Garamond"/>
+                <w:bCs w:val="0"/>
+                <w:i w:val="0"/>
               </w:rPr>
             </w:r>
           </w:p>
@@ -9930,11 +9985,15 @@
               <w:ind/>
               <w:rPr>
                 <w:rFonts w:ascii="Garamond" w:hAnsi="Garamond" w:cs="Garamond"/>
+                <w:bCs w:val="0"/>
+                <w:i w:val="0"/>
               </w:rPr>
             </w:pPr>
             <w:r>
               <w:rPr>
                 <w:rFonts w:ascii="Garamond" w:hAnsi="Garamond" w:eastAsia="Garamond" w:cs="Garamond"/>
+                <w:i w:val="0"/>
+                <w:iCs w:val="0"/>
                 <w:color w:val="000000"/>
                 <w:sz w:val="24"/>
               </w:rPr>
@@ -9943,11 +10002,15 @@
             <w:r>
               <w:rPr>
                 <w:rFonts w:ascii="Garamond" w:hAnsi="Garamond" w:cs="Garamond"/>
-              </w:rPr>
-            </w:r>
-            <w:r>
-              <w:rPr>
-                <w:rFonts w:ascii="Garamond" w:hAnsi="Garamond" w:cs="Garamond"/>
+                <w:i w:val="0"/>
+                <w:iCs w:val="0"/>
+              </w:rPr>
+            </w:r>
+            <w:r>
+              <w:rPr>
+                <w:rFonts w:ascii="Garamond" w:hAnsi="Garamond" w:cs="Garamond"/>
+                <w:bCs w:val="0"/>
+                <w:i w:val="0"/>
               </w:rPr>
             </w:r>
           </w:p>
@@ -9979,12 +10042,16 @@
               <w:ind/>
               <w:rPr>
                 <w:rFonts w:ascii="Garamond" w:hAnsi="Garamond" w:cs="Garamond"/>
+                <w:bCs w:val="0"/>
+                <w:i w:val="0"/>
               </w:rPr>
             </w:pPr>
             <w:r>
               <w:rPr>
                 <w:rFonts w:ascii="Garamond" w:hAnsi="Garamond" w:eastAsia="Garamond" w:cs="Garamond"/>
                 <w:b/>
+                <w:i w:val="0"/>
+                <w:iCs w:val="0"/>
                 <w:color w:val="000000"/>
                 <w:sz w:val="24"/>
               </w:rPr>
@@ -9993,11 +10060,15 @@
             <w:r>
               <w:rPr>
                 <w:rFonts w:ascii="Garamond" w:hAnsi="Garamond" w:cs="Garamond"/>
-              </w:rPr>
-            </w:r>
-            <w:r>
-              <w:rPr>
-                <w:rFonts w:ascii="Garamond" w:hAnsi="Garamond" w:cs="Garamond"/>
+                <w:i w:val="0"/>
+                <w:iCs w:val="0"/>
+              </w:rPr>
+            </w:r>
+            <w:r>
+              <w:rPr>
+                <w:rFonts w:ascii="Garamond" w:hAnsi="Garamond" w:cs="Garamond"/>
+                <w:bCs w:val="0"/>
+                <w:i w:val="0"/>
               </w:rPr>
             </w:r>
           </w:p>
@@ -10026,11 +10097,15 @@
               <w:ind/>
               <w:rPr>
                 <w:rFonts w:ascii="Garamond" w:hAnsi="Garamond" w:cs="Garamond"/>
+                <w:bCs w:val="0"/>
+                <w:i w:val="0"/>
               </w:rPr>
             </w:pPr>
             <w:r>
               <w:rPr>
                 <w:rFonts w:ascii="Garamond" w:hAnsi="Garamond" w:eastAsia="Garamond" w:cs="Garamond"/>
+                <w:i w:val="0"/>
+                <w:iCs w:val="0"/>
                 <w:color w:val="000000"/>
                 <w:sz w:val="24"/>
               </w:rPr>
@@ -10039,11 +10114,15 @@
             <w:r>
               <w:rPr>
                 <w:rFonts w:ascii="Garamond" w:hAnsi="Garamond" w:cs="Garamond"/>
-              </w:rPr>
-            </w:r>
-            <w:r>
-              <w:rPr>
-                <w:rFonts w:ascii="Garamond" w:hAnsi="Garamond" w:cs="Garamond"/>
+                <w:i w:val="0"/>
+                <w:iCs w:val="0"/>
+              </w:rPr>
+            </w:r>
+            <w:r>
+              <w:rPr>
+                <w:rFonts w:ascii="Garamond" w:hAnsi="Garamond" w:cs="Garamond"/>
+                <w:bCs w:val="0"/>
+                <w:i w:val="0"/>
               </w:rPr>
             </w:r>
           </w:p>
@@ -10075,12 +10154,16 @@
               <w:ind/>
               <w:rPr>
                 <w:rFonts w:ascii="Garamond" w:hAnsi="Garamond" w:cs="Garamond"/>
+                <w:bCs w:val="0"/>
+                <w:i w:val="0"/>
               </w:rPr>
             </w:pPr>
             <w:r>
               <w:rPr>
                 <w:rFonts w:ascii="Garamond" w:hAnsi="Garamond" w:eastAsia="Garamond" w:cs="Garamond"/>
                 <w:b/>
+                <w:i w:val="0"/>
+                <w:iCs w:val="0"/>
                 <w:color w:val="000000"/>
                 <w:sz w:val="24"/>
               </w:rPr>
@@ -10089,11 +10172,15 @@
             <w:r>
               <w:rPr>
                 <w:rFonts w:ascii="Garamond" w:hAnsi="Garamond" w:cs="Garamond"/>
-              </w:rPr>
-            </w:r>
-            <w:r>
-              <w:rPr>
-                <w:rFonts w:ascii="Garamond" w:hAnsi="Garamond" w:cs="Garamond"/>
+                <w:i w:val="0"/>
+                <w:iCs w:val="0"/>
+              </w:rPr>
+            </w:r>
+            <w:r>
+              <w:rPr>
+                <w:rFonts w:ascii="Garamond" w:hAnsi="Garamond" w:cs="Garamond"/>
+                <w:bCs w:val="0"/>
+                <w:i w:val="0"/>
               </w:rPr>
             </w:r>
           </w:p>
@@ -10122,11 +10209,15 @@
               <w:ind/>
               <w:rPr>
                 <w:rFonts w:ascii="Garamond" w:hAnsi="Garamond" w:cs="Garamond"/>
+                <w:bCs w:val="0"/>
+                <w:i w:val="0"/>
               </w:rPr>
             </w:pPr>
             <w:r>
               <w:rPr>
                 <w:rFonts w:ascii="Garamond" w:hAnsi="Garamond" w:eastAsia="Garamond" w:cs="Garamond"/>
+                <w:i w:val="0"/>
+                <w:iCs w:val="0"/>
                 <w:color w:val="000000"/>
                 <w:sz w:val="24"/>
               </w:rPr>
@@ -10135,11 +10226,15 @@
             <w:r>
               <w:rPr>
                 <w:rFonts w:ascii="Garamond" w:hAnsi="Garamond" w:cs="Garamond"/>
-              </w:rPr>
-            </w:r>
-            <w:r>
-              <w:rPr>
-                <w:rFonts w:ascii="Garamond" w:hAnsi="Garamond" w:cs="Garamond"/>
+                <w:i w:val="0"/>
+                <w:iCs w:val="0"/>
+              </w:rPr>
+            </w:r>
+            <w:r>
+              <w:rPr>
+                <w:rFonts w:ascii="Garamond" w:hAnsi="Garamond" w:cs="Garamond"/>
+                <w:bCs w:val="0"/>
+                <w:i w:val="0"/>
               </w:rPr>
             </w:r>
           </w:p>
@@ -10171,12 +10266,16 @@
               <w:ind/>
               <w:rPr>
                 <w:rFonts w:ascii="Garamond" w:hAnsi="Garamond" w:cs="Garamond"/>
+                <w:bCs w:val="0"/>
+                <w:i w:val="0"/>
               </w:rPr>
             </w:pPr>
             <w:r>
               <w:rPr>
                 <w:rFonts w:ascii="Garamond" w:hAnsi="Garamond" w:eastAsia="Garamond" w:cs="Garamond"/>
                 <w:b/>
+                <w:i w:val="0"/>
+                <w:iCs w:val="0"/>
                 <w:color w:val="000000"/>
                 <w:sz w:val="24"/>
               </w:rPr>
@@ -10185,11 +10284,15 @@
             <w:r>
               <w:rPr>
                 <w:rFonts w:ascii="Garamond" w:hAnsi="Garamond" w:cs="Garamond"/>
-              </w:rPr>
-            </w:r>
-            <w:r>
-              <w:rPr>
-                <w:rFonts w:ascii="Garamond" w:hAnsi="Garamond" w:cs="Garamond"/>
+                <w:i w:val="0"/>
+                <w:iCs w:val="0"/>
+              </w:rPr>
+            </w:r>
+            <w:r>
+              <w:rPr>
+                <w:rFonts w:ascii="Garamond" w:hAnsi="Garamond" w:cs="Garamond"/>
+                <w:bCs w:val="0"/>
+                <w:i w:val="0"/>
               </w:rPr>
             </w:r>
           </w:p>
@@ -10218,11 +10321,15 @@
               <w:ind/>
               <w:rPr>
                 <w:rFonts w:ascii="Garamond" w:hAnsi="Garamond" w:cs="Garamond"/>
+                <w:bCs w:val="0"/>
+                <w:i w:val="0"/>
               </w:rPr>
             </w:pPr>
             <w:r>
               <w:rPr>
                 <w:rFonts w:ascii="Garamond" w:hAnsi="Garamond" w:eastAsia="Garamond" w:cs="Garamond"/>
+                <w:i w:val="0"/>
+                <w:iCs w:val="0"/>
                 <w:color w:val="000000"/>
                 <w:sz w:val="24"/>
               </w:rPr>
@@ -10233,11 +10340,15 @@
             <w:r>
               <w:rPr>
                 <w:rFonts w:ascii="Garamond" w:hAnsi="Garamond" w:cs="Garamond"/>
-              </w:rPr>
-            </w:r>
-            <w:r>
-              <w:rPr>
-                <w:rFonts w:ascii="Garamond" w:hAnsi="Garamond" w:cs="Garamond"/>
+                <w:i w:val="0"/>
+                <w:iCs w:val="0"/>
+              </w:rPr>
+            </w:r>
+            <w:r>
+              <w:rPr>
+                <w:rFonts w:ascii="Garamond" w:hAnsi="Garamond" w:cs="Garamond"/>
+                <w:bCs w:val="0"/>
+                <w:i w:val="0"/>
               </w:rPr>
             </w:r>
           </w:p>
@@ -10269,12 +10380,16 @@
               <w:ind/>
               <w:rPr>
                 <w:rFonts w:ascii="Garamond" w:hAnsi="Garamond" w:cs="Garamond"/>
+                <w:bCs w:val="0"/>
+                <w:i w:val="0"/>
               </w:rPr>
             </w:pPr>
             <w:r>
               <w:rPr>
                 <w:rFonts w:ascii="Garamond" w:hAnsi="Garamond" w:eastAsia="Garamond" w:cs="Garamond"/>
                 <w:b/>
+                <w:i w:val="0"/>
+                <w:iCs w:val="0"/>
                 <w:color w:val="000000"/>
                 <w:sz w:val="24"/>
               </w:rPr>
@@ -10283,11 +10398,15 @@
             <w:r>
               <w:rPr>
                 <w:rFonts w:ascii="Garamond" w:hAnsi="Garamond" w:cs="Garamond"/>
-              </w:rPr>
-            </w:r>
-            <w:r>
-              <w:rPr>
-                <w:rFonts w:ascii="Garamond" w:hAnsi="Garamond" w:cs="Garamond"/>
+                <w:i w:val="0"/>
+                <w:iCs w:val="0"/>
+              </w:rPr>
+            </w:r>
+            <w:r>
+              <w:rPr>
+                <w:rFonts w:ascii="Garamond" w:hAnsi="Garamond" w:cs="Garamond"/>
+                <w:bCs w:val="0"/>
+                <w:i w:val="0"/>
               </w:rPr>
             </w:r>
           </w:p>
@@ -10316,11 +10435,15 @@
               <w:ind/>
               <w:rPr>
                 <w:rFonts w:ascii="Garamond" w:hAnsi="Garamond" w:cs="Garamond"/>
+                <w:bCs w:val="0"/>
+                <w:i w:val="0"/>
               </w:rPr>
             </w:pPr>
             <w:r>
               <w:rPr>
                 <w:rFonts w:ascii="Garamond" w:hAnsi="Garamond" w:eastAsia="Garamond" w:cs="Garamond"/>
+                <w:i w:val="0"/>
+                <w:iCs w:val="0"/>
                 <w:color w:val="000000"/>
                 <w:sz w:val="24"/>
               </w:rPr>
@@ -10333,7 +10456,8 @@
             <w:r>
               <w:rPr>
                 <w:rFonts w:ascii="Garamond" w:hAnsi="Garamond" w:eastAsia="Garamond" w:cs="Garamond"/>
-                <w:i/>
+                <w:i w:val="0"/>
+                <w:iCs w:val="0"/>
                 <w:color w:val="000000"/>
                 <w:sz w:val="24"/>
               </w:rPr>
@@ -10342,6 +10466,8 @@
             <w:r>
               <w:rPr>
                 <w:rFonts w:ascii="Garamond" w:hAnsi="Garamond" w:eastAsia="Garamond" w:cs="Garamond"/>
+                <w:i w:val="0"/>
+                <w:iCs w:val="0"/>
                 <w:color w:val="000000"/>
                 <w:sz w:val="24"/>
               </w:rPr>
@@ -10356,11 +10482,15 @@
             <w:r>
               <w:rPr>
                 <w:rFonts w:ascii="Garamond" w:hAnsi="Garamond" w:cs="Garamond"/>
-              </w:rPr>
-            </w:r>
-            <w:r>
-              <w:rPr>
-                <w:rFonts w:ascii="Garamond" w:hAnsi="Garamond" w:cs="Garamond"/>
+                <w:i w:val="0"/>
+                <w:iCs w:val="0"/>
+              </w:rPr>
+            </w:r>
+            <w:r>
+              <w:rPr>
+                <w:rFonts w:ascii="Garamond" w:hAnsi="Garamond" w:cs="Garamond"/>
+                <w:bCs w:val="0"/>
+                <w:i w:val="0"/>
               </w:rPr>
             </w:r>
           </w:p>
@@ -10392,12 +10522,16 @@
               <w:ind/>
               <w:rPr>
                 <w:rFonts w:ascii="Garamond" w:hAnsi="Garamond" w:cs="Garamond"/>
+                <w:bCs w:val="0"/>
+                <w:i w:val="0"/>
               </w:rPr>
             </w:pPr>
             <w:r>
               <w:rPr>
                 <w:rFonts w:ascii="Garamond" w:hAnsi="Garamond" w:eastAsia="Garamond" w:cs="Garamond"/>
                 <w:b/>
+                <w:i w:val="0"/>
+                <w:iCs w:val="0"/>
                 <w:color w:val="000000"/>
                 <w:sz w:val="24"/>
               </w:rPr>
@@ -10406,11 +10540,15 @@
             <w:r>
               <w:rPr>
                 <w:rFonts w:ascii="Garamond" w:hAnsi="Garamond" w:cs="Garamond"/>
-              </w:rPr>
-            </w:r>
-            <w:r>
-              <w:rPr>
-                <w:rFonts w:ascii="Garamond" w:hAnsi="Garamond" w:cs="Garamond"/>
+                <w:i w:val="0"/>
+                <w:iCs w:val="0"/>
+              </w:rPr>
+            </w:r>
+            <w:r>
+              <w:rPr>
+                <w:rFonts w:ascii="Garamond" w:hAnsi="Garamond" w:cs="Garamond"/>
+                <w:bCs w:val="0"/>
+                <w:i w:val="0"/>
               </w:rPr>
             </w:r>
           </w:p>
@@ -10439,20 +10577,26 @@
               <w:ind/>
               <w:rPr>
                 <w:rFonts w:ascii="Garamond" w:hAnsi="Garamond" w:cs="Garamond"/>
+                <w:bCs w:val="0"/>
+                <w:i w:val="0"/>
               </w:rPr>
             </w:pPr>
             <w:r>
               <w:rPr>
                 <w:rFonts w:ascii="Garamond" w:hAnsi="Garamond" w:eastAsia="Garamond" w:cs="Garamond"/>
                 <w:b/>
+                <w:i w:val="0"/>
+                <w:iCs w:val="0"/>
                 <w:color w:val="000000"/>
                 <w:sz w:val="24"/>
               </w:rPr>
-              <w:t xml:space="preserve">A1 — Date de paiement invalide</w:t>
+              <w:t xml:space="preserve">1.Date de paiement invalide</w:t>
             </w:r>
             <w:r>
               <w:rPr>
                 <w:rFonts w:ascii="Garamond" w:hAnsi="Garamond" w:eastAsia="Garamond" w:cs="Garamond"/>
+                <w:i w:val="0"/>
+                <w:iCs w:val="0"/>
                 <w:color w:val="000000"/>
                 <w:sz w:val="24"/>
               </w:rPr>
@@ -10461,7 +10605,8 @@
             <w:r>
               <w:rPr>
                 <w:rFonts w:ascii="Garamond" w:hAnsi="Garamond" w:eastAsia="Garamond" w:cs="Garamond"/>
-                <w:i/>
+                <w:i w:val="0"/>
+                <w:iCs w:val="0"/>
                 <w:color w:val="000000"/>
                 <w:sz w:val="24"/>
               </w:rPr>
@@ -10470,6 +10615,8 @@
             <w:r>
               <w:rPr>
                 <w:rFonts w:ascii="Garamond" w:hAnsi="Garamond" w:eastAsia="Garamond" w:cs="Garamond"/>
+                <w:i w:val="0"/>
+                <w:iCs w:val="0"/>
                 <w:color w:val="000000"/>
                 <w:sz w:val="24"/>
               </w:rPr>
@@ -10480,14 +10627,18 @@
               <w:rPr>
                 <w:rFonts w:ascii="Garamond" w:hAnsi="Garamond" w:eastAsia="Garamond" w:cs="Garamond"/>
                 <w:b/>
+                <w:i w:val="0"/>
+                <w:iCs w:val="0"/>
                 <w:color w:val="000000"/>
                 <w:sz w:val="24"/>
               </w:rPr>
-              <w:t xml:space="preserve">A2 — Montant invalide</w:t>
+              <w:t xml:space="preserve">2.Montant invalide</w:t>
             </w:r>
             <w:r>
               <w:rPr>
                 <w:rFonts w:ascii="Garamond" w:hAnsi="Garamond" w:eastAsia="Garamond" w:cs="Garamond"/>
+                <w:i w:val="0"/>
+                <w:iCs w:val="0"/>
                 <w:color w:val="000000"/>
                 <w:sz w:val="24"/>
               </w:rPr>
@@ -10496,7 +10647,8 @@
             <w:r>
               <w:rPr>
                 <w:rFonts w:ascii="Garamond" w:hAnsi="Garamond" w:eastAsia="Garamond" w:cs="Garamond"/>
-                <w:i/>
+                <w:i w:val="0"/>
+                <w:iCs w:val="0"/>
                 <w:color w:val="000000"/>
                 <w:sz w:val="24"/>
               </w:rPr>
@@ -10505,6 +10657,8 @@
             <w:r>
               <w:rPr>
                 <w:rFonts w:ascii="Garamond" w:hAnsi="Garamond" w:eastAsia="Garamond" w:cs="Garamond"/>
+                <w:i w:val="0"/>
+                <w:iCs w:val="0"/>
                 <w:color w:val="000000"/>
                 <w:sz w:val="24"/>
               </w:rPr>
@@ -10515,27 +10669,35 @@
               <w:rPr>
                 <w:rFonts w:ascii="Garamond" w:hAnsi="Garamond" w:eastAsia="Garamond" w:cs="Garamond"/>
                 <w:b/>
+                <w:i w:val="0"/>
+                <w:iCs w:val="0"/>
                 <w:color w:val="000000"/>
                 <w:sz w:val="24"/>
               </w:rPr>
-              <w:t xml:space="preserve">A3 — Annulation</w:t>
+              <w:t xml:space="preserve">3.Annulation</w:t>
             </w:r>
             <w:r>
               <w:rPr>
                 <w:rFonts w:ascii="Garamond" w:hAnsi="Garamond" w:eastAsia="Garamond" w:cs="Garamond"/>
+                <w:i w:val="0"/>
+                <w:iCs w:val="0"/>
                 <w:color w:val="000000"/>
                 <w:sz w:val="24"/>
               </w:rPr>
-              <w:t xml:space="preserve"> : l'AC quitte le formulaire avant validation. Aucune donnée n'est enregistrée.</w:t>
-            </w:r>
-            <w:r>
-              <w:rPr>
-                <w:rFonts w:ascii="Garamond" w:hAnsi="Garamond" w:cs="Garamond"/>
-              </w:rPr>
-            </w:r>
-            <w:r>
-              <w:rPr>
-                <w:rFonts w:ascii="Garamond" w:hAnsi="Garamond" w:cs="Garamond"/>
+              <w:t xml:space="preserve"> : l'AC quitte le formulaire avant validation. Aucune donnée n'est enregistrée.3</w:t>
+            </w:r>
+            <w:r>
+              <w:rPr>
+                <w:rFonts w:ascii="Garamond" w:hAnsi="Garamond" w:cs="Garamond"/>
+                <w:i w:val="0"/>
+                <w:iCs w:val="0"/>
+              </w:rPr>
+            </w:r>
+            <w:r>
+              <w:rPr>
+                <w:rFonts w:ascii="Garamond" w:hAnsi="Garamond" w:cs="Garamond"/>
+                <w:bCs w:val="0"/>
+                <w:i w:val="0"/>
               </w:rPr>
             </w:r>
           </w:p>
@@ -10567,12 +10729,16 @@
               <w:ind/>
               <w:rPr>
                 <w:rFonts w:ascii="Garamond" w:hAnsi="Garamond" w:cs="Garamond"/>
+                <w:bCs w:val="0"/>
+                <w:i w:val="0"/>
               </w:rPr>
             </w:pPr>
             <w:r>
               <w:rPr>
                 <w:rFonts w:ascii="Garamond" w:hAnsi="Garamond" w:eastAsia="Garamond" w:cs="Garamond"/>
                 <w:b/>
+                <w:i w:val="0"/>
+                <w:iCs w:val="0"/>
                 <w:color w:val="000000"/>
                 <w:sz w:val="24"/>
               </w:rPr>
@@ -10581,11 +10747,15 @@
             <w:r>
               <w:rPr>
                 <w:rFonts w:ascii="Garamond" w:hAnsi="Garamond" w:cs="Garamond"/>
-              </w:rPr>
-            </w:r>
-            <w:r>
-              <w:rPr>
-                <w:rFonts w:ascii="Garamond" w:hAnsi="Garamond" w:cs="Garamond"/>
+                <w:i w:val="0"/>
+                <w:iCs w:val="0"/>
+              </w:rPr>
+            </w:r>
+            <w:r>
+              <w:rPr>
+                <w:rFonts w:ascii="Garamond" w:hAnsi="Garamond" w:cs="Garamond"/>
+                <w:bCs w:val="0"/>
+                <w:i w:val="0"/>
               </w:rPr>
             </w:r>
           </w:p>
@@ -10614,11 +10784,15 @@
               <w:ind/>
               <w:rPr>
                 <w:rFonts w:ascii="Garamond" w:hAnsi="Garamond" w:cs="Garamond"/>
+                <w:bCs w:val="0"/>
+                <w:i w:val="0"/>
               </w:rPr>
             </w:pPr>
             <w:r>
               <w:rPr>
                 <w:rFonts w:ascii="Garamond" w:hAnsi="Garamond" w:eastAsia="Garamond" w:cs="Garamond"/>
+                <w:i w:val="0"/>
+                <w:iCs w:val="0"/>
                 <w:color w:val="000000"/>
                 <w:sz w:val="24"/>
               </w:rPr>
@@ -10631,11 +10805,15 @@
             <w:r>
               <w:rPr>
                 <w:rFonts w:ascii="Garamond" w:hAnsi="Garamond" w:cs="Garamond"/>
-              </w:rPr>
-            </w:r>
-            <w:r>
-              <w:rPr>
-                <w:rFonts w:ascii="Garamond" w:hAnsi="Garamond" w:cs="Garamond"/>
+                <w:i w:val="0"/>
+                <w:iCs w:val="0"/>
+              </w:rPr>
+            </w:r>
+            <w:r>
+              <w:rPr>
+                <w:rFonts w:ascii="Garamond" w:hAnsi="Garamond" w:cs="Garamond"/>
+                <w:bCs w:val="0"/>
+                <w:i w:val="0"/>
               </w:rPr>
             </w:r>
           </w:p>
@@ -10686,7 +10864,7 @@
                         <pic:nvPr/>
                       </pic:nvPicPr>
                       <pic:blipFill rotWithShape="1">
-                        <a:blip r:embed="rId12"/>
+                        <a:blip r:embed="rId13"/>
                         <a:stretch/>
                       </pic:blipFill>
                       <pic:spPr bwMode="auto">
@@ -10726,7 +10904,7 @@
                 <o:lock v:ext="edit" aspectratio="t"/>
               </v:shapetype>
               <v:shape id="_x0000_i3" o:spid="_x0000_s3" type="#_x0000_t75" style="width:467.75pt;height:460.48pt;mso-wrap-distance-left:0.00pt;mso-wrap-distance-top:0.00pt;mso-wrap-distance-right:0.00pt;mso-wrap-distance-bottom:0.00pt;z-index:1;" stroked="false">
-                <v:imagedata r:id="rId12" o:title=""/>
+                <v:imagedata r:id="rId13" o:title=""/>
                 <o:lock v:ext="edit" rotation="t"/>
               </v:shape>
             </w:pict>
@@ -11484,20 +11662,26 @@
               <w:ind/>
               <w:rPr>
                 <w:rFonts w:ascii="Garamond" w:hAnsi="Garamond" w:cs="Garamond"/>
+                <w:bCs w:val="0"/>
+                <w:i w:val="0"/>
               </w:rPr>
             </w:pPr>
             <w:r>
               <w:rPr>
                 <w:rFonts w:ascii="Garamond" w:hAnsi="Garamond" w:eastAsia="Garamond" w:cs="Garamond"/>
                 <w:b/>
+                <w:i w:val="0"/>
+                <w:iCs w:val="0"/>
                 <w:color w:val="000000"/>
                 <w:sz w:val="24"/>
               </w:rPr>
-              <w:t xml:space="preserve">A1 — Rejet motivé</w:t>
+              <w:t xml:space="preserve">Rapport incohérent</w:t>
             </w:r>
             <w:r>
               <w:rPr>
                 <w:rFonts w:ascii="Garamond" w:hAnsi="Garamond" w:eastAsia="Garamond" w:cs="Garamond"/>
+                <w:i w:val="0"/>
+                <w:iCs w:val="0"/>
                 <w:color w:val="000000"/>
                 <w:sz w:val="24"/>
               </w:rPr>
@@ -11506,63 +11690,45 @@
             <w:r>
               <w:rPr>
                 <w:rFonts w:ascii="Garamond" w:hAnsi="Garamond" w:eastAsia="Garamond" w:cs="Garamond"/>
-                <w:i/>
+                <w:i w:val="0"/>
+                <w:iCs w:val="0"/>
                 <w:color w:val="000000"/>
                 <w:sz w:val="24"/>
               </w:rPr>
-              <w:t xml:space="preserve">(étape 4)</w:t>
+              <w:t xml:space="preserve">(étape 3)</w:t>
             </w:r>
             <w:r>
               <w:rPr>
                 <w:rFonts w:ascii="Garamond" w:hAnsi="Garamond" w:eastAsia="Garamond" w:cs="Garamond"/>
+                <w:i w:val="0"/>
+                <w:iCs w:val="0"/>
                 <w:color w:val="000000"/>
                 <w:sz w:val="24"/>
               </w:rPr>
-              <w:t xml:space="preserve"> : le validateur choisit l'action « Rejeter ». Il saisit un motif obligatoire et confirme. Le rapport est marqué comme rejeté et le porteur est notifié pour soumettre un nouveau rapport. </w:t>
-              <w:br/>
+              <w:t xml:space="preserve"> : le validateur constate une incohérence majeure avec la demande initiale et procède au rejet.</w:t>
             </w:r>
             <w:r>
               <w:rPr>
                 <w:rFonts w:ascii="Garamond" w:hAnsi="Garamond" w:eastAsia="Garamond" w:cs="Garamond"/>
-                <w:b/>
+                <w:i w:val="0"/>
+                <w:iCs w:val="0"/>
                 <w:color w:val="000000"/>
                 <w:sz w:val="24"/>
               </w:rPr>
-              <w:t xml:space="preserve">A2 — Rapport incohérent</w:t>
-            </w:r>
-            <w:r>
-              <w:rPr>
-                <w:rFonts w:ascii="Garamond" w:hAnsi="Garamond" w:eastAsia="Garamond" w:cs="Garamond"/>
-                <w:color w:val="000000"/>
-                <w:sz w:val="24"/>
-              </w:rPr>
-              <w:t xml:space="preserve"> </w:t>
-            </w:r>
-            <w:r>
-              <w:rPr>
-                <w:rFonts w:ascii="Garamond" w:hAnsi="Garamond" w:eastAsia="Garamond" w:cs="Garamond"/>
-                <w:i/>
-                <w:color w:val="000000"/>
-                <w:sz w:val="24"/>
-              </w:rPr>
-              <w:t xml:space="preserve">(étape 3)</w:t>
-            </w:r>
-            <w:r>
-              <w:rPr>
-                <w:rFonts w:ascii="Garamond" w:hAnsi="Garamond" w:eastAsia="Garamond" w:cs="Garamond"/>
-                <w:color w:val="000000"/>
-                <w:sz w:val="24"/>
-              </w:rPr>
-              <w:t xml:space="preserve"> : le validateur constate une incohérence majeure avec la demande initiale et procède au rejet motivé.</w:t>
-            </w:r>
-            <w:r>
-              <w:rPr>
-                <w:rFonts w:ascii="Garamond" w:hAnsi="Garamond" w:cs="Garamond"/>
-              </w:rPr>
-            </w:r>
-            <w:r>
-              <w:rPr>
-                <w:rFonts w:ascii="Garamond" w:hAnsi="Garamond" w:cs="Garamond"/>
+              <w:t xml:space="preserve">Il saisit un motif obligatoire et confirme. Le rapport est marqué comme rejeté et le porteur est notifié pour soumettre un nouveau rapport. </w:t>
+            </w:r>
+            <w:r>
+              <w:rPr>
+                <w:rFonts w:ascii="Garamond" w:hAnsi="Garamond" w:cs="Garamond"/>
+                <w:i w:val="0"/>
+                <w:iCs w:val="0"/>
+              </w:rPr>
+            </w:r>
+            <w:r>
+              <w:rPr>
+                <w:rFonts w:ascii="Garamond" w:hAnsi="Garamond" w:cs="Garamond"/>
+                <w:bCs w:val="0"/>
+                <w:i w:val="0"/>
               </w:rPr>
             </w:r>
           </w:p>
@@ -11713,7 +11879,7 @@
                         <pic:nvPr/>
                       </pic:nvPicPr>
                       <pic:blipFill rotWithShape="1">
-                        <a:blip r:embed="rId13"/>
+                        <a:blip r:embed="rId14"/>
                         <a:stretch/>
                       </pic:blipFill>
                       <pic:spPr bwMode="auto">
@@ -11753,7 +11919,7 @@
                 <o:lock v:ext="edit" aspectratio="t"/>
               </v:shapetype>
               <v:shape id="_x0000_i4" o:spid="_x0000_s4" type="#_x0000_t75" style="width:467.75pt;height:705.64pt;mso-wrap-distance-left:0.00pt;mso-wrap-distance-top:0.00pt;mso-wrap-distance-right:0.00pt;mso-wrap-distance-bottom:0.00pt;z-index:1;" stroked="false">
-                <v:imagedata r:id="rId13" o:title=""/>
+                <v:imagedata r:id="rId14" o:title=""/>
                 <o:lock v:ext="edit" rotation="t"/>
               </v:shape>
             </w:pict>
@@ -12515,20 +12681,26 @@
               <w:ind/>
               <w:rPr>
                 <w:rFonts w:ascii="Garamond" w:hAnsi="Garamond" w:cs="Garamond"/>
+                <w:bCs w:val="0"/>
+                <w:i w:val="0"/>
               </w:rPr>
             </w:pPr>
             <w:r>
               <w:rPr>
                 <w:rFonts w:ascii="Garamond" w:hAnsi="Garamond" w:eastAsia="Garamond" w:cs="Garamond"/>
                 <w:b/>
+                <w:i w:val="0"/>
+                <w:iCs w:val="0"/>
                 <w:color w:val="000000"/>
                 <w:sz w:val="24"/>
               </w:rPr>
-              <w:t xml:space="preserve">A1 — Demandes encore actives</w:t>
+              <w:t xml:space="preserve">1.Demandes encore actives</w:t>
             </w:r>
             <w:r>
               <w:rPr>
                 <w:rFonts w:ascii="Garamond" w:hAnsi="Garamond" w:eastAsia="Garamond" w:cs="Garamond"/>
+                <w:i w:val="0"/>
+                <w:iCs w:val="0"/>
                 <w:color w:val="000000"/>
                 <w:sz w:val="24"/>
               </w:rPr>
@@ -12537,7 +12709,8 @@
             <w:r>
               <w:rPr>
                 <w:rFonts w:ascii="Garamond" w:hAnsi="Garamond" w:eastAsia="Garamond" w:cs="Garamond"/>
-                <w:i/>
+                <w:i w:val="0"/>
+                <w:iCs w:val="0"/>
                 <w:color w:val="000000"/>
                 <w:sz w:val="24"/>
               </w:rPr>
@@ -12546,6 +12719,8 @@
             <w:r>
               <w:rPr>
                 <w:rFonts w:ascii="Garamond" w:hAnsi="Garamond" w:eastAsia="Garamond" w:cs="Garamond"/>
+                <w:i w:val="0"/>
+                <w:iCs w:val="0"/>
                 <w:color w:val="000000"/>
                 <w:sz w:val="24"/>
               </w:rPr>
@@ -12556,14 +12731,18 @@
               <w:rPr>
                 <w:rFonts w:ascii="Garamond" w:hAnsi="Garamond" w:eastAsia="Garamond" w:cs="Garamond"/>
                 <w:b/>
+                <w:i w:val="0"/>
+                <w:iCs w:val="0"/>
                 <w:color w:val="000000"/>
                 <w:sz w:val="24"/>
               </w:rPr>
-              <w:t xml:space="preserve">A2 — Conventions encore actives</w:t>
+              <w:t xml:space="preserve">2.Conventions encore actives</w:t>
             </w:r>
             <w:r>
               <w:rPr>
                 <w:rFonts w:ascii="Garamond" w:hAnsi="Garamond" w:eastAsia="Garamond" w:cs="Garamond"/>
+                <w:i w:val="0"/>
+                <w:iCs w:val="0"/>
                 <w:color w:val="000000"/>
                 <w:sz w:val="24"/>
               </w:rPr>
@@ -12572,7 +12751,8 @@
             <w:r>
               <w:rPr>
                 <w:rFonts w:ascii="Garamond" w:hAnsi="Garamond" w:eastAsia="Garamond" w:cs="Garamond"/>
-                <w:i/>
+                <w:i w:val="0"/>
+                <w:iCs w:val="0"/>
                 <w:color w:val="000000"/>
                 <w:sz w:val="24"/>
               </w:rPr>
@@ -12581,6 +12761,8 @@
             <w:r>
               <w:rPr>
                 <w:rFonts w:ascii="Garamond" w:hAnsi="Garamond" w:eastAsia="Garamond" w:cs="Garamond"/>
+                <w:i w:val="0"/>
+                <w:iCs w:val="0"/>
                 <w:color w:val="000000"/>
                 <w:sz w:val="24"/>
               </w:rPr>
@@ -12591,14 +12773,18 @@
               <w:rPr>
                 <w:rFonts w:ascii="Garamond" w:hAnsi="Garamond" w:eastAsia="Garamond" w:cs="Garamond"/>
                 <w:b/>
+                <w:i w:val="0"/>
+                <w:iCs w:val="0"/>
                 <w:color w:val="000000"/>
                 <w:sz w:val="24"/>
               </w:rPr>
-              <w:t xml:space="preserve">A3 — Annulation</w:t>
+              <w:t xml:space="preserve">3.Annulation</w:t>
             </w:r>
             <w:r>
               <w:rPr>
                 <w:rFonts w:ascii="Garamond" w:hAnsi="Garamond" w:eastAsia="Garamond" w:cs="Garamond"/>
+                <w:i w:val="0"/>
+                <w:iCs w:val="0"/>
                 <w:color w:val="000000"/>
                 <w:sz w:val="24"/>
               </w:rPr>
@@ -12607,11 +12793,15 @@
             <w:r>
               <w:rPr>
                 <w:rFonts w:ascii="Garamond" w:hAnsi="Garamond" w:cs="Garamond"/>
-              </w:rPr>
-            </w:r>
-            <w:r>
-              <w:rPr>
-                <w:rFonts w:ascii="Garamond" w:hAnsi="Garamond" w:cs="Garamond"/>
+                <w:i w:val="0"/>
+                <w:iCs w:val="0"/>
+              </w:rPr>
+            </w:r>
+            <w:r>
+              <w:rPr>
+                <w:rFonts w:ascii="Garamond" w:hAnsi="Garamond" w:cs="Garamond"/>
+                <w:bCs w:val="0"/>
+                <w:i w:val="0"/>
               </w:rPr>
             </w:r>
           </w:p>
@@ -12787,7 +12977,7 @@
                         <pic:nvPr/>
                       </pic:nvPicPr>
                       <pic:blipFill rotWithShape="1">
-                        <a:blip r:embed="rId14"/>
+                        <a:blip r:embed="rId15"/>
                         <a:stretch/>
                       </pic:blipFill>
                       <pic:spPr bwMode="auto">
@@ -12827,7 +13017,7 @@
                 <o:lock v:ext="edit" aspectratio="t"/>
               </v:shapetype>
               <v:shape id="_x0000_i5" o:spid="_x0000_s5" type="#_x0000_t75" style="width:438.00pt;height:523.50pt;mso-wrap-distance-left:0.00pt;mso-wrap-distance-top:0.00pt;mso-wrap-distance-right:0.00pt;mso-wrap-distance-bottom:0.00pt;z-index:1;" stroked="false">
-                <v:imagedata r:id="rId14" o:title=""/>
+                <v:imagedata r:id="rId15" o:title=""/>
                 <o:lock v:ext="edit" rotation="t"/>
               </v:shape>
             </w:pict>
@@ -12989,10 +13179,7 @@
       </w:pPr>
       <w:r>
         <w:rPr>
-          <w:rFonts w:ascii="Garamond" w:hAnsi="Garamond" w:eastAsia="Garamond" w:cs="Garamond"/>
-          <w:b/>
-          <w:color w:val="000000"/>
-          <w:sz w:val="24"/>
+          <w:rFonts w:ascii="Garamond" w:hAnsi="Garamond" w:cs="Garamond"/>
         </w:rPr>
       </w:r>
       <w:r>
@@ -13006,26 +13193,75 @@
         </w:rPr>
       </w:r>
     </w:p>
-    <w:tbl>
-      <w:tblPr>
-        <w:tblStyle w:val="701"/>
-        <w:tblInd w:w="0" w:type="dxa"/>
-        <w:tblW w:w="0" w:type="auto"/>
-        <w:tblBorders>
+    <w:p>
+      <w:pPr>
+        <w:pBdr>
           <w:top w:val="none" w:color="000000" w:sz="4" w:space="0"/>
           <w:left w:val="none" w:color="000000" w:sz="4" w:space="0"/>
           <w:bottom w:val="none" w:color="000000" w:sz="4" w:space="0"/>
           <w:right w:val="none" w:color="000000" w:sz="4" w:space="0"/>
-          <w:insideH w:val="none" w:color="000000" w:sz="4" w:space="0"/>
-          <w:insideV w:val="none" w:color="000000" w:sz="4" w:space="0"/>
-        </w:tblBorders>
+        </w:pBdr>
+        <w:spacing/>
+        <w:ind w:right="0" w:firstLine="0" w:left="0"/>
+        <w:rPr>
+          <w:rFonts w:ascii="Garamond" w:hAnsi="Garamond" w:cs="Garamond"/>
+        </w:rPr>
+      </w:pPr>
+      <w:r>
+        <w:rPr>
+          <w:rFonts w:ascii="Garamond" w:hAnsi="Garamond" w:cs="Garamond"/>
+        </w:rPr>
+      </w:r>
+      <w:r>
+        <w:rPr>
+          <w:rFonts w:ascii="Garamond" w:hAnsi="Garamond" w:cs="Garamond"/>
+        </w:rPr>
+      </w:r>
+      <w:r>
+        <w:rPr>
+          <w:rFonts w:ascii="Garamond" w:hAnsi="Garamond" w:cs="Garamond"/>
+        </w:rPr>
+      </w:r>
+    </w:p>
+    <w:p>
+      <w:pPr>
+        <w:pBdr>
+          <w:top w:val="none" w:color="000000" w:sz="4" w:space="0"/>
+          <w:left w:val="none" w:color="000000" w:sz="4" w:space="0"/>
+          <w:bottom w:val="none" w:color="000000" w:sz="4" w:space="0"/>
+          <w:right w:val="none" w:color="000000" w:sz="4" w:space="0"/>
+        </w:pBdr>
+        <w:spacing/>
+        <w:ind w:right="0" w:firstLine="0" w:left="0"/>
+        <w:rPr>
+          <w:rFonts w:ascii="Garamond" w:hAnsi="Garamond" w:cs="Garamond"/>
+          <w:highlight w:val="none"/>
+        </w:rPr>
+      </w:pPr>
+      <w:r>
+        <w:rPr>
+          <w:rFonts w:ascii="Garamond" w:hAnsi="Garamond" w:cs="Garamond"/>
+        </w:rPr>
+        <w:t xml:space="preserve">Haute priorite</w:t>
+      </w:r>
+      <w:r>
+        <w:rPr>
+          <w:rFonts w:ascii="Garamond" w:hAnsi="Garamond" w:cs="Garamond"/>
+          <w:highlight w:val="none"/>
+        </w:rPr>
+      </w:r>
+    </w:p>
+    <w:tbl>
+      <w:tblPr>
+        <w:tblStyle w:val="716"/>
+        <w:tblW w:w="0" w:type="auto"/>
+        <w:tblBorders/>
         <w:tblLayout w:type="autofit"/>
         <w:tblLook w:val="04A0" w:firstRow="1" w:lastRow="0" w:firstColumn="1" w:lastColumn="0" w:noHBand="0" w:noVBand="1"/>
       </w:tblPr>
       <w:tblGrid>
-        <w:gridCol w:w="547"/>
+        <w:gridCol w:w="746"/>
         <w:gridCol w:w="7621"/>
-        <w:gridCol w:w="907"/>
       </w:tblGrid>
       <w:tr>
         <w:trPr/>
@@ -13037,13 +13273,7 @@
               <w:bottom w:val="single" w:color="000000" w:sz="4" w:space="0"/>
               <w:right w:val="single" w:color="000000" w:sz="4" w:space="0"/>
             </w:tcBorders>
-            <w:tcMar>
-              <w:left w:w="15" w:type="dxa"/>
-              <w:top w:w="15" w:type="dxa"/>
-              <w:right w:w="15" w:type="dxa"/>
-              <w:bottom w:w="15" w:type="dxa"/>
-            </w:tcMar>
-            <w:tcW w:w="547" w:type="dxa"/>
+            <w:tcW w:w="746" w:type="dxa"/>
             <w:vAlign w:val="center"/>
           </w:tcPr>
           <w:p>
@@ -13085,12 +13315,6 @@
               <w:bottom w:val="single" w:color="000000" w:sz="4" w:space="0"/>
               <w:right w:val="single" w:color="000000" w:sz="4" w:space="0"/>
             </w:tcBorders>
-            <w:tcMar>
-              <w:left w:w="15" w:type="dxa"/>
-              <w:top w:w="15" w:type="dxa"/>
-              <w:right w:w="15" w:type="dxa"/>
-              <w:bottom w:w="15" w:type="dxa"/>
-            </w:tcMar>
             <w:tcW w:w="7621" w:type="dxa"/>
             <w:vAlign w:val="center"/>
           </w:tcPr>
@@ -13112,54 +13336,6 @@
                 <w:sz w:val="24"/>
               </w:rPr>
               <w:t xml:space="preserve">User story</w:t>
-            </w:r>
-            <w:r>
-              <w:rPr>
-                <w:rFonts w:ascii="Garamond" w:hAnsi="Garamond" w:cs="Garamond"/>
-              </w:rPr>
-            </w:r>
-            <w:r>
-              <w:rPr>
-                <w:rFonts w:ascii="Garamond" w:hAnsi="Garamond" w:cs="Garamond"/>
-              </w:rPr>
-            </w:r>
-          </w:p>
-        </w:tc>
-        <w:tc>
-          <w:tcPr>
-            <w:tcBorders>
-              <w:top w:val="single" w:color="000000" w:sz="4" w:space="0"/>
-              <w:left w:val="single" w:color="000000" w:sz="4" w:space="0"/>
-              <w:bottom w:val="single" w:color="000000" w:sz="4" w:space="0"/>
-              <w:right w:val="single" w:color="000000" w:sz="4" w:space="0"/>
-            </w:tcBorders>
-            <w:tcMar>
-              <w:left w:w="15" w:type="dxa"/>
-              <w:top w:w="15" w:type="dxa"/>
-              <w:right w:w="15" w:type="dxa"/>
-              <w:bottom w:w="15" w:type="dxa"/>
-            </w:tcMar>
-            <w:tcW w:w="907" w:type="dxa"/>
-            <w:vAlign w:val="center"/>
-          </w:tcPr>
-          <w:p>
-            <w:pPr>
-              <w:pBdr/>
-              <w:spacing w:after="0" w:before="0" w:line="240" w:lineRule="auto"/>
-              <w:ind/>
-              <w:jc w:val="center"/>
-              <w:rPr>
-                <w:rFonts w:ascii="Garamond" w:hAnsi="Garamond" w:cs="Garamond"/>
-              </w:rPr>
-            </w:pPr>
-            <w:r>
-              <w:rPr>
-                <w:rFonts w:ascii="Garamond" w:hAnsi="Garamond" w:eastAsia="Garamond" w:cs="Garamond"/>
-                <w:b/>
-                <w:color w:val="000000"/>
-                <w:sz w:val="24"/>
-              </w:rPr>
-              <w:t xml:space="preserve">Priorité</w:t>
             </w:r>
             <w:r>
               <w:rPr>
@@ -13184,13 +13360,7 @@
               <w:bottom w:val="single" w:color="000000" w:sz="4" w:space="0"/>
               <w:right w:val="single" w:color="000000" w:sz="4" w:space="0"/>
             </w:tcBorders>
-            <w:tcMar>
-              <w:left w:w="15" w:type="dxa"/>
-              <w:top w:w="15" w:type="dxa"/>
-              <w:right w:w="15" w:type="dxa"/>
-              <w:bottom w:w="15" w:type="dxa"/>
-            </w:tcMar>
-            <w:tcW w:w="547" w:type="dxa"/>
+            <w:tcW w:w="746" w:type="dxa"/>
             <w:vAlign w:val="center"/>
           </w:tcPr>
           <w:p>
@@ -13230,12 +13400,6 @@
               <w:bottom w:val="single" w:color="000000" w:sz="4" w:space="0"/>
               <w:right w:val="single" w:color="000000" w:sz="4" w:space="0"/>
             </w:tcBorders>
-            <w:tcMar>
-              <w:left w:w="15" w:type="dxa"/>
-              <w:top w:w="15" w:type="dxa"/>
-              <w:right w:w="15" w:type="dxa"/>
-              <w:bottom w:w="15" w:type="dxa"/>
-            </w:tcMar>
             <w:tcW w:w="7621" w:type="dxa"/>
             <w:vAlign w:val="center"/>
           </w:tcPr>
@@ -13255,52 +13419,6 @@
                 <w:sz w:val="24"/>
               </w:rPr>
               <w:t xml:space="preserve">En tant qu'administrateur, je veux gérer les comptes utilisateurs</w:t>
-            </w:r>
-            <w:r>
-              <w:rPr>
-                <w:rFonts w:ascii="Garamond" w:hAnsi="Garamond" w:cs="Garamond"/>
-              </w:rPr>
-            </w:r>
-            <w:r>
-              <w:rPr>
-                <w:rFonts w:ascii="Garamond" w:hAnsi="Garamond" w:cs="Garamond"/>
-              </w:rPr>
-            </w:r>
-          </w:p>
-        </w:tc>
-        <w:tc>
-          <w:tcPr>
-            <w:tcBorders>
-              <w:top w:val="single" w:color="000000" w:sz="4" w:space="0"/>
-              <w:left w:val="single" w:color="000000" w:sz="4" w:space="0"/>
-              <w:bottom w:val="single" w:color="000000" w:sz="4" w:space="0"/>
-              <w:right w:val="single" w:color="000000" w:sz="4" w:space="0"/>
-            </w:tcBorders>
-            <w:tcMar>
-              <w:left w:w="15" w:type="dxa"/>
-              <w:top w:w="15" w:type="dxa"/>
-              <w:right w:w="15" w:type="dxa"/>
-              <w:bottom w:w="15" w:type="dxa"/>
-            </w:tcMar>
-            <w:tcW w:w="907" w:type="dxa"/>
-            <w:vAlign w:val="center"/>
-          </w:tcPr>
-          <w:p>
-            <w:pPr>
-              <w:pBdr/>
-              <w:spacing w:after="0" w:before="0" w:line="240" w:lineRule="auto"/>
-              <w:ind/>
-              <w:rPr>
-                <w:rFonts w:ascii="Garamond" w:hAnsi="Garamond" w:cs="Garamond"/>
-              </w:rPr>
-            </w:pPr>
-            <w:r>
-              <w:rPr>
-                <w:rFonts w:ascii="Garamond" w:hAnsi="Garamond" w:eastAsia="Garamond" w:cs="Garamond"/>
-                <w:color w:val="000000"/>
-                <w:sz w:val="24"/>
-              </w:rPr>
-              <w:t xml:space="preserve">Haute</w:t>
             </w:r>
             <w:r>
               <w:rPr>
@@ -13325,13 +13443,7 @@
               <w:bottom w:val="single" w:color="000000" w:sz="4" w:space="0"/>
               <w:right w:val="single" w:color="000000" w:sz="4" w:space="0"/>
             </w:tcBorders>
-            <w:tcMar>
-              <w:left w:w="15" w:type="dxa"/>
-              <w:top w:w="15" w:type="dxa"/>
-              <w:right w:w="15" w:type="dxa"/>
-              <w:bottom w:w="15" w:type="dxa"/>
-            </w:tcMar>
-            <w:tcW w:w="547" w:type="dxa"/>
+            <w:tcW w:w="746" w:type="dxa"/>
             <w:vAlign w:val="center"/>
           </w:tcPr>
           <w:p>
@@ -13349,7 +13461,7 @@
                 <w:color w:val="000000"/>
                 <w:sz w:val="24"/>
               </w:rPr>
-              <w:t xml:space="preserve">US02</w:t>
+              <w:t xml:space="preserve">US04</w:t>
             </w:r>
             <w:r>
               <w:rPr>
@@ -13371,12 +13483,6 @@
               <w:bottom w:val="single" w:color="000000" w:sz="4" w:space="0"/>
               <w:right w:val="single" w:color="000000" w:sz="4" w:space="0"/>
             </w:tcBorders>
-            <w:tcMar>
-              <w:left w:w="15" w:type="dxa"/>
-              <w:top w:w="15" w:type="dxa"/>
-              <w:right w:w="15" w:type="dxa"/>
-              <w:bottom w:w="15" w:type="dxa"/>
-            </w:tcMar>
             <w:tcW w:w="7621" w:type="dxa"/>
             <w:vAlign w:val="center"/>
           </w:tcPr>
@@ -13395,53 +13501,7 @@
                 <w:color w:val="000000"/>
                 <w:sz w:val="24"/>
               </w:rPr>
-              <w:t xml:space="preserve">En tant qu'administrateur, je veux gérer le mode maintenance</w:t>
-            </w:r>
-            <w:r>
-              <w:rPr>
-                <w:rFonts w:ascii="Garamond" w:hAnsi="Garamond" w:cs="Garamond"/>
-              </w:rPr>
-            </w:r>
-            <w:r>
-              <w:rPr>
-                <w:rFonts w:ascii="Garamond" w:hAnsi="Garamond" w:cs="Garamond"/>
-              </w:rPr>
-            </w:r>
-          </w:p>
-        </w:tc>
-        <w:tc>
-          <w:tcPr>
-            <w:tcBorders>
-              <w:top w:val="single" w:color="000000" w:sz="4" w:space="0"/>
-              <w:left w:val="single" w:color="000000" w:sz="4" w:space="0"/>
-              <w:bottom w:val="single" w:color="000000" w:sz="4" w:space="0"/>
-              <w:right w:val="single" w:color="000000" w:sz="4" w:space="0"/>
-            </w:tcBorders>
-            <w:tcMar>
-              <w:left w:w="15" w:type="dxa"/>
-              <w:top w:w="15" w:type="dxa"/>
-              <w:right w:w="15" w:type="dxa"/>
-              <w:bottom w:w="15" w:type="dxa"/>
-            </w:tcMar>
-            <w:tcW w:w="907" w:type="dxa"/>
-            <w:vAlign w:val="center"/>
-          </w:tcPr>
-          <w:p>
-            <w:pPr>
-              <w:pBdr/>
-              <w:spacing w:after="0" w:before="0" w:line="240" w:lineRule="auto"/>
-              <w:ind/>
-              <w:rPr>
-                <w:rFonts w:ascii="Garamond" w:hAnsi="Garamond" w:cs="Garamond"/>
-              </w:rPr>
-            </w:pPr>
-            <w:r>
-              <w:rPr>
-                <w:rFonts w:ascii="Garamond" w:hAnsi="Garamond" w:eastAsia="Garamond" w:cs="Garamond"/>
-                <w:color w:val="000000"/>
-                <w:sz w:val="24"/>
-              </w:rPr>
-              <w:t xml:space="preserve">Moyenne</w:t>
+              <w:t xml:space="preserve">En tant que porteur ou agent financier, je veux consulter les projets</w:t>
             </w:r>
             <w:r>
               <w:rPr>
@@ -13466,13 +13526,7 @@
               <w:bottom w:val="single" w:color="000000" w:sz="4" w:space="0"/>
               <w:right w:val="single" w:color="000000" w:sz="4" w:space="0"/>
             </w:tcBorders>
-            <w:tcMar>
-              <w:left w:w="15" w:type="dxa"/>
-              <w:top w:w="15" w:type="dxa"/>
-              <w:right w:w="15" w:type="dxa"/>
-              <w:bottom w:w="15" w:type="dxa"/>
-            </w:tcMar>
-            <w:tcW w:w="547" w:type="dxa"/>
+            <w:tcW w:w="746" w:type="dxa"/>
             <w:vAlign w:val="center"/>
           </w:tcPr>
           <w:p>
@@ -13490,7 +13544,7 @@
                 <w:color w:val="000000"/>
                 <w:sz w:val="24"/>
               </w:rPr>
-              <w:t xml:space="preserve">US03</w:t>
+              <w:t xml:space="preserve">US05</w:t>
             </w:r>
             <w:r>
               <w:rPr>
@@ -13512,12 +13566,6 @@
               <w:bottom w:val="single" w:color="000000" w:sz="4" w:space="0"/>
               <w:right w:val="single" w:color="000000" w:sz="4" w:space="0"/>
             </w:tcBorders>
-            <w:tcMar>
-              <w:left w:w="15" w:type="dxa"/>
-              <w:top w:w="15" w:type="dxa"/>
-              <w:right w:w="15" w:type="dxa"/>
-              <w:bottom w:w="15" w:type="dxa"/>
-            </w:tcMar>
             <w:tcW w:w="7621" w:type="dxa"/>
             <w:vAlign w:val="center"/>
           </w:tcPr>
@@ -13536,53 +13584,7 @@
                 <w:color w:val="000000"/>
                 <w:sz w:val="24"/>
               </w:rPr>
-              <w:t xml:space="preserve">En tant qu'administrateur, je veux consulter le journal d'audit</w:t>
-            </w:r>
-            <w:r>
-              <w:rPr>
-                <w:rFonts w:ascii="Garamond" w:hAnsi="Garamond" w:cs="Garamond"/>
-              </w:rPr>
-            </w:r>
-            <w:r>
-              <w:rPr>
-                <w:rFonts w:ascii="Garamond" w:hAnsi="Garamond" w:cs="Garamond"/>
-              </w:rPr>
-            </w:r>
-          </w:p>
-        </w:tc>
-        <w:tc>
-          <w:tcPr>
-            <w:tcBorders>
-              <w:top w:val="single" w:color="000000" w:sz="4" w:space="0"/>
-              <w:left w:val="single" w:color="000000" w:sz="4" w:space="0"/>
-              <w:bottom w:val="single" w:color="000000" w:sz="4" w:space="0"/>
-              <w:right w:val="single" w:color="000000" w:sz="4" w:space="0"/>
-            </w:tcBorders>
-            <w:tcMar>
-              <w:left w:w="15" w:type="dxa"/>
-              <w:top w:w="15" w:type="dxa"/>
-              <w:right w:w="15" w:type="dxa"/>
-              <w:bottom w:w="15" w:type="dxa"/>
-            </w:tcMar>
-            <w:tcW w:w="907" w:type="dxa"/>
-            <w:vAlign w:val="center"/>
-          </w:tcPr>
-          <w:p>
-            <w:pPr>
-              <w:pBdr/>
-              <w:spacing w:after="0" w:before="0" w:line="240" w:lineRule="auto"/>
-              <w:ind/>
-              <w:rPr>
-                <w:rFonts w:ascii="Garamond" w:hAnsi="Garamond" w:cs="Garamond"/>
-              </w:rPr>
-            </w:pPr>
-            <w:r>
-              <w:rPr>
-                <w:rFonts w:ascii="Garamond" w:hAnsi="Garamond" w:eastAsia="Garamond" w:cs="Garamond"/>
-                <w:color w:val="000000"/>
-                <w:sz w:val="24"/>
-              </w:rPr>
-              <w:t xml:space="preserve">Moyenne</w:t>
+              <w:t xml:space="preserve">En tant que DAF, je veux gérer le statut des conventions</w:t>
             </w:r>
             <w:r>
               <w:rPr>
@@ -13607,13 +13609,7 @@
               <w:bottom w:val="single" w:color="000000" w:sz="4" w:space="0"/>
               <w:right w:val="single" w:color="000000" w:sz="4" w:space="0"/>
             </w:tcBorders>
-            <w:tcMar>
-              <w:left w:w="15" w:type="dxa"/>
-              <w:top w:w="15" w:type="dxa"/>
-              <w:right w:w="15" w:type="dxa"/>
-              <w:bottom w:w="15" w:type="dxa"/>
-            </w:tcMar>
-            <w:tcW w:w="547" w:type="dxa"/>
+            <w:tcW w:w="746" w:type="dxa"/>
             <w:vAlign w:val="center"/>
           </w:tcPr>
           <w:p>
@@ -13631,7 +13627,7 @@
                 <w:color w:val="000000"/>
                 <w:sz w:val="24"/>
               </w:rPr>
-              <w:t xml:space="preserve">US04</w:t>
+              <w:t xml:space="preserve">US06</w:t>
             </w:r>
             <w:r>
               <w:rPr>
@@ -13653,12 +13649,6 @@
               <w:bottom w:val="single" w:color="000000" w:sz="4" w:space="0"/>
               <w:right w:val="single" w:color="000000" w:sz="4" w:space="0"/>
             </w:tcBorders>
-            <w:tcMar>
-              <w:left w:w="15" w:type="dxa"/>
-              <w:top w:w="15" w:type="dxa"/>
-              <w:right w:w="15" w:type="dxa"/>
-              <w:bottom w:w="15" w:type="dxa"/>
-            </w:tcMar>
             <w:tcW w:w="7621" w:type="dxa"/>
             <w:vAlign w:val="center"/>
           </w:tcPr>
@@ -13677,53 +13667,7 @@
                 <w:color w:val="000000"/>
                 <w:sz w:val="24"/>
               </w:rPr>
-              <w:t xml:space="preserve">En tant que porteur ou agent financier, je veux consulter les projets</w:t>
-            </w:r>
-            <w:r>
-              <w:rPr>
-                <w:rFonts w:ascii="Garamond" w:hAnsi="Garamond" w:cs="Garamond"/>
-              </w:rPr>
-            </w:r>
-            <w:r>
-              <w:rPr>
-                <w:rFonts w:ascii="Garamond" w:hAnsi="Garamond" w:cs="Garamond"/>
-              </w:rPr>
-            </w:r>
-          </w:p>
-        </w:tc>
-        <w:tc>
-          <w:tcPr>
-            <w:tcBorders>
-              <w:top w:val="single" w:color="000000" w:sz="4" w:space="0"/>
-              <w:left w:val="single" w:color="000000" w:sz="4" w:space="0"/>
-              <w:bottom w:val="single" w:color="000000" w:sz="4" w:space="0"/>
-              <w:right w:val="single" w:color="000000" w:sz="4" w:space="0"/>
-            </w:tcBorders>
-            <w:tcMar>
-              <w:left w:w="15" w:type="dxa"/>
-              <w:top w:w="15" w:type="dxa"/>
-              <w:right w:w="15" w:type="dxa"/>
-              <w:bottom w:w="15" w:type="dxa"/>
-            </w:tcMar>
-            <w:tcW w:w="907" w:type="dxa"/>
-            <w:vAlign w:val="center"/>
-          </w:tcPr>
-          <w:p>
-            <w:pPr>
-              <w:pBdr/>
-              <w:spacing w:after="0" w:before="0" w:line="240" w:lineRule="auto"/>
-              <w:ind/>
-              <w:rPr>
-                <w:rFonts w:ascii="Garamond" w:hAnsi="Garamond" w:cs="Garamond"/>
-              </w:rPr>
-            </w:pPr>
-            <w:r>
-              <w:rPr>
-                <w:rFonts w:ascii="Garamond" w:hAnsi="Garamond" w:eastAsia="Garamond" w:cs="Garamond"/>
-                <w:color w:val="000000"/>
-                <w:sz w:val="24"/>
-              </w:rPr>
-              <w:t xml:space="preserve">Haute</w:t>
+              <w:t xml:space="preserve">En tant que DAF, je veux gérer les rubriques budgétaires</w:t>
             </w:r>
             <w:r>
               <w:rPr>
@@ -13748,13 +13692,7 @@
               <w:bottom w:val="single" w:color="000000" w:sz="4" w:space="0"/>
               <w:right w:val="single" w:color="000000" w:sz="4" w:space="0"/>
             </w:tcBorders>
-            <w:tcMar>
-              <w:left w:w="15" w:type="dxa"/>
-              <w:top w:w="15" w:type="dxa"/>
-              <w:right w:w="15" w:type="dxa"/>
-              <w:bottom w:w="15" w:type="dxa"/>
-            </w:tcMar>
-            <w:tcW w:w="547" w:type="dxa"/>
+            <w:tcW w:w="746" w:type="dxa"/>
             <w:vAlign w:val="center"/>
           </w:tcPr>
           <w:p>
@@ -13772,7 +13710,7 @@
                 <w:color w:val="000000"/>
                 <w:sz w:val="24"/>
               </w:rPr>
-              <w:t xml:space="preserve">US05</w:t>
+              <w:t xml:space="preserve">US07</w:t>
             </w:r>
             <w:r>
               <w:rPr>
@@ -13794,12 +13732,6 @@
               <w:bottom w:val="single" w:color="000000" w:sz="4" w:space="0"/>
               <w:right w:val="single" w:color="000000" w:sz="4" w:space="0"/>
             </w:tcBorders>
-            <w:tcMar>
-              <w:left w:w="15" w:type="dxa"/>
-              <w:top w:w="15" w:type="dxa"/>
-              <w:right w:w="15" w:type="dxa"/>
-              <w:bottom w:w="15" w:type="dxa"/>
-            </w:tcMar>
             <w:tcW w:w="7621" w:type="dxa"/>
             <w:vAlign w:val="center"/>
           </w:tcPr>
@@ -13818,53 +13750,7 @@
                 <w:color w:val="000000"/>
                 <w:sz w:val="24"/>
               </w:rPr>
-              <w:t xml:space="preserve">En tant que DAF, je veux gérer le statut des conventions</w:t>
-            </w:r>
-            <w:r>
-              <w:rPr>
-                <w:rFonts w:ascii="Garamond" w:hAnsi="Garamond" w:cs="Garamond"/>
-              </w:rPr>
-            </w:r>
-            <w:r>
-              <w:rPr>
-                <w:rFonts w:ascii="Garamond" w:hAnsi="Garamond" w:cs="Garamond"/>
-              </w:rPr>
-            </w:r>
-          </w:p>
-        </w:tc>
-        <w:tc>
-          <w:tcPr>
-            <w:tcBorders>
-              <w:top w:val="single" w:color="000000" w:sz="4" w:space="0"/>
-              <w:left w:val="single" w:color="000000" w:sz="4" w:space="0"/>
-              <w:bottom w:val="single" w:color="000000" w:sz="4" w:space="0"/>
-              <w:right w:val="single" w:color="000000" w:sz="4" w:space="0"/>
-            </w:tcBorders>
-            <w:tcMar>
-              <w:left w:w="15" w:type="dxa"/>
-              <w:top w:w="15" w:type="dxa"/>
-              <w:right w:w="15" w:type="dxa"/>
-              <w:bottom w:w="15" w:type="dxa"/>
-            </w:tcMar>
-            <w:tcW w:w="907" w:type="dxa"/>
-            <w:vAlign w:val="center"/>
-          </w:tcPr>
-          <w:p>
-            <w:pPr>
-              <w:pBdr/>
-              <w:spacing w:after="0" w:before="0" w:line="240" w:lineRule="auto"/>
-              <w:ind/>
-              <w:rPr>
-                <w:rFonts w:ascii="Garamond" w:hAnsi="Garamond" w:cs="Garamond"/>
-              </w:rPr>
-            </w:pPr>
-            <w:r>
-              <w:rPr>
-                <w:rFonts w:ascii="Garamond" w:hAnsi="Garamond" w:eastAsia="Garamond" w:cs="Garamond"/>
-                <w:color w:val="000000"/>
-                <w:sz w:val="24"/>
-              </w:rPr>
-              <w:t xml:space="preserve">Haute</w:t>
+              <w:t xml:space="preserve">En tant que DAF, je veux enregistrer un mouvement financier</w:t>
             </w:r>
             <w:r>
               <w:rPr>
@@ -13889,13 +13775,7 @@
               <w:bottom w:val="single" w:color="000000" w:sz="4" w:space="0"/>
               <w:right w:val="single" w:color="000000" w:sz="4" w:space="0"/>
             </w:tcBorders>
-            <w:tcMar>
-              <w:left w:w="15" w:type="dxa"/>
-              <w:top w:w="15" w:type="dxa"/>
-              <w:right w:w="15" w:type="dxa"/>
-              <w:bottom w:w="15" w:type="dxa"/>
-            </w:tcMar>
-            <w:tcW w:w="547" w:type="dxa"/>
+            <w:tcW w:w="746" w:type="dxa"/>
             <w:vAlign w:val="center"/>
           </w:tcPr>
           <w:p>
@@ -13913,7 +13793,7 @@
                 <w:color w:val="000000"/>
                 <w:sz w:val="24"/>
               </w:rPr>
-              <w:t xml:space="preserve">US06</w:t>
+              <w:t xml:space="preserve">US08</w:t>
             </w:r>
             <w:r>
               <w:rPr>
@@ -13935,12 +13815,6 @@
               <w:bottom w:val="single" w:color="000000" w:sz="4" w:space="0"/>
               <w:right w:val="single" w:color="000000" w:sz="4" w:space="0"/>
             </w:tcBorders>
-            <w:tcMar>
-              <w:left w:w="15" w:type="dxa"/>
-              <w:top w:w="15" w:type="dxa"/>
-              <w:right w:w="15" w:type="dxa"/>
-              <w:bottom w:w="15" w:type="dxa"/>
-            </w:tcMar>
             <w:tcW w:w="7621" w:type="dxa"/>
             <w:vAlign w:val="center"/>
           </w:tcPr>
@@ -13959,53 +13833,7 @@
                 <w:color w:val="000000"/>
                 <w:sz w:val="24"/>
               </w:rPr>
-              <w:t xml:space="preserve">En tant que DAF, je veux gérer les rubriques budgétaires</w:t>
-            </w:r>
-            <w:r>
-              <w:rPr>
-                <w:rFonts w:ascii="Garamond" w:hAnsi="Garamond" w:cs="Garamond"/>
-              </w:rPr>
-            </w:r>
-            <w:r>
-              <w:rPr>
-                <w:rFonts w:ascii="Garamond" w:hAnsi="Garamond" w:cs="Garamond"/>
-              </w:rPr>
-            </w:r>
-          </w:p>
-        </w:tc>
-        <w:tc>
-          <w:tcPr>
-            <w:tcBorders>
-              <w:top w:val="single" w:color="000000" w:sz="4" w:space="0"/>
-              <w:left w:val="single" w:color="000000" w:sz="4" w:space="0"/>
-              <w:bottom w:val="single" w:color="000000" w:sz="4" w:space="0"/>
-              <w:right w:val="single" w:color="000000" w:sz="4" w:space="0"/>
-            </w:tcBorders>
-            <w:tcMar>
-              <w:left w:w="15" w:type="dxa"/>
-              <w:top w:w="15" w:type="dxa"/>
-              <w:right w:w="15" w:type="dxa"/>
-              <w:bottom w:w="15" w:type="dxa"/>
-            </w:tcMar>
-            <w:tcW w:w="907" w:type="dxa"/>
-            <w:vAlign w:val="center"/>
-          </w:tcPr>
-          <w:p>
-            <w:pPr>
-              <w:pBdr/>
-              <w:spacing w:after="0" w:before="0" w:line="240" w:lineRule="auto"/>
-              <w:ind/>
-              <w:rPr>
-                <w:rFonts w:ascii="Garamond" w:hAnsi="Garamond" w:cs="Garamond"/>
-              </w:rPr>
-            </w:pPr>
-            <w:r>
-              <w:rPr>
-                <w:rFonts w:ascii="Garamond" w:hAnsi="Garamond" w:eastAsia="Garamond" w:cs="Garamond"/>
-                <w:color w:val="000000"/>
-                <w:sz w:val="24"/>
-              </w:rPr>
-              <w:t xml:space="preserve">Haute</w:t>
+              <w:t xml:space="preserve">En tant que porteur, je veux soumettre une demande de dépense</w:t>
             </w:r>
             <w:r>
               <w:rPr>
@@ -14030,13 +13858,7 @@
               <w:bottom w:val="single" w:color="000000" w:sz="4" w:space="0"/>
               <w:right w:val="single" w:color="000000" w:sz="4" w:space="0"/>
             </w:tcBorders>
-            <w:tcMar>
-              <w:left w:w="15" w:type="dxa"/>
-              <w:top w:w="15" w:type="dxa"/>
-              <w:right w:w="15" w:type="dxa"/>
-              <w:bottom w:w="15" w:type="dxa"/>
-            </w:tcMar>
-            <w:tcW w:w="547" w:type="dxa"/>
+            <w:tcW w:w="746" w:type="dxa"/>
             <w:vAlign w:val="center"/>
           </w:tcPr>
           <w:p>
@@ -14054,7 +13876,7 @@
                 <w:color w:val="000000"/>
                 <w:sz w:val="24"/>
               </w:rPr>
-              <w:t xml:space="preserve">US07</w:t>
+              <w:t xml:space="preserve">US09</w:t>
             </w:r>
             <w:r>
               <w:rPr>
@@ -14076,12 +13898,6 @@
               <w:bottom w:val="single" w:color="000000" w:sz="4" w:space="0"/>
               <w:right w:val="single" w:color="000000" w:sz="4" w:space="0"/>
             </w:tcBorders>
-            <w:tcMar>
-              <w:left w:w="15" w:type="dxa"/>
-              <w:top w:w="15" w:type="dxa"/>
-              <w:right w:w="15" w:type="dxa"/>
-              <w:bottom w:w="15" w:type="dxa"/>
-            </w:tcMar>
             <w:tcW w:w="7621" w:type="dxa"/>
             <w:vAlign w:val="center"/>
           </w:tcPr>
@@ -14100,53 +13916,7 @@
                 <w:color w:val="000000"/>
                 <w:sz w:val="24"/>
               </w:rPr>
-              <w:t xml:space="preserve">En tant que DAF, je veux enregistrer un mouvement financier</w:t>
-            </w:r>
-            <w:r>
-              <w:rPr>
-                <w:rFonts w:ascii="Garamond" w:hAnsi="Garamond" w:cs="Garamond"/>
-              </w:rPr>
-            </w:r>
-            <w:r>
-              <w:rPr>
-                <w:rFonts w:ascii="Garamond" w:hAnsi="Garamond" w:cs="Garamond"/>
-              </w:rPr>
-            </w:r>
-          </w:p>
-        </w:tc>
-        <w:tc>
-          <w:tcPr>
-            <w:tcBorders>
-              <w:top w:val="single" w:color="000000" w:sz="4" w:space="0"/>
-              <w:left w:val="single" w:color="000000" w:sz="4" w:space="0"/>
-              <w:bottom w:val="single" w:color="000000" w:sz="4" w:space="0"/>
-              <w:right w:val="single" w:color="000000" w:sz="4" w:space="0"/>
-            </w:tcBorders>
-            <w:tcMar>
-              <w:left w:w="15" w:type="dxa"/>
-              <w:top w:w="15" w:type="dxa"/>
-              <w:right w:w="15" w:type="dxa"/>
-              <w:bottom w:w="15" w:type="dxa"/>
-            </w:tcMar>
-            <w:tcW w:w="907" w:type="dxa"/>
-            <w:vAlign w:val="center"/>
-          </w:tcPr>
-          <w:p>
-            <w:pPr>
-              <w:pBdr/>
-              <w:spacing w:after="0" w:before="0" w:line="240" w:lineRule="auto"/>
-              <w:ind/>
-              <w:rPr>
-                <w:rFonts w:ascii="Garamond" w:hAnsi="Garamond" w:cs="Garamond"/>
-              </w:rPr>
-            </w:pPr>
-            <w:r>
-              <w:rPr>
-                <w:rFonts w:ascii="Garamond" w:hAnsi="Garamond" w:eastAsia="Garamond" w:cs="Garamond"/>
-                <w:color w:val="000000"/>
-                <w:sz w:val="24"/>
-              </w:rPr>
-              <w:t xml:space="preserve">Haute</w:t>
+              <w:t xml:space="preserve">En tant qu'agent financier, je veux traiter une demande de dépense</w:t>
             </w:r>
             <w:r>
               <w:rPr>
@@ -14171,13 +13941,7 @@
               <w:bottom w:val="single" w:color="000000" w:sz="4" w:space="0"/>
               <w:right w:val="single" w:color="000000" w:sz="4" w:space="0"/>
             </w:tcBorders>
-            <w:tcMar>
-              <w:left w:w="15" w:type="dxa"/>
-              <w:top w:w="15" w:type="dxa"/>
-              <w:right w:w="15" w:type="dxa"/>
-              <w:bottom w:w="15" w:type="dxa"/>
-            </w:tcMar>
-            <w:tcW w:w="547" w:type="dxa"/>
+            <w:tcW w:w="746" w:type="dxa"/>
             <w:vAlign w:val="center"/>
           </w:tcPr>
           <w:p>
@@ -14195,7 +13959,7 @@
                 <w:color w:val="000000"/>
                 <w:sz w:val="24"/>
               </w:rPr>
-              <w:t xml:space="preserve">US08</w:t>
+              <w:t xml:space="preserve">US10</w:t>
             </w:r>
             <w:r>
               <w:rPr>
@@ -14217,12 +13981,6 @@
               <w:bottom w:val="single" w:color="000000" w:sz="4" w:space="0"/>
               <w:right w:val="single" w:color="000000" w:sz="4" w:space="0"/>
             </w:tcBorders>
-            <w:tcMar>
-              <w:left w:w="15" w:type="dxa"/>
-              <w:top w:w="15" w:type="dxa"/>
-              <w:right w:w="15" w:type="dxa"/>
-              <w:bottom w:w="15" w:type="dxa"/>
-            </w:tcMar>
             <w:tcW w:w="7621" w:type="dxa"/>
             <w:vAlign w:val="center"/>
           </w:tcPr>
@@ -14241,53 +13999,7 @@
                 <w:color w:val="000000"/>
                 <w:sz w:val="24"/>
               </w:rPr>
-              <w:t xml:space="preserve">En tant que porteur, je veux soumettre une demande de dépense</w:t>
-            </w:r>
-            <w:r>
-              <w:rPr>
-                <w:rFonts w:ascii="Garamond" w:hAnsi="Garamond" w:cs="Garamond"/>
-              </w:rPr>
-            </w:r>
-            <w:r>
-              <w:rPr>
-                <w:rFonts w:ascii="Garamond" w:hAnsi="Garamond" w:cs="Garamond"/>
-              </w:rPr>
-            </w:r>
-          </w:p>
-        </w:tc>
-        <w:tc>
-          <w:tcPr>
-            <w:tcBorders>
-              <w:top w:val="single" w:color="000000" w:sz="4" w:space="0"/>
-              <w:left w:val="single" w:color="000000" w:sz="4" w:space="0"/>
-              <w:bottom w:val="single" w:color="000000" w:sz="4" w:space="0"/>
-              <w:right w:val="single" w:color="000000" w:sz="4" w:space="0"/>
-            </w:tcBorders>
-            <w:tcMar>
-              <w:left w:w="15" w:type="dxa"/>
-              <w:top w:w="15" w:type="dxa"/>
-              <w:right w:w="15" w:type="dxa"/>
-              <w:bottom w:w="15" w:type="dxa"/>
-            </w:tcMar>
-            <w:tcW w:w="907" w:type="dxa"/>
-            <w:vAlign w:val="center"/>
-          </w:tcPr>
-          <w:p>
-            <w:pPr>
-              <w:pBdr/>
-              <w:spacing w:after="0" w:before="0" w:line="240" w:lineRule="auto"/>
-              <w:ind/>
-              <w:rPr>
-                <w:rFonts w:ascii="Garamond" w:hAnsi="Garamond" w:cs="Garamond"/>
-              </w:rPr>
-            </w:pPr>
-            <w:r>
-              <w:rPr>
-                <w:rFonts w:ascii="Garamond" w:hAnsi="Garamond" w:eastAsia="Garamond" w:cs="Garamond"/>
-                <w:color w:val="000000"/>
-                <w:sz w:val="24"/>
-              </w:rPr>
-              <w:t xml:space="preserve">Haute</w:t>
+              <w:t xml:space="preserve">En tant qu'AC, je veux enregistrer un paiement</w:t>
             </w:r>
             <w:r>
               <w:rPr>
@@ -14312,13 +14024,7 @@
               <w:bottom w:val="single" w:color="000000" w:sz="4" w:space="0"/>
               <w:right w:val="single" w:color="000000" w:sz="4" w:space="0"/>
             </w:tcBorders>
-            <w:tcMar>
-              <w:left w:w="15" w:type="dxa"/>
-              <w:top w:w="15" w:type="dxa"/>
-              <w:right w:w="15" w:type="dxa"/>
-              <w:bottom w:w="15" w:type="dxa"/>
-            </w:tcMar>
-            <w:tcW w:w="547" w:type="dxa"/>
+            <w:tcW w:w="746" w:type="dxa"/>
             <w:vAlign w:val="center"/>
           </w:tcPr>
           <w:p>
@@ -14336,7 +14042,7 @@
                 <w:color w:val="000000"/>
                 <w:sz w:val="24"/>
               </w:rPr>
-              <w:t xml:space="preserve">US09</w:t>
+              <w:t xml:space="preserve">US11</w:t>
             </w:r>
             <w:r>
               <w:rPr>
@@ -14358,12 +14064,6 @@
               <w:bottom w:val="single" w:color="000000" w:sz="4" w:space="0"/>
               <w:right w:val="single" w:color="000000" w:sz="4" w:space="0"/>
             </w:tcBorders>
-            <w:tcMar>
-              <w:left w:w="15" w:type="dxa"/>
-              <w:top w:w="15" w:type="dxa"/>
-              <w:right w:w="15" w:type="dxa"/>
-              <w:bottom w:w="15" w:type="dxa"/>
-            </w:tcMar>
             <w:tcW w:w="7621" w:type="dxa"/>
             <w:vAlign w:val="center"/>
           </w:tcPr>
@@ -14382,53 +14082,7 @@
                 <w:color w:val="000000"/>
                 <w:sz w:val="24"/>
               </w:rPr>
-              <w:t xml:space="preserve">En tant qu'agent financier, je veux traiter une demande de dépense</w:t>
-            </w:r>
-            <w:r>
-              <w:rPr>
-                <w:rFonts w:ascii="Garamond" w:hAnsi="Garamond" w:cs="Garamond"/>
-              </w:rPr>
-            </w:r>
-            <w:r>
-              <w:rPr>
-                <w:rFonts w:ascii="Garamond" w:hAnsi="Garamond" w:cs="Garamond"/>
-              </w:rPr>
-            </w:r>
-          </w:p>
-        </w:tc>
-        <w:tc>
-          <w:tcPr>
-            <w:tcBorders>
-              <w:top w:val="single" w:color="000000" w:sz="4" w:space="0"/>
-              <w:left w:val="single" w:color="000000" w:sz="4" w:space="0"/>
-              <w:bottom w:val="single" w:color="000000" w:sz="4" w:space="0"/>
-              <w:right w:val="single" w:color="000000" w:sz="4" w:space="0"/>
-            </w:tcBorders>
-            <w:tcMar>
-              <w:left w:w="15" w:type="dxa"/>
-              <w:top w:w="15" w:type="dxa"/>
-              <w:right w:w="15" w:type="dxa"/>
-              <w:bottom w:w="15" w:type="dxa"/>
-            </w:tcMar>
-            <w:tcW w:w="907" w:type="dxa"/>
-            <w:vAlign w:val="center"/>
-          </w:tcPr>
-          <w:p>
-            <w:pPr>
-              <w:pBdr/>
-              <w:spacing w:after="0" w:before="0" w:line="240" w:lineRule="auto"/>
-              <w:ind/>
-              <w:rPr>
-                <w:rFonts w:ascii="Garamond" w:hAnsi="Garamond" w:cs="Garamond"/>
-              </w:rPr>
-            </w:pPr>
-            <w:r>
-              <w:rPr>
-                <w:rFonts w:ascii="Garamond" w:hAnsi="Garamond" w:eastAsia="Garamond" w:cs="Garamond"/>
-                <w:color w:val="000000"/>
-                <w:sz w:val="24"/>
-              </w:rPr>
-              <w:t xml:space="preserve">Haute</w:t>
+              <w:t xml:space="preserve">En tant que porteur, je veux déposer un rapport d'exécution</w:t>
             </w:r>
             <w:r>
               <w:rPr>
@@ -14453,13 +14107,7 @@
               <w:bottom w:val="single" w:color="000000" w:sz="4" w:space="0"/>
               <w:right w:val="single" w:color="000000" w:sz="4" w:space="0"/>
             </w:tcBorders>
-            <w:tcMar>
-              <w:left w:w="15" w:type="dxa"/>
-              <w:top w:w="15" w:type="dxa"/>
-              <w:right w:w="15" w:type="dxa"/>
-              <w:bottom w:w="15" w:type="dxa"/>
-            </w:tcMar>
-            <w:tcW w:w="547" w:type="dxa"/>
+            <w:tcW w:w="746" w:type="dxa"/>
             <w:vAlign w:val="center"/>
           </w:tcPr>
           <w:p>
@@ -14477,7 +14125,7 @@
                 <w:color w:val="000000"/>
                 <w:sz w:val="24"/>
               </w:rPr>
-              <w:t xml:space="preserve">US10</w:t>
+              <w:t xml:space="preserve">US12</w:t>
             </w:r>
             <w:r>
               <w:rPr>
@@ -14499,12 +14147,6 @@
               <w:bottom w:val="single" w:color="000000" w:sz="4" w:space="0"/>
               <w:right w:val="single" w:color="000000" w:sz="4" w:space="0"/>
             </w:tcBorders>
-            <w:tcMar>
-              <w:left w:w="15" w:type="dxa"/>
-              <w:top w:w="15" w:type="dxa"/>
-              <w:right w:w="15" w:type="dxa"/>
-              <w:bottom w:w="15" w:type="dxa"/>
-            </w:tcMar>
             <w:tcW w:w="7621" w:type="dxa"/>
             <w:vAlign w:val="center"/>
           </w:tcPr>
@@ -14523,53 +14165,7 @@
                 <w:color w:val="000000"/>
                 <w:sz w:val="24"/>
               </w:rPr>
-              <w:t xml:space="preserve">En tant qu'AC, je veux enregistrer un paiement</w:t>
-            </w:r>
-            <w:r>
-              <w:rPr>
-                <w:rFonts w:ascii="Garamond" w:hAnsi="Garamond" w:cs="Garamond"/>
-              </w:rPr>
-            </w:r>
-            <w:r>
-              <w:rPr>
-                <w:rFonts w:ascii="Garamond" w:hAnsi="Garamond" w:cs="Garamond"/>
-              </w:rPr>
-            </w:r>
-          </w:p>
-        </w:tc>
-        <w:tc>
-          <w:tcPr>
-            <w:tcBorders>
-              <w:top w:val="single" w:color="000000" w:sz="4" w:space="0"/>
-              <w:left w:val="single" w:color="000000" w:sz="4" w:space="0"/>
-              <w:bottom w:val="single" w:color="000000" w:sz="4" w:space="0"/>
-              <w:right w:val="single" w:color="000000" w:sz="4" w:space="0"/>
-            </w:tcBorders>
-            <w:tcMar>
-              <w:left w:w="15" w:type="dxa"/>
-              <w:top w:w="15" w:type="dxa"/>
-              <w:right w:w="15" w:type="dxa"/>
-              <w:bottom w:w="15" w:type="dxa"/>
-            </w:tcMar>
-            <w:tcW w:w="907" w:type="dxa"/>
-            <w:vAlign w:val="center"/>
-          </w:tcPr>
-          <w:p>
-            <w:pPr>
-              <w:pBdr/>
-              <w:spacing w:after="0" w:before="0" w:line="240" w:lineRule="auto"/>
-              <w:ind/>
-              <w:rPr>
-                <w:rFonts w:ascii="Garamond" w:hAnsi="Garamond" w:cs="Garamond"/>
-              </w:rPr>
-            </w:pPr>
-            <w:r>
-              <w:rPr>
-                <w:rFonts w:ascii="Garamond" w:hAnsi="Garamond" w:eastAsia="Garamond" w:cs="Garamond"/>
-                <w:color w:val="000000"/>
-                <w:sz w:val="24"/>
-              </w:rPr>
-              <w:t xml:space="preserve">Haute</w:t>
+              <w:t xml:space="preserve">En tant qu'agent financier, je veux traiter un rapport d'exécution</w:t>
             </w:r>
             <w:r>
               <w:rPr>
@@ -14594,13 +14190,7 @@
               <w:bottom w:val="single" w:color="000000" w:sz="4" w:space="0"/>
               <w:right w:val="single" w:color="000000" w:sz="4" w:space="0"/>
             </w:tcBorders>
-            <w:tcMar>
-              <w:left w:w="15" w:type="dxa"/>
-              <w:top w:w="15" w:type="dxa"/>
-              <w:right w:w="15" w:type="dxa"/>
-              <w:bottom w:w="15" w:type="dxa"/>
-            </w:tcMar>
-            <w:tcW w:w="547" w:type="dxa"/>
+            <w:tcW w:w="746" w:type="dxa"/>
             <w:vAlign w:val="center"/>
           </w:tcPr>
           <w:p>
@@ -14618,7 +14208,7 @@
                 <w:color w:val="000000"/>
                 <w:sz w:val="24"/>
               </w:rPr>
-              <w:t xml:space="preserve">US11</w:t>
+              <w:t xml:space="preserve">US13</w:t>
             </w:r>
             <w:r>
               <w:rPr>
@@ -14640,12 +14230,6 @@
               <w:bottom w:val="single" w:color="000000" w:sz="4" w:space="0"/>
               <w:right w:val="single" w:color="000000" w:sz="4" w:space="0"/>
             </w:tcBorders>
-            <w:tcMar>
-              <w:left w:w="15" w:type="dxa"/>
-              <w:top w:w="15" w:type="dxa"/>
-              <w:right w:w="15" w:type="dxa"/>
-              <w:bottom w:w="15" w:type="dxa"/>
-            </w:tcMar>
             <w:tcW w:w="7621" w:type="dxa"/>
             <w:vAlign w:val="center"/>
           </w:tcPr>
@@ -14664,1055 +14248,1011 @@
                 <w:color w:val="000000"/>
                 <w:sz w:val="24"/>
               </w:rPr>
-              <w:t xml:space="preserve">En tant que porteur, je veux déposer un rapport d'exécution</w:t>
-            </w:r>
-            <w:r>
-              <w:rPr>
-                <w:rFonts w:ascii="Garamond" w:hAnsi="Garamond" w:cs="Garamond"/>
-              </w:rPr>
-            </w:r>
-            <w:r>
-              <w:rPr>
-                <w:rFonts w:ascii="Garamond" w:hAnsi="Garamond" w:cs="Garamond"/>
-              </w:rPr>
-            </w:r>
+              <w:t xml:space="preserve">En tant que DAF, je veux clôturer un projet</w:t>
+            </w:r>
+            <w:r>
+              <w:rPr>
+                <w:rFonts w:ascii="Garamond" w:hAnsi="Garamond" w:cs="Garamond"/>
+              </w:rPr>
+            </w:r>
+            <w:r>
+              <w:rPr>
+                <w:rFonts w:ascii="Garamond" w:hAnsi="Garamond" w:cs="Garamond"/>
+              </w:rPr>
+            </w:r>
+          </w:p>
+        </w:tc>
+      </w:tr>
+    </w:tbl>
+    <w:p>
+      <w:pPr>
+        <w:pBdr>
+          <w:top w:val="none" w:color="000000" w:sz="4" w:space="0"/>
+          <w:left w:val="none" w:color="000000" w:sz="4" w:space="0"/>
+          <w:bottom w:val="none" w:color="000000" w:sz="4" w:space="0"/>
+          <w:right w:val="none" w:color="000000" w:sz="4" w:space="0"/>
+        </w:pBdr>
+        <w:spacing/>
+        <w:ind w:right="0" w:firstLine="0" w:left="0"/>
+        <w:rPr>
+          <w:rFonts w:ascii="Garamond" w:hAnsi="Garamond" w:cs="Garamond"/>
+          <w:highlight w:val="none"/>
+        </w:rPr>
+      </w:pPr>
+      <w:r>
+        <w:rPr>
+          <w:rFonts w:ascii="Garamond" w:hAnsi="Garamond" w:cs="Garamond"/>
+          <w:highlight w:val="none"/>
+        </w:rPr>
+      </w:r>
+      <w:r>
+        <w:rPr>
+          <w:rFonts w:ascii="Garamond" w:hAnsi="Garamond" w:cs="Garamond"/>
+          <w:highlight w:val="none"/>
+        </w:rPr>
+      </w:r>
+      <w:r>
+        <w:rPr>
+          <w:rFonts w:ascii="Garamond" w:hAnsi="Garamond" w:cs="Garamond"/>
+          <w:highlight w:val="none"/>
+        </w:rPr>
+      </w:r>
+    </w:p>
+    <w:p>
+      <w:pPr>
+        <w:pBdr>
+          <w:top w:val="none" w:color="000000" w:sz="4" w:space="0"/>
+          <w:left w:val="none" w:color="000000" w:sz="4" w:space="0"/>
+          <w:bottom w:val="none" w:color="000000" w:sz="4" w:space="0"/>
+          <w:right w:val="none" w:color="000000" w:sz="4" w:space="0"/>
+        </w:pBdr>
+        <w:spacing/>
+        <w:ind w:right="0" w:firstLine="0" w:left="0"/>
+        <w:rPr>
+          <w:rFonts w:ascii="Garamond" w:hAnsi="Garamond" w:cs="Garamond"/>
+          <w:highlight w:val="none"/>
+        </w:rPr>
+      </w:pPr>
+      <w:r>
+        <w:rPr>
+          <w:rFonts w:ascii="Garamond" w:hAnsi="Garamond" w:cs="Garamond"/>
+          <w:highlight w:val="none"/>
+        </w:rPr>
+        <w:t xml:space="preserve">Moyenne priorite</w:t>
+      </w:r>
+      <w:r>
+        <w:rPr>
+          <w:rFonts w:ascii="Garamond" w:hAnsi="Garamond" w:cs="Garamond"/>
+          <w:highlight w:val="none"/>
+        </w:rPr>
+      </w:r>
+    </w:p>
+    <w:tbl>
+      <w:tblPr>
+        <w:tblStyle w:val="701"/>
+        <w:tblW w:w="0" w:type="auto"/>
+        <w:tblBorders/>
+        <w:tblLayout w:type="fixed"/>
+        <w:tblLook w:val="04A0" w:firstRow="1" w:lastRow="0" w:firstColumn="1" w:lastColumn="0" w:noHBand="0" w:noVBand="1"/>
+      </w:tblPr>
+      <w:tblGrid>
+        <w:gridCol w:w="945"/>
+        <w:gridCol w:w="8409"/>
+      </w:tblGrid>
+      <w:tr>
+        <w:trPr>
+          <w:trHeight w:val="567"/>
+        </w:trPr>
+        <w:tc>
+          <w:tcPr>
+            <w:shd w:val="clear" w:color="ffffff" w:fill="ffffff"/>
+            <w:tcBorders>
+              <w:top w:val="single" w:color="000000" w:sz="6" w:space="0"/>
+              <w:left w:val="single" w:color="000000" w:sz="6" w:space="0"/>
+              <w:bottom w:val="single" w:color="000000" w:sz="6" w:space="0"/>
+              <w:right w:val="single" w:color="000000" w:sz="6" w:space="0"/>
+            </w:tcBorders>
+            <w:tcMar>
+              <w:left w:w="0" w:type="dxa"/>
+              <w:top w:w="0" w:type="dxa"/>
+              <w:right w:w="0" w:type="dxa"/>
+              <w:bottom w:w="0" w:type="dxa"/>
+            </w:tcMar>
+            <w:tcW w:w="945" w:type="dxa"/>
+            <w:vAlign w:val="center"/>
+          </w:tcPr>
+          <w:p>
+            <w:pPr>
+              <w:pBdr/>
+              <w:spacing/>
+              <w:ind/>
+              <w:jc w:val="center"/>
+              <w:rPr/>
+            </w:pPr>
+            <w:r>
+              <w:rPr>
+                <w:rFonts w:ascii="Garamond" w:hAnsi="Garamond" w:eastAsia="Garamond" w:cs="Garamond"/>
+                <w:b/>
+                <w:i w:val="0"/>
+                <w:strike w:val="0"/>
+                <w:color w:val="000000"/>
+                <w:sz w:val="24"/>
+                <w:u w:val="none"/>
+                <w:vertAlign w:val="baseline"/>
+              </w:rPr>
+              <w:t xml:space="preserve">N°</w:t>
+            </w:r>
+            <w:r/>
+            <w:r/>
+          </w:p>
+        </w:tc>
+        <w:tc>
+          <w:tcPr>
+            <w:shd w:val="clear" w:color="ffffff" w:fill="ffffff"/>
+            <w:tcBorders>
+              <w:top w:val="single" w:color="000000" w:sz="6" w:space="0"/>
+              <w:left w:val="single" w:color="000000" w:sz="6" w:space="0"/>
+              <w:bottom w:val="single" w:color="000000" w:sz="6" w:space="0"/>
+              <w:right w:val="single" w:color="000000" w:sz="6" w:space="0"/>
+            </w:tcBorders>
+            <w:tcMar>
+              <w:left w:w="0" w:type="dxa"/>
+              <w:top w:w="0" w:type="dxa"/>
+              <w:right w:w="0" w:type="dxa"/>
+              <w:bottom w:w="0" w:type="dxa"/>
+            </w:tcMar>
+            <w:tcW w:w="8409" w:type="dxa"/>
+            <w:vAlign w:val="center"/>
+          </w:tcPr>
+          <w:p>
+            <w:pPr>
+              <w:pBdr/>
+              <w:spacing/>
+              <w:ind/>
+              <w:jc w:val="center"/>
+              <w:rPr/>
+            </w:pPr>
+            <w:r>
+              <w:rPr>
+                <w:rFonts w:ascii="Garamond" w:hAnsi="Garamond" w:eastAsia="Garamond" w:cs="Garamond"/>
+                <w:b/>
+                <w:i w:val="0"/>
+                <w:strike w:val="0"/>
+                <w:color w:val="000000"/>
+                <w:sz w:val="24"/>
+                <w:u w:val="none"/>
+                <w:vertAlign w:val="baseline"/>
+              </w:rPr>
+              <w:t xml:space="preserve">User story</w:t>
+            </w:r>
+            <w:r/>
+            <w:r/>
+          </w:p>
+        </w:tc>
+      </w:tr>
+      <w:tr>
+        <w:trPr>
+          <w:trHeight w:val="567"/>
+        </w:trPr>
+        <w:tc>
+          <w:tcPr>
+            <w:tcBorders>
+              <w:top w:val="single" w:color="000000" w:sz="6" w:space="0"/>
+              <w:left w:val="single" w:color="000000" w:sz="6" w:space="0"/>
+              <w:bottom w:val="single" w:color="000000" w:sz="6" w:space="0"/>
+              <w:right w:val="single" w:color="000000" w:sz="6" w:space="0"/>
+            </w:tcBorders>
+            <w:tcMar>
+              <w:left w:w="0" w:type="dxa"/>
+              <w:top w:w="0" w:type="dxa"/>
+              <w:right w:w="0" w:type="dxa"/>
+              <w:bottom w:w="0" w:type="dxa"/>
+            </w:tcMar>
+            <w:tcW w:w="945" w:type="dxa"/>
+            <w:vAlign w:val="center"/>
+          </w:tcPr>
+          <w:p>
+            <w:pPr>
+              <w:pBdr/>
+              <w:spacing/>
+              <w:ind/>
+              <w:jc w:val="left"/>
+              <w:rPr/>
+            </w:pPr>
+            <w:r>
+              <w:rPr>
+                <w:rFonts w:ascii="Garamond" w:hAnsi="Garamond" w:eastAsia="Garamond" w:cs="Garamond"/>
+                <w:b/>
+                <w:i w:val="0"/>
+                <w:strike w:val="0"/>
+                <w:color w:val="000000"/>
+                <w:sz w:val="24"/>
+                <w:u w:val="none"/>
+                <w:vertAlign w:val="baseline"/>
+              </w:rPr>
+              <w:t xml:space="preserve">US03</w:t>
+            </w:r>
+            <w:r/>
+            <w:r/>
           </w:p>
         </w:tc>
         <w:tc>
           <w:tcPr>
             <w:tcBorders>
-              <w:top w:val="single" w:color="000000" w:sz="4" w:space="0"/>
-              <w:left w:val="single" w:color="000000" w:sz="4" w:space="0"/>
-              <w:bottom w:val="single" w:color="000000" w:sz="4" w:space="0"/>
-              <w:right w:val="single" w:color="000000" w:sz="4" w:space="0"/>
+              <w:top w:val="single" w:color="000000" w:sz="6" w:space="0"/>
+              <w:left w:val="single" w:color="000000" w:sz="6" w:space="0"/>
+              <w:bottom w:val="single" w:color="000000" w:sz="6" w:space="0"/>
+              <w:right w:val="single" w:color="000000" w:sz="6" w:space="0"/>
             </w:tcBorders>
             <w:tcMar>
-              <w:left w:w="15" w:type="dxa"/>
-              <w:top w:w="15" w:type="dxa"/>
-              <w:right w:w="15" w:type="dxa"/>
-              <w:bottom w:w="15" w:type="dxa"/>
+              <w:left w:w="0" w:type="dxa"/>
+              <w:top w:w="0" w:type="dxa"/>
+              <w:right w:w="0" w:type="dxa"/>
+              <w:bottom w:w="0" w:type="dxa"/>
             </w:tcMar>
-            <w:tcW w:w="907" w:type="dxa"/>
+            <w:tcW w:w="8409" w:type="dxa"/>
             <w:vAlign w:val="center"/>
           </w:tcPr>
           <w:p>
             <w:pPr>
               <w:pBdr/>
-              <w:spacing w:after="0" w:before="0" w:line="240" w:lineRule="auto"/>
+              <w:spacing/>
               <w:ind/>
-              <w:rPr>
-                <w:rFonts w:ascii="Garamond" w:hAnsi="Garamond" w:cs="Garamond"/>
-              </w:rPr>
+              <w:jc w:val="left"/>
+              <w:rPr/>
             </w:pPr>
             <w:r>
               <w:rPr>
                 <w:rFonts w:ascii="Garamond" w:hAnsi="Garamond" w:eastAsia="Garamond" w:cs="Garamond"/>
+                <w:b w:val="0"/>
+                <w:i w:val="0"/>
+                <w:strike w:val="0"/>
                 <w:color w:val="000000"/>
                 <w:sz w:val="24"/>
-              </w:rPr>
-              <w:t xml:space="preserve">Haute</w:t>
-            </w:r>
-            <w:r>
-              <w:rPr>
-                <w:rFonts w:ascii="Garamond" w:hAnsi="Garamond" w:cs="Garamond"/>
-              </w:rPr>
-            </w:r>
-            <w:r>
-              <w:rPr>
-                <w:rFonts w:ascii="Garamond" w:hAnsi="Garamond" w:cs="Garamond"/>
-              </w:rPr>
-            </w:r>
+                <w:u w:val="none"/>
+                <w:vertAlign w:val="baseline"/>
+              </w:rPr>
+              <w:t xml:space="preserve">En tant qu'administrateur, je veux consulter le journal d'audit</w:t>
+            </w:r>
+            <w:r/>
+            <w:r/>
           </w:p>
         </w:tc>
       </w:tr>
       <w:tr>
-        <w:trPr/>
+        <w:trPr>
+          <w:trHeight w:val="567"/>
+        </w:trPr>
         <w:tc>
           <w:tcPr>
             <w:tcBorders>
-              <w:top w:val="single" w:color="000000" w:sz="4" w:space="0"/>
-              <w:left w:val="single" w:color="000000" w:sz="4" w:space="0"/>
-              <w:bottom w:val="single" w:color="000000" w:sz="4" w:space="0"/>
-              <w:right w:val="single" w:color="000000" w:sz="4" w:space="0"/>
+              <w:top w:val="single" w:color="000000" w:sz="6" w:space="0"/>
+              <w:left w:val="single" w:color="000000" w:sz="6" w:space="0"/>
+              <w:bottom w:val="single" w:color="000000" w:sz="6" w:space="0"/>
+              <w:right w:val="single" w:color="000000" w:sz="6" w:space="0"/>
             </w:tcBorders>
             <w:tcMar>
-              <w:left w:w="15" w:type="dxa"/>
-              <w:top w:w="15" w:type="dxa"/>
-              <w:right w:w="15" w:type="dxa"/>
-              <w:bottom w:w="15" w:type="dxa"/>
+              <w:left w:w="0" w:type="dxa"/>
+              <w:top w:w="0" w:type="dxa"/>
+              <w:right w:w="0" w:type="dxa"/>
+              <w:bottom w:w="0" w:type="dxa"/>
             </w:tcMar>
-            <w:tcW w:w="547" w:type="dxa"/>
+            <w:tcW w:w="945" w:type="dxa"/>
             <w:vAlign w:val="center"/>
           </w:tcPr>
           <w:p>
             <w:pPr>
               <w:pBdr/>
-              <w:spacing w:after="0" w:before="0" w:line="240" w:lineRule="auto"/>
+              <w:spacing/>
               <w:ind/>
-              <w:rPr>
-                <w:rFonts w:ascii="Garamond" w:hAnsi="Garamond" w:cs="Garamond"/>
-              </w:rPr>
+              <w:jc w:val="left"/>
+              <w:rPr/>
             </w:pPr>
             <w:r>
               <w:rPr>
                 <w:rFonts w:ascii="Garamond" w:hAnsi="Garamond" w:eastAsia="Garamond" w:cs="Garamond"/>
+                <w:b/>
+                <w:i w:val="0"/>
+                <w:strike w:val="0"/>
                 <w:color w:val="000000"/>
                 <w:sz w:val="24"/>
-              </w:rPr>
-              <w:t xml:space="preserve">US12</w:t>
-            </w:r>
-            <w:r>
-              <w:rPr>
-                <w:rFonts w:ascii="Garamond" w:hAnsi="Garamond" w:cs="Garamond"/>
-              </w:rPr>
-            </w:r>
-            <w:r>
-              <w:rPr>
-                <w:rFonts w:ascii="Garamond" w:hAnsi="Garamond" w:cs="Garamond"/>
-              </w:rPr>
-            </w:r>
+                <w:u w:val="none"/>
+                <w:vertAlign w:val="baseline"/>
+              </w:rPr>
+              <w:t xml:space="preserve">US14</w:t>
+            </w:r>
+            <w:r/>
+            <w:r/>
           </w:p>
         </w:tc>
         <w:tc>
           <w:tcPr>
             <w:tcBorders>
-              <w:top w:val="single" w:color="000000" w:sz="4" w:space="0"/>
-              <w:left w:val="single" w:color="000000" w:sz="4" w:space="0"/>
-              <w:bottom w:val="single" w:color="000000" w:sz="4" w:space="0"/>
-              <w:right w:val="single" w:color="000000" w:sz="4" w:space="0"/>
+              <w:top w:val="single" w:color="000000" w:sz="6" w:space="0"/>
+              <w:left w:val="single" w:color="000000" w:sz="6" w:space="0"/>
+              <w:bottom w:val="single" w:color="000000" w:sz="6" w:space="0"/>
+              <w:right w:val="single" w:color="000000" w:sz="6" w:space="0"/>
             </w:tcBorders>
             <w:tcMar>
-              <w:left w:w="15" w:type="dxa"/>
-              <w:top w:w="15" w:type="dxa"/>
-              <w:right w:w="15" w:type="dxa"/>
-              <w:bottom w:w="15" w:type="dxa"/>
+              <w:left w:w="0" w:type="dxa"/>
+              <w:top w:w="0" w:type="dxa"/>
+              <w:right w:w="0" w:type="dxa"/>
+              <w:bottom w:w="0" w:type="dxa"/>
             </w:tcMar>
-            <w:tcW w:w="7621" w:type="dxa"/>
+            <w:tcW w:w="8409" w:type="dxa"/>
             <w:vAlign w:val="center"/>
           </w:tcPr>
           <w:p>
             <w:pPr>
               <w:pBdr/>
-              <w:spacing w:after="0" w:before="0" w:line="240" w:lineRule="auto"/>
+              <w:spacing/>
               <w:ind/>
-              <w:rPr>
-                <w:rFonts w:ascii="Garamond" w:hAnsi="Garamond" w:cs="Garamond"/>
-              </w:rPr>
+              <w:jc w:val="left"/>
+              <w:rPr/>
             </w:pPr>
             <w:r>
               <w:rPr>
                 <w:rFonts w:ascii="Garamond" w:hAnsi="Garamond" w:eastAsia="Garamond" w:cs="Garamond"/>
+                <w:b w:val="0"/>
+                <w:i w:val="0"/>
+                <w:strike w:val="0"/>
                 <w:color w:val="000000"/>
                 <w:sz w:val="24"/>
-              </w:rPr>
-              <w:t xml:space="preserve">En tant qu'agent financier, je veux traiter un rapport d'exécution</w:t>
-            </w:r>
-            <w:r>
-              <w:rPr>
-                <w:rFonts w:ascii="Garamond" w:hAnsi="Garamond" w:cs="Garamond"/>
-              </w:rPr>
-            </w:r>
-            <w:r>
-              <w:rPr>
-                <w:rFonts w:ascii="Garamond" w:hAnsi="Garamond" w:cs="Garamond"/>
-              </w:rPr>
-            </w:r>
+                <w:u w:val="none"/>
+                <w:vertAlign w:val="baseline"/>
+              </w:rPr>
+              <w:t xml:space="preserve">En tant qu'agent financier, je veux consulter et exporter le bilan</w:t>
+            </w:r>
+            <w:r/>
+            <w:r/>
+          </w:p>
+        </w:tc>
+      </w:tr>
+      <w:tr>
+        <w:trPr>
+          <w:trHeight w:val="567"/>
+        </w:trPr>
+        <w:tc>
+          <w:tcPr>
+            <w:tcBorders>
+              <w:top w:val="single" w:color="000000" w:sz="6" w:space="0"/>
+              <w:left w:val="single" w:color="000000" w:sz="6" w:space="0"/>
+              <w:bottom w:val="single" w:color="000000" w:sz="6" w:space="0"/>
+              <w:right w:val="single" w:color="000000" w:sz="6" w:space="0"/>
+            </w:tcBorders>
+            <w:tcMar>
+              <w:left w:w="0" w:type="dxa"/>
+              <w:top w:w="0" w:type="dxa"/>
+              <w:right w:w="0" w:type="dxa"/>
+              <w:bottom w:w="0" w:type="dxa"/>
+            </w:tcMar>
+            <w:tcW w:w="945" w:type="dxa"/>
+            <w:vAlign w:val="center"/>
+          </w:tcPr>
+          <w:p>
+            <w:pPr>
+              <w:pBdr/>
+              <w:spacing/>
+              <w:ind/>
+              <w:jc w:val="left"/>
+              <w:rPr/>
+            </w:pPr>
+            <w:r>
+              <w:rPr>
+                <w:rFonts w:ascii="Garamond" w:hAnsi="Garamond" w:eastAsia="Garamond" w:cs="Garamond"/>
+                <w:b/>
+                <w:i w:val="0"/>
+                <w:strike w:val="0"/>
+                <w:color w:val="000000"/>
+                <w:sz w:val="24"/>
+                <w:u w:val="none"/>
+                <w:vertAlign w:val="baseline"/>
+              </w:rPr>
+              <w:t xml:space="preserve">US15</w:t>
+            </w:r>
+            <w:r/>
+            <w:r/>
           </w:p>
         </w:tc>
         <w:tc>
           <w:tcPr>
             <w:tcBorders>
-              <w:top w:val="single" w:color="000000" w:sz="4" w:space="0"/>
-              <w:left w:val="single" w:color="000000" w:sz="4" w:space="0"/>
-              <w:bottom w:val="single" w:color="000000" w:sz="4" w:space="0"/>
-              <w:right w:val="single" w:color="000000" w:sz="4" w:space="0"/>
+              <w:top w:val="single" w:color="000000" w:sz="6" w:space="0"/>
+              <w:left w:val="single" w:color="000000" w:sz="6" w:space="0"/>
+              <w:bottom w:val="single" w:color="000000" w:sz="6" w:space="0"/>
+              <w:right w:val="single" w:color="000000" w:sz="6" w:space="0"/>
             </w:tcBorders>
             <w:tcMar>
-              <w:left w:w="15" w:type="dxa"/>
-              <w:top w:w="15" w:type="dxa"/>
-              <w:right w:w="15" w:type="dxa"/>
-              <w:bottom w:w="15" w:type="dxa"/>
+              <w:left w:w="0" w:type="dxa"/>
+              <w:top w:w="0" w:type="dxa"/>
+              <w:right w:w="0" w:type="dxa"/>
+              <w:bottom w:w="0" w:type="dxa"/>
             </w:tcMar>
-            <w:tcW w:w="907" w:type="dxa"/>
+            <w:tcW w:w="8409" w:type="dxa"/>
             <w:vAlign w:val="center"/>
           </w:tcPr>
           <w:p>
             <w:pPr>
               <w:pBdr/>
-              <w:spacing w:after="0" w:before="0" w:line="240" w:lineRule="auto"/>
+              <w:spacing/>
               <w:ind/>
-              <w:rPr>
-                <w:rFonts w:ascii="Garamond" w:hAnsi="Garamond" w:cs="Garamond"/>
-              </w:rPr>
+              <w:jc w:val="left"/>
+              <w:rPr/>
             </w:pPr>
             <w:r>
               <w:rPr>
                 <w:rFonts w:ascii="Garamond" w:hAnsi="Garamond" w:eastAsia="Garamond" w:cs="Garamond"/>
+                <w:b w:val="0"/>
+                <w:i w:val="0"/>
+                <w:strike w:val="0"/>
                 <w:color w:val="000000"/>
                 <w:sz w:val="24"/>
-              </w:rPr>
-              <w:t xml:space="preserve">Haute</w:t>
-            </w:r>
-            <w:r>
-              <w:rPr>
-                <w:rFonts w:ascii="Garamond" w:hAnsi="Garamond" w:cs="Garamond"/>
-              </w:rPr>
-            </w:r>
-            <w:r>
-              <w:rPr>
-                <w:rFonts w:ascii="Garamond" w:hAnsi="Garamond" w:cs="Garamond"/>
-              </w:rPr>
-            </w:r>
+                <w:u w:val="none"/>
+                <w:vertAlign w:val="baseline"/>
+              </w:rPr>
+              <w:t xml:space="preserve">En tant que DAF, je veux produire un rapport d'exécution budgétaire</w:t>
+            </w:r>
+            <w:r/>
+            <w:r/>
           </w:p>
         </w:tc>
       </w:tr>
+    </w:tbl>
+    <w:p>
+      <w:pPr>
+        <w:pBdr>
+          <w:top w:val="none" w:color="000000" w:sz="4" w:space="0"/>
+          <w:left w:val="none" w:color="000000" w:sz="4" w:space="0"/>
+          <w:bottom w:val="none" w:color="000000" w:sz="4" w:space="0"/>
+          <w:right w:val="none" w:color="000000" w:sz="4" w:space="0"/>
+        </w:pBdr>
+        <w:spacing/>
+        <w:ind w:right="0" w:firstLine="0" w:left="0"/>
+        <w:rPr>
+          <w:rFonts w:ascii="Garamond" w:hAnsi="Garamond" w:cs="Garamond"/>
+          <w:highlight w:val="none"/>
+        </w:rPr>
+      </w:pPr>
+      <w:r>
+        <w:rPr>
+          <w:rFonts w:ascii="Garamond" w:hAnsi="Garamond" w:cs="Garamond"/>
+          <w:highlight w:val="none"/>
+        </w:rPr>
+      </w:r>
+      <w:r>
+        <w:rPr>
+          <w:rFonts w:ascii="Garamond" w:hAnsi="Garamond" w:cs="Garamond"/>
+          <w:highlight w:val="none"/>
+        </w:rPr>
+      </w:r>
+      <w:r>
+        <w:rPr>
+          <w:rFonts w:ascii="Garamond" w:hAnsi="Garamond" w:cs="Garamond"/>
+          <w:highlight w:val="none"/>
+        </w:rPr>
+      </w:r>
+    </w:p>
+    <w:p>
+      <w:pPr>
+        <w:pBdr>
+          <w:top w:val="none" w:color="000000" w:sz="4" w:space="0"/>
+          <w:left w:val="none" w:color="000000" w:sz="4" w:space="0"/>
+          <w:bottom w:val="none" w:color="000000" w:sz="4" w:space="0"/>
+          <w:right w:val="none" w:color="000000" w:sz="4" w:space="0"/>
+        </w:pBdr>
+        <w:spacing/>
+        <w:ind w:right="0" w:firstLine="0" w:left="0"/>
+        <w:rPr>
+          <w:rFonts w:ascii="Garamond" w:hAnsi="Garamond" w:cs="Garamond"/>
+          <w:highlight w:val="none"/>
+        </w:rPr>
+      </w:pPr>
+      <w:r>
+        <w:rPr>
+          <w:rFonts w:ascii="Garamond" w:hAnsi="Garamond" w:cs="Garamond"/>
+          <w:highlight w:val="none"/>
+        </w:rPr>
+        <w:t xml:space="preserve">Basse priorite</w:t>
+      </w:r>
+      <w:r>
+        <w:rPr>
+          <w:rFonts w:ascii="Garamond" w:hAnsi="Garamond" w:cs="Garamond"/>
+          <w:highlight w:val="none"/>
+        </w:rPr>
+      </w:r>
+      <w:r>
+        <w:rPr>
+          <w:rFonts w:ascii="Garamond" w:hAnsi="Garamond" w:cs="Garamond"/>
+        </w:rPr>
+      </w:r>
+    </w:p>
+    <w:tbl>
+      <w:tblPr>
+        <w:tblStyle w:val="701"/>
+        <w:tblW w:w="0" w:type="auto"/>
+        <w:tblBorders/>
+        <w:tblLayout w:type="fixed"/>
+        <w:tblLook w:val="04A0" w:firstRow="1" w:lastRow="0" w:firstColumn="1" w:lastColumn="0" w:noHBand="0" w:noVBand="1"/>
+      </w:tblPr>
+      <w:tblGrid>
+        <w:gridCol w:w="945"/>
+        <w:gridCol w:w="8409"/>
+      </w:tblGrid>
       <w:tr>
-        <w:trPr/>
+        <w:trPr>
+          <w:trHeight w:val="510"/>
+        </w:trPr>
         <w:tc>
           <w:tcPr>
+            <w:shd w:val="clear" w:color="ffffff" w:fill="ffffff"/>
             <w:tcBorders>
-              <w:top w:val="single" w:color="000000" w:sz="4" w:space="0"/>
-              <w:left w:val="single" w:color="000000" w:sz="4" w:space="0"/>
-              <w:bottom w:val="single" w:color="000000" w:sz="4" w:space="0"/>
-              <w:right w:val="single" w:color="000000" w:sz="4" w:space="0"/>
+              <w:top w:val="single" w:color="000000" w:sz="6" w:space="0"/>
+              <w:left w:val="single" w:color="000000" w:sz="6" w:space="0"/>
+              <w:bottom w:val="single" w:color="000000" w:sz="6" w:space="0"/>
+              <w:right w:val="single" w:color="000000" w:sz="6" w:space="0"/>
             </w:tcBorders>
             <w:tcMar>
-              <w:left w:w="15" w:type="dxa"/>
-              <w:top w:w="15" w:type="dxa"/>
-              <w:right w:w="15" w:type="dxa"/>
-              <w:bottom w:w="15" w:type="dxa"/>
+              <w:left w:w="0" w:type="dxa"/>
+              <w:top w:w="0" w:type="dxa"/>
+              <w:right w:w="0" w:type="dxa"/>
+              <w:bottom w:w="0" w:type="dxa"/>
             </w:tcMar>
-            <w:tcW w:w="547" w:type="dxa"/>
+            <w:tcW w:w="945" w:type="dxa"/>
             <w:vAlign w:val="center"/>
           </w:tcPr>
           <w:p>
             <w:pPr>
               <w:pBdr/>
-              <w:spacing w:after="0" w:before="0" w:line="240" w:lineRule="auto"/>
+              <w:spacing/>
               <w:ind/>
-              <w:rPr>
-                <w:rFonts w:ascii="Garamond" w:hAnsi="Garamond" w:cs="Garamond"/>
-              </w:rPr>
+              <w:jc w:val="center"/>
+              <w:rPr/>
             </w:pPr>
             <w:r>
               <w:rPr>
                 <w:rFonts w:ascii="Garamond" w:hAnsi="Garamond" w:eastAsia="Garamond" w:cs="Garamond"/>
+                <w:b/>
+                <w:i w:val="0"/>
+                <w:strike w:val="0"/>
                 <w:color w:val="000000"/>
                 <w:sz w:val="24"/>
-              </w:rPr>
-              <w:t xml:space="preserve">US13</w:t>
-            </w:r>
-            <w:r>
-              <w:rPr>
-                <w:rFonts w:ascii="Garamond" w:hAnsi="Garamond" w:cs="Garamond"/>
-              </w:rPr>
-            </w:r>
-            <w:r>
-              <w:rPr>
-                <w:rFonts w:ascii="Garamond" w:hAnsi="Garamond" w:cs="Garamond"/>
-              </w:rPr>
-            </w:r>
+                <w:u w:val="none"/>
+                <w:vertAlign w:val="baseline"/>
+              </w:rPr>
+              <w:t xml:space="preserve">N°</w:t>
+            </w:r>
+            <w:r/>
+            <w:r/>
+          </w:p>
+        </w:tc>
+        <w:tc>
+          <w:tcPr>
+            <w:shd w:val="clear" w:color="ffffff" w:fill="ffffff"/>
+            <w:tcBorders>
+              <w:top w:val="single" w:color="000000" w:sz="6" w:space="0"/>
+              <w:left w:val="single" w:color="000000" w:sz="6" w:space="0"/>
+              <w:bottom w:val="single" w:color="000000" w:sz="6" w:space="0"/>
+              <w:right w:val="single" w:color="000000" w:sz="6" w:space="0"/>
+            </w:tcBorders>
+            <w:tcMar>
+              <w:left w:w="0" w:type="dxa"/>
+              <w:top w:w="0" w:type="dxa"/>
+              <w:right w:w="0" w:type="dxa"/>
+              <w:bottom w:w="0" w:type="dxa"/>
+            </w:tcMar>
+            <w:tcW w:w="8409" w:type="dxa"/>
+            <w:vAlign w:val="center"/>
+          </w:tcPr>
+          <w:p>
+            <w:pPr>
+              <w:pBdr/>
+              <w:spacing/>
+              <w:ind/>
+              <w:jc w:val="center"/>
+              <w:rPr/>
+            </w:pPr>
+            <w:r>
+              <w:rPr>
+                <w:rFonts w:ascii="Garamond" w:hAnsi="Garamond" w:eastAsia="Garamond" w:cs="Garamond"/>
+                <w:b/>
+                <w:i w:val="0"/>
+                <w:strike w:val="0"/>
+                <w:color w:val="000000"/>
+                <w:sz w:val="24"/>
+                <w:u w:val="none"/>
+                <w:vertAlign w:val="baseline"/>
+              </w:rPr>
+              <w:t xml:space="preserve">User story</w:t>
+            </w:r>
+            <w:r/>
+            <w:r/>
+          </w:p>
+        </w:tc>
+      </w:tr>
+      <w:tr>
+        <w:trPr>
+          <w:trHeight w:val="510"/>
+        </w:trPr>
+        <w:tc>
+          <w:tcPr>
+            <w:tcBorders>
+              <w:top w:val="single" w:color="000000" w:sz="6" w:space="0"/>
+              <w:left w:val="single" w:color="000000" w:sz="6" w:space="0"/>
+              <w:bottom w:val="single" w:color="000000" w:sz="6" w:space="0"/>
+              <w:right w:val="single" w:color="000000" w:sz="6" w:space="0"/>
+            </w:tcBorders>
+            <w:tcMar>
+              <w:left w:w="0" w:type="dxa"/>
+              <w:top w:w="0" w:type="dxa"/>
+              <w:right w:w="0" w:type="dxa"/>
+              <w:bottom w:w="0" w:type="dxa"/>
+            </w:tcMar>
+            <w:tcW w:w="945" w:type="dxa"/>
+            <w:vAlign w:val="center"/>
+          </w:tcPr>
+          <w:p>
+            <w:pPr>
+              <w:pBdr/>
+              <w:spacing/>
+              <w:ind/>
+              <w:jc w:val="left"/>
+              <w:rPr/>
+            </w:pPr>
+            <w:r>
+              <w:rPr>
+                <w:rFonts w:ascii="Garamond" w:hAnsi="Garamond" w:eastAsia="Garamond" w:cs="Garamond"/>
+                <w:b/>
+                <w:i w:val="0"/>
+                <w:strike w:val="0"/>
+                <w:color w:val="000000"/>
+                <w:sz w:val="24"/>
+                <w:u w:val="none"/>
+                <w:vertAlign w:val="baseline"/>
+              </w:rPr>
+              <w:t xml:space="preserve">US02</w:t>
+            </w:r>
+            <w:r/>
+            <w:r/>
           </w:p>
         </w:tc>
         <w:tc>
           <w:tcPr>
             <w:tcBorders>
-              <w:top w:val="single" w:color="000000" w:sz="4" w:space="0"/>
-              <w:left w:val="single" w:color="000000" w:sz="4" w:space="0"/>
-              <w:bottom w:val="single" w:color="000000" w:sz="4" w:space="0"/>
-              <w:right w:val="single" w:color="000000" w:sz="4" w:space="0"/>
+              <w:top w:val="single" w:color="000000" w:sz="6" w:space="0"/>
+              <w:left w:val="single" w:color="000000" w:sz="6" w:space="0"/>
+              <w:bottom w:val="single" w:color="000000" w:sz="6" w:space="0"/>
+              <w:right w:val="single" w:color="000000" w:sz="6" w:space="0"/>
             </w:tcBorders>
             <w:tcMar>
-              <w:left w:w="15" w:type="dxa"/>
-              <w:top w:w="15" w:type="dxa"/>
-              <w:right w:w="15" w:type="dxa"/>
-              <w:bottom w:w="15" w:type="dxa"/>
+              <w:left w:w="0" w:type="dxa"/>
+              <w:top w:w="0" w:type="dxa"/>
+              <w:right w:w="0" w:type="dxa"/>
+              <w:bottom w:w="0" w:type="dxa"/>
             </w:tcMar>
-            <w:tcW w:w="7621" w:type="dxa"/>
+            <w:tcW w:w="8409" w:type="dxa"/>
             <w:vAlign w:val="center"/>
           </w:tcPr>
           <w:p>
             <w:pPr>
               <w:pBdr/>
-              <w:spacing w:after="0" w:before="0" w:line="240" w:lineRule="auto"/>
+              <w:spacing/>
               <w:ind/>
-              <w:rPr>
-                <w:rFonts w:ascii="Garamond" w:hAnsi="Garamond" w:cs="Garamond"/>
-              </w:rPr>
+              <w:jc w:val="left"/>
+              <w:rPr/>
             </w:pPr>
             <w:r>
               <w:rPr>
                 <w:rFonts w:ascii="Garamond" w:hAnsi="Garamond" w:eastAsia="Garamond" w:cs="Garamond"/>
+                <w:b w:val="0"/>
+                <w:i w:val="0"/>
+                <w:strike w:val="0"/>
                 <w:color w:val="000000"/>
                 <w:sz w:val="24"/>
-              </w:rPr>
-              <w:t xml:space="preserve">En tant que DAF, je veux clôturer un projet</w:t>
-            </w:r>
-            <w:r>
-              <w:rPr>
-                <w:rFonts w:ascii="Garamond" w:hAnsi="Garamond" w:cs="Garamond"/>
-              </w:rPr>
-            </w:r>
-            <w:r>
-              <w:rPr>
-                <w:rFonts w:ascii="Garamond" w:hAnsi="Garamond" w:cs="Garamond"/>
-              </w:rPr>
-            </w:r>
+                <w:u w:val="none"/>
+                <w:vertAlign w:val="baseline"/>
+              </w:rPr>
+              <w:t xml:space="preserve">En tant qu'administrateur, je veux gérer le mode maintenance</w:t>
+            </w:r>
+            <w:r/>
+            <w:r/>
+          </w:p>
+        </w:tc>
+      </w:tr>
+      <w:tr>
+        <w:trPr>
+          <w:trHeight w:val="510"/>
+        </w:trPr>
+        <w:tc>
+          <w:tcPr>
+            <w:tcBorders>
+              <w:top w:val="single" w:color="000000" w:sz="6" w:space="0"/>
+              <w:left w:val="single" w:color="000000" w:sz="6" w:space="0"/>
+              <w:bottom w:val="single" w:color="000000" w:sz="6" w:space="0"/>
+              <w:right w:val="single" w:color="000000" w:sz="6" w:space="0"/>
+            </w:tcBorders>
+            <w:tcMar>
+              <w:left w:w="0" w:type="dxa"/>
+              <w:top w:w="0" w:type="dxa"/>
+              <w:right w:w="0" w:type="dxa"/>
+              <w:bottom w:w="0" w:type="dxa"/>
+            </w:tcMar>
+            <w:tcW w:w="945" w:type="dxa"/>
+            <w:vAlign w:val="center"/>
+          </w:tcPr>
+          <w:p>
+            <w:pPr>
+              <w:pBdr/>
+              <w:spacing/>
+              <w:ind/>
+              <w:jc w:val="left"/>
+              <w:rPr/>
+            </w:pPr>
+            <w:r>
+              <w:rPr>
+                <w:rFonts w:ascii="Garamond" w:hAnsi="Garamond" w:eastAsia="Garamond" w:cs="Garamond"/>
+                <w:b/>
+                <w:i w:val="0"/>
+                <w:strike w:val="0"/>
+                <w:color w:val="000000"/>
+                <w:sz w:val="24"/>
+                <w:u w:val="none"/>
+                <w:vertAlign w:val="baseline"/>
+              </w:rPr>
+              <w:t xml:space="preserve">US16</w:t>
+            </w:r>
+            <w:r/>
+            <w:r/>
           </w:p>
         </w:tc>
         <w:tc>
           <w:tcPr>
             <w:tcBorders>
-              <w:top w:val="single" w:color="000000" w:sz="4" w:space="0"/>
-              <w:left w:val="single" w:color="000000" w:sz="4" w:space="0"/>
-              <w:bottom w:val="single" w:color="000000" w:sz="4" w:space="0"/>
-              <w:right w:val="single" w:color="000000" w:sz="4" w:space="0"/>
+              <w:top w:val="single" w:color="000000" w:sz="6" w:space="0"/>
+              <w:left w:val="single" w:color="000000" w:sz="6" w:space="0"/>
+              <w:bottom w:val="single" w:color="000000" w:sz="6" w:space="0"/>
+              <w:right w:val="single" w:color="000000" w:sz="6" w:space="0"/>
             </w:tcBorders>
             <w:tcMar>
-              <w:left w:w="15" w:type="dxa"/>
-              <w:top w:w="15" w:type="dxa"/>
-              <w:right w:w="15" w:type="dxa"/>
-              <w:bottom w:w="15" w:type="dxa"/>
+              <w:left w:w="0" w:type="dxa"/>
+              <w:top w:w="0" w:type="dxa"/>
+              <w:right w:w="0" w:type="dxa"/>
+              <w:bottom w:w="0" w:type="dxa"/>
             </w:tcMar>
-            <w:tcW w:w="907" w:type="dxa"/>
+            <w:tcW w:w="8409" w:type="dxa"/>
             <w:vAlign w:val="center"/>
           </w:tcPr>
           <w:p>
             <w:pPr>
               <w:pBdr/>
-              <w:spacing w:after="0" w:before="0" w:line="240" w:lineRule="auto"/>
+              <w:spacing/>
               <w:ind/>
-              <w:rPr>
-                <w:rFonts w:ascii="Garamond" w:hAnsi="Garamond" w:cs="Garamond"/>
-              </w:rPr>
+              <w:jc w:val="left"/>
+              <w:rPr/>
             </w:pPr>
             <w:r>
               <w:rPr>
                 <w:rFonts w:ascii="Garamond" w:hAnsi="Garamond" w:eastAsia="Garamond" w:cs="Garamond"/>
+                <w:b w:val="0"/>
+                <w:i w:val="0"/>
+                <w:strike w:val="0"/>
                 <w:color w:val="000000"/>
                 <w:sz w:val="24"/>
-              </w:rPr>
-              <w:t xml:space="preserve">Haute</w:t>
-            </w:r>
-            <w:r>
-              <w:rPr>
-                <w:rFonts w:ascii="Garamond" w:hAnsi="Garamond" w:cs="Garamond"/>
-              </w:rPr>
-            </w:r>
-            <w:r>
-              <w:rPr>
-                <w:rFonts w:ascii="Garamond" w:hAnsi="Garamond" w:cs="Garamond"/>
-              </w:rPr>
-            </w:r>
+                <w:u w:val="none"/>
+                <w:vertAlign w:val="baseline"/>
+              </w:rPr>
+              <w:t xml:space="preserve">En tant qu'administrateur, je veux administrer la FAQ</w:t>
+            </w:r>
+            <w:r/>
+            <w:r/>
           </w:p>
         </w:tc>
       </w:tr>
       <w:tr>
-        <w:trPr/>
+        <w:trPr>
+          <w:trHeight w:val="510"/>
+        </w:trPr>
         <w:tc>
           <w:tcPr>
             <w:tcBorders>
-              <w:top w:val="single" w:color="000000" w:sz="4" w:space="0"/>
-              <w:left w:val="single" w:color="000000" w:sz="4" w:space="0"/>
-              <w:bottom w:val="single" w:color="000000" w:sz="4" w:space="0"/>
-              <w:right w:val="single" w:color="000000" w:sz="4" w:space="0"/>
+              <w:top w:val="single" w:color="000000" w:sz="6" w:space="0"/>
+              <w:left w:val="single" w:color="000000" w:sz="6" w:space="0"/>
+              <w:bottom w:val="single" w:color="000000" w:sz="6" w:space="0"/>
+              <w:right w:val="single" w:color="000000" w:sz="6" w:space="0"/>
             </w:tcBorders>
             <w:tcMar>
-              <w:left w:w="15" w:type="dxa"/>
-              <w:top w:w="15" w:type="dxa"/>
-              <w:right w:w="15" w:type="dxa"/>
-              <w:bottom w:w="15" w:type="dxa"/>
+              <w:left w:w="0" w:type="dxa"/>
+              <w:top w:w="0" w:type="dxa"/>
+              <w:right w:w="0" w:type="dxa"/>
+              <w:bottom w:w="0" w:type="dxa"/>
             </w:tcMar>
-            <w:tcW w:w="547" w:type="dxa"/>
+            <w:tcW w:w="945" w:type="dxa"/>
             <w:vAlign w:val="center"/>
           </w:tcPr>
           <w:p>
             <w:pPr>
               <w:pBdr/>
-              <w:spacing w:after="0" w:before="0" w:line="240" w:lineRule="auto"/>
+              <w:spacing/>
               <w:ind/>
-              <w:rPr>
-                <w:rFonts w:ascii="Garamond" w:hAnsi="Garamond" w:cs="Garamond"/>
-              </w:rPr>
+              <w:jc w:val="left"/>
+              <w:rPr/>
             </w:pPr>
             <w:r>
               <w:rPr>
                 <w:rFonts w:ascii="Garamond" w:hAnsi="Garamond" w:eastAsia="Garamond" w:cs="Garamond"/>
+                <w:b/>
+                <w:i w:val="0"/>
+                <w:strike w:val="0"/>
                 <w:color w:val="000000"/>
                 <w:sz w:val="24"/>
-              </w:rPr>
-              <w:t xml:space="preserve">US14</w:t>
-            </w:r>
-            <w:r>
-              <w:rPr>
-                <w:rFonts w:ascii="Garamond" w:hAnsi="Garamond" w:cs="Garamond"/>
-              </w:rPr>
-            </w:r>
-            <w:r>
-              <w:rPr>
-                <w:rFonts w:ascii="Garamond" w:hAnsi="Garamond" w:cs="Garamond"/>
-              </w:rPr>
-            </w:r>
+                <w:u w:val="none"/>
+                <w:vertAlign w:val="baseline"/>
+              </w:rPr>
+              <w:t xml:space="preserve">US17</w:t>
+            </w:r>
+            <w:r/>
+            <w:r/>
           </w:p>
         </w:tc>
         <w:tc>
           <w:tcPr>
             <w:tcBorders>
-              <w:top w:val="single" w:color="000000" w:sz="4" w:space="0"/>
-              <w:left w:val="single" w:color="000000" w:sz="4" w:space="0"/>
-              <w:bottom w:val="single" w:color="000000" w:sz="4" w:space="0"/>
-              <w:right w:val="single" w:color="000000" w:sz="4" w:space="0"/>
+              <w:top w:val="single" w:color="000000" w:sz="6" w:space="0"/>
+              <w:left w:val="single" w:color="000000" w:sz="6" w:space="0"/>
+              <w:bottom w:val="single" w:color="000000" w:sz="6" w:space="0"/>
+              <w:right w:val="single" w:color="000000" w:sz="6" w:space="0"/>
             </w:tcBorders>
             <w:tcMar>
-              <w:left w:w="15" w:type="dxa"/>
-              <w:top w:w="15" w:type="dxa"/>
-              <w:right w:w="15" w:type="dxa"/>
-              <w:bottom w:w="15" w:type="dxa"/>
+              <w:left w:w="0" w:type="dxa"/>
+              <w:top w:w="0" w:type="dxa"/>
+              <w:right w:w="0" w:type="dxa"/>
+              <w:bottom w:w="0" w:type="dxa"/>
             </w:tcMar>
-            <w:tcW w:w="7621" w:type="dxa"/>
+            <w:tcW w:w="8409" w:type="dxa"/>
             <w:vAlign w:val="center"/>
           </w:tcPr>
           <w:p>
             <w:pPr>
               <w:pBdr/>
-              <w:spacing w:after="0" w:before="0" w:line="240" w:lineRule="auto"/>
+              <w:spacing/>
               <w:ind/>
-              <w:rPr>
-                <w:rFonts w:ascii="Garamond" w:hAnsi="Garamond" w:cs="Garamond"/>
-              </w:rPr>
+              <w:jc w:val="left"/>
+              <w:rPr/>
             </w:pPr>
             <w:r>
               <w:rPr>
                 <w:rFonts w:ascii="Garamond" w:hAnsi="Garamond" w:eastAsia="Garamond" w:cs="Garamond"/>
+                <w:b w:val="0"/>
+                <w:i w:val="0"/>
+                <w:strike w:val="0"/>
                 <w:color w:val="000000"/>
                 <w:sz w:val="24"/>
-              </w:rPr>
-              <w:t xml:space="preserve">En tant qu'agent financier, je veux consulter et exporter le bilan</w:t>
-            </w:r>
-            <w:r>
-              <w:rPr>
-                <w:rFonts w:ascii="Garamond" w:hAnsi="Garamond" w:cs="Garamond"/>
-              </w:rPr>
-            </w:r>
-            <w:r>
-              <w:rPr>
-                <w:rFonts w:ascii="Garamond" w:hAnsi="Garamond" w:cs="Garamond"/>
-              </w:rPr>
-            </w:r>
+                <w:u w:val="none"/>
+                <w:vertAlign w:val="baseline"/>
+              </w:rPr>
+              <w:t xml:space="preserve">En tant qu'utilisateur, je veux consulter la FAQ</w:t>
+            </w:r>
+            <w:r/>
+            <w:r/>
+          </w:p>
+        </w:tc>
+      </w:tr>
+      <w:tr>
+        <w:trPr>
+          <w:trHeight w:val="510"/>
+        </w:trPr>
+        <w:tc>
+          <w:tcPr>
+            <w:tcBorders>
+              <w:top w:val="single" w:color="000000" w:sz="6" w:space="0"/>
+              <w:left w:val="single" w:color="000000" w:sz="6" w:space="0"/>
+              <w:bottom w:val="single" w:color="000000" w:sz="6" w:space="0"/>
+              <w:right w:val="single" w:color="000000" w:sz="6" w:space="0"/>
+            </w:tcBorders>
+            <w:tcMar>
+              <w:left w:w="0" w:type="dxa"/>
+              <w:top w:w="0" w:type="dxa"/>
+              <w:right w:w="0" w:type="dxa"/>
+              <w:bottom w:w="0" w:type="dxa"/>
+            </w:tcMar>
+            <w:tcW w:w="945" w:type="dxa"/>
+            <w:vAlign w:val="center"/>
+          </w:tcPr>
+          <w:p>
+            <w:pPr>
+              <w:pBdr/>
+              <w:spacing/>
+              <w:ind/>
+              <w:jc w:val="left"/>
+              <w:rPr/>
+            </w:pPr>
+            <w:r>
+              <w:rPr>
+                <w:rFonts w:ascii="Garamond" w:hAnsi="Garamond" w:eastAsia="Garamond" w:cs="Garamond"/>
+                <w:b/>
+                <w:i w:val="0"/>
+                <w:strike w:val="0"/>
+                <w:color w:val="000000"/>
+                <w:sz w:val="24"/>
+                <w:u w:val="none"/>
+                <w:vertAlign w:val="baseline"/>
+              </w:rPr>
+              <w:t xml:space="preserve">US18</w:t>
+            </w:r>
+            <w:r/>
+            <w:r/>
           </w:p>
         </w:tc>
         <w:tc>
           <w:tcPr>
             <w:tcBorders>
-              <w:top w:val="single" w:color="000000" w:sz="4" w:space="0"/>
-              <w:left w:val="single" w:color="000000" w:sz="4" w:space="0"/>
-              <w:bottom w:val="single" w:color="000000" w:sz="4" w:space="0"/>
-              <w:right w:val="single" w:color="000000" w:sz="4" w:space="0"/>
+              <w:top w:val="single" w:color="000000" w:sz="6" w:space="0"/>
+              <w:left w:val="single" w:color="000000" w:sz="6" w:space="0"/>
+              <w:bottom w:val="single" w:color="000000" w:sz="6" w:space="0"/>
+              <w:right w:val="single" w:color="000000" w:sz="6" w:space="0"/>
             </w:tcBorders>
             <w:tcMar>
-              <w:left w:w="15" w:type="dxa"/>
-              <w:top w:w="15" w:type="dxa"/>
-              <w:right w:w="15" w:type="dxa"/>
-              <w:bottom w:w="15" w:type="dxa"/>
+              <w:left w:w="0" w:type="dxa"/>
+              <w:top w:w="0" w:type="dxa"/>
+              <w:right w:w="0" w:type="dxa"/>
+              <w:bottom w:w="0" w:type="dxa"/>
             </w:tcMar>
-            <w:tcW w:w="907" w:type="dxa"/>
+            <w:tcW w:w="8409" w:type="dxa"/>
             <w:vAlign w:val="center"/>
           </w:tcPr>
           <w:p>
             <w:pPr>
               <w:pBdr/>
-              <w:spacing w:after="0" w:before="0" w:line="240" w:lineRule="auto"/>
+              <w:spacing/>
               <w:ind/>
-              <w:rPr>
-                <w:rFonts w:ascii="Garamond" w:hAnsi="Garamond" w:cs="Garamond"/>
-              </w:rPr>
+              <w:jc w:val="left"/>
+              <w:rPr/>
             </w:pPr>
             <w:r>
               <w:rPr>
                 <w:rFonts w:ascii="Garamond" w:hAnsi="Garamond" w:eastAsia="Garamond" w:cs="Garamond"/>
+                <w:b w:val="0"/>
+                <w:i w:val="0"/>
+                <w:strike w:val="0"/>
                 <w:color w:val="000000"/>
                 <w:sz w:val="24"/>
-              </w:rPr>
-              <w:t xml:space="preserve">Moyenne</w:t>
-            </w:r>
-            <w:r>
-              <w:rPr>
-                <w:rFonts w:ascii="Garamond" w:hAnsi="Garamond" w:cs="Garamond"/>
-              </w:rPr>
-            </w:r>
-            <w:r>
-              <w:rPr>
-                <w:rFonts w:ascii="Garamond" w:hAnsi="Garamond" w:cs="Garamond"/>
-              </w:rPr>
-            </w:r>
-          </w:p>
-        </w:tc>
-      </w:tr>
-      <w:tr>
-        <w:trPr/>
-        <w:tc>
-          <w:tcPr>
-            <w:tcBorders>
-              <w:top w:val="single" w:color="000000" w:sz="4" w:space="0"/>
-              <w:left w:val="single" w:color="000000" w:sz="4" w:space="0"/>
-              <w:bottom w:val="single" w:color="000000" w:sz="4" w:space="0"/>
-              <w:right w:val="single" w:color="000000" w:sz="4" w:space="0"/>
-            </w:tcBorders>
-            <w:tcMar>
-              <w:left w:w="15" w:type="dxa"/>
-              <w:top w:w="15" w:type="dxa"/>
-              <w:right w:w="15" w:type="dxa"/>
-              <w:bottom w:w="15" w:type="dxa"/>
-            </w:tcMar>
-            <w:tcW w:w="547" w:type="dxa"/>
-            <w:vAlign w:val="center"/>
-          </w:tcPr>
-          <w:p>
-            <w:pPr>
-              <w:pBdr/>
-              <w:spacing w:after="0" w:before="0" w:line="240" w:lineRule="auto"/>
-              <w:ind/>
-              <w:rPr>
-                <w:rFonts w:ascii="Garamond" w:hAnsi="Garamond" w:cs="Garamond"/>
-              </w:rPr>
-            </w:pPr>
-            <w:r>
-              <w:rPr>
-                <w:rFonts w:ascii="Garamond" w:hAnsi="Garamond" w:eastAsia="Garamond" w:cs="Garamond"/>
-                <w:color w:val="000000"/>
-                <w:sz w:val="24"/>
-              </w:rPr>
-              <w:t xml:space="preserve">US15</w:t>
-            </w:r>
-            <w:r>
-              <w:rPr>
-                <w:rFonts w:ascii="Garamond" w:hAnsi="Garamond" w:cs="Garamond"/>
-              </w:rPr>
-            </w:r>
-            <w:r>
-              <w:rPr>
-                <w:rFonts w:ascii="Garamond" w:hAnsi="Garamond" w:cs="Garamond"/>
-              </w:rPr>
-            </w:r>
-          </w:p>
-        </w:tc>
-        <w:tc>
-          <w:tcPr>
-            <w:tcBorders>
-              <w:top w:val="single" w:color="000000" w:sz="4" w:space="0"/>
-              <w:left w:val="single" w:color="000000" w:sz="4" w:space="0"/>
-              <w:bottom w:val="single" w:color="000000" w:sz="4" w:space="0"/>
-              <w:right w:val="single" w:color="000000" w:sz="4" w:space="0"/>
-            </w:tcBorders>
-            <w:tcMar>
-              <w:left w:w="15" w:type="dxa"/>
-              <w:top w:w="15" w:type="dxa"/>
-              <w:right w:w="15" w:type="dxa"/>
-              <w:bottom w:w="15" w:type="dxa"/>
-            </w:tcMar>
-            <w:tcW w:w="7621" w:type="dxa"/>
-            <w:vAlign w:val="center"/>
-          </w:tcPr>
-          <w:p>
-            <w:pPr>
-              <w:pBdr/>
-              <w:spacing w:after="0" w:before="0" w:line="240" w:lineRule="auto"/>
-              <w:ind/>
-              <w:rPr>
-                <w:rFonts w:ascii="Garamond" w:hAnsi="Garamond" w:cs="Garamond"/>
-              </w:rPr>
-            </w:pPr>
-            <w:r>
-              <w:rPr>
-                <w:rFonts w:ascii="Garamond" w:hAnsi="Garamond" w:eastAsia="Garamond" w:cs="Garamond"/>
-                <w:color w:val="000000"/>
-                <w:sz w:val="24"/>
-              </w:rPr>
-              <w:t xml:space="preserve">En tant que DAF, je veux produire un rapport d'exécution budgétaire</w:t>
-            </w:r>
-            <w:r>
-              <w:rPr>
-                <w:rFonts w:ascii="Garamond" w:hAnsi="Garamond" w:cs="Garamond"/>
-              </w:rPr>
-            </w:r>
-            <w:r>
-              <w:rPr>
-                <w:rFonts w:ascii="Garamond" w:hAnsi="Garamond" w:cs="Garamond"/>
-              </w:rPr>
-            </w:r>
-          </w:p>
-        </w:tc>
-        <w:tc>
-          <w:tcPr>
-            <w:tcBorders>
-              <w:top w:val="single" w:color="000000" w:sz="4" w:space="0"/>
-              <w:left w:val="single" w:color="000000" w:sz="4" w:space="0"/>
-              <w:bottom w:val="single" w:color="000000" w:sz="4" w:space="0"/>
-              <w:right w:val="single" w:color="000000" w:sz="4" w:space="0"/>
-            </w:tcBorders>
-            <w:tcMar>
-              <w:left w:w="15" w:type="dxa"/>
-              <w:top w:w="15" w:type="dxa"/>
-              <w:right w:w="15" w:type="dxa"/>
-              <w:bottom w:w="15" w:type="dxa"/>
-            </w:tcMar>
-            <w:tcW w:w="907" w:type="dxa"/>
-            <w:vAlign w:val="center"/>
-          </w:tcPr>
-          <w:p>
-            <w:pPr>
-              <w:pBdr/>
-              <w:spacing w:after="0" w:before="0" w:line="240" w:lineRule="auto"/>
-              <w:ind/>
-              <w:rPr>
-                <w:rFonts w:ascii="Garamond" w:hAnsi="Garamond" w:cs="Garamond"/>
-              </w:rPr>
-            </w:pPr>
-            <w:r>
-              <w:rPr>
-                <w:rFonts w:ascii="Garamond" w:hAnsi="Garamond" w:eastAsia="Garamond" w:cs="Garamond"/>
-                <w:color w:val="000000"/>
-                <w:sz w:val="24"/>
-              </w:rPr>
-              <w:t xml:space="preserve">Moyenne</w:t>
-            </w:r>
-            <w:r>
-              <w:rPr>
-                <w:rFonts w:ascii="Garamond" w:hAnsi="Garamond" w:cs="Garamond"/>
-              </w:rPr>
-            </w:r>
-            <w:r>
-              <w:rPr>
-                <w:rFonts w:ascii="Garamond" w:hAnsi="Garamond" w:cs="Garamond"/>
-              </w:rPr>
-            </w:r>
-          </w:p>
-        </w:tc>
-      </w:tr>
-      <w:tr>
-        <w:trPr/>
-        <w:tc>
-          <w:tcPr>
-            <w:tcBorders>
-              <w:top w:val="single" w:color="000000" w:sz="4" w:space="0"/>
-              <w:left w:val="single" w:color="000000" w:sz="4" w:space="0"/>
-              <w:bottom w:val="single" w:color="000000" w:sz="4" w:space="0"/>
-              <w:right w:val="single" w:color="000000" w:sz="4" w:space="0"/>
-            </w:tcBorders>
-            <w:tcMar>
-              <w:left w:w="15" w:type="dxa"/>
-              <w:top w:w="15" w:type="dxa"/>
-              <w:right w:w="15" w:type="dxa"/>
-              <w:bottom w:w="15" w:type="dxa"/>
-            </w:tcMar>
-            <w:tcW w:w="547" w:type="dxa"/>
-            <w:vAlign w:val="center"/>
-          </w:tcPr>
-          <w:p>
-            <w:pPr>
-              <w:pBdr/>
-              <w:spacing w:after="0" w:before="0" w:line="240" w:lineRule="auto"/>
-              <w:ind/>
-              <w:rPr>
-                <w:rFonts w:ascii="Garamond" w:hAnsi="Garamond" w:cs="Garamond"/>
-              </w:rPr>
-            </w:pPr>
-            <w:r>
-              <w:rPr>
-                <w:rFonts w:ascii="Garamond" w:hAnsi="Garamond" w:eastAsia="Garamond" w:cs="Garamond"/>
-                <w:color w:val="000000"/>
-                <w:sz w:val="24"/>
-              </w:rPr>
-              <w:t xml:space="preserve">US16</w:t>
-            </w:r>
-            <w:r>
-              <w:rPr>
-                <w:rFonts w:ascii="Garamond" w:hAnsi="Garamond" w:cs="Garamond"/>
-              </w:rPr>
-            </w:r>
-            <w:r>
-              <w:rPr>
-                <w:rFonts w:ascii="Garamond" w:hAnsi="Garamond" w:cs="Garamond"/>
-              </w:rPr>
-            </w:r>
-          </w:p>
-        </w:tc>
-        <w:tc>
-          <w:tcPr>
-            <w:tcBorders>
-              <w:top w:val="single" w:color="000000" w:sz="4" w:space="0"/>
-              <w:left w:val="single" w:color="000000" w:sz="4" w:space="0"/>
-              <w:bottom w:val="single" w:color="000000" w:sz="4" w:space="0"/>
-              <w:right w:val="single" w:color="000000" w:sz="4" w:space="0"/>
-            </w:tcBorders>
-            <w:tcMar>
-              <w:left w:w="15" w:type="dxa"/>
-              <w:top w:w="15" w:type="dxa"/>
-              <w:right w:w="15" w:type="dxa"/>
-              <w:bottom w:w="15" w:type="dxa"/>
-            </w:tcMar>
-            <w:tcW w:w="7621" w:type="dxa"/>
-            <w:vAlign w:val="center"/>
-          </w:tcPr>
-          <w:p>
-            <w:pPr>
-              <w:pBdr/>
-              <w:spacing w:after="0" w:before="0" w:line="240" w:lineRule="auto"/>
-              <w:ind/>
-              <w:rPr>
-                <w:rFonts w:ascii="Garamond" w:hAnsi="Garamond" w:cs="Garamond"/>
-              </w:rPr>
-            </w:pPr>
-            <w:r>
-              <w:rPr>
-                <w:rFonts w:ascii="Garamond" w:hAnsi="Garamond" w:eastAsia="Garamond" w:cs="Garamond"/>
-                <w:color w:val="000000"/>
-                <w:sz w:val="24"/>
-              </w:rPr>
-              <w:t xml:space="preserve">En tant qu'administrateur, je veux administrer la FAQ</w:t>
-            </w:r>
-            <w:r>
-              <w:rPr>
-                <w:rFonts w:ascii="Garamond" w:hAnsi="Garamond" w:cs="Garamond"/>
-              </w:rPr>
-            </w:r>
-            <w:r>
-              <w:rPr>
-                <w:rFonts w:ascii="Garamond" w:hAnsi="Garamond" w:cs="Garamond"/>
-              </w:rPr>
-            </w:r>
-          </w:p>
-        </w:tc>
-        <w:tc>
-          <w:tcPr>
-            <w:tcBorders>
-              <w:top w:val="single" w:color="000000" w:sz="4" w:space="0"/>
-              <w:left w:val="single" w:color="000000" w:sz="4" w:space="0"/>
-              <w:bottom w:val="single" w:color="000000" w:sz="4" w:space="0"/>
-              <w:right w:val="single" w:color="000000" w:sz="4" w:space="0"/>
-            </w:tcBorders>
-            <w:tcMar>
-              <w:left w:w="15" w:type="dxa"/>
-              <w:top w:w="15" w:type="dxa"/>
-              <w:right w:w="15" w:type="dxa"/>
-              <w:bottom w:w="15" w:type="dxa"/>
-            </w:tcMar>
-            <w:tcW w:w="907" w:type="dxa"/>
-            <w:vAlign w:val="center"/>
-          </w:tcPr>
-          <w:p>
-            <w:pPr>
-              <w:pBdr/>
-              <w:spacing w:after="0" w:before="0" w:line="240" w:lineRule="auto"/>
-              <w:ind/>
-              <w:rPr>
-                <w:rFonts w:ascii="Garamond" w:hAnsi="Garamond" w:cs="Garamond"/>
-              </w:rPr>
-            </w:pPr>
-            <w:r>
-              <w:rPr>
-                <w:rFonts w:ascii="Garamond" w:hAnsi="Garamond" w:eastAsia="Garamond" w:cs="Garamond"/>
-                <w:color w:val="000000"/>
-                <w:sz w:val="24"/>
-              </w:rPr>
-              <w:t xml:space="preserve">Basse</w:t>
-            </w:r>
-            <w:r>
-              <w:rPr>
-                <w:rFonts w:ascii="Garamond" w:hAnsi="Garamond" w:cs="Garamond"/>
-              </w:rPr>
-            </w:r>
-            <w:r>
-              <w:rPr>
-                <w:rFonts w:ascii="Garamond" w:hAnsi="Garamond" w:cs="Garamond"/>
-              </w:rPr>
-            </w:r>
-          </w:p>
-        </w:tc>
-      </w:tr>
-      <w:tr>
-        <w:trPr/>
-        <w:tc>
-          <w:tcPr>
-            <w:tcBorders>
-              <w:top w:val="single" w:color="000000" w:sz="4" w:space="0"/>
-              <w:left w:val="single" w:color="000000" w:sz="4" w:space="0"/>
-              <w:bottom w:val="single" w:color="000000" w:sz="4" w:space="0"/>
-              <w:right w:val="single" w:color="000000" w:sz="4" w:space="0"/>
-            </w:tcBorders>
-            <w:tcMar>
-              <w:left w:w="15" w:type="dxa"/>
-              <w:top w:w="15" w:type="dxa"/>
-              <w:right w:w="15" w:type="dxa"/>
-              <w:bottom w:w="15" w:type="dxa"/>
-            </w:tcMar>
-            <w:tcW w:w="547" w:type="dxa"/>
-            <w:vAlign w:val="center"/>
-          </w:tcPr>
-          <w:p>
-            <w:pPr>
-              <w:pBdr/>
-              <w:spacing w:after="0" w:before="0" w:line="240" w:lineRule="auto"/>
-              <w:ind/>
-              <w:rPr>
-                <w:rFonts w:ascii="Garamond" w:hAnsi="Garamond" w:cs="Garamond"/>
-              </w:rPr>
-            </w:pPr>
-            <w:r>
-              <w:rPr>
-                <w:rFonts w:ascii="Garamond" w:hAnsi="Garamond" w:eastAsia="Garamond" w:cs="Garamond"/>
-                <w:color w:val="000000"/>
-                <w:sz w:val="24"/>
-              </w:rPr>
-              <w:t xml:space="preserve">US17</w:t>
-            </w:r>
-            <w:r>
-              <w:rPr>
-                <w:rFonts w:ascii="Garamond" w:hAnsi="Garamond" w:cs="Garamond"/>
-              </w:rPr>
-            </w:r>
-            <w:r>
-              <w:rPr>
-                <w:rFonts w:ascii="Garamond" w:hAnsi="Garamond" w:cs="Garamond"/>
-              </w:rPr>
-            </w:r>
-          </w:p>
-        </w:tc>
-        <w:tc>
-          <w:tcPr>
-            <w:tcBorders>
-              <w:top w:val="single" w:color="000000" w:sz="4" w:space="0"/>
-              <w:left w:val="single" w:color="000000" w:sz="4" w:space="0"/>
-              <w:bottom w:val="single" w:color="000000" w:sz="4" w:space="0"/>
-              <w:right w:val="single" w:color="000000" w:sz="4" w:space="0"/>
-            </w:tcBorders>
-            <w:tcMar>
-              <w:left w:w="15" w:type="dxa"/>
-              <w:top w:w="15" w:type="dxa"/>
-              <w:right w:w="15" w:type="dxa"/>
-              <w:bottom w:w="15" w:type="dxa"/>
-            </w:tcMar>
-            <w:tcW w:w="7621" w:type="dxa"/>
-            <w:vAlign w:val="center"/>
-          </w:tcPr>
-          <w:p>
-            <w:pPr>
-              <w:pBdr/>
-              <w:spacing w:after="0" w:before="0" w:line="240" w:lineRule="auto"/>
-              <w:ind/>
-              <w:rPr>
-                <w:rFonts w:ascii="Garamond" w:hAnsi="Garamond" w:cs="Garamond"/>
-              </w:rPr>
-            </w:pPr>
-            <w:r>
-              <w:rPr>
-                <w:rFonts w:ascii="Garamond" w:hAnsi="Garamond" w:eastAsia="Garamond" w:cs="Garamond"/>
-                <w:color w:val="000000"/>
-                <w:sz w:val="24"/>
-              </w:rPr>
-              <w:t xml:space="preserve">En tant qu'utilisateur, je veux consulter la FAQ</w:t>
-            </w:r>
-            <w:r>
-              <w:rPr>
-                <w:rFonts w:ascii="Garamond" w:hAnsi="Garamond" w:cs="Garamond"/>
-              </w:rPr>
-            </w:r>
-            <w:r>
-              <w:rPr>
-                <w:rFonts w:ascii="Garamond" w:hAnsi="Garamond" w:cs="Garamond"/>
-              </w:rPr>
-            </w:r>
-          </w:p>
-        </w:tc>
-        <w:tc>
-          <w:tcPr>
-            <w:tcBorders>
-              <w:top w:val="single" w:color="000000" w:sz="4" w:space="0"/>
-              <w:left w:val="single" w:color="000000" w:sz="4" w:space="0"/>
-              <w:bottom w:val="single" w:color="000000" w:sz="4" w:space="0"/>
-              <w:right w:val="single" w:color="000000" w:sz="4" w:space="0"/>
-            </w:tcBorders>
-            <w:tcMar>
-              <w:left w:w="15" w:type="dxa"/>
-              <w:top w:w="15" w:type="dxa"/>
-              <w:right w:w="15" w:type="dxa"/>
-              <w:bottom w:w="15" w:type="dxa"/>
-            </w:tcMar>
-            <w:tcW w:w="907" w:type="dxa"/>
-            <w:vAlign w:val="center"/>
-          </w:tcPr>
-          <w:p>
-            <w:pPr>
-              <w:pBdr/>
-              <w:spacing w:after="0" w:before="0" w:line="240" w:lineRule="auto"/>
-              <w:ind/>
-              <w:rPr>
-                <w:rFonts w:ascii="Garamond" w:hAnsi="Garamond" w:cs="Garamond"/>
-              </w:rPr>
-            </w:pPr>
-            <w:r>
-              <w:rPr>
-                <w:rFonts w:ascii="Garamond" w:hAnsi="Garamond" w:eastAsia="Garamond" w:cs="Garamond"/>
-                <w:color w:val="000000"/>
-                <w:sz w:val="24"/>
-              </w:rPr>
-              <w:t xml:space="preserve">Basse</w:t>
-            </w:r>
-            <w:r>
-              <w:rPr>
-                <w:rFonts w:ascii="Garamond" w:hAnsi="Garamond" w:cs="Garamond"/>
-              </w:rPr>
-            </w:r>
-            <w:r>
-              <w:rPr>
-                <w:rFonts w:ascii="Garamond" w:hAnsi="Garamond" w:cs="Garamond"/>
-              </w:rPr>
-            </w:r>
-          </w:p>
-        </w:tc>
-      </w:tr>
-      <w:tr>
-        <w:trPr/>
-        <w:tc>
-          <w:tcPr>
-            <w:tcBorders>
-              <w:top w:val="single" w:color="000000" w:sz="4" w:space="0"/>
-              <w:left w:val="single" w:color="000000" w:sz="4" w:space="0"/>
-              <w:bottom w:val="single" w:color="000000" w:sz="4" w:space="0"/>
-              <w:right w:val="single" w:color="000000" w:sz="4" w:space="0"/>
-            </w:tcBorders>
-            <w:tcMar>
-              <w:left w:w="15" w:type="dxa"/>
-              <w:top w:w="15" w:type="dxa"/>
-              <w:right w:w="15" w:type="dxa"/>
-              <w:bottom w:w="15" w:type="dxa"/>
-            </w:tcMar>
-            <w:tcW w:w="547" w:type="dxa"/>
-            <w:vAlign w:val="center"/>
-          </w:tcPr>
-          <w:p>
-            <w:pPr>
-              <w:pBdr/>
-              <w:spacing w:after="0" w:before="0" w:line="240" w:lineRule="auto"/>
-              <w:ind/>
-              <w:rPr>
-                <w:rFonts w:ascii="Garamond" w:hAnsi="Garamond" w:cs="Garamond"/>
-              </w:rPr>
-            </w:pPr>
-            <w:r>
-              <w:rPr>
-                <w:rFonts w:ascii="Garamond" w:hAnsi="Garamond" w:eastAsia="Garamond" w:cs="Garamond"/>
-                <w:color w:val="000000"/>
-                <w:sz w:val="24"/>
-              </w:rPr>
-              <w:t xml:space="preserve">US18</w:t>
-            </w:r>
-            <w:r>
-              <w:rPr>
-                <w:rFonts w:ascii="Garamond" w:hAnsi="Garamond" w:cs="Garamond"/>
-              </w:rPr>
-            </w:r>
-            <w:r>
-              <w:rPr>
-                <w:rFonts w:ascii="Garamond" w:hAnsi="Garamond" w:cs="Garamond"/>
-              </w:rPr>
-            </w:r>
-          </w:p>
-        </w:tc>
-        <w:tc>
-          <w:tcPr>
-            <w:tcBorders>
-              <w:top w:val="single" w:color="000000" w:sz="4" w:space="0"/>
-              <w:left w:val="single" w:color="000000" w:sz="4" w:space="0"/>
-              <w:bottom w:val="single" w:color="000000" w:sz="4" w:space="0"/>
-              <w:right w:val="single" w:color="000000" w:sz="4" w:space="0"/>
-            </w:tcBorders>
-            <w:tcMar>
-              <w:left w:w="15" w:type="dxa"/>
-              <w:top w:w="15" w:type="dxa"/>
-              <w:right w:w="15" w:type="dxa"/>
-              <w:bottom w:w="15" w:type="dxa"/>
-            </w:tcMar>
-            <w:tcW w:w="7621" w:type="dxa"/>
-            <w:vAlign w:val="center"/>
-          </w:tcPr>
-          <w:p>
-            <w:pPr>
-              <w:pBdr/>
-              <w:spacing w:after="0" w:before="0" w:line="240" w:lineRule="auto"/>
-              <w:ind/>
-              <w:rPr>
-                <w:rFonts w:ascii="Garamond" w:hAnsi="Garamond" w:cs="Garamond"/>
-              </w:rPr>
-            </w:pPr>
-            <w:r>
-              <w:rPr>
-                <w:rFonts w:ascii="Garamond" w:hAnsi="Garamond" w:eastAsia="Garamond" w:cs="Garamond"/>
-                <w:color w:val="000000"/>
-                <w:sz w:val="24"/>
-              </w:rPr>
-              <w:t xml:space="preserve">En tant qu'agent financier ou administrateur, je veux utiliser le chat d'assistance</w:t>
-            </w:r>
-            <w:r>
-              <w:rPr>
-                <w:rFonts w:ascii="Garamond" w:hAnsi="Garamond" w:cs="Garamond"/>
-              </w:rPr>
-            </w:r>
-            <w:r>
-              <w:rPr>
-                <w:rFonts w:ascii="Garamond" w:hAnsi="Garamond" w:cs="Garamond"/>
-              </w:rPr>
-            </w:r>
-          </w:p>
-        </w:tc>
-        <w:tc>
-          <w:tcPr>
-            <w:tcBorders>
-              <w:top w:val="single" w:color="000000" w:sz="4" w:space="0"/>
-              <w:left w:val="single" w:color="000000" w:sz="4" w:space="0"/>
-              <w:bottom w:val="single" w:color="000000" w:sz="4" w:space="0"/>
-              <w:right w:val="single" w:color="000000" w:sz="4" w:space="0"/>
-            </w:tcBorders>
-            <w:tcMar>
-              <w:left w:w="15" w:type="dxa"/>
-              <w:top w:w="15" w:type="dxa"/>
-              <w:right w:w="15" w:type="dxa"/>
-              <w:bottom w:w="15" w:type="dxa"/>
-            </w:tcMar>
-            <w:tcW w:w="907" w:type="dxa"/>
-            <w:vAlign w:val="center"/>
-          </w:tcPr>
-          <w:p>
-            <w:pPr>
-              <w:pBdr/>
-              <w:spacing w:after="0" w:before="0" w:line="240" w:lineRule="auto"/>
-              <w:ind/>
-              <w:rPr>
-                <w:rFonts w:ascii="Garamond" w:hAnsi="Garamond" w:cs="Garamond"/>
-              </w:rPr>
-            </w:pPr>
-            <w:r>
-              <w:rPr>
-                <w:rFonts w:ascii="Garamond" w:hAnsi="Garamond" w:eastAsia="Garamond" w:cs="Garamond"/>
-                <w:color w:val="000000"/>
-                <w:sz w:val="24"/>
-              </w:rPr>
-              <w:t xml:space="preserve">Basse</w:t>
-            </w:r>
-            <w:r>
-              <w:rPr>
-                <w:rFonts w:ascii="Garamond" w:hAnsi="Garamond" w:cs="Garamond"/>
-              </w:rPr>
-            </w:r>
-            <w:r>
-              <w:rPr>
-                <w:rFonts w:ascii="Garamond" w:hAnsi="Garamond" w:cs="Garamond"/>
-              </w:rPr>
-            </w:r>
+                <w:u w:val="none"/>
+                <w:vertAlign w:val="baseline"/>
+              </w:rPr>
+              <w:t xml:space="preserve">En tant qu'utilisateur, je veux utiliser le chat d'assistance</w:t>
+            </w:r>
+            <w:r/>
+            <w:r/>
           </w:p>
         </w:tc>
       </w:tr>
     </w:tbl>
+    <w:p>
+      <w:pPr>
+        <w:pBdr>
+          <w:top w:val="none" w:color="000000" w:sz="4" w:space="0"/>
+          <w:left w:val="none" w:color="000000" w:sz="4" w:space="0"/>
+          <w:bottom w:val="none" w:color="000000" w:sz="4" w:space="0"/>
+          <w:right w:val="none" w:color="000000" w:sz="4" w:space="0"/>
+        </w:pBdr>
+        <w:spacing/>
+        <w:ind w:right="0" w:firstLine="0" w:left="0"/>
+        <w:rPr>
+          <w:rFonts w:ascii="Garamond" w:hAnsi="Garamond" w:cs="Garamond"/>
+        </w:rPr>
+      </w:pPr>
+      <w:r>
+        <w:rPr>
+          <w:rFonts w:ascii="Garamond" w:hAnsi="Garamond" w:cs="Garamond"/>
+          <w:highlight w:val="none"/>
+        </w:rPr>
+      </w:r>
+      <w:r>
+        <w:rPr>
+          <w:rFonts w:ascii="Garamond" w:hAnsi="Garamond" w:cs="Garamond"/>
+          <w:highlight w:val="none"/>
+        </w:rPr>
+      </w:r>
+    </w:p>
     <w:p>
       <w:pPr>
         <w:pStyle w:val="829"/>

--- a/rapport/components/chap3_v2.docx
+++ b/rapport/components/chap3_v2.docx
@@ -28,12 +28,12 @@
       </w:r>
       <w:r>
         <w:rPr>
-          <w:rFonts w:ascii="Garamond" w:hAnsi="Garamond" w:cs="Garamond"/>
+          <w:rFonts w:ascii="Garamond" w:hAnsi="Garamond" w:eastAsia="Garamond" w:cs="Garamond"/>
         </w:rPr>
       </w:r>
       <w:r>
         <w:rPr>
-          <w:rFonts w:ascii="Garamond" w:hAnsi="Garamond" w:cs="Garamond"/>
+          <w:rFonts w:ascii="Garamond" w:hAnsi="Garamond" w:eastAsia="Garamond" w:cs="Garamond"/>
         </w:rPr>
       </w:r>
     </w:p>
@@ -63,12 +63,12 @@
       </w:r>
       <w:r>
         <w:rPr>
-          <w:rFonts w:ascii="Garamond" w:hAnsi="Garamond" w:cs="Garamond"/>
+          <w:rFonts w:ascii="Garamond" w:hAnsi="Garamond" w:eastAsia="Garamond" w:cs="Garamond"/>
         </w:rPr>
       </w:r>
       <w:r>
         <w:rPr>
-          <w:rFonts w:ascii="Garamond" w:hAnsi="Garamond" w:cs="Garamond"/>
+          <w:rFonts w:ascii="Garamond" w:hAnsi="Garamond" w:eastAsia="Garamond" w:cs="Garamond"/>
         </w:rPr>
       </w:r>
     </w:p>
@@ -99,14 +99,14 @@
       </w:r>
       <w:r>
         <w:rPr>
-          <w:rFonts w:ascii="Garamond" w:hAnsi="Garamond" w:cs="Garamond"/>
+          <w:rFonts w:ascii="Garamond" w:hAnsi="Garamond" w:eastAsia="Garamond" w:cs="Garamond"/>
           <w:sz w:val="18"/>
           <w:szCs w:val="18"/>
         </w:rPr>
       </w:r>
       <w:r>
         <w:rPr>
-          <w:rFonts w:ascii="Garamond" w:hAnsi="Garamond" w:cs="Garamond"/>
+          <w:rFonts w:ascii="Garamond" w:hAnsi="Garamond" w:eastAsia="Garamond" w:cs="Garamond"/>
           <w:sz w:val="18"/>
           <w:szCs w:val="18"/>
         </w:rPr>
@@ -141,7 +141,7 @@
       </w:r>
       <w:r>
         <w:rPr>
-          <w:rFonts w:ascii="Garamond" w:hAnsi="Garamond" w:cs="Garamond"/>
+          <w:rFonts w:ascii="Garamond" w:hAnsi="Garamond" w:eastAsia="Garamond" w:cs="Garamond"/>
           <w:color w:val="0f4761"/>
           <w:sz w:val="40"/>
           <w:szCs w:val="40"/>
@@ -150,7 +150,7 @@
       </w:r>
       <w:r>
         <w:rPr>
-          <w:rFonts w:ascii="Garamond" w:hAnsi="Garamond" w:cs="Garamond"/>
+          <w:rFonts w:ascii="Garamond" w:hAnsi="Garamond" w:eastAsia="Garamond" w:cs="Garamond"/>
           <w:color w:val="0f4761"/>
           <w:sz w:val="40"/>
           <w:szCs w:val="40"/>
@@ -171,13 +171,16 @@
         <w:ind w:right="0" w:firstLine="0" w:left="0"/>
         <w:rPr>
           <w:rFonts w:ascii="Garamond" w:hAnsi="Garamond" w:cs="Garamond"/>
+          <w:sz w:val="24"/>
+          <w:szCs w:val="24"/>
         </w:rPr>
       </w:pPr>
       <w:r>
         <w:rPr>
           <w:rFonts w:ascii="Garamond" w:hAnsi="Garamond" w:eastAsia="Garamond" w:cs="Garamond"/>
           <w:color w:val="000000"/>
-          <w:sz w:val="24"/>
+          <w:sz w:val="28"/>
+          <w:szCs w:val="24"/>
         </w:rPr>
         <w:t xml:space="preserve">Ce chapitre présente l'analyse des besoins fonctionnels i</w:t>
       </w:r>
@@ -185,18 +188,33 @@
         <w:rPr>
           <w:rFonts w:ascii="Garamond" w:hAnsi="Garamond" w:eastAsia="Garamond" w:cs="Garamond"/>
           <w:color w:val="000000"/>
-          <w:sz w:val="24"/>
-        </w:rPr>
-        <w:t xml:space="preserve">dentifiés auprès des acteurs métier. Ces besoins sont traduits en cas d'utilisation, détaillés par des descriptions textuelles et des diagrammes de séquence. Le product backlog et la planification des sprints concluent cette phase d'expression des besoins.</w:t>
+          <w:sz w:val="28"/>
+          <w:szCs w:val="24"/>
+        </w:rPr>
+        <w:t xml:space="preserve">dentifiés auprès des acteurs métier. Ces besoins sont ensuite traduits en cas d'utilisation, détaillés par des descriptions textuelles et des diagrammes de séquence.</w:t>
       </w:r>
       <w:r>
         <w:rPr>
-          <w:rFonts w:ascii="Garamond" w:hAnsi="Garamond" w:cs="Garamond"/>
-        </w:rPr>
+          <w:rFonts w:ascii="Garamond" w:hAnsi="Garamond" w:eastAsia="Garamond" w:cs="Garamond"/>
+          <w:color w:val="000000"/>
+          <w:sz w:val="28"/>
+          <w:szCs w:val="24"/>
+        </w:rPr>
+        <w:t xml:space="preserve">Le chapitre se termine par la présentation du product backlog et la planification des sprints.</w:t>
       </w:r>
       <w:r>
         <w:rPr>
-          <w:rFonts w:ascii="Garamond" w:hAnsi="Garamond" w:cs="Garamond"/>
+          <w:rFonts w:ascii="Garamond" w:hAnsi="Garamond" w:eastAsia="Garamond" w:cs="Garamond"/>
+          <w:sz w:val="24"/>
+          <w:szCs w:val="24"/>
+        </w:rPr>
+        <w:t xml:space="preserve"> </w:t>
+      </w:r>
+      <w:r>
+        <w:rPr>
+          <w:rFonts w:ascii="Garamond" w:hAnsi="Garamond" w:eastAsia="Garamond" w:cs="Garamond"/>
+          <w:sz w:val="24"/>
+          <w:szCs w:val="24"/>
         </w:rPr>
       </w:r>
     </w:p>
@@ -225,7 +243,7 @@
       </w:r>
       <w:r>
         <w:rPr>
-          <w:rFonts w:ascii="Garamond" w:hAnsi="Garamond" w:cs="Garamond"/>
+          <w:rFonts w:ascii="Garamond" w:hAnsi="Garamond" w:eastAsia="Garamond" w:cs="Garamond"/>
           <w:b/>
           <w:bCs/>
           <w:sz w:val="28"/>
@@ -234,7 +252,7 @@
       </w:r>
       <w:r>
         <w:rPr>
-          <w:rFonts w:ascii="Garamond" w:hAnsi="Garamond" w:cs="Garamond"/>
+          <w:rFonts w:ascii="Garamond" w:hAnsi="Garamond" w:eastAsia="Garamond" w:cs="Garamond"/>
           <w:b/>
           <w:bCs/>
           <w:sz w:val="28"/>
@@ -268,22 +286,407 @@
       </w:r>
       <w:r>
         <w:rPr>
+          <w:rFonts w:ascii="Garamond" w:hAnsi="Garamond" w:eastAsia="Garamond" w:cs="Garamond"/>
+          <w:b/>
+          <w:bCs/>
+          <w:sz w:val="28"/>
+          <w:szCs w:val="28"/>
+          <w:highlight w:val="none"/>
+        </w:rPr>
+      </w:r>
+      <w:r>
+        <w:rPr>
+          <w:rFonts w:ascii="Garamond" w:hAnsi="Garamond" w:eastAsia="Garamond" w:cs="Garamond"/>
+          <w:b/>
+          <w:bCs/>
+          <w:sz w:val="28"/>
+          <w:szCs w:val="28"/>
+          <w:highlight w:val="none"/>
+        </w:rPr>
+      </w:r>
+    </w:p>
+    <w:p>
+      <w:pPr>
+        <w:pBdr/>
+        <w:spacing/>
+        <w:ind/>
+        <w:rPr>
+          <w:rFonts w:ascii="Garamond" w:hAnsi="Garamond" w:cs="Garamond"/>
+          <w:sz w:val="24"/>
+          <w:szCs w:val="24"/>
+        </w:rPr>
+      </w:pPr>
+      <w:r>
+        <w:rPr>
+          <w:rFonts w:ascii="Garamond" w:hAnsi="Garamond" w:eastAsia="Garamond" w:cs="Garamond"/>
+          <w:sz w:val="24"/>
+          <w:szCs w:val="24"/>
+        </w:rPr>
+        <w:t xml:space="preserve">Les besoins ont été recueillis au fil des entretiens avec les acteurs concernés : la DAF et l'Agent Comptable, des observations des pratiques en place et des échanges avec quelques porteurs de projet.</w:t>
+      </w:r>
+      <w:r>
+        <w:rPr>
+          <w:rFonts w:ascii="Garamond" w:hAnsi="Garamond" w:eastAsia="Garamond" w:cs="Garamond"/>
+          <w:sz w:val="24"/>
+          <w:szCs w:val="24"/>
+        </w:rPr>
+      </w:r>
+      <w:r>
+        <w:rPr>
+          <w:rFonts w:ascii="Garamond" w:hAnsi="Garamond" w:eastAsia="Garamond" w:cs="Garamond"/>
+          <w:sz w:val="24"/>
+          <w:szCs w:val="24"/>
+        </w:rPr>
+      </w:r>
+    </w:p>
+    <w:p>
+      <w:pPr>
+        <w:pBdr/>
+        <w:spacing/>
+        <w:ind/>
+        <w:rPr>
           <w:rFonts w:ascii="Garamond" w:hAnsi="Garamond" w:cs="Garamond"/>
           <w:b/>
           <w:bCs/>
           <w:sz w:val="28"/>
           <w:szCs w:val="28"/>
-          <w:highlight w:val="none"/>
-        </w:rPr>
+        </w:rPr>
+      </w:pPr>
+      <w:r>
+        <w:rPr>
+          <w:rFonts w:ascii="Garamond" w:hAnsi="Garamond" w:eastAsia="Garamond" w:cs="Garamond"/>
+          <w:b/>
+          <w:bCs/>
+          <w:sz w:val="28"/>
+          <w:szCs w:val="28"/>
+        </w:rPr>
+        <w:t xml:space="preserve">3.2.1 Gestion des comptes et des accès</w:t>
       </w:r>
       <w:r>
+        <w:rPr>
+          <w:rFonts w:ascii="Garamond" w:hAnsi="Garamond" w:eastAsia="Garamond" w:cs="Garamond"/>
+          <w:b/>
+          <w:bCs/>
+          <w:sz w:val="28"/>
+          <w:szCs w:val="28"/>
+        </w:rPr>
+      </w:r>
+      <w:r>
+        <w:rPr>
+          <w:rFonts w:ascii="Garamond" w:hAnsi="Garamond" w:eastAsia="Garamond" w:cs="Garamond"/>
+          <w:b/>
+          <w:bCs/>
+          <w:sz w:val="28"/>
+          <w:szCs w:val="28"/>
+        </w:rPr>
+      </w:r>
+    </w:p>
+    <w:p>
+      <w:pPr>
+        <w:pBdr/>
+        <w:spacing/>
+        <w:ind/>
+        <w:rPr>
+          <w:rFonts w:ascii="Garamond" w:hAnsi="Garamond" w:cs="Garamond"/>
+          <w:sz w:val="24"/>
+          <w:szCs w:val="24"/>
+        </w:rPr>
+      </w:pPr>
+      <w:r>
+        <w:rPr>
+          <w:rFonts w:ascii="Garamond" w:hAnsi="Garamond" w:eastAsia="Garamond" w:cs="Garamond"/>
+          <w:sz w:val="24"/>
+          <w:szCs w:val="24"/>
+        </w:rPr>
+        <w:t xml:space="preserve">Le système doit servir plusieurs profils d'utilisateurs aux responsabilités très différentes. Il est donc indispensable de contrôler l'accès aux fonctionnalités en fonction du rôle de chacun.</w:t>
+      </w:r>
+      <w:r>
+        <w:rPr>
+          <w:rFonts w:ascii="Garamond" w:hAnsi="Garamond" w:eastAsia="Garamond" w:cs="Garamond"/>
+          <w:sz w:val="24"/>
+          <w:szCs w:val="24"/>
+        </w:rPr>
+      </w:r>
+      <w:r>
+        <w:rPr>
+          <w:rFonts w:ascii="Garamond" w:hAnsi="Garamond" w:eastAsia="Garamond" w:cs="Garamond"/>
+          <w:sz w:val="24"/>
+          <w:szCs w:val="24"/>
+        </w:rPr>
+      </w:r>
+    </w:p>
+    <w:p>
+      <w:pPr>
+        <w:pBdr/>
+        <w:spacing/>
+        <w:ind/>
+        <w:rPr>
+          <w:rFonts w:ascii="Garamond" w:hAnsi="Garamond" w:cs="Garamond"/>
+          <w:sz w:val="24"/>
+          <w:szCs w:val="24"/>
+        </w:rPr>
+      </w:pPr>
+      <w:r>
+        <w:rPr>
+          <w:rFonts w:ascii="Garamond" w:hAnsi="Garamond" w:eastAsia="Garamond" w:cs="Garamond"/>
+          <w:b/>
+          <w:bCs/>
+          <w:sz w:val="24"/>
+          <w:szCs w:val="24"/>
+        </w:rPr>
+        <w:t xml:space="preserve">Authentification</w:t>
+      </w:r>
+      <w:r>
+        <w:rPr>
+          <w:rFonts w:ascii="Garamond" w:hAnsi="Garamond" w:eastAsia="Garamond" w:cs="Garamond"/>
+          <w:sz w:val="24"/>
+          <w:szCs w:val="24"/>
+        </w:rPr>
+        <w:t xml:space="preserve"> : Tout utilisateur se connecte avec son adresse électronique et son mot de passe. Le systè</w:t>
+      </w:r>
+      <w:r>
+        <w:rPr>
+          <w:rFonts w:ascii="Garamond" w:hAnsi="Garamond" w:eastAsia="Garamond" w:cs="Garamond"/>
+          <w:sz w:val="24"/>
+          <w:szCs w:val="24"/>
+        </w:rPr>
+        <w:t xml:space="preserve">me vérifie l'exactitude des identifiants et l'état actif du compte. Un compte désactivé est rejeté avec un message explicite. Pour limiter les attaques par force brute, des tentatives de connexion répétées et infructueuses entraînent un blocage temporaire.</w:t>
+      </w:r>
+      <w:r>
+        <w:rPr>
+          <w:rFonts w:ascii="Garamond" w:hAnsi="Garamond" w:eastAsia="Garamond" w:cs="Garamond"/>
+          <w:sz w:val="24"/>
+          <w:szCs w:val="24"/>
+        </w:rPr>
+      </w:r>
+      <w:r>
+        <w:rPr>
+          <w:rFonts w:ascii="Garamond" w:hAnsi="Garamond" w:eastAsia="Garamond" w:cs="Garamond"/>
+          <w:sz w:val="24"/>
+          <w:szCs w:val="24"/>
+        </w:rPr>
+      </w:r>
+    </w:p>
+    <w:p>
+      <w:pPr>
+        <w:pBdr/>
+        <w:spacing/>
+        <w:ind/>
+        <w:rPr>
+          <w:rFonts w:ascii="Garamond" w:hAnsi="Garamond" w:cs="Garamond"/>
+          <w:sz w:val="24"/>
+          <w:szCs w:val="24"/>
+        </w:rPr>
+      </w:pPr>
+      <w:r>
+        <w:rPr>
+          <w:rFonts w:ascii="Garamond" w:hAnsi="Garamond" w:eastAsia="Garamond" w:cs="Garamond"/>
+          <w:b/>
+          <w:bCs/>
+          <w:sz w:val="24"/>
+          <w:szCs w:val="24"/>
+        </w:rPr>
+        <w:t xml:space="preserve">Gestion des utilisateurs</w:t>
+      </w:r>
+      <w:r>
+        <w:rPr>
+          <w:rFonts w:ascii="Garamond" w:hAnsi="Garamond" w:eastAsia="Garamond" w:cs="Garamond"/>
+          <w:sz w:val="24"/>
+          <w:szCs w:val="24"/>
+        </w:rPr>
+        <w:t xml:space="preserve"> : L'administrateur dispose d'une interface dédiée pour créer un compte, modif</w:t>
+      </w:r>
+      <w:r>
+        <w:rPr>
+          <w:rFonts w:ascii="Garamond" w:hAnsi="Garamond" w:eastAsia="Garamond" w:cs="Garamond"/>
+          <w:sz w:val="24"/>
+          <w:szCs w:val="24"/>
+        </w:rPr>
+        <w:t xml:space="preserve">ier les informations d'un compte existant et consulter la liste des utilisateurs. Lors de la création, il précise le nom, l'adresse électronique, le rôle attribué et un mot de passe initial. La liste des utilisateurs est filtrable par rôle ou par statut. L</w:t>
+      </w:r>
+      <w:r>
+        <w:rPr>
+          <w:rFonts w:ascii="Garamond" w:hAnsi="Garamond" w:eastAsia="Garamond" w:cs="Garamond"/>
+          <w:sz w:val="24"/>
+          <w:szCs w:val="24"/>
+        </w:rPr>
+        <w:t xml:space="preserve">'administrateur peut également désactiver un compte sans le supprimer, ce qui permet de retirer un accès tout en conservant l'historique des actions de l'utilisateur. Pour éviter tout blocage accidentel, l'administrateur ne peut pas se désactiver lui-même.</w:t>
+      </w:r>
+      <w:r>
+        <w:rPr>
+          <w:rFonts w:ascii="Garamond" w:hAnsi="Garamond" w:eastAsia="Garamond" w:cs="Garamond"/>
+          <w:sz w:val="24"/>
+          <w:szCs w:val="24"/>
+        </w:rPr>
+      </w:r>
+      <w:r>
+        <w:rPr>
+          <w:rFonts w:ascii="Garamond" w:hAnsi="Garamond" w:eastAsia="Garamond" w:cs="Garamond"/>
+          <w:sz w:val="24"/>
+          <w:szCs w:val="24"/>
+        </w:rPr>
+      </w:r>
+    </w:p>
+    <w:p>
+      <w:pPr>
+        <w:pBdr/>
+        <w:spacing/>
+        <w:ind/>
+        <w:rPr>
+          <w:rFonts w:ascii="Garamond" w:hAnsi="Garamond" w:cs="Garamond"/>
+          <w:sz w:val="24"/>
+          <w:szCs w:val="24"/>
+        </w:rPr>
+      </w:pPr>
+      <w:r>
+        <w:rPr>
+          <w:rFonts w:ascii="Garamond" w:hAnsi="Garamond" w:eastAsia="Garamond" w:cs="Garamond"/>
+          <w:b/>
+          <w:bCs/>
+          <w:sz w:val="24"/>
+          <w:szCs w:val="24"/>
+        </w:rPr>
+        <w:t xml:space="preserve">Mode maintenance </w:t>
+      </w:r>
+      <w:r>
+        <w:rPr>
+          <w:rFonts w:ascii="Garamond" w:hAnsi="Garamond" w:eastAsia="Garamond" w:cs="Garamond"/>
+          <w:sz w:val="24"/>
+          <w:szCs w:val="24"/>
+        </w:rPr>
+        <w:t xml:space="preserve">: L'administrateur peut activer un mode maintenance qui empêche tout utilisateur non administrateur d'accéder à la plateforme. Ce mode s'accompagne d'un message explicatif affiché aux personnes bloquées, </w:t>
+      </w:r>
+      <w:r>
+        <w:rPr>
+          <w:rFonts w:ascii="Garamond" w:hAnsi="Garamond" w:eastAsia="Garamond" w:cs="Garamond"/>
+          <w:sz w:val="24"/>
+          <w:szCs w:val="24"/>
+        </w:rPr>
+        <w:t xml:space="preserve">par exemple « mise à jour planifiée du système », et, le cas échéant, d'une date de fin estimée. Le système désactive automatiquement le mode maintenance lorsque cette date est atteinte. L'administrateur conserve un accès complet pendant toute l'opération.</w:t>
+      </w:r>
+      <w:r>
+        <w:rPr>
+          <w:rFonts w:ascii="Garamond" w:hAnsi="Garamond" w:eastAsia="Garamond" w:cs="Garamond"/>
+          <w:sz w:val="24"/>
+          <w:szCs w:val="24"/>
+        </w:rPr>
+      </w:r>
+      <w:r>
+        <w:rPr>
+          <w:rFonts w:ascii="Garamond" w:hAnsi="Garamond" w:eastAsia="Garamond" w:cs="Garamond"/>
+          <w:sz w:val="24"/>
+          <w:szCs w:val="24"/>
+        </w:rPr>
+      </w:r>
+    </w:p>
+    <w:p>
+      <w:pPr>
+        <w:pBdr/>
+        <w:spacing/>
+        <w:ind/>
+        <w:rPr>
+          <w:rFonts w:ascii="Garamond" w:hAnsi="Garamond" w:cs="Garamond"/>
+          <w:sz w:val="24"/>
+          <w:szCs w:val="24"/>
+        </w:rPr>
+      </w:pPr>
+      <w:r>
+        <w:rPr>
+          <w:rFonts w:ascii="Garamond" w:hAnsi="Garamond" w:eastAsia="Garamond" w:cs="Garamond"/>
+          <w:b/>
+          <w:bCs/>
+          <w:sz w:val="24"/>
+          <w:szCs w:val="24"/>
+        </w:rPr>
+        <w:t xml:space="preserve">Journal d'audit </w:t>
+      </w:r>
+      <w:r>
+        <w:rPr>
+          <w:rFonts w:ascii="Garamond" w:hAnsi="Garamond" w:eastAsia="Garamond" w:cs="Garamond"/>
+          <w:sz w:val="24"/>
+          <w:szCs w:val="24"/>
+        </w:rPr>
+        <w:t xml:space="preserve">: Toutes les opérations sensibles sont consignées dans un journal accessible à l'administrateur. Chaque entrée précise l'auteur, la nature de l'opération, la date et l'entité concernée. Ce journal répond aux exigences de traçabilité des bailleurs de fonds.</w:t>
+      </w:r>
+      <w:r>
+        <w:rPr>
+          <w:rFonts w:ascii="Garamond" w:hAnsi="Garamond" w:eastAsia="Garamond" w:cs="Garamond"/>
+          <w:sz w:val="24"/>
+          <w:szCs w:val="24"/>
+        </w:rPr>
+      </w:r>
+      <w:r>
+        <w:rPr>
+          <w:rFonts w:ascii="Garamond" w:hAnsi="Garamond" w:eastAsia="Garamond" w:cs="Garamond"/>
+          <w:sz w:val="24"/>
+          <w:szCs w:val="24"/>
+        </w:rPr>
+      </w:r>
+    </w:p>
+    <w:p>
+      <w:pPr>
+        <w:pBdr/>
+        <w:spacing/>
+        <w:ind/>
+        <w:rPr>
+          <w:rFonts w:ascii="Garamond" w:hAnsi="Garamond" w:cs="Garamond"/>
+        </w:rPr>
+      </w:pPr>
+      <w:r>
+        <w:rPr>
+          <w:rFonts w:ascii="Garamond" w:hAnsi="Garamond" w:eastAsia="Garamond" w:cs="Garamond"/>
+        </w:rPr>
+      </w:r>
+      <w:r>
+        <w:rPr>
+          <w:rFonts w:ascii="Garamond" w:hAnsi="Garamond" w:eastAsia="Garamond" w:cs="Garamond"/>
+        </w:rPr>
+      </w:r>
+      <w:r>
+        <w:rPr>
+          <w:rFonts w:ascii="Garamond" w:hAnsi="Garamond" w:eastAsia="Garamond" w:cs="Garamond"/>
+        </w:rPr>
+      </w:r>
+    </w:p>
+    <w:p>
+      <w:pPr>
+        <w:pBdr/>
+        <w:spacing/>
+        <w:ind/>
         <w:rPr>
           <w:rFonts w:ascii="Garamond" w:hAnsi="Garamond" w:cs="Garamond"/>
           <w:b/>
           <w:bCs/>
           <w:sz w:val="28"/>
           <w:szCs w:val="28"/>
-          <w:highlight w:val="none"/>
+        </w:rPr>
+      </w:pPr>
+      <w:r>
+        <w:rPr>
+          <w:rFonts w:ascii="Garamond" w:hAnsi="Garamond" w:eastAsia="Garamond" w:cs="Garamond"/>
+          <w:b/>
+          <w:bCs/>
+          <w:sz w:val="28"/>
+          <w:szCs w:val="28"/>
+        </w:rPr>
+        <w:t xml:space="preserve">3.2.2 Gestion des projets et du cadre budgétaire </w:t>
+      </w:r>
+      <w:r>
+        <w:rPr>
+          <w:rFonts w:ascii="Garamond" w:hAnsi="Garamond" w:eastAsia="Garamond" w:cs="Garamond"/>
+          <w:b/>
+          <w:bCs/>
+          <w:sz w:val="28"/>
+          <w:szCs w:val="28"/>
+        </w:rPr>
+      </w:r>
+      <w:r>
+        <w:rPr>
+          <w:rFonts w:ascii="Garamond" w:hAnsi="Garamond" w:eastAsia="Garamond" w:cs="Garamond"/>
+          <w:b/>
+          <w:bCs/>
+          <w:sz w:val="28"/>
+          <w:szCs w:val="28"/>
         </w:rPr>
       </w:r>
     </w:p>
@@ -294,22 +697,348 @@
         <w:ind/>
         <w:rPr>
           <w:rFonts w:ascii="Garamond" w:hAnsi="Garamond" w:cs="Garamond"/>
+          <w:sz w:val="24"/>
+          <w:szCs w:val="24"/>
         </w:rPr>
       </w:pPr>
       <w:r>
         <w:rPr>
           <w:rFonts w:ascii="Garamond" w:hAnsi="Garamond" w:eastAsia="Garamond" w:cs="Garamond"/>
-        </w:rPr>
-        <w:t xml:space="preserve">Les besoins ont été recueillis au fil des entretiens avec les acteurs concernés : la DAF et l'Agent Comptable, des observations des pratiques en place et des échanges avec quelques porteurs de projet.</w:t>
+          <w:sz w:val="24"/>
+          <w:szCs w:val="24"/>
+        </w:rPr>
+        <w:t xml:space="preserve">Chaque dépense doit s'inscrire dans un cadre budgétaire précis : un projet, une convention de financement et une rubrique. La DAF est le responsable de cette organisation.</w:t>
       </w:r>
       <w:r>
         <w:rPr>
-          <w:rFonts w:ascii="Garamond" w:hAnsi="Garamond" w:cs="Garamond"/>
+          <w:rFonts w:ascii="Garamond" w:hAnsi="Garamond" w:eastAsia="Garamond" w:cs="Garamond"/>
+          <w:sz w:val="24"/>
+          <w:szCs w:val="24"/>
         </w:rPr>
       </w:r>
       <w:r>
         <w:rPr>
+          <w:rFonts w:ascii="Garamond" w:hAnsi="Garamond" w:eastAsia="Garamond" w:cs="Garamond"/>
+          <w:sz w:val="24"/>
+          <w:szCs w:val="24"/>
+        </w:rPr>
+      </w:r>
+    </w:p>
+    <w:p>
+      <w:pPr>
+        <w:pBdr/>
+        <w:spacing/>
+        <w:ind/>
+        <w:rPr>
           <w:rFonts w:ascii="Garamond" w:hAnsi="Garamond" w:cs="Garamond"/>
+          <w:sz w:val="24"/>
+          <w:szCs w:val="24"/>
+        </w:rPr>
+      </w:pPr>
+      <w:r>
+        <w:rPr>
+          <w:rFonts w:ascii="Garamond" w:hAnsi="Garamond" w:eastAsia="Garamond" w:cs="Garamond"/>
+          <w:b/>
+          <w:bCs/>
+          <w:sz w:val="24"/>
+          <w:szCs w:val="24"/>
+        </w:rPr>
+        <w:t xml:space="preserve">Gestion des projets</w:t>
+      </w:r>
+      <w:r>
+        <w:rPr>
+          <w:rFonts w:ascii="Garamond" w:hAnsi="Garamond" w:eastAsia="Garamond" w:cs="Garamond"/>
+          <w:sz w:val="24"/>
+          <w:szCs w:val="24"/>
+        </w:rPr>
+        <w:t xml:space="preserve">: Les projets </w:t>
+      </w:r>
+      <w:r>
+        <w:rPr>
+          <w:rFonts w:ascii="Garamond" w:hAnsi="Garamond" w:eastAsia="Garamond" w:cs="Garamond"/>
+          <w:sz w:val="24"/>
+          <w:szCs w:val="24"/>
+        </w:rPr>
+        <w:t xml:space="preserve">sont créés et suivis dans un module dédié. Chaque projet comporte un titre, un porteur désigné, des dates prévues et un statut évolutif parmi « en cours » ou « terminé ». La DAF consulte la liste des projets pour y rattacher les conventions de financement.</w:t>
+      </w:r>
+      <w:r>
+        <w:rPr>
+          <w:rFonts w:ascii="Garamond" w:hAnsi="Garamond" w:eastAsia="Garamond" w:cs="Garamond"/>
+          <w:sz w:val="24"/>
+          <w:szCs w:val="24"/>
+        </w:rPr>
+      </w:r>
+      <w:r>
+        <w:rPr>
+          <w:rFonts w:ascii="Garamond" w:hAnsi="Garamond" w:eastAsia="Garamond" w:cs="Garamond"/>
+          <w:sz w:val="24"/>
+          <w:szCs w:val="24"/>
+        </w:rPr>
+      </w:r>
+    </w:p>
+    <w:p>
+      <w:pPr>
+        <w:pBdr/>
+        <w:spacing/>
+        <w:ind/>
+        <w:rPr>
+          <w:rFonts w:ascii="Garamond" w:hAnsi="Garamond" w:cs="Garamond"/>
+          <w:sz w:val="24"/>
+          <w:szCs w:val="24"/>
+        </w:rPr>
+      </w:pPr>
+      <w:r>
+        <w:rPr>
+          <w:rFonts w:ascii="Garamond" w:hAnsi="Garamond" w:eastAsia="Garamond" w:cs="Garamond"/>
+          <w:b/>
+          <w:bCs/>
+          <w:sz w:val="24"/>
+          <w:szCs w:val="24"/>
+        </w:rPr>
+        <w:t xml:space="preserve">Gestion des conventions</w:t>
+      </w:r>
+      <w:r>
+        <w:rPr>
+          <w:rFonts w:ascii="Garamond" w:hAnsi="Garamond" w:eastAsia="Garamond" w:cs="Garamond"/>
+          <w:sz w:val="24"/>
+          <w:szCs w:val="24"/>
+        </w:rPr>
+        <w:t xml:space="preserve">: Chaque projet est financé par une ou plusieurs conventions signé</w:t>
+      </w:r>
+      <w:r>
+        <w:rPr>
+          <w:rFonts w:ascii="Garamond" w:hAnsi="Garamond" w:eastAsia="Garamond" w:cs="Garamond"/>
+          <w:sz w:val="24"/>
+          <w:szCs w:val="24"/>
+        </w:rPr>
+        <w:t xml:space="preserve">es avec des bailleurs. La DAF enregistre pour chaque convention le bailleur, le titre, le montant total, la devise d'origine ainsi que son taux de conversion en francs CFA , sans oublier les dates de signature, de début et de fin. </w:t>
+      </w:r>
+      <w:r>
+        <w:rPr>
+          <w:rFonts w:ascii="Garamond" w:hAnsi="Garamond" w:eastAsia="Garamond" w:cs="Garamond"/>
+          <w:sz w:val="24"/>
+          <w:szCs w:val="24"/>
+        </w:rPr>
+      </w:r>
+      <w:r>
+        <w:rPr>
+          <w:rFonts w:ascii="Garamond" w:hAnsi="Garamond" w:eastAsia="Garamond" w:cs="Garamond"/>
+          <w:sz w:val="24"/>
+          <w:szCs w:val="24"/>
+        </w:rPr>
+      </w:r>
+    </w:p>
+    <w:p>
+      <w:pPr>
+        <w:pBdr/>
+        <w:spacing/>
+        <w:ind/>
+        <w:rPr>
+          <w:rFonts w:ascii="Garamond" w:hAnsi="Garamond" w:cs="Garamond"/>
+          <w:sz w:val="24"/>
+          <w:szCs w:val="24"/>
+        </w:rPr>
+      </w:pPr>
+      <w:r>
+        <w:rPr>
+          <w:rFonts w:ascii="Garamond" w:hAnsi="Garamond" w:eastAsia="Garamond" w:cs="Garamond"/>
+          <w:b/>
+          <w:bCs/>
+          <w:sz w:val="24"/>
+          <w:szCs w:val="24"/>
+        </w:rPr>
+        <w:t xml:space="preserve">Définition des rubriques budgétaires</w:t>
+      </w:r>
+      <w:r>
+        <w:rPr>
+          <w:rFonts w:ascii="Garamond" w:hAnsi="Garamond" w:eastAsia="Garamond" w:cs="Garamond"/>
+          <w:sz w:val="24"/>
+          <w:szCs w:val="24"/>
+        </w:rPr>
+        <w:t xml:space="preserve">: Pour chaque convention, la DAF découpe le budget e</w:t>
+      </w:r>
+      <w:r>
+        <w:rPr>
+          <w:rFonts w:ascii="Garamond" w:hAnsi="Garamond" w:eastAsia="Garamond" w:cs="Garamond"/>
+          <w:sz w:val="24"/>
+          <w:szCs w:val="24"/>
+        </w:rPr>
+        <w:t xml:space="preserve">n rubriques. Une rubrique est définie par un libellé, un montant prévu et une description facultative. Toute te</w:t>
+      </w:r>
+      <w:r>
+        <w:rPr>
+          <w:rFonts w:ascii="Garamond" w:hAnsi="Garamond" w:eastAsia="Garamond" w:cs="Garamond"/>
+          <w:sz w:val="24"/>
+          <w:szCs w:val="24"/>
+        </w:rPr>
+        <w:t xml:space="preserve">ntative de dépassement de ce montant est rejetée avec un message d'erreur clair.</w:t>
+      </w:r>
+      <w:r>
+        <w:rPr>
+          <w:rFonts w:ascii="Garamond" w:hAnsi="Garamond" w:eastAsia="Garamond" w:cs="Garamond"/>
+          <w:sz w:val="24"/>
+          <w:szCs w:val="24"/>
+        </w:rPr>
+      </w:r>
+      <w:r>
+        <w:rPr>
+          <w:rFonts w:ascii="Garamond" w:hAnsi="Garamond" w:eastAsia="Garamond" w:cs="Garamond"/>
+          <w:sz w:val="24"/>
+          <w:szCs w:val="24"/>
+        </w:rPr>
+      </w:r>
+    </w:p>
+    <w:p>
+      <w:pPr>
+        <w:pBdr/>
+        <w:spacing/>
+        <w:ind/>
+        <w:rPr>
+          <w:rFonts w:ascii="Garamond" w:hAnsi="Garamond" w:cs="Garamond"/>
+          <w:sz w:val="24"/>
+          <w:szCs w:val="24"/>
+        </w:rPr>
+      </w:pPr>
+      <w:r>
+        <w:rPr>
+          <w:rFonts w:ascii="Garamond" w:hAnsi="Garamond" w:eastAsia="Garamond" w:cs="Garamond"/>
+          <w:b/>
+          <w:bCs/>
+          <w:sz w:val="24"/>
+          <w:szCs w:val="24"/>
+        </w:rPr>
+        <w:t xml:space="preserve">Enregistrement des versements</w:t>
+      </w:r>
+      <w:r>
+        <w:rPr>
+          <w:rFonts w:ascii="Garamond" w:hAnsi="Garamond" w:eastAsia="Garamond" w:cs="Garamond"/>
+          <w:sz w:val="24"/>
+          <w:szCs w:val="24"/>
+        </w:rPr>
+        <w:t xml:space="preserve">: Lorsqu'un bailleur effectue un versement, la DAF l'enregistre sur la convention concernée en précisant le montant, la date de réception, le type de versement et la référence bancaire. Ces versements assurent le suivi des fonds effectivement reçus.</w:t>
+      </w:r>
+      <w:r>
+        <w:rPr>
+          <w:rFonts w:ascii="Garamond" w:hAnsi="Garamond" w:eastAsia="Garamond" w:cs="Garamond"/>
+          <w:sz w:val="24"/>
+          <w:szCs w:val="24"/>
+        </w:rPr>
+      </w:r>
+      <w:r>
+        <w:rPr>
+          <w:rFonts w:ascii="Garamond" w:hAnsi="Garamond" w:eastAsia="Garamond" w:cs="Garamond"/>
+          <w:sz w:val="24"/>
+          <w:szCs w:val="24"/>
+        </w:rPr>
+      </w:r>
+    </w:p>
+    <w:p>
+      <w:pPr>
+        <w:pBdr/>
+        <w:spacing/>
+        <w:ind/>
+        <w:rPr>
+          <w:rFonts w:ascii="Garamond" w:hAnsi="Garamond" w:cs="Garamond"/>
+          <w:sz w:val="24"/>
+          <w:szCs w:val="24"/>
+        </w:rPr>
+      </w:pPr>
+      <w:r>
+        <w:rPr>
+          <w:rFonts w:ascii="Garamond" w:hAnsi="Garamond" w:eastAsia="Garamond" w:cs="Garamond"/>
+          <w:sz w:val="24"/>
+          <w:szCs w:val="24"/>
+        </w:rPr>
+      </w:r>
+      <w:r>
+        <w:rPr>
+          <w:rFonts w:ascii="Garamond" w:hAnsi="Garamond" w:eastAsia="Garamond" w:cs="Garamond"/>
+          <w:sz w:val="24"/>
+          <w:szCs w:val="24"/>
+        </w:rPr>
+      </w:r>
+      <w:r>
+        <w:rPr>
+          <w:rFonts w:ascii="Garamond" w:hAnsi="Garamond" w:eastAsia="Garamond" w:cs="Garamond"/>
+          <w:sz w:val="24"/>
+          <w:szCs w:val="24"/>
+        </w:rPr>
+      </w:r>
+    </w:p>
+    <w:p>
+      <w:pPr>
+        <w:pBdr/>
+        <w:spacing/>
+        <w:ind/>
+        <w:rPr>
+          <w:rFonts w:ascii="Garamond" w:hAnsi="Garamond" w:cs="Garamond"/>
+          <w:sz w:val="24"/>
+          <w:szCs w:val="24"/>
+        </w:rPr>
+      </w:pPr>
+      <w:r>
+        <w:rPr>
+          <w:rFonts w:ascii="Garamond" w:hAnsi="Garamond" w:eastAsia="Garamond" w:cs="Garamond"/>
+          <w:b/>
+          <w:bCs/>
+          <w:sz w:val="24"/>
+          <w:szCs w:val="24"/>
+        </w:rPr>
+        <w:t xml:space="preserve">Paiements directs</w:t>
+      </w:r>
+      <w:r>
+        <w:rPr>
+          <w:rFonts w:ascii="Garamond" w:hAnsi="Garamond" w:eastAsia="Garamond" w:cs="Garamond"/>
+          <w:sz w:val="24"/>
+          <w:szCs w:val="24"/>
+        </w:rPr>
+        <w:t xml:space="preserve"> : Il arrive qu'un bailleur règle directement un prestataire sans transiter par le compte bancaire de l'université. La DAF peut trac</w:t>
+      </w:r>
+      <w:r>
+        <w:rPr>
+          <w:rFonts w:ascii="Garamond" w:hAnsi="Garamond" w:eastAsia="Garamond" w:cs="Garamond"/>
+          <w:sz w:val="24"/>
+          <w:szCs w:val="24"/>
+        </w:rPr>
+        <w:t xml:space="preserve">er ces opérations sur la convention concernée en indiquant le montant, l'objet du règlement, la description et la date. Ces paiements directs ne suivent pas le circuit habituel des demandes de dépenses, mais ils sont intégrés au décompte budgétaire global.</w:t>
+      </w:r>
+      <w:r>
+        <w:rPr>
+          <w:rFonts w:ascii="Garamond" w:hAnsi="Garamond" w:eastAsia="Garamond" w:cs="Garamond"/>
+          <w:sz w:val="24"/>
+          <w:szCs w:val="24"/>
+        </w:rPr>
+      </w:r>
+      <w:r>
+        <w:rPr>
+          <w:rFonts w:ascii="Garamond" w:hAnsi="Garamond" w:eastAsia="Garamond" w:cs="Garamond"/>
+          <w:sz w:val="24"/>
+          <w:szCs w:val="24"/>
+        </w:rPr>
+      </w:r>
+    </w:p>
+    <w:p>
+      <w:pPr>
+        <w:pBdr/>
+        <w:spacing/>
+        <w:ind/>
+        <w:rPr>
+          <w:rFonts w:ascii="Garamond" w:hAnsi="Garamond" w:cs="Garamond"/>
+        </w:rPr>
+      </w:pPr>
+      <w:r>
+        <w:rPr>
+          <w:rFonts w:ascii="Garamond" w:hAnsi="Garamond" w:eastAsia="Garamond" w:cs="Garamond"/>
+        </w:rPr>
+      </w:r>
+      <w:r>
+        <w:rPr>
+          <w:rFonts w:ascii="Garamond" w:hAnsi="Garamond" w:eastAsia="Garamond" w:cs="Garamond"/>
+        </w:rPr>
+      </w:r>
+      <w:r>
+        <w:rPr>
+          <w:rFonts w:ascii="Garamond" w:hAnsi="Garamond" w:eastAsia="Garamond" w:cs="Garamond"/>
         </w:rPr>
       </w:r>
     </w:p>
@@ -334,251 +1063,8 @@
           <w:sz w:val="28"/>
           <w:szCs w:val="28"/>
         </w:rPr>
-        <w:t xml:space="preserve">3.2.1 Gestion des comptes et des accès</w:t>
+        <w:t xml:space="preserve">3.2.3 Circuit des dépenses</w:t>
       </w:r>
-      <w:r>
-        <w:rPr>
-          <w:rFonts w:ascii="Garamond" w:hAnsi="Garamond" w:cs="Garamond"/>
-          <w:b/>
-          <w:bCs/>
-          <w:sz w:val="28"/>
-          <w:szCs w:val="28"/>
-        </w:rPr>
-      </w:r>
-      <w:r>
-        <w:rPr>
-          <w:rFonts w:ascii="Garamond" w:hAnsi="Garamond" w:cs="Garamond"/>
-          <w:b/>
-          <w:bCs/>
-          <w:sz w:val="28"/>
-          <w:szCs w:val="28"/>
-        </w:rPr>
-      </w:r>
-    </w:p>
-    <w:p>
-      <w:pPr>
-        <w:pBdr/>
-        <w:spacing/>
-        <w:ind/>
-        <w:rPr>
-          <w:rFonts w:ascii="Garamond" w:hAnsi="Garamond" w:cs="Garamond"/>
-        </w:rPr>
-      </w:pPr>
-      <w:r>
-        <w:rPr>
-          <w:rFonts w:ascii="Garamond" w:hAnsi="Garamond" w:eastAsia="Garamond" w:cs="Garamond"/>
-        </w:rPr>
-        <w:t xml:space="preserve">Le système doit servir plusieurs profils d'utilisateurs aux responsabilités très différentes. Il est donc indispensable de contrôler l'accès aux fonctionnalités en fonction du rôle de chacun.</w:t>
-      </w:r>
-      <w:r>
-        <w:rPr>
-          <w:rFonts w:ascii="Garamond" w:hAnsi="Garamond" w:cs="Garamond"/>
-        </w:rPr>
-      </w:r>
-      <w:r>
-        <w:rPr>
-          <w:rFonts w:ascii="Garamond" w:hAnsi="Garamond" w:cs="Garamond"/>
-        </w:rPr>
-      </w:r>
-    </w:p>
-    <w:p>
-      <w:pPr>
-        <w:pBdr/>
-        <w:spacing/>
-        <w:ind/>
-        <w:rPr>
-          <w:rFonts w:ascii="Garamond" w:hAnsi="Garamond" w:cs="Garamond"/>
-        </w:rPr>
-      </w:pPr>
-      <w:r>
-        <w:rPr>
-          <w:rFonts w:ascii="Garamond" w:hAnsi="Garamond" w:eastAsia="Garamond" w:cs="Garamond"/>
-          <w:b/>
-          <w:bCs/>
-        </w:rPr>
-        <w:t xml:space="preserve">Authentification</w:t>
-      </w:r>
-      <w:r>
-        <w:rPr>
-          <w:rFonts w:ascii="Garamond" w:hAnsi="Garamond" w:eastAsia="Garamond" w:cs="Garamond"/>
-        </w:rPr>
-        <w:t xml:space="preserve"> : Tout utilisateur se connecte avec son adresse électronique et son mot de passe. Le systè</w:t>
-      </w:r>
-      <w:r>
-        <w:rPr>
-          <w:rFonts w:ascii="Garamond" w:hAnsi="Garamond" w:eastAsia="Garamond" w:cs="Garamond"/>
-        </w:rPr>
-        <w:t xml:space="preserve">me vérifie l'exactitude des identifiants et l'état actif du compte. Un compte désactivé est rejeté avec un message explicite. Pour limiter les attaques par force brute, des tentatives de connexion répétées et infructueuses entraînent un blocage temporaire.</w:t>
-      </w:r>
-      <w:r>
-        <w:rPr>
-          <w:rFonts w:ascii="Garamond" w:hAnsi="Garamond" w:cs="Garamond"/>
-        </w:rPr>
-      </w:r>
-      <w:r>
-        <w:rPr>
-          <w:rFonts w:ascii="Garamond" w:hAnsi="Garamond" w:cs="Garamond"/>
-        </w:rPr>
-      </w:r>
-    </w:p>
-    <w:p>
-      <w:pPr>
-        <w:pBdr/>
-        <w:spacing/>
-        <w:ind/>
-        <w:rPr>
-          <w:rFonts w:ascii="Garamond" w:hAnsi="Garamond" w:cs="Garamond"/>
-        </w:rPr>
-      </w:pPr>
-      <w:r>
-        <w:rPr>
-          <w:rFonts w:ascii="Garamond" w:hAnsi="Garamond" w:eastAsia="Garamond" w:cs="Garamond"/>
-          <w:b/>
-          <w:bCs/>
-        </w:rPr>
-        <w:t xml:space="preserve">Gestion des utilisateurs</w:t>
-      </w:r>
-      <w:r>
-        <w:rPr>
-          <w:rFonts w:ascii="Garamond" w:hAnsi="Garamond" w:eastAsia="Garamond" w:cs="Garamond"/>
-        </w:rPr>
-        <w:t xml:space="preserve"> : L'administrateur dispose d'une interface dédiée pour créer un compte, modif</w:t>
-      </w:r>
-      <w:r>
-        <w:rPr>
-          <w:rFonts w:ascii="Garamond" w:hAnsi="Garamond" w:eastAsia="Garamond" w:cs="Garamond"/>
-        </w:rPr>
-        <w:t xml:space="preserve">ier les informations d'un compte existant et consulter la liste des utilisateurs. Lors de la création, il précise le nom, l'adresse électronique, le rôle attribué et un mot de passe initial. La liste des utilisateurs est filtrable par rôle ou par statut. L</w:t>
-      </w:r>
-      <w:r>
-        <w:rPr>
-          <w:rFonts w:ascii="Garamond" w:hAnsi="Garamond" w:eastAsia="Garamond" w:cs="Garamond"/>
-        </w:rPr>
-        <w:t xml:space="preserve">'administrateur peut également désactiver un compte sans le supprimer, ce qui permet de retirer un accès tout en conservant l'historique des actions de l'utilisateur. Pour éviter tout blocage accidentel, l'administrateur ne peut pas se désactiver lui-même.</w:t>
-      </w:r>
-      <w:r>
-        <w:rPr>
-          <w:rFonts w:ascii="Garamond" w:hAnsi="Garamond" w:cs="Garamond"/>
-        </w:rPr>
-      </w:r>
-      <w:r>
-        <w:rPr>
-          <w:rFonts w:ascii="Garamond" w:hAnsi="Garamond" w:cs="Garamond"/>
-        </w:rPr>
-      </w:r>
-    </w:p>
-    <w:p>
-      <w:pPr>
-        <w:pBdr/>
-        <w:spacing/>
-        <w:ind/>
-        <w:rPr>
-          <w:rFonts w:ascii="Garamond" w:hAnsi="Garamond" w:cs="Garamond"/>
-        </w:rPr>
-      </w:pPr>
-      <w:r>
-        <w:rPr>
-          <w:rFonts w:ascii="Garamond" w:hAnsi="Garamond" w:eastAsia="Garamond" w:cs="Garamond"/>
-          <w:b/>
-          <w:bCs/>
-        </w:rPr>
-        <w:t xml:space="preserve">Mode maintenance </w:t>
-      </w:r>
-      <w:r>
-        <w:rPr>
-          <w:rFonts w:ascii="Garamond" w:hAnsi="Garamond" w:eastAsia="Garamond" w:cs="Garamond"/>
-        </w:rPr>
-        <w:t xml:space="preserve">: L'administrateur peut activer un mode maintenance qui empêche tout utilisateur non administrateur d'accéder à la plateforme. Ce mode s'accompagne d'un message explicatif affiché aux personnes bloquées, </w:t>
-      </w:r>
-      <w:r>
-        <w:rPr>
-          <w:rFonts w:ascii="Garamond" w:hAnsi="Garamond" w:eastAsia="Garamond" w:cs="Garamond"/>
-        </w:rPr>
-        <w:t xml:space="preserve">par exemple « mise à jour planifiée du système », et, le cas échéant, d'une date de fin estimée. Le système désactive automatiquement le mode maintenance lorsque cette date est atteinte. L'administrateur conserve un accès complet pendant toute l'opération.</w:t>
-      </w:r>
-      <w:r>
-        <w:rPr>
-          <w:rFonts w:ascii="Garamond" w:hAnsi="Garamond" w:cs="Garamond"/>
-        </w:rPr>
-      </w:r>
-      <w:r>
-        <w:rPr>
-          <w:rFonts w:ascii="Garamond" w:hAnsi="Garamond" w:cs="Garamond"/>
-        </w:rPr>
-      </w:r>
-    </w:p>
-    <w:p>
-      <w:pPr>
-        <w:pBdr/>
-        <w:spacing/>
-        <w:ind/>
-        <w:rPr>
-          <w:rFonts w:ascii="Garamond" w:hAnsi="Garamond" w:cs="Garamond"/>
-        </w:rPr>
-      </w:pPr>
-      <w:r>
-        <w:rPr>
-          <w:rFonts w:ascii="Garamond" w:hAnsi="Garamond" w:eastAsia="Garamond" w:cs="Garamond"/>
-          <w:b/>
-          <w:bCs/>
-        </w:rPr>
-        <w:t xml:space="preserve">Journal d'audit </w:t>
-      </w:r>
-      <w:r>
-        <w:rPr>
-          <w:rFonts w:ascii="Garamond" w:hAnsi="Garamond" w:eastAsia="Garamond" w:cs="Garamond"/>
-        </w:rPr>
-        <w:t xml:space="preserve">: Toutes les opérations sensibles sont consignées dans un journal accessible à l'administrateur. Chaque entrée précise l'auteur, la nature de l'opération, la date et l'entité concernée. Ce journal répond aux exigences de traçabilité des bailleurs de fonds.</w:t>
-      </w:r>
-      <w:r>
-        <w:rPr>
-          <w:rFonts w:ascii="Garamond" w:hAnsi="Garamond" w:cs="Garamond"/>
-        </w:rPr>
-      </w:r>
-      <w:r>
-        <w:rPr>
-          <w:rFonts w:ascii="Garamond" w:hAnsi="Garamond" w:cs="Garamond"/>
-        </w:rPr>
-      </w:r>
-    </w:p>
-    <w:p>
-      <w:pPr>
-        <w:pBdr/>
-        <w:spacing/>
-        <w:ind/>
-        <w:rPr>
-          <w:rFonts w:ascii="Garamond" w:hAnsi="Garamond" w:cs="Garamond"/>
-        </w:rPr>
-      </w:pPr>
-      <w:r>
-        <w:rPr>
-          <w:rFonts w:ascii="Garamond" w:hAnsi="Garamond" w:eastAsia="Garamond" w:cs="Garamond"/>
-        </w:rPr>
-      </w:r>
-      <w:r>
-        <w:rPr>
-          <w:rFonts w:ascii="Garamond" w:hAnsi="Garamond" w:cs="Garamond"/>
-        </w:rPr>
-      </w:r>
-      <w:r>
-        <w:rPr>
-          <w:rFonts w:ascii="Garamond" w:hAnsi="Garamond" w:cs="Garamond"/>
-        </w:rPr>
-      </w:r>
-    </w:p>
-    <w:p>
-      <w:pPr>
-        <w:pBdr/>
-        <w:spacing/>
-        <w:ind/>
-        <w:rPr>
-          <w:rFonts w:ascii="Garamond" w:hAnsi="Garamond" w:cs="Garamond"/>
-          <w:b/>
-          <w:bCs/>
-          <w:sz w:val="28"/>
-          <w:szCs w:val="28"/>
-        </w:rPr>
-      </w:pPr>
       <w:r>
         <w:rPr>
           <w:rFonts w:ascii="Garamond" w:hAnsi="Garamond" w:eastAsia="Garamond" w:cs="Garamond"/>
@@ -587,316 +1073,7 @@
           <w:sz w:val="28"/>
           <w:szCs w:val="28"/>
         </w:rPr>
-        <w:t xml:space="preserve">3.2.2 Gestion des projets et du cadre budgétaire </w:t>
       </w:r>
-      <w:r>
-        <w:rPr>
-          <w:rFonts w:ascii="Garamond" w:hAnsi="Garamond" w:cs="Garamond"/>
-          <w:b/>
-          <w:bCs/>
-          <w:sz w:val="28"/>
-          <w:szCs w:val="28"/>
-        </w:rPr>
-      </w:r>
-      <w:r>
-        <w:rPr>
-          <w:rFonts w:ascii="Garamond" w:hAnsi="Garamond" w:cs="Garamond"/>
-          <w:b/>
-          <w:bCs/>
-          <w:sz w:val="28"/>
-          <w:szCs w:val="28"/>
-        </w:rPr>
-      </w:r>
-    </w:p>
-    <w:p>
-      <w:pPr>
-        <w:pBdr/>
-        <w:spacing/>
-        <w:ind/>
-        <w:rPr>
-          <w:rFonts w:ascii="Garamond" w:hAnsi="Garamond" w:cs="Garamond"/>
-        </w:rPr>
-      </w:pPr>
-      <w:r>
-        <w:rPr>
-          <w:rFonts w:ascii="Garamond" w:hAnsi="Garamond" w:eastAsia="Garamond" w:cs="Garamond"/>
-        </w:rPr>
-        <w:t xml:space="preserve">Chaque dépense doit s'inscrire dans un cadre budgétaire précis : un projet, une convention de financement et une rubrique. La DAF est le responsable de cette organisation.</w:t>
-      </w:r>
-      <w:r>
-        <w:rPr>
-          <w:rFonts w:ascii="Garamond" w:hAnsi="Garamond" w:cs="Garamond"/>
-        </w:rPr>
-      </w:r>
-      <w:r>
-        <w:rPr>
-          <w:rFonts w:ascii="Garamond" w:hAnsi="Garamond" w:cs="Garamond"/>
-        </w:rPr>
-      </w:r>
-    </w:p>
-    <w:p>
-      <w:pPr>
-        <w:pBdr/>
-        <w:spacing/>
-        <w:ind/>
-        <w:rPr>
-          <w:rFonts w:ascii="Garamond" w:hAnsi="Garamond" w:cs="Garamond"/>
-        </w:rPr>
-      </w:pPr>
-      <w:r>
-        <w:rPr>
-          <w:rFonts w:ascii="Garamond" w:hAnsi="Garamond" w:eastAsia="Garamond" w:cs="Garamond"/>
-          <w:b/>
-          <w:bCs/>
-        </w:rPr>
-        <w:t xml:space="preserve">Gestion des projets</w:t>
-      </w:r>
-      <w:r>
-        <w:rPr>
-          <w:rFonts w:ascii="Garamond" w:hAnsi="Garamond" w:eastAsia="Garamond" w:cs="Garamond"/>
-        </w:rPr>
-        <w:t xml:space="preserve">: Les projets </w:t>
-      </w:r>
-      <w:r>
-        <w:rPr>
-          <w:rFonts w:ascii="Garamond" w:hAnsi="Garamond" w:eastAsia="Garamond" w:cs="Garamond"/>
-        </w:rPr>
-        <w:t xml:space="preserve">sont créés et suivis dans un module dédié. Chaque projet comporte un titre, un porteur désigné, des dates prévues et un statut évolutif parmi « en cours » ou « terminé ». La DAF consulte la liste des projets pour y rattacher les conventions de financement.</w:t>
-      </w:r>
-      <w:r>
-        <w:rPr>
-          <w:rFonts w:ascii="Garamond" w:hAnsi="Garamond" w:cs="Garamond"/>
-        </w:rPr>
-      </w:r>
-      <w:r>
-        <w:rPr>
-          <w:rFonts w:ascii="Garamond" w:hAnsi="Garamond" w:cs="Garamond"/>
-        </w:rPr>
-      </w:r>
-    </w:p>
-    <w:p>
-      <w:pPr>
-        <w:pBdr/>
-        <w:spacing/>
-        <w:ind/>
-        <w:rPr>
-          <w:rFonts w:ascii="Garamond" w:hAnsi="Garamond" w:cs="Garamond"/>
-        </w:rPr>
-      </w:pPr>
-      <w:r>
-        <w:rPr>
-          <w:rFonts w:ascii="Garamond" w:hAnsi="Garamond" w:eastAsia="Garamond" w:cs="Garamond"/>
-          <w:b/>
-          <w:bCs/>
-        </w:rPr>
-        <w:t xml:space="preserve">Gestion des conventions</w:t>
-      </w:r>
-      <w:r>
-        <w:rPr>
-          <w:rFonts w:ascii="Garamond" w:hAnsi="Garamond" w:eastAsia="Garamond" w:cs="Garamond"/>
-        </w:rPr>
-        <w:t xml:space="preserve">: Chaque projet est financé par une ou plusieurs conventions signé</w:t>
-      </w:r>
-      <w:r>
-        <w:rPr>
-          <w:rFonts w:ascii="Garamond" w:hAnsi="Garamond" w:eastAsia="Garamond" w:cs="Garamond"/>
-        </w:rPr>
-        <w:t xml:space="preserve">es avec des bailleurs. La DAF enregistre pour chaque convention le bailleur, le titre, le montant total, la devise d'origine ainsi que son taux de conversion en francs CFA , sans oublier les dates de signature, de début et de fin. </w:t>
-      </w:r>
-      <w:r>
-        <w:rPr>
-          <w:rFonts w:ascii="Garamond" w:hAnsi="Garamond" w:cs="Garamond"/>
-        </w:rPr>
-      </w:r>
-      <w:r>
-        <w:rPr>
-          <w:rFonts w:ascii="Garamond" w:hAnsi="Garamond" w:cs="Garamond"/>
-        </w:rPr>
-      </w:r>
-    </w:p>
-    <w:p>
-      <w:pPr>
-        <w:pBdr/>
-        <w:spacing/>
-        <w:ind/>
-        <w:rPr>
-          <w:rFonts w:ascii="Garamond" w:hAnsi="Garamond" w:cs="Garamond"/>
-        </w:rPr>
-      </w:pPr>
-      <w:r>
-        <w:rPr>
-          <w:rFonts w:ascii="Garamond" w:hAnsi="Garamond" w:eastAsia="Garamond" w:cs="Garamond"/>
-          <w:b/>
-          <w:bCs/>
-        </w:rPr>
-        <w:t xml:space="preserve">Définition des rubriques budgétaires</w:t>
-      </w:r>
-      <w:r>
-        <w:rPr>
-          <w:rFonts w:ascii="Garamond" w:hAnsi="Garamond" w:eastAsia="Garamond" w:cs="Garamond"/>
-        </w:rPr>
-        <w:t xml:space="preserve">: Pour chaque convention, la DAF découpe le budget e</w:t>
-      </w:r>
-      <w:r>
-        <w:rPr>
-          <w:rFonts w:ascii="Garamond" w:hAnsi="Garamond" w:eastAsia="Garamond" w:cs="Garamond"/>
-        </w:rPr>
-        <w:t xml:space="preserve">n rubriques. Une rubrique est définie par un libellé, un montant prévu et une description facultative. Toute te</w:t>
-      </w:r>
-      <w:r>
-        <w:rPr>
-          <w:rFonts w:ascii="Garamond" w:hAnsi="Garamond" w:eastAsia="Garamond" w:cs="Garamond"/>
-        </w:rPr>
-        <w:t xml:space="preserve">ntative de dépassement de ce montant est rejetée avec un message d'erreur clair.</w:t>
-      </w:r>
-      <w:r>
-        <w:rPr>
-          <w:rFonts w:ascii="Garamond" w:hAnsi="Garamond" w:cs="Garamond"/>
-        </w:rPr>
-      </w:r>
-      <w:r>
-        <w:rPr>
-          <w:rFonts w:ascii="Garamond" w:hAnsi="Garamond" w:cs="Garamond"/>
-        </w:rPr>
-      </w:r>
-    </w:p>
-    <w:p>
-      <w:pPr>
-        <w:pBdr/>
-        <w:spacing/>
-        <w:ind/>
-        <w:rPr>
-          <w:rFonts w:ascii="Garamond" w:hAnsi="Garamond" w:cs="Garamond"/>
-        </w:rPr>
-      </w:pPr>
-      <w:r>
-        <w:rPr>
-          <w:rFonts w:ascii="Garamond" w:hAnsi="Garamond" w:eastAsia="Garamond" w:cs="Garamond"/>
-          <w:b/>
-          <w:bCs/>
-        </w:rPr>
-        <w:t xml:space="preserve">Enregistrement des versements</w:t>
-      </w:r>
-      <w:r>
-        <w:rPr>
-          <w:rFonts w:ascii="Garamond" w:hAnsi="Garamond" w:eastAsia="Garamond" w:cs="Garamond"/>
-        </w:rPr>
-        <w:t xml:space="preserve">: Lorsqu'un bailleur effectue un versement, la DAF l'enregistre sur la convention concernée en précisant le montant, la date de réception, le type de versement et la référence bancaire. Ces versements assurent le suivi des fonds effectivement reçus.</w:t>
-      </w:r>
-      <w:r>
-        <w:rPr>
-          <w:rFonts w:ascii="Garamond" w:hAnsi="Garamond" w:cs="Garamond"/>
-        </w:rPr>
-      </w:r>
-      <w:r>
-        <w:rPr>
-          <w:rFonts w:ascii="Garamond" w:hAnsi="Garamond" w:cs="Garamond"/>
-        </w:rPr>
-      </w:r>
-    </w:p>
-    <w:p>
-      <w:pPr>
-        <w:pBdr/>
-        <w:spacing/>
-        <w:ind/>
-        <w:rPr>
-          <w:rFonts w:ascii="Garamond" w:hAnsi="Garamond" w:cs="Garamond"/>
-        </w:rPr>
-      </w:pPr>
-      <w:r>
-        <w:rPr>
-          <w:rFonts w:ascii="Garamond" w:hAnsi="Garamond" w:eastAsia="Garamond" w:cs="Garamond"/>
-        </w:rPr>
-      </w:r>
-      <w:r>
-        <w:rPr>
-          <w:rFonts w:ascii="Garamond" w:hAnsi="Garamond" w:cs="Garamond"/>
-        </w:rPr>
-      </w:r>
-      <w:r>
-        <w:rPr>
-          <w:rFonts w:ascii="Garamond" w:hAnsi="Garamond" w:cs="Garamond"/>
-        </w:rPr>
-      </w:r>
-    </w:p>
-    <w:p>
-      <w:pPr>
-        <w:pBdr/>
-        <w:spacing/>
-        <w:ind/>
-        <w:rPr>
-          <w:rFonts w:ascii="Garamond" w:hAnsi="Garamond" w:cs="Garamond"/>
-        </w:rPr>
-      </w:pPr>
-      <w:r>
-        <w:rPr>
-          <w:rFonts w:ascii="Garamond" w:hAnsi="Garamond" w:eastAsia="Garamond" w:cs="Garamond"/>
-          <w:b/>
-          <w:bCs/>
-        </w:rPr>
-        <w:t xml:space="preserve">Paiements directs</w:t>
-      </w:r>
-      <w:r>
-        <w:rPr>
-          <w:rFonts w:ascii="Garamond" w:hAnsi="Garamond" w:eastAsia="Garamond" w:cs="Garamond"/>
-        </w:rPr>
-        <w:t xml:space="preserve"> : Il arrive qu'un bailleur règle directement un prestataire sans transiter par le compte bancaire de l'université. La DAF peut trac</w:t>
-      </w:r>
-      <w:r>
-        <w:rPr>
-          <w:rFonts w:ascii="Garamond" w:hAnsi="Garamond" w:eastAsia="Garamond" w:cs="Garamond"/>
-        </w:rPr>
-        <w:t xml:space="preserve">er ces opérations sur la convention concernée en indiquant le montant, l'objet du règlement, la description et la date. Ces paiements directs ne suivent pas le circuit habituel des demandes de dépenses, mais ils sont intégrés au décompte budgétaire global.</w:t>
-      </w:r>
-      <w:r>
-        <w:rPr>
-          <w:rFonts w:ascii="Garamond" w:hAnsi="Garamond" w:cs="Garamond"/>
-        </w:rPr>
-      </w:r>
-      <w:r>
-        <w:rPr>
-          <w:rFonts w:ascii="Garamond" w:hAnsi="Garamond" w:cs="Garamond"/>
-        </w:rPr>
-      </w:r>
-    </w:p>
-    <w:p>
-      <w:pPr>
-        <w:pBdr/>
-        <w:spacing/>
-        <w:ind/>
-        <w:rPr>
-          <w:rFonts w:ascii="Garamond" w:hAnsi="Garamond" w:cs="Garamond"/>
-        </w:rPr>
-      </w:pPr>
-      <w:r>
-        <w:rPr>
-          <w:rFonts w:ascii="Garamond" w:hAnsi="Garamond" w:eastAsia="Garamond" w:cs="Garamond"/>
-        </w:rPr>
-      </w:r>
-      <w:r>
-        <w:rPr>
-          <w:rFonts w:ascii="Garamond" w:hAnsi="Garamond" w:cs="Garamond"/>
-        </w:rPr>
-      </w:r>
-      <w:r>
-        <w:rPr>
-          <w:rFonts w:ascii="Garamond" w:hAnsi="Garamond" w:cs="Garamond"/>
-        </w:rPr>
-      </w:r>
-    </w:p>
-    <w:p>
-      <w:pPr>
-        <w:pBdr/>
-        <w:spacing/>
-        <w:ind/>
-        <w:rPr>
-          <w:rFonts w:ascii="Garamond" w:hAnsi="Garamond" w:cs="Garamond"/>
-          <w:b/>
-          <w:bCs/>
-          <w:sz w:val="28"/>
-          <w:szCs w:val="28"/>
-        </w:rPr>
-      </w:pPr>
       <w:r>
         <w:rPr>
           <w:rFonts w:ascii="Garamond" w:hAnsi="Garamond" w:eastAsia="Garamond" w:cs="Garamond"/>
@@ -905,25 +1082,6 @@
           <w:sz w:val="28"/>
           <w:szCs w:val="28"/>
         </w:rPr>
-        <w:t xml:space="preserve">3.2.3 Circuit des dépenses</w:t>
-      </w:r>
-      <w:r>
-        <w:rPr>
-          <w:rFonts w:ascii="Garamond" w:hAnsi="Garamond" w:cs="Garamond"/>
-          <w:b/>
-          <w:bCs/>
-          <w:sz w:val="28"/>
-          <w:szCs w:val="28"/>
-        </w:rPr>
-      </w:r>
-      <w:r>
-        <w:rPr>
-          <w:rFonts w:ascii="Garamond" w:hAnsi="Garamond" w:cs="Garamond"/>
-          <w:b/>
-          <w:bCs/>
-          <w:sz w:val="28"/>
-          <w:szCs w:val="28"/>
-        </w:rPr>
       </w:r>
     </w:p>
     <w:p>
@@ -933,28 +1091,38 @@
         <w:ind/>
         <w:rPr>
           <w:rFonts w:ascii="Garamond" w:hAnsi="Garamond" w:cs="Garamond"/>
+          <w:sz w:val="24"/>
+          <w:szCs w:val="24"/>
         </w:rPr>
       </w:pPr>
       <w:r>
         <w:rPr>
           <w:rFonts w:ascii="Garamond" w:hAnsi="Garamond" w:eastAsia="Garamond" w:cs="Garamond"/>
+          <w:sz w:val="24"/>
+          <w:szCs w:val="24"/>
         </w:rPr>
         <w:t xml:space="preserve">Ce module constitue le cœur métier du système. Chaque demande de dépense pass</w:t>
       </w:r>
       <w:r>
         <w:rPr>
           <w:rFonts w:ascii="Garamond" w:hAnsi="Garamond" w:eastAsia="Garamond" w:cs="Garamond"/>
+          <w:sz w:val="24"/>
+          <w:szCs w:val="24"/>
         </w:rPr>
         <w:t xml:space="preserve">e par une suite d'étapes obligatoires. À chaque étape correspond un acteur responsable et des règles précises à respecter. Cette structuration garantit qu'aucune dépense n'est engagée sans contrôle préalable et qu'aucune trace ne se perd entre les acteurs.</w:t>
       </w:r>
       <w:r>
         <w:rPr>
-          <w:rFonts w:ascii="Garamond" w:hAnsi="Garamond" w:cs="Garamond"/>
+          <w:rFonts w:ascii="Garamond" w:hAnsi="Garamond" w:eastAsia="Garamond" w:cs="Garamond"/>
+          <w:sz w:val="24"/>
+          <w:szCs w:val="24"/>
         </w:rPr>
       </w:r>
       <w:r>
         <w:rPr>
-          <w:rFonts w:ascii="Garamond" w:hAnsi="Garamond" w:cs="Garamond"/>
+          <w:rFonts w:ascii="Garamond" w:hAnsi="Garamond" w:eastAsia="Garamond" w:cs="Garamond"/>
+          <w:sz w:val="24"/>
+          <w:szCs w:val="24"/>
         </w:rPr>
       </w:r>
     </w:p>
@@ -965,6 +1133,8 @@
         <w:ind/>
         <w:rPr>
           <w:rFonts w:ascii="Garamond" w:hAnsi="Garamond" w:cs="Garamond"/>
+          <w:sz w:val="24"/>
+          <w:szCs w:val="24"/>
         </w:rPr>
       </w:pPr>
       <w:r>
@@ -972,35 +1142,47 @@
           <w:rFonts w:ascii="Garamond" w:hAnsi="Garamond" w:eastAsia="Garamond" w:cs="Garamond"/>
           <w:b/>
           <w:bCs/>
+          <w:sz w:val="24"/>
+          <w:szCs w:val="24"/>
         </w:rPr>
         <w:t xml:space="preserve">Soumission d'une demande par le porteur</w:t>
       </w:r>
       <w:r>
         <w:rPr>
           <w:rFonts w:ascii="Garamond" w:hAnsi="Garamond" w:eastAsia="Garamond" w:cs="Garamond"/>
+          <w:sz w:val="24"/>
+          <w:szCs w:val="24"/>
         </w:rPr>
         <w:t xml:space="preserve"> : Le porteur initie une demande en sélec</w:t>
       </w:r>
       <w:r>
         <w:rPr>
           <w:rFonts w:ascii="Garamond" w:hAnsi="Garamond" w:eastAsia="Garamond" w:cs="Garamond"/>
+          <w:sz w:val="24"/>
+          <w:szCs w:val="24"/>
         </w:rPr>
         <w:t xml:space="preserve">tionnant la convention et la rubrique sur lesquelles il souhaite imputer la dépense. Il précise le montant, l'objet, une description détaillée et joint obligatoirement un justificatif au format PDF, tel qu'une facture proforma, un devis ou un bon de comman</w:t>
       </w:r>
       <w:r>
         <w:rPr>
           <w:rFonts w:ascii="Garamond" w:hAnsi="Garamond" w:eastAsia="Garamond" w:cs="Garamond"/>
+          <w:sz w:val="24"/>
+          <w:szCs w:val="24"/>
         </w:rPr>
         <w:t xml:space="preserve">de, document qui atteste du coût de la dépense à engager. Avant l'enregistrement, le système vérifie trois conditions : le projet est en cours, la convention est active et aucune autre demande active n’existe sur la même convention.</w:t>
       </w:r>
       <w:r>
         <w:rPr>
-          <w:rFonts w:ascii="Garamond" w:hAnsi="Garamond" w:cs="Garamond"/>
+          <w:rFonts w:ascii="Garamond" w:hAnsi="Garamond" w:eastAsia="Garamond" w:cs="Garamond"/>
+          <w:sz w:val="24"/>
+          <w:szCs w:val="24"/>
         </w:rPr>
       </w:r>
       <w:r>
         <w:rPr>
-          <w:rFonts w:ascii="Garamond" w:hAnsi="Garamond" w:cs="Garamond"/>
+          <w:rFonts w:ascii="Garamond" w:hAnsi="Garamond" w:eastAsia="Garamond" w:cs="Garamond"/>
+          <w:sz w:val="24"/>
+          <w:szCs w:val="24"/>
         </w:rPr>
       </w:r>
     </w:p>
@@ -1011,6 +1193,8 @@
         <w:ind/>
         <w:rPr>
           <w:rFonts w:ascii="Garamond" w:hAnsi="Garamond" w:cs="Garamond"/>
+          <w:sz w:val="24"/>
+          <w:szCs w:val="24"/>
         </w:rPr>
       </w:pPr>
       <w:r>
@@ -1018,23 +1202,31 @@
           <w:rFonts w:ascii="Garamond" w:hAnsi="Garamond" w:eastAsia="Garamond" w:cs="Garamond"/>
           <w:b/>
           <w:bCs/>
+          <w:sz w:val="24"/>
+          <w:szCs w:val="24"/>
         </w:rPr>
         <w:t xml:space="preserve">Vérification automatique de la disponibilité budgétaire</w:t>
       </w:r>
       <w:r>
         <w:rPr>
           <w:rFonts w:ascii="Garamond" w:hAnsi="Garamond" w:eastAsia="Garamond" w:cs="Garamond"/>
+          <w:sz w:val="24"/>
+          <w:szCs w:val="24"/>
         </w:rPr>
         <w:t xml:space="preserve"> : Le système calcule en temps réel, pour chaque rubrique, le montant déjà engagé. Une nouvelle demande n'est acceptée que si son montant reste inférieur ou égal au disponible restant sur la rubrique. Ce contrôle est automatique et bloquant.</w:t>
       </w:r>
       <w:r>
         <w:rPr>
-          <w:rFonts w:ascii="Garamond" w:hAnsi="Garamond" w:cs="Garamond"/>
+          <w:rFonts w:ascii="Garamond" w:hAnsi="Garamond" w:eastAsia="Garamond" w:cs="Garamond"/>
+          <w:sz w:val="24"/>
+          <w:szCs w:val="24"/>
         </w:rPr>
       </w:r>
       <w:r>
         <w:rPr>
-          <w:rFonts w:ascii="Garamond" w:hAnsi="Garamond" w:cs="Garamond"/>
+          <w:rFonts w:ascii="Garamond" w:hAnsi="Garamond" w:eastAsia="Garamond" w:cs="Garamond"/>
+          <w:sz w:val="24"/>
+          <w:szCs w:val="24"/>
         </w:rPr>
       </w:r>
     </w:p>
@@ -1045,6 +1237,8 @@
         <w:ind/>
         <w:rPr>
           <w:rFonts w:ascii="Garamond" w:hAnsi="Garamond" w:cs="Garamond"/>
+          <w:sz w:val="24"/>
+          <w:szCs w:val="24"/>
         </w:rPr>
       </w:pPr>
       <w:r>
@@ -1052,29 +1246,39 @@
           <w:rFonts w:ascii="Garamond" w:hAnsi="Garamond" w:eastAsia="Garamond" w:cs="Garamond"/>
           <w:b/>
           <w:bCs/>
+          <w:sz w:val="24"/>
+          <w:szCs w:val="24"/>
         </w:rPr>
         <w:t xml:space="preserve">Validation par la DAF</w:t>
       </w:r>
       <w:r>
         <w:rPr>
           <w:rFonts w:ascii="Garamond" w:hAnsi="Garamond" w:eastAsia="Garamond" w:cs="Garamond"/>
+          <w:sz w:val="24"/>
+          <w:szCs w:val="24"/>
         </w:rPr>
         <w:t xml:space="preserve"> : Une fois soumise, la demande rejoint la file d'attente de la DAF. Celle-ci examine le justificatif et la </w:t>
       </w:r>
       <w:r>
         <w:rPr>
           <w:rFonts w:ascii="Garamond" w:hAnsi="Garamond" w:eastAsia="Garamond" w:cs="Garamond"/>
+          <w:sz w:val="24"/>
+          <w:szCs w:val="24"/>
         </w:rPr>
         <w:t xml:space="preserve">cohérence de la demande, puis décide de la valider ou de la rejeter, en précisant un motif pour le rejet. En cas de rejet, le porteur est notifié et le verrou posé sur la convention est levé, lui permettant de soumettre une nouvelle demande corrigée.</w:t>
       </w:r>
       <w:r>
         <w:rPr>
-          <w:rFonts w:ascii="Garamond" w:hAnsi="Garamond" w:cs="Garamond"/>
+          <w:rFonts w:ascii="Garamond" w:hAnsi="Garamond" w:eastAsia="Garamond" w:cs="Garamond"/>
+          <w:sz w:val="24"/>
+          <w:szCs w:val="24"/>
         </w:rPr>
       </w:r>
       <w:r>
         <w:rPr>
-          <w:rFonts w:ascii="Garamond" w:hAnsi="Garamond" w:cs="Garamond"/>
+          <w:rFonts w:ascii="Garamond" w:hAnsi="Garamond" w:eastAsia="Garamond" w:cs="Garamond"/>
+          <w:sz w:val="24"/>
+          <w:szCs w:val="24"/>
         </w:rPr>
       </w:r>
     </w:p>
@@ -1085,6 +1289,8 @@
         <w:ind/>
         <w:rPr>
           <w:rFonts w:ascii="Garamond" w:hAnsi="Garamond" w:cs="Garamond"/>
+          <w:sz w:val="24"/>
+          <w:szCs w:val="24"/>
         </w:rPr>
       </w:pPr>
       <w:r>
@@ -1092,29 +1298,39 @@
           <w:rFonts w:ascii="Garamond" w:hAnsi="Garamond" w:eastAsia="Garamond" w:cs="Garamond"/>
           <w:b/>
           <w:bCs/>
+          <w:sz w:val="24"/>
+          <w:szCs w:val="24"/>
         </w:rPr>
         <w:t xml:space="preserve">Validation par l'Agent Comptable</w:t>
       </w:r>
       <w:r>
         <w:rPr>
           <w:rFonts w:ascii="Garamond" w:hAnsi="Garamond" w:eastAsia="Garamond" w:cs="Garamond"/>
+          <w:sz w:val="24"/>
+          <w:szCs w:val="24"/>
         </w:rPr>
         <w:t xml:space="preserve"> : Toute demande validée par la DAF est automatiquement transmise à l'Agent Comptable pour un second contrôle, cette fois </w:t>
       </w:r>
       <w:r>
         <w:rPr>
           <w:rFonts w:ascii="Garamond" w:hAnsi="Garamond" w:eastAsia="Garamond" w:cs="Garamond"/>
+          <w:sz w:val="24"/>
+          <w:szCs w:val="24"/>
         </w:rPr>
         <w:t xml:space="preserve">de nature comptable. L'AC peut à son tour valider ou rejeter la demande avec justification. Cette double validation, conforme à la pratique en vigueur à l’UJKZ, garantit qu'aucune dépense n'est engagée sans deux regards indépendants.</w:t>
       </w:r>
       <w:r>
         <w:rPr>
-          <w:rFonts w:ascii="Garamond" w:hAnsi="Garamond" w:cs="Garamond"/>
+          <w:rFonts w:ascii="Garamond" w:hAnsi="Garamond" w:eastAsia="Garamond" w:cs="Garamond"/>
+          <w:sz w:val="24"/>
+          <w:szCs w:val="24"/>
         </w:rPr>
       </w:r>
       <w:r>
         <w:rPr>
-          <w:rFonts w:ascii="Garamond" w:hAnsi="Garamond" w:cs="Garamond"/>
+          <w:rFonts w:ascii="Garamond" w:hAnsi="Garamond" w:eastAsia="Garamond" w:cs="Garamond"/>
+          <w:sz w:val="24"/>
+          <w:szCs w:val="24"/>
         </w:rPr>
       </w:r>
     </w:p>
@@ -1125,6 +1341,8 @@
         <w:ind/>
         <w:rPr>
           <w:rFonts w:ascii="Garamond" w:hAnsi="Garamond" w:cs="Garamond"/>
+          <w:sz w:val="24"/>
+          <w:szCs w:val="24"/>
         </w:rPr>
       </w:pPr>
       <w:r>
@@ -1132,35 +1350,47 @@
           <w:rFonts w:ascii="Garamond" w:hAnsi="Garamond" w:eastAsia="Garamond" w:cs="Garamond"/>
           <w:b/>
           <w:bCs/>
+          <w:sz w:val="24"/>
+          <w:szCs w:val="24"/>
         </w:rPr>
         <w:t xml:space="preserve">Enregistrement du paiement</w:t>
       </w:r>
       <w:r>
         <w:rPr>
           <w:rFonts w:ascii="Garamond" w:hAnsi="Garamond" w:eastAsia="Garamond" w:cs="Garamond"/>
+          <w:sz w:val="24"/>
+          <w:szCs w:val="24"/>
         </w:rPr>
         <w:t xml:space="preserve"> : Après validation par l'A</w:t>
       </w:r>
       <w:r>
         <w:rPr>
           <w:rFonts w:ascii="Garamond" w:hAnsi="Garamond" w:eastAsia="Garamond" w:cs="Garamond"/>
+          <w:sz w:val="24"/>
+          <w:szCs w:val="24"/>
         </w:rPr>
         <w:t xml:space="preserve">C, le paiement peut être exécuté. L'AC saisit alors dans le système le montant versé, la date du paiement, le mode de paiement (chèque,espèce,virement) ainsi que la référence bancaire dans le cas d’un virement. La demande bascule alors au statut « payée ».</w:t>
       </w:r>
       <w:r>
         <w:rPr>
-          <w:rFonts w:ascii="Garamond" w:hAnsi="Garamond" w:cs="Garamond"/>
+          <w:rFonts w:ascii="Garamond" w:hAnsi="Garamond" w:eastAsia="Garamond" w:cs="Garamond"/>
+          <w:sz w:val="24"/>
+          <w:szCs w:val="24"/>
         </w:rPr>
         <w:t xml:space="preserve">é</w:t>
       </w:r>
       <w:r>
         <w:rPr>
-          <w:rFonts w:ascii="Garamond" w:hAnsi="Garamond" w:cs="Garamond"/>
+          <w:rFonts w:ascii="Garamond" w:hAnsi="Garamond" w:eastAsia="Garamond" w:cs="Garamond"/>
+          <w:sz w:val="24"/>
+          <w:szCs w:val="24"/>
         </w:rPr>
       </w:r>
       <w:r>
         <w:rPr>
-          <w:rFonts w:ascii="Garamond" w:hAnsi="Garamond" w:cs="Garamond"/>
+          <w:rFonts w:ascii="Garamond" w:hAnsi="Garamond" w:eastAsia="Garamond" w:cs="Garamond"/>
+          <w:sz w:val="24"/>
+          <w:szCs w:val="24"/>
         </w:rPr>
       </w:r>
     </w:p>
@@ -1171,6 +1401,8 @@
         <w:ind/>
         <w:rPr>
           <w:rFonts w:ascii="Garamond" w:hAnsi="Garamond" w:cs="Garamond"/>
+          <w:sz w:val="24"/>
+          <w:szCs w:val="24"/>
         </w:rPr>
       </w:pPr>
       <w:r>
@@ -1178,23 +1410,31 @@
           <w:rFonts w:ascii="Garamond" w:hAnsi="Garamond" w:eastAsia="Garamond" w:cs="Garamond"/>
           <w:b/>
           <w:bCs/>
+          <w:sz w:val="24"/>
+          <w:szCs w:val="24"/>
         </w:rPr>
         <w:t xml:space="preserve">Dépôt du rapport d'exécution</w:t>
       </w:r>
       <w:r>
         <w:rPr>
           <w:rFonts w:ascii="Garamond" w:hAnsi="Garamond" w:eastAsia="Garamond" w:cs="Garamond"/>
+          <w:sz w:val="24"/>
+          <w:szCs w:val="24"/>
         </w:rPr>
         <w:t xml:space="preserve"> : Une fois le paiement effectué, le porteur reçoit une notification l'invitant à déposer un rapport d'exécution justifiant l'usage effectif des fonds. Ce rapport, au format PDF, est téléversé directement depuis l'interface de la demande sur la plateforme.</w:t>
       </w:r>
       <w:r>
         <w:rPr>
-          <w:rFonts w:ascii="Garamond" w:hAnsi="Garamond" w:cs="Garamond"/>
+          <w:rFonts w:ascii="Garamond" w:hAnsi="Garamond" w:eastAsia="Garamond" w:cs="Garamond"/>
+          <w:sz w:val="24"/>
+          <w:szCs w:val="24"/>
         </w:rPr>
       </w:r>
       <w:r>
         <w:rPr>
-          <w:rFonts w:ascii="Garamond" w:hAnsi="Garamond" w:cs="Garamond"/>
+          <w:rFonts w:ascii="Garamond" w:hAnsi="Garamond" w:eastAsia="Garamond" w:cs="Garamond"/>
+          <w:sz w:val="24"/>
+          <w:szCs w:val="24"/>
         </w:rPr>
       </w:r>
     </w:p>
@@ -1205,6 +1445,8 @@
         <w:ind/>
         <w:rPr>
           <w:rFonts w:ascii="Garamond" w:hAnsi="Garamond" w:cs="Garamond"/>
+          <w:sz w:val="24"/>
+          <w:szCs w:val="24"/>
         </w:rPr>
       </w:pPr>
       <w:r>
@@ -1212,29 +1454,39 @@
           <w:rFonts w:ascii="Garamond" w:hAnsi="Garamond" w:eastAsia="Garamond" w:cs="Garamond"/>
           <w:b/>
           <w:bCs/>
+          <w:sz w:val="24"/>
+          <w:szCs w:val="24"/>
         </w:rPr>
         <w:t xml:space="preserve">Validation du rapport d'exécution</w:t>
       </w:r>
       <w:r>
         <w:rPr>
           <w:rFonts w:ascii="Garamond" w:hAnsi="Garamond" w:eastAsia="Garamond" w:cs="Garamond"/>
+          <w:sz w:val="24"/>
+          <w:szCs w:val="24"/>
         </w:rPr>
         <w:t xml:space="preserve"> : Le rapport déposé est ensuite soumis au même circuit de double validation que la demande initiale : i</w:t>
       </w:r>
       <w:r>
         <w:rPr>
           <w:rFonts w:ascii="Garamond" w:hAnsi="Garamond" w:eastAsia="Garamond" w:cs="Garamond"/>
+          <w:sz w:val="24"/>
+          <w:szCs w:val="24"/>
         </w:rPr>
         <w:t xml:space="preserve">l est vérifié par la DAF puis par l'AC. Ces deux validations sont nécessaires pour clôturer définitivement la demande et la faire passer au statut « terminée ». Si l'un des deux acteurs rejette le rapport, le porteur doit en soumettre une version corrigée.</w:t>
       </w:r>
       <w:r>
         <w:rPr>
-          <w:rFonts w:ascii="Garamond" w:hAnsi="Garamond" w:cs="Garamond"/>
+          <w:rFonts w:ascii="Garamond" w:hAnsi="Garamond" w:eastAsia="Garamond" w:cs="Garamond"/>
+          <w:sz w:val="24"/>
+          <w:szCs w:val="24"/>
         </w:rPr>
       </w:r>
       <w:r>
         <w:rPr>
-          <w:rFonts w:ascii="Garamond" w:hAnsi="Garamond" w:cs="Garamond"/>
+          <w:rFonts w:ascii="Garamond" w:hAnsi="Garamond" w:eastAsia="Garamond" w:cs="Garamond"/>
+          <w:sz w:val="24"/>
+          <w:szCs w:val="24"/>
         </w:rPr>
       </w:r>
     </w:p>
@@ -1245,6 +1497,8 @@
         <w:ind/>
         <w:rPr>
           <w:rFonts w:ascii="Garamond" w:hAnsi="Garamond" w:cs="Garamond"/>
+          <w:sz w:val="24"/>
+          <w:szCs w:val="24"/>
         </w:rPr>
       </w:pPr>
       <w:r>
@@ -1252,29 +1506,39 @@
           <w:rFonts w:ascii="Garamond" w:hAnsi="Garamond" w:eastAsia="Garamond" w:cs="Garamond"/>
           <w:b/>
           <w:bCs/>
+          <w:sz w:val="24"/>
+          <w:szCs w:val="24"/>
         </w:rPr>
         <w:t xml:space="preserve">Notifications automatiques</w:t>
       </w:r>
       <w:r>
         <w:rPr>
           <w:rFonts w:ascii="Garamond" w:hAnsi="Garamond" w:eastAsia="Garamond" w:cs="Garamond"/>
+          <w:sz w:val="24"/>
+          <w:szCs w:val="24"/>
         </w:rPr>
         <w:t xml:space="preserve"> : À </w:t>
       </w:r>
       <w:r>
         <w:rPr>
           <w:rFonts w:ascii="Garamond" w:hAnsi="Garamond" w:eastAsia="Garamond" w:cs="Garamond"/>
+          <w:sz w:val="24"/>
+          <w:szCs w:val="24"/>
         </w:rPr>
         <w:t xml:space="preserve">chaque changement d'état d'une demande, le porteur est informé par une notification consultable sur la plateforme. La DAF et l'AC sont également alertées des actions qui les concernent, ce qui leur évite de devoir vérifier manuellement leur file d'attente.</w:t>
       </w:r>
       <w:r>
         <w:rPr>
-          <w:rFonts w:ascii="Garamond" w:hAnsi="Garamond" w:cs="Garamond"/>
+          <w:rFonts w:ascii="Garamond" w:hAnsi="Garamond" w:eastAsia="Garamond" w:cs="Garamond"/>
+          <w:sz w:val="24"/>
+          <w:szCs w:val="24"/>
         </w:rPr>
       </w:r>
       <w:r>
         <w:rPr>
-          <w:rFonts w:ascii="Garamond" w:hAnsi="Garamond" w:cs="Garamond"/>
+          <w:rFonts w:ascii="Garamond" w:hAnsi="Garamond" w:eastAsia="Garamond" w:cs="Garamond"/>
+          <w:sz w:val="24"/>
+          <w:szCs w:val="24"/>
         </w:rPr>
       </w:r>
     </w:p>
@@ -1294,12 +1558,12 @@
       </w:r>
       <w:r>
         <w:rPr>
-          <w:rFonts w:ascii="Garamond" w:hAnsi="Garamond" w:cs="Garamond"/>
+          <w:rFonts w:ascii="Garamond" w:hAnsi="Garamond" w:eastAsia="Garamond" w:cs="Garamond"/>
         </w:rPr>
       </w:r>
       <w:r>
         <w:rPr>
-          <w:rFonts w:ascii="Garamond" w:hAnsi="Garamond" w:cs="Garamond"/>
+          <w:rFonts w:ascii="Garamond" w:hAnsi="Garamond" w:eastAsia="Garamond" w:cs="Garamond"/>
         </w:rPr>
       </w:r>
     </w:p>
@@ -1330,7 +1594,7 @@
       </w:r>
       <w:r>
         <w:rPr>
-          <w:rFonts w:ascii="Garamond" w:hAnsi="Garamond" w:cs="Garamond"/>
+          <w:rFonts w:ascii="Garamond" w:hAnsi="Garamond" w:eastAsia="Garamond" w:cs="Garamond"/>
           <w:b/>
           <w:bCs/>
           <w:strike w:val="0"/>
@@ -1340,7 +1604,7 @@
       </w:r>
       <w:r>
         <w:rPr>
-          <w:rFonts w:ascii="Garamond" w:hAnsi="Garamond" w:cs="Garamond"/>
+          <w:rFonts w:ascii="Garamond" w:hAnsi="Garamond" w:eastAsia="Garamond" w:cs="Garamond"/>
           <w:b/>
           <w:bCs/>
           <w:strike w:val="0"/>
@@ -1356,22 +1620,30 @@
         <w:ind/>
         <w:rPr>
           <w:rFonts w:ascii="Garamond" w:hAnsi="Garamond" w:cs="Garamond"/>
+          <w:sz w:val="24"/>
+          <w:szCs w:val="24"/>
         </w:rPr>
       </w:pPr>
       <w:r>
         <w:rPr>
           <w:rFonts w:ascii="Garamond" w:hAnsi="Garamond" w:eastAsia="Garamond" w:cs="Garamond"/>
+          <w:sz w:val="24"/>
+          <w:szCs w:val="24"/>
         </w:rPr>
         <w:t xml:space="preserve">Lorsque toutes les opérations financières d'un projet sont terminées, la DAF doit pouvoir le clôturer formellement et produire les rapports financiers attendus par les bailleurs.</w:t>
       </w:r>
       <w:r>
         <w:rPr>
-          <w:rFonts w:ascii="Garamond" w:hAnsi="Garamond" w:cs="Garamond"/>
+          <w:rFonts w:ascii="Garamond" w:hAnsi="Garamond" w:eastAsia="Garamond" w:cs="Garamond"/>
+          <w:sz w:val="24"/>
+          <w:szCs w:val="24"/>
         </w:rPr>
       </w:r>
       <w:r>
         <w:rPr>
-          <w:rFonts w:ascii="Garamond" w:hAnsi="Garamond" w:cs="Garamond"/>
+          <w:rFonts w:ascii="Garamond" w:hAnsi="Garamond" w:eastAsia="Garamond" w:cs="Garamond"/>
+          <w:sz w:val="24"/>
+          <w:szCs w:val="24"/>
         </w:rPr>
       </w:r>
     </w:p>
@@ -1382,6 +1654,8 @@
         <w:ind/>
         <w:rPr>
           <w:rFonts w:ascii="Garamond" w:hAnsi="Garamond" w:cs="Garamond"/>
+          <w:sz w:val="24"/>
+          <w:szCs w:val="24"/>
         </w:rPr>
       </w:pPr>
       <w:r>
@@ -1389,29 +1663,39 @@
           <w:rFonts w:ascii="Garamond" w:hAnsi="Garamond" w:eastAsia="Garamond" w:cs="Garamond"/>
           <w:b/>
           <w:bCs/>
+          <w:sz w:val="24"/>
+          <w:szCs w:val="24"/>
         </w:rPr>
         <w:t xml:space="preserve">Clôture d'un projet </w:t>
       </w:r>
       <w:r>
         <w:rPr>
           <w:rFonts w:ascii="Garamond" w:hAnsi="Garamond" w:eastAsia="Garamond" w:cs="Garamond"/>
+          <w:sz w:val="24"/>
+          <w:szCs w:val="24"/>
         </w:rPr>
         <w:t xml:space="preserve">:  La DAF déclenche la clôture en précisant la date de fin réelle et le statut final du projet, à savoir succès ou échec. Le système vérifie au préalable que toute demande de dépense est soldée et que toutes les conventions du pr</w:t>
       </w:r>
       <w:r>
         <w:rPr>
           <w:rFonts w:ascii="Garamond" w:hAnsi="Garamond" w:eastAsia="Garamond" w:cs="Garamond"/>
+          <w:sz w:val="24"/>
+          <w:szCs w:val="24"/>
         </w:rPr>
         <w:t xml:space="preserve">ojet sont terminées ou annulées. Si une condition n'est pas satisfaite, la clôture est bloquée et la DAF reçoit un message indiquant précisément l'obstacle. Une fois la clôture acceptée, le projet bascule au statut « terminé » et le porteur en est informé.</w:t>
       </w:r>
       <w:r>
         <w:rPr>
-          <w:rFonts w:ascii="Garamond" w:hAnsi="Garamond" w:cs="Garamond"/>
+          <w:rFonts w:ascii="Garamond" w:hAnsi="Garamond" w:eastAsia="Garamond" w:cs="Garamond"/>
+          <w:sz w:val="24"/>
+          <w:szCs w:val="24"/>
         </w:rPr>
       </w:r>
       <w:r>
         <w:rPr>
-          <w:rFonts w:ascii="Garamond" w:hAnsi="Garamond" w:cs="Garamond"/>
+          <w:rFonts w:ascii="Garamond" w:hAnsi="Garamond" w:eastAsia="Garamond" w:cs="Garamond"/>
+          <w:sz w:val="24"/>
+          <w:szCs w:val="24"/>
         </w:rPr>
       </w:r>
     </w:p>
@@ -1422,6 +1706,8 @@
         <w:ind/>
         <w:rPr>
           <w:rFonts w:ascii="Garamond" w:hAnsi="Garamond" w:cs="Garamond"/>
+          <w:sz w:val="24"/>
+          <w:szCs w:val="24"/>
         </w:rPr>
       </w:pPr>
       <w:r>
@@ -1429,29 +1715,39 @@
           <w:rFonts w:ascii="Garamond" w:hAnsi="Garamond" w:eastAsia="Garamond" w:cs="Garamond"/>
           <w:b/>
           <w:bCs/>
+          <w:sz w:val="24"/>
+          <w:szCs w:val="24"/>
         </w:rPr>
         <w:t xml:space="preserve">Génération du bilan de clôture</w:t>
       </w:r>
       <w:r>
         <w:rPr>
           <w:rFonts w:ascii="Garamond" w:hAnsi="Garamond" w:eastAsia="Garamond" w:cs="Garamond"/>
+          <w:sz w:val="24"/>
+          <w:szCs w:val="24"/>
         </w:rPr>
         <w:t xml:space="preserve"> : Dès la clôture effective, le système génère automatiquement un bilan consolidant l'ensemble des données financières du projet : statut final, montant total des conventions, total des versements reçus, tota</w:t>
       </w:r>
       <w:r>
         <w:rPr>
           <w:rFonts w:ascii="Garamond" w:hAnsi="Garamond" w:eastAsia="Garamond" w:cs="Garamond"/>
+          <w:sz w:val="24"/>
+          <w:szCs w:val="24"/>
         </w:rPr>
         <w:t xml:space="preserve">l des dépenses engagées, taux d'exécution, écart entre le budget prévu et les dépenses constatées, ainsi que l'écart entre la date de fin prévue et la date de fin réelle. Le bilan détaille également la situation de chaque convention prise individuellement.</w:t>
       </w:r>
       <w:r>
         <w:rPr>
-          <w:rFonts w:ascii="Garamond" w:hAnsi="Garamond" w:cs="Garamond"/>
+          <w:rFonts w:ascii="Garamond" w:hAnsi="Garamond" w:eastAsia="Garamond" w:cs="Garamond"/>
+          <w:sz w:val="24"/>
+          <w:szCs w:val="24"/>
         </w:rPr>
       </w:r>
       <w:r>
         <w:rPr>
-          <w:rFonts w:ascii="Garamond" w:hAnsi="Garamond" w:cs="Garamond"/>
+          <w:rFonts w:ascii="Garamond" w:hAnsi="Garamond" w:eastAsia="Garamond" w:cs="Garamond"/>
+          <w:sz w:val="24"/>
+          <w:szCs w:val="24"/>
         </w:rPr>
       </w:r>
     </w:p>
@@ -1462,6 +1758,8 @@
         <w:ind/>
         <w:rPr>
           <w:rFonts w:ascii="Garamond" w:hAnsi="Garamond" w:cs="Garamond"/>
+          <w:sz w:val="24"/>
+          <w:szCs w:val="24"/>
         </w:rPr>
       </w:pPr>
       <w:r>
@@ -1469,23 +1767,31 @@
           <w:rFonts w:ascii="Garamond" w:hAnsi="Garamond" w:eastAsia="Garamond" w:cs="Garamond"/>
           <w:b/>
           <w:bCs/>
+          <w:sz w:val="24"/>
+          <w:szCs w:val="24"/>
         </w:rPr>
         <w:t xml:space="preserve">Export du bilan</w:t>
       </w:r>
       <w:r>
         <w:rPr>
           <w:rFonts w:ascii="Garamond" w:hAnsi="Garamond" w:eastAsia="Garamond" w:cs="Garamond"/>
+          <w:sz w:val="24"/>
+          <w:szCs w:val="24"/>
         </w:rPr>
         <w:t xml:space="preserve"> : Le bilan est consultable à l'écran et exportable au format PDF. Il est destiné à être transmis aux bailleurs et conservé dans les archives administratives.</w:t>
       </w:r>
       <w:r>
         <w:rPr>
-          <w:rFonts w:ascii="Garamond" w:hAnsi="Garamond" w:cs="Garamond"/>
+          <w:rFonts w:ascii="Garamond" w:hAnsi="Garamond" w:eastAsia="Garamond" w:cs="Garamond"/>
+          <w:sz w:val="24"/>
+          <w:szCs w:val="24"/>
         </w:rPr>
       </w:r>
       <w:r>
         <w:rPr>
-          <w:rFonts w:ascii="Garamond" w:hAnsi="Garamond" w:cs="Garamond"/>
+          <w:rFonts w:ascii="Garamond" w:hAnsi="Garamond" w:eastAsia="Garamond" w:cs="Garamond"/>
+          <w:sz w:val="24"/>
+          <w:szCs w:val="24"/>
         </w:rPr>
       </w:r>
     </w:p>
@@ -1496,6 +1802,8 @@
         <w:ind/>
         <w:rPr>
           <w:rFonts w:ascii="Garamond" w:hAnsi="Garamond" w:cs="Garamond"/>
+          <w:sz w:val="24"/>
+          <w:szCs w:val="24"/>
         </w:rPr>
       </w:pPr>
       <w:r>
@@ -1503,29 +1811,39 @@
           <w:rFonts w:ascii="Garamond" w:hAnsi="Garamond" w:eastAsia="Garamond" w:cs="Garamond"/>
           <w:b/>
           <w:bCs/>
+          <w:sz w:val="24"/>
+          <w:szCs w:val="24"/>
         </w:rPr>
         <w:t xml:space="preserve">Rapports d'exécution budgétaire</w:t>
       </w:r>
       <w:r>
         <w:rPr>
           <w:rFonts w:ascii="Garamond" w:hAnsi="Garamond" w:eastAsia="Garamond" w:cs="Garamond"/>
+          <w:sz w:val="24"/>
+          <w:szCs w:val="24"/>
         </w:rPr>
         <w:t xml:space="preserve"> : À tout moment, la DAF peut produire un rapport sur l'</w:t>
       </w:r>
       <w:r>
         <w:rPr>
           <w:rFonts w:ascii="Garamond" w:hAnsi="Garamond" w:eastAsia="Garamond" w:cs="Garamond"/>
+          <w:sz w:val="24"/>
+          <w:szCs w:val="24"/>
         </w:rPr>
         <w:t xml:space="preserve">état d'avancement budgétaire d'un projet. Ce rapport détaille, pour chaque rubrique, le montant prévu, le montant consommé et le disponible. Il est exportable au format PDF pour le reporting officiel et au format Excel pour des traitements complémentaires.</w:t>
       </w:r>
       <w:r>
         <w:rPr>
-          <w:rFonts w:ascii="Garamond" w:hAnsi="Garamond" w:cs="Garamond"/>
+          <w:rFonts w:ascii="Garamond" w:hAnsi="Garamond" w:eastAsia="Garamond" w:cs="Garamond"/>
+          <w:sz w:val="24"/>
+          <w:szCs w:val="24"/>
         </w:rPr>
       </w:r>
       <w:r>
         <w:rPr>
-          <w:rFonts w:ascii="Garamond" w:hAnsi="Garamond" w:cs="Garamond"/>
+          <w:rFonts w:ascii="Garamond" w:hAnsi="Garamond" w:eastAsia="Garamond" w:cs="Garamond"/>
+          <w:sz w:val="24"/>
+          <w:szCs w:val="24"/>
         </w:rPr>
       </w:r>
     </w:p>
@@ -1554,7 +1872,7 @@
       </w:r>
       <w:r>
         <w:rPr>
-          <w:rFonts w:ascii="Garamond" w:hAnsi="Garamond" w:cs="Garamond"/>
+          <w:rFonts w:ascii="Garamond" w:hAnsi="Garamond" w:eastAsia="Garamond" w:cs="Garamond"/>
           <w:b/>
           <w:bCs/>
           <w:sz w:val="28"/>
@@ -1563,7 +1881,7 @@
       </w:r>
       <w:r>
         <w:rPr>
-          <w:rFonts w:ascii="Garamond" w:hAnsi="Garamond" w:cs="Garamond"/>
+          <w:rFonts w:ascii="Garamond" w:hAnsi="Garamond" w:eastAsia="Garamond" w:cs="Garamond"/>
           <w:b/>
           <w:bCs/>
           <w:sz w:val="28"/>
@@ -1578,22 +1896,37 @@
         <w:ind/>
         <w:rPr>
           <w:rFonts w:ascii="Garamond" w:hAnsi="Garamond" w:cs="Garamond"/>
+          <w:sz w:val="24"/>
+          <w:szCs w:val="24"/>
         </w:rPr>
       </w:pPr>
       <w:r>
         <w:rPr>
           <w:rFonts w:ascii="Garamond" w:hAnsi="Garamond" w:eastAsia="Garamond" w:cs="Garamond"/>
-        </w:rPr>
-        <w:t xml:space="preserve">Le système doit faciliter l'usage quotidien de la plateforme et permettre aux utilisateurs d'obtenir de l'aide sans se déplacer.</w:t>
+          <w:sz w:val="24"/>
+          <w:szCs w:val="24"/>
+        </w:rPr>
       </w:r>
       <w:r>
         <w:rPr>
-          <w:rFonts w:ascii="Garamond" w:hAnsi="Garamond" w:cs="Garamond"/>
-        </w:rPr>
+          <w:rFonts w:ascii="Garamond" w:hAnsi="Garamond" w:eastAsia="Garamond" w:cs="Garamond"/>
+          <w:sz w:val="24"/>
+          <w:szCs w:val="24"/>
+        </w:rPr>
+        <w:t xml:space="preserve">En plus des fonctionnalités de gestion financière, la plateforme doit également faciliter les échanges et l’assistance entre les différents utilisateurs.</w:t>
       </w:r>
       <w:r>
         <w:rPr>
-          <w:rFonts w:ascii="Garamond" w:hAnsi="Garamond" w:cs="Garamond"/>
+          <w:rFonts w:ascii="Garamond" w:hAnsi="Garamond" w:eastAsia="Garamond" w:cs="Garamond"/>
+          <w:sz w:val="24"/>
+          <w:szCs w:val="24"/>
+        </w:rPr>
+      </w:r>
+      <w:r>
+        <w:rPr>
+          <w:rFonts w:ascii="Garamond" w:hAnsi="Garamond" w:eastAsia="Garamond" w:cs="Garamond"/>
+          <w:sz w:val="24"/>
+          <w:szCs w:val="24"/>
         </w:rPr>
       </w:r>
     </w:p>
@@ -1604,6 +1937,8 @@
         <w:ind/>
         <w:rPr>
           <w:rFonts w:ascii="Garamond" w:hAnsi="Garamond" w:cs="Garamond"/>
+          <w:sz w:val="24"/>
+          <w:szCs w:val="24"/>
         </w:rPr>
       </w:pPr>
       <w:r>
@@ -1611,29 +1946,39 @@
           <w:rFonts w:ascii="Garamond" w:hAnsi="Garamond" w:eastAsia="Garamond" w:cs="Garamond"/>
           <w:b/>
           <w:bCs/>
+          <w:sz w:val="24"/>
+          <w:szCs w:val="24"/>
         </w:rPr>
         <w:t xml:space="preserve">Foire aux questions (FAQ) </w:t>
       </w:r>
       <w:r>
         <w:rPr>
           <w:rFonts w:ascii="Garamond" w:hAnsi="Garamond" w:eastAsia="Garamond" w:cs="Garamond"/>
+          <w:sz w:val="24"/>
+          <w:szCs w:val="24"/>
         </w:rPr>
         <w:t xml:space="preserve">: Une base de questions fréquentes est accessible à tous les utilisateur</w:t>
       </w:r>
       <w:r>
         <w:rPr>
           <w:rFonts w:ascii="Garamond" w:hAnsi="Garamond" w:eastAsia="Garamond" w:cs="Garamond"/>
+          <w:sz w:val="24"/>
+          <w:szCs w:val="24"/>
         </w:rPr>
         <w:t xml:space="preserve">s connectés. L'administrateur peut créer, modifier ou supprimer des questions. Pour chacune, il définit les profils concernés parmi les porteurs de projet, la DAF ou l'Agent Comptable. Chaque utilisateur ne voit que les questions pertinentes pour son rôle.</w:t>
       </w:r>
       <w:r>
         <w:rPr>
-          <w:rFonts w:ascii="Garamond" w:hAnsi="Garamond" w:cs="Garamond"/>
+          <w:rFonts w:ascii="Garamond" w:hAnsi="Garamond" w:eastAsia="Garamond" w:cs="Garamond"/>
+          <w:sz w:val="24"/>
+          <w:szCs w:val="24"/>
         </w:rPr>
       </w:r>
       <w:r>
         <w:rPr>
-          <w:rFonts w:ascii="Garamond" w:hAnsi="Garamond" w:cs="Garamond"/>
+          <w:rFonts w:ascii="Garamond" w:hAnsi="Garamond" w:eastAsia="Garamond" w:cs="Garamond"/>
+          <w:sz w:val="24"/>
+          <w:szCs w:val="24"/>
         </w:rPr>
       </w:r>
     </w:p>
@@ -1644,6 +1989,8 @@
         <w:ind/>
         <w:rPr>
           <w:rFonts w:ascii="Garamond" w:hAnsi="Garamond" w:cs="Garamond"/>
+          <w:sz w:val="24"/>
+          <w:szCs w:val="24"/>
         </w:rPr>
       </w:pPr>
       <w:r>
@@ -1651,29 +1998,39 @@
           <w:rFonts w:ascii="Garamond" w:hAnsi="Garamond" w:eastAsia="Garamond" w:cs="Garamond"/>
           <w:b/>
           <w:bCs/>
+          <w:sz w:val="24"/>
+          <w:szCs w:val="24"/>
         </w:rPr>
         <w:t xml:space="preserve">Chat d'assistance</w:t>
       </w:r>
       <w:r>
         <w:rPr>
           <w:rFonts w:ascii="Garamond" w:hAnsi="Garamond" w:eastAsia="Garamond" w:cs="Garamond"/>
+          <w:sz w:val="24"/>
+          <w:szCs w:val="24"/>
         </w:rPr>
         <w:t xml:space="preserve"> : les acteurs peuvent</w:t>
       </w:r>
       <w:r>
         <w:rPr>
           <w:rFonts w:ascii="Garamond" w:hAnsi="Garamond" w:eastAsia="Garamond" w:cs="Garamond"/>
+          <w:sz w:val="24"/>
+          <w:szCs w:val="24"/>
         </w:rPr>
         <w:t xml:space="preserve"> dialoguer entre eux via une messagerie intégrée. Chaque utilisateur dispose d'un fil de conversation avec l'administrateur, ce qui permet de retrouver facilement l'historique des échanges. Les porteurs de projet, quant à eux, consultent uniquement la FAQ.</w:t>
       </w:r>
       <w:r>
         <w:rPr>
-          <w:rFonts w:ascii="Garamond" w:hAnsi="Garamond" w:cs="Garamond"/>
+          <w:rFonts w:ascii="Garamond" w:hAnsi="Garamond" w:eastAsia="Garamond" w:cs="Garamond"/>
+          <w:sz w:val="24"/>
+          <w:szCs w:val="24"/>
         </w:rPr>
       </w:r>
       <w:r>
         <w:rPr>
-          <w:rFonts w:ascii="Garamond" w:hAnsi="Garamond" w:cs="Garamond"/>
+          <w:rFonts w:ascii="Garamond" w:hAnsi="Garamond" w:eastAsia="Garamond" w:cs="Garamond"/>
+          <w:sz w:val="24"/>
+          <w:szCs w:val="24"/>
         </w:rPr>
       </w:r>
     </w:p>
@@ -1684,6 +2041,8 @@
         <w:ind/>
         <w:rPr>
           <w:rFonts w:ascii="Garamond" w:hAnsi="Garamond" w:cs="Garamond"/>
+          <w:sz w:val="24"/>
+          <w:szCs w:val="24"/>
         </w:rPr>
       </w:pPr>
       <w:r>
@@ -1691,23 +2050,31 @@
           <w:rFonts w:ascii="Garamond" w:hAnsi="Garamond" w:eastAsia="Garamond" w:cs="Garamond"/>
           <w:b/>
           <w:bCs/>
+          <w:sz w:val="24"/>
+          <w:szCs w:val="24"/>
         </w:rPr>
         <w:t xml:space="preserve">Notifications </w:t>
       </w:r>
       <w:r>
         <w:rPr>
           <w:rFonts w:ascii="Garamond" w:hAnsi="Garamond" w:eastAsia="Garamond" w:cs="Garamond"/>
+          <w:sz w:val="24"/>
+          <w:szCs w:val="24"/>
         </w:rPr>
         <w:t xml:space="preserve">:  Toutes les notifications reçues par un utilisateur sont regroupées sur une page dédiée et signalées par un compteur dans la barre de navigation. L'utilisateur peut marquer une notification comme lue ou les marquer toutes comme lues d'un seul clic.</w:t>
       </w:r>
       <w:r>
         <w:rPr>
-          <w:rFonts w:ascii="Garamond" w:hAnsi="Garamond" w:cs="Garamond"/>
+          <w:rFonts w:ascii="Garamond" w:hAnsi="Garamond" w:eastAsia="Garamond" w:cs="Garamond"/>
+          <w:sz w:val="24"/>
+          <w:szCs w:val="24"/>
         </w:rPr>
       </w:r>
       <w:r>
         <w:rPr>
-          <w:rFonts w:ascii="Garamond" w:hAnsi="Garamond" w:cs="Garamond"/>
+          <w:rFonts w:ascii="Garamond" w:hAnsi="Garamond" w:eastAsia="Garamond" w:cs="Garamond"/>
+          <w:sz w:val="24"/>
+          <w:szCs w:val="24"/>
         </w:rPr>
       </w:r>
     </w:p>
@@ -1726,30 +2093,42 @@
           <w:rFonts w:ascii="Garamond" w:hAnsi="Garamond" w:eastAsia="Garamond" w:cs="Garamond"/>
           <w:b/>
           <w:bCs/>
+          <w:sz w:val="24"/>
+          <w:szCs w:val="24"/>
         </w:rPr>
         <w:t xml:space="preserve">Tableau de bord adapté au rôle</w:t>
       </w:r>
       <w:r>
         <w:rPr>
           <w:rFonts w:ascii="Garamond" w:hAnsi="Garamond" w:eastAsia="Garamond" w:cs="Garamond"/>
+          <w:sz w:val="24"/>
+          <w:szCs w:val="24"/>
         </w:rPr>
         <w:t xml:space="preserve"> :  À la connexion, chaque utilisateur accède à un tableau de bord conçu pour son profil. Le porteur y retrouve ses projets et le statut de ses demandes en cours. La DAF dispose d'une vue</w:t>
       </w:r>
       <w:r>
         <w:rPr>
           <w:rFonts w:ascii="Garamond" w:hAnsi="Garamond" w:eastAsia="Garamond" w:cs="Garamond"/>
-        </w:rPr>
-        <w:t xml:space="preserve"> d'ensemble des demandes à traiter et d'indicateurs financiers globaux. L'Agent Comptable accède à ses files d'attente de validation et de paiement. L'administrateur visualise les statistiques d'usage de la plateforme et les dernières opérations sensibles.</w:t>
+          <w:sz w:val="24"/>
+          <w:szCs w:val="24"/>
+        </w:rPr>
+        <w:t xml:space="preserve"> d'ensemble des demandes à traiter et d'indicateurs financiers globaux. L'Agent Comptable accède à ses files d'attente de validation et de paiement. L'admin</w:t>
       </w:r>
       <w:r>
         <w:rPr>
-          <w:rFonts w:ascii="Garamond" w:hAnsi="Garamond" w:cs="Garamond"/>
-          <w:highlight w:val="none"/>
-        </w:rPr>
+          <w:rFonts w:ascii="Garamond" w:hAnsi="Garamond" w:eastAsia="Garamond" w:cs="Garamond"/>
+        </w:rPr>
+        <w:t xml:space="preserve">istrateur visualise les statistiques d'usage de la plateforme et les dernières opérations sensibles.</w:t>
       </w:r>
       <w:r>
         <w:rPr>
-          <w:rFonts w:ascii="Garamond" w:hAnsi="Garamond" w:cs="Garamond"/>
+          <w:rFonts w:ascii="Garamond" w:hAnsi="Garamond" w:eastAsia="Garamond" w:cs="Garamond"/>
+          <w:highlight w:val="none"/>
+        </w:rPr>
+      </w:r>
+      <w:r>
+        <w:rPr>
+          <w:rFonts w:ascii="Garamond" w:hAnsi="Garamond" w:eastAsia="Garamond" w:cs="Garamond"/>
           <w:highlight w:val="none"/>
         </w:rPr>
       </w:r>
@@ -1770,12 +2149,12 @@
       </w:r>
       <w:r>
         <w:rPr>
-          <w:rFonts w:ascii="Garamond" w:hAnsi="Garamond" w:cs="Garamond"/>
+          <w:rFonts w:ascii="Garamond" w:hAnsi="Garamond" w:eastAsia="Garamond" w:cs="Garamond"/>
         </w:rPr>
       </w:r>
       <w:r>
         <w:rPr>
-          <w:rFonts w:ascii="Garamond" w:hAnsi="Garamond" w:cs="Garamond"/>
+          <w:rFonts w:ascii="Garamond" w:hAnsi="Garamond" w:eastAsia="Garamond" w:cs="Garamond"/>
         </w:rPr>
       </w:r>
     </w:p>
@@ -1805,7 +2184,7 @@
       </w:r>
       <w:r>
         <w:rPr>
-          <w:rFonts w:ascii="Garamond" w:hAnsi="Garamond" w:cs="Garamond"/>
+          <w:rFonts w:ascii="Garamond" w:hAnsi="Garamond" w:eastAsia="Garamond" w:cs="Garamond"/>
           <w:b/>
           <w:bCs/>
           <w:sz w:val="28"/>
@@ -1814,7 +2193,7 @@
       </w:r>
       <w:r>
         <w:rPr>
-          <w:rFonts w:ascii="Garamond" w:hAnsi="Garamond" w:cs="Garamond"/>
+          <w:rFonts w:ascii="Garamond" w:hAnsi="Garamond" w:eastAsia="Garamond" w:cs="Garamond"/>
           <w:b/>
           <w:bCs/>
           <w:sz w:val="28"/>
@@ -1829,23 +2208,31 @@
         <w:ind/>
         <w:rPr>
           <w:rFonts w:ascii="Garamond" w:hAnsi="Garamond" w:cs="Garamond"/>
+          <w:sz w:val="24"/>
+          <w:szCs w:val="24"/>
         </w:rPr>
       </w:pPr>
       <w:r>
         <w:rPr>
           <w:rFonts w:ascii="Garamond" w:hAnsi="Garamond" w:eastAsia="Garamond" w:cs="Garamond"/>
+          <w:sz w:val="24"/>
+          <w:szCs w:val="24"/>
           <w:highlight w:val="none"/>
         </w:rPr>
         <w:t xml:space="preserve">Un acteur représente un rôle joué par une personne ou un système externe qui interagit avec la plateforme. Le diagramme de cas d'utilisation offre une vue d'ensemble des fonctionnalités du système et de leurs utilisateurs.</w:t>
       </w:r>
       <w:r>
         <w:rPr>
-          <w:rFonts w:ascii="Garamond" w:hAnsi="Garamond" w:cs="Garamond"/>
+          <w:rFonts w:ascii="Garamond" w:hAnsi="Garamond" w:eastAsia="Garamond" w:cs="Garamond"/>
+          <w:sz w:val="24"/>
+          <w:szCs w:val="24"/>
         </w:rPr>
       </w:r>
       <w:r>
         <w:rPr>
-          <w:rFonts w:ascii="Garamond" w:hAnsi="Garamond" w:cs="Garamond"/>
+          <w:rFonts w:ascii="Garamond" w:hAnsi="Garamond" w:eastAsia="Garamond" w:cs="Garamond"/>
+          <w:sz w:val="24"/>
+          <w:szCs w:val="24"/>
         </w:rPr>
       </w:r>
     </w:p>
@@ -1866,12 +2253,12 @@
       </w:r>
       <w:r>
         <w:rPr>
-          <w:rFonts w:ascii="Garamond" w:hAnsi="Garamond" w:cs="Garamond"/>
+          <w:rFonts w:ascii="Garamond" w:hAnsi="Garamond" w:eastAsia="Garamond" w:cs="Garamond"/>
         </w:rPr>
       </w:r>
       <w:r>
         <w:rPr>
-          <w:rFonts w:ascii="Garamond" w:hAnsi="Garamond" w:cs="Garamond"/>
+          <w:rFonts w:ascii="Garamond" w:hAnsi="Garamond" w:eastAsia="Garamond" w:cs="Garamond"/>
         </w:rPr>
       </w:r>
     </w:p>
@@ -1901,7 +2288,7 @@
       </w:r>
       <w:r>
         <w:rPr>
-          <w:rFonts w:ascii="Garamond" w:hAnsi="Garamond" w:cs="Garamond"/>
+          <w:rFonts w:ascii="Garamond" w:hAnsi="Garamond" w:eastAsia="Garamond" w:cs="Garamond"/>
           <w:b/>
           <w:bCs/>
           <w:sz w:val="28"/>
@@ -1910,7 +2297,7 @@
       </w:r>
       <w:r>
         <w:rPr>
-          <w:rFonts w:ascii="Garamond" w:hAnsi="Garamond" w:cs="Garamond"/>
+          <w:rFonts w:ascii="Garamond" w:hAnsi="Garamond" w:eastAsia="Garamond" w:cs="Garamond"/>
           <w:b/>
           <w:bCs/>
           <w:sz w:val="28"/>
@@ -1925,23 +2312,31 @@
         <w:ind/>
         <w:rPr>
           <w:rFonts w:ascii="Garamond" w:hAnsi="Garamond" w:cs="Garamond"/>
+          <w:sz w:val="24"/>
+          <w:szCs w:val="24"/>
         </w:rPr>
       </w:pPr>
       <w:r>
         <w:rPr>
           <w:rFonts w:ascii="Garamond" w:hAnsi="Garamond" w:eastAsia="Garamond" w:cs="Garamond"/>
+          <w:sz w:val="24"/>
+          <w:szCs w:val="24"/>
           <w:highlight w:val="none"/>
         </w:rPr>
         <w:t xml:space="preserve">Le système compte quatre acteurs principaux, chacun disposant de permissions spécifiques.</w:t>
       </w:r>
       <w:r>
         <w:rPr>
-          <w:rFonts w:ascii="Garamond" w:hAnsi="Garamond" w:cs="Garamond"/>
+          <w:rFonts w:ascii="Garamond" w:hAnsi="Garamond" w:eastAsia="Garamond" w:cs="Garamond"/>
+          <w:sz w:val="24"/>
+          <w:szCs w:val="24"/>
         </w:rPr>
       </w:r>
       <w:r>
         <w:rPr>
-          <w:rFonts w:ascii="Garamond" w:hAnsi="Garamond" w:cs="Garamond"/>
+          <w:rFonts w:ascii="Garamond" w:hAnsi="Garamond" w:eastAsia="Garamond" w:cs="Garamond"/>
+          <w:sz w:val="24"/>
+          <w:szCs w:val="24"/>
         </w:rPr>
       </w:r>
     </w:p>
@@ -1952,22 +2347,30 @@
         <w:ind/>
         <w:rPr>
           <w:rFonts w:ascii="Garamond" w:hAnsi="Garamond" w:cs="Garamond"/>
+          <w:sz w:val="24"/>
+          <w:szCs w:val="24"/>
         </w:rPr>
       </w:pPr>
       <w:r>
         <w:rPr>
           <w:rFonts w:ascii="Garamond" w:hAnsi="Garamond" w:eastAsia="Garamond" w:cs="Garamond"/>
+          <w:sz w:val="24"/>
+          <w:szCs w:val="24"/>
           <w:highlight w:val="none"/>
         </w:rPr>
       </w:r>
       <w:r>
         <w:rPr>
-          <w:rFonts w:ascii="Garamond" w:hAnsi="Garamond" w:cs="Garamond"/>
+          <w:rFonts w:ascii="Garamond" w:hAnsi="Garamond" w:eastAsia="Garamond" w:cs="Garamond"/>
+          <w:sz w:val="24"/>
+          <w:szCs w:val="24"/>
         </w:rPr>
       </w:r>
       <w:r>
         <w:rPr>
-          <w:rFonts w:ascii="Garamond" w:hAnsi="Garamond" w:cs="Garamond"/>
+          <w:rFonts w:ascii="Garamond" w:hAnsi="Garamond" w:eastAsia="Garamond" w:cs="Garamond"/>
+          <w:sz w:val="24"/>
+          <w:szCs w:val="24"/>
         </w:rPr>
       </w:r>
     </w:p>
@@ -1978,11 +2381,15 @@
         <w:ind/>
         <w:rPr>
           <w:rFonts w:ascii="Garamond" w:hAnsi="Garamond" w:cs="Garamond"/>
+          <w:sz w:val="24"/>
+          <w:szCs w:val="24"/>
         </w:rPr>
       </w:pPr>
       <w:r>
         <w:rPr>
           <w:rFonts w:ascii="Garamond" w:hAnsi="Garamond" w:eastAsia="Garamond" w:cs="Garamond"/>
+          <w:sz w:val="24"/>
+          <w:szCs w:val="24"/>
           <w:highlight w:val="none"/>
         </w:rPr>
         <w:t xml:space="preserve">Administrateur : L'administrateur gère la plateforme dans son ensemble. Il crée et administre les comptes utilisateurs, active ou désactive les accès, ac</w:t>
@@ -1990,18 +2397,24 @@
       <w:r>
         <w:rPr>
           <w:rFonts w:ascii="Garamond" w:hAnsi="Garamond" w:eastAsia="Garamond" w:cs="Garamond"/>
+          <w:sz w:val="24"/>
+          <w:szCs w:val="24"/>
           <w:highlight w:val="none"/>
         </w:rPr>
         <w:t xml:space="preserve">tive le mode maintenance lors d'opérations techniques, consulte le journal d'audit pour assurer la traçabilité des opérations sensibles, administre la FAQ en créant des questions et en les ciblant par rôle, et répond aux messages dans le chat d'assistance.</w:t>
       </w:r>
       <w:r>
         <w:rPr>
-          <w:rFonts w:ascii="Garamond" w:hAnsi="Garamond" w:cs="Garamond"/>
+          <w:rFonts w:ascii="Garamond" w:hAnsi="Garamond" w:eastAsia="Garamond" w:cs="Garamond"/>
+          <w:sz w:val="24"/>
+          <w:szCs w:val="24"/>
         </w:rPr>
       </w:r>
       <w:r>
         <w:rPr>
-          <w:rFonts w:ascii="Garamond" w:hAnsi="Garamond" w:cs="Garamond"/>
+          <w:rFonts w:ascii="Garamond" w:hAnsi="Garamond" w:eastAsia="Garamond" w:cs="Garamond"/>
+          <w:sz w:val="24"/>
+          <w:szCs w:val="24"/>
         </w:rPr>
       </w:r>
     </w:p>
@@ -2012,22 +2425,30 @@
         <w:ind/>
         <w:rPr>
           <w:rFonts w:ascii="Garamond" w:hAnsi="Garamond" w:cs="Garamond"/>
+          <w:sz w:val="24"/>
+          <w:szCs w:val="24"/>
         </w:rPr>
       </w:pPr>
       <w:r>
         <w:rPr>
           <w:rFonts w:ascii="Garamond" w:hAnsi="Garamond" w:eastAsia="Garamond" w:cs="Garamond"/>
+          <w:sz w:val="24"/>
+          <w:szCs w:val="24"/>
           <w:highlight w:val="none"/>
         </w:rPr>
       </w:r>
       <w:r>
         <w:rPr>
-          <w:rFonts w:ascii="Garamond" w:hAnsi="Garamond" w:cs="Garamond"/>
+          <w:rFonts w:ascii="Garamond" w:hAnsi="Garamond" w:eastAsia="Garamond" w:cs="Garamond"/>
+          <w:sz w:val="24"/>
+          <w:szCs w:val="24"/>
         </w:rPr>
       </w:r>
       <w:r>
         <w:rPr>
-          <w:rFonts w:ascii="Garamond" w:hAnsi="Garamond" w:cs="Garamond"/>
+          <w:rFonts w:ascii="Garamond" w:hAnsi="Garamond" w:eastAsia="Garamond" w:cs="Garamond"/>
+          <w:sz w:val="24"/>
+          <w:szCs w:val="24"/>
         </w:rPr>
       </w:r>
     </w:p>
@@ -2038,11 +2459,15 @@
         <w:ind/>
         <w:rPr>
           <w:rFonts w:ascii="Garamond" w:hAnsi="Garamond" w:cs="Garamond"/>
+          <w:sz w:val="24"/>
+          <w:szCs w:val="24"/>
         </w:rPr>
       </w:pPr>
       <w:r>
         <w:rPr>
           <w:rFonts w:ascii="Garamond" w:hAnsi="Garamond" w:eastAsia="Garamond" w:cs="Garamond"/>
+          <w:sz w:val="24"/>
+          <w:szCs w:val="24"/>
           <w:highlight w:val="none"/>
         </w:rPr>
         <w:t xml:space="preserve">Direction Administrative et Financière (DAF) : La DAF structure le cadre budgétaire et contrôle les dépenses. Elle gère les projets et les conventions, définit les rubriques budgétaires, enregistre les versements et les pa</w:t>
@@ -2050,18 +2475,24 @@
       <w:r>
         <w:rPr>
           <w:rFonts w:ascii="Garamond" w:hAnsi="Garamond" w:eastAsia="Garamond" w:cs="Garamond"/>
+          <w:sz w:val="24"/>
+          <w:szCs w:val="24"/>
           <w:highlight w:val="none"/>
         </w:rPr>
         <w:t xml:space="preserve">iements directs, valide ou rejette les demandes de dépense en première instance, valide les rapports d'exécution, clôture les projets et produit les bilans et rapports financiers. Elle peut également échanger avec l'administrateur via le chat d'assistance.</w:t>
       </w:r>
       <w:r>
         <w:rPr>
-          <w:rFonts w:ascii="Garamond" w:hAnsi="Garamond" w:cs="Garamond"/>
+          <w:rFonts w:ascii="Garamond" w:hAnsi="Garamond" w:eastAsia="Garamond" w:cs="Garamond"/>
+          <w:sz w:val="24"/>
+          <w:szCs w:val="24"/>
         </w:rPr>
       </w:r>
       <w:r>
         <w:rPr>
-          <w:rFonts w:ascii="Garamond" w:hAnsi="Garamond" w:cs="Garamond"/>
+          <w:rFonts w:ascii="Garamond" w:hAnsi="Garamond" w:eastAsia="Garamond" w:cs="Garamond"/>
+          <w:sz w:val="24"/>
+          <w:szCs w:val="24"/>
         </w:rPr>
       </w:r>
     </w:p>
@@ -2072,22 +2503,30 @@
         <w:ind/>
         <w:rPr>
           <w:rFonts w:ascii="Garamond" w:hAnsi="Garamond" w:cs="Garamond"/>
+          <w:sz w:val="24"/>
+          <w:szCs w:val="24"/>
         </w:rPr>
       </w:pPr>
       <w:r>
         <w:rPr>
           <w:rFonts w:ascii="Garamond" w:hAnsi="Garamond" w:eastAsia="Garamond" w:cs="Garamond"/>
+          <w:sz w:val="24"/>
+          <w:szCs w:val="24"/>
           <w:highlight w:val="none"/>
         </w:rPr>
       </w:r>
       <w:r>
         <w:rPr>
-          <w:rFonts w:ascii="Garamond" w:hAnsi="Garamond" w:cs="Garamond"/>
+          <w:rFonts w:ascii="Garamond" w:hAnsi="Garamond" w:eastAsia="Garamond" w:cs="Garamond"/>
+          <w:sz w:val="24"/>
+          <w:szCs w:val="24"/>
         </w:rPr>
       </w:r>
       <w:r>
         <w:rPr>
-          <w:rFonts w:ascii="Garamond" w:hAnsi="Garamond" w:cs="Garamond"/>
+          <w:rFonts w:ascii="Garamond" w:hAnsi="Garamond" w:eastAsia="Garamond" w:cs="Garamond"/>
+          <w:sz w:val="24"/>
+          <w:szCs w:val="24"/>
         </w:rPr>
       </w:r>
     </w:p>
@@ -2098,11 +2537,15 @@
         <w:ind/>
         <w:rPr>
           <w:rFonts w:ascii="Garamond" w:hAnsi="Garamond" w:cs="Garamond"/>
+          <w:sz w:val="24"/>
+          <w:szCs w:val="24"/>
         </w:rPr>
       </w:pPr>
       <w:r>
         <w:rPr>
           <w:rFonts w:ascii="Garamond" w:hAnsi="Garamond" w:eastAsia="Garamond" w:cs="Garamond"/>
+          <w:sz w:val="24"/>
+          <w:szCs w:val="24"/>
           <w:highlight w:val="none"/>
         </w:rPr>
         <w:t xml:space="preserve">Agent Comptable (AC) : L'AC assure le contrôle comptable et effectue les paiements.</w:t>
@@ -2110,18 +2553,24 @@
       <w:r>
         <w:rPr>
           <w:rFonts w:ascii="Garamond" w:hAnsi="Garamond" w:eastAsia="Garamond" w:cs="Garamond"/>
+          <w:sz w:val="24"/>
+          <w:szCs w:val="24"/>
           <w:highlight w:val="none"/>
         </w:rPr>
         <w:t xml:space="preserve"> Il valide ou rejette les demandes de dépense validées par la DAF, enregistre les paiements avec leurs références bancaires, valide les rapports d'exécution, consulte les paiements effectués et peut dialoguer avec l'administrateur via le chat d'assistance.</w:t>
       </w:r>
       <w:r>
         <w:rPr>
-          <w:rFonts w:ascii="Garamond" w:hAnsi="Garamond" w:cs="Garamond"/>
+          <w:rFonts w:ascii="Garamond" w:hAnsi="Garamond" w:eastAsia="Garamond" w:cs="Garamond"/>
+          <w:sz w:val="24"/>
+          <w:szCs w:val="24"/>
         </w:rPr>
       </w:r>
       <w:r>
         <w:rPr>
-          <w:rFonts w:ascii="Garamond" w:hAnsi="Garamond" w:cs="Garamond"/>
+          <w:rFonts w:ascii="Garamond" w:hAnsi="Garamond" w:eastAsia="Garamond" w:cs="Garamond"/>
+          <w:sz w:val="24"/>
+          <w:szCs w:val="24"/>
         </w:rPr>
       </w:r>
     </w:p>
@@ -2132,22 +2581,30 @@
         <w:ind/>
         <w:rPr>
           <w:rFonts w:ascii="Garamond" w:hAnsi="Garamond" w:cs="Garamond"/>
+          <w:sz w:val="24"/>
+          <w:szCs w:val="24"/>
         </w:rPr>
       </w:pPr>
       <w:r>
         <w:rPr>
           <w:rFonts w:ascii="Garamond" w:hAnsi="Garamond" w:eastAsia="Garamond" w:cs="Garamond"/>
+          <w:sz w:val="24"/>
+          <w:szCs w:val="24"/>
           <w:highlight w:val="none"/>
         </w:rPr>
       </w:r>
       <w:r>
         <w:rPr>
-          <w:rFonts w:ascii="Garamond" w:hAnsi="Garamond" w:cs="Garamond"/>
+          <w:rFonts w:ascii="Garamond" w:hAnsi="Garamond" w:eastAsia="Garamond" w:cs="Garamond"/>
+          <w:sz w:val="24"/>
+          <w:szCs w:val="24"/>
         </w:rPr>
       </w:r>
       <w:r>
         <w:rPr>
-          <w:rFonts w:ascii="Garamond" w:hAnsi="Garamond" w:cs="Garamond"/>
+          <w:rFonts w:ascii="Garamond" w:hAnsi="Garamond" w:eastAsia="Garamond" w:cs="Garamond"/>
+          <w:sz w:val="24"/>
+          <w:szCs w:val="24"/>
         </w:rPr>
       </w:r>
     </w:p>
@@ -2158,12 +2615,16 @@
         <w:ind/>
         <w:rPr>
           <w:rFonts w:ascii="Garamond" w:hAnsi="Garamond" w:cs="Garamond"/>
+          <w:sz w:val="24"/>
+          <w:szCs w:val="24"/>
           <w:highlight w:val="none"/>
         </w:rPr>
       </w:pPr>
       <w:r>
         <w:rPr>
           <w:rFonts w:ascii="Garamond" w:hAnsi="Garamond" w:eastAsia="Garamond" w:cs="Garamond"/>
+          <w:sz w:val="24"/>
+          <w:szCs w:val="24"/>
           <w:highlight w:val="none"/>
         </w:rPr>
         <w:t xml:space="preserve">Porteur de projet : Le port</w:t>
@@ -2171,19 +2632,25 @@
       <w:r>
         <w:rPr>
           <w:rFonts w:ascii="Garamond" w:hAnsi="Garamond" w:eastAsia="Garamond" w:cs="Garamond"/>
+          <w:sz w:val="24"/>
+          <w:szCs w:val="24"/>
           <w:highlight w:val="none"/>
         </w:rPr>
         <w:t xml:space="preserve">eur de projet soumet les demandes de dépense, suit leur avancement, dépose les rapports d'exécution après paiement, consulte l'état budgétaire de ses projets, reçoit des notifications à chaque changement de statut et accède à la FAQ pour obtenir de l'aide.</w:t>
       </w:r>
       <w:r>
         <w:rPr>
-          <w:rFonts w:ascii="Garamond" w:hAnsi="Garamond" w:cs="Garamond"/>
+          <w:rFonts w:ascii="Garamond" w:hAnsi="Garamond" w:eastAsia="Garamond" w:cs="Garamond"/>
+          <w:sz w:val="24"/>
+          <w:szCs w:val="24"/>
           <w:highlight w:val="none"/>
         </w:rPr>
       </w:r>
       <w:r>
         <w:rPr>
-          <w:rFonts w:ascii="Garamond" w:hAnsi="Garamond" w:cs="Garamond"/>
+          <w:rFonts w:ascii="Garamond" w:hAnsi="Garamond" w:eastAsia="Garamond" w:cs="Garamond"/>
+          <w:sz w:val="24"/>
+          <w:szCs w:val="24"/>
           <w:highlight w:val="none"/>
         </w:rPr>
       </w:r>
@@ -2202,11 +2669,15 @@
         <w:ind/>
         <w:rPr>
           <w:rFonts w:ascii="Garamond" w:hAnsi="Garamond" w:cs="Garamond"/>
+          <w:sz w:val="24"/>
+          <w:szCs w:val="24"/>
         </w:rPr>
       </w:pPr>
       <w:r>
         <w:rPr>
           <w:rFonts w:ascii="Garamond" w:hAnsi="Garamond" w:eastAsia="Garamond" w:cs="Garamond"/>
+          <w:sz w:val="24"/>
+          <w:szCs w:val="24"/>
           <w:highlight w:val="none"/>
         </w:rPr>
         <w:t xml:space="preserve">Étant donné que la DAF et l'Agent Comptable partagent des actions communes dans le circuit de traitement des dépenses, notamment la validation des demandes, le traitement des rapports d'exécution et la consultation du bilan, ils sont reg</w:t>
@@ -2214,18 +2685,24 @@
       <w:r>
         <w:rPr>
           <w:rFonts w:ascii="Garamond" w:hAnsi="Garamond" w:eastAsia="Garamond" w:cs="Garamond"/>
+          <w:sz w:val="24"/>
+          <w:szCs w:val="24"/>
           <w:highlight w:val="none"/>
         </w:rPr>
         <w:t xml:space="preserve">roupés sous un acteur abstrait commun appelé Agent financier. Cet acteur n'est pas une personne réelle, mais une représentation des responsabilités partagées. La DAF et l'Agent Comptable héritent de cet acteur et conservent chacun leurs actions exclusives.</w:t>
       </w:r>
       <w:r>
         <w:rPr>
-          <w:rFonts w:ascii="Garamond" w:hAnsi="Garamond" w:cs="Garamond"/>
+          <w:rFonts w:ascii="Garamond" w:hAnsi="Garamond" w:eastAsia="Garamond" w:cs="Garamond"/>
+          <w:sz w:val="24"/>
+          <w:szCs w:val="24"/>
         </w:rPr>
       </w:r>
       <w:r>
         <w:rPr>
-          <w:rFonts w:ascii="Garamond" w:hAnsi="Garamond" w:cs="Garamond"/>
+          <w:rFonts w:ascii="Garamond" w:hAnsi="Garamond" w:eastAsia="Garamond" w:cs="Garamond"/>
+          <w:sz w:val="24"/>
+          <w:szCs w:val="24"/>
         </w:rPr>
       </w:r>
     </w:p>
@@ -2256,7 +2733,7 @@
       </w:r>
       <w:r>
         <w:rPr>
-          <w:rFonts w:ascii="Garamond" w:hAnsi="Garamond" w:cs="Garamond"/>
+          <w:rFonts w:ascii="Garamond" w:hAnsi="Garamond" w:eastAsia="Garamond" w:cs="Garamond"/>
           <w:b/>
           <w:bCs/>
           <w:sz w:val="28"/>
@@ -2266,7 +2743,7 @@
       </w:r>
       <w:r>
         <w:rPr>
-          <w:rFonts w:ascii="Garamond" w:hAnsi="Garamond" w:cs="Garamond"/>
+          <w:rFonts w:ascii="Garamond" w:hAnsi="Garamond" w:eastAsia="Garamond" w:cs="Garamond"/>
           <w:b/>
           <w:bCs/>
           <w:sz w:val="28"/>
@@ -2297,12 +2774,12 @@
       </w:r>
       <w:r>
         <w:rPr>
-          <w:rFonts w:ascii="Garamond" w:hAnsi="Garamond" w:cs="Garamond"/>
+          <w:rFonts w:ascii="Garamond" w:hAnsi="Garamond" w:eastAsia="Garamond" w:cs="Garamond"/>
         </w:rPr>
       </w:r>
       <w:r>
         <w:rPr>
-          <w:rFonts w:ascii="Garamond" w:hAnsi="Garamond" w:cs="Garamond"/>
+          <w:rFonts w:ascii="Garamond" w:hAnsi="Garamond" w:eastAsia="Garamond" w:cs="Garamond"/>
         </w:rPr>
       </w:r>
     </w:p>
@@ -2333,7 +2810,7 @@
       </w:r>
       <w:r>
         <w:rPr>
-          <w:rFonts w:ascii="Garamond" w:hAnsi="Garamond" w:cs="Garamond"/>
+          <w:rFonts w:ascii="Garamond" w:hAnsi="Garamond" w:eastAsia="Garamond" w:cs="Garamond"/>
           <w:b w:val="0"/>
           <w:bCs w:val="0"/>
           <w:sz w:val="28"/>
@@ -2343,7 +2820,7 @@
       </w:r>
       <w:r>
         <w:rPr>
-          <w:rFonts w:ascii="Garamond" w:hAnsi="Garamond" w:cs="Garamond"/>
+          <w:rFonts w:ascii="Garamond" w:hAnsi="Garamond" w:eastAsia="Garamond" w:cs="Garamond"/>
           <w:b w:val="0"/>
           <w:bCs w:val="0"/>
           <w:sz w:val="28"/>
@@ -2411,12 +2888,12 @@
             </w:r>
             <w:r>
               <w:rPr>
-                <w:rFonts w:ascii="Garamond" w:hAnsi="Garamond" w:cs="Garamond"/>
-              </w:rPr>
-            </w:r>
-            <w:r>
-              <w:rPr>
-                <w:rFonts w:ascii="Garamond" w:hAnsi="Garamond" w:cs="Garamond"/>
+                <w:rFonts w:ascii="Garamond" w:hAnsi="Garamond" w:eastAsia="Garamond" w:cs="Garamond"/>
+              </w:rPr>
+            </w:r>
+            <w:r>
+              <w:rPr>
+                <w:rFonts w:ascii="Garamond" w:hAnsi="Garamond" w:eastAsia="Garamond" w:cs="Garamond"/>
               </w:rPr>
             </w:r>
           </w:p>
@@ -2464,12 +2941,12 @@
             </w:r>
             <w:r>
               <w:rPr>
-                <w:rFonts w:ascii="Garamond" w:hAnsi="Garamond" w:cs="Garamond"/>
-              </w:rPr>
-            </w:r>
-            <w:r>
-              <w:rPr>
-                <w:rFonts w:ascii="Garamond" w:hAnsi="Garamond" w:cs="Garamond"/>
+                <w:rFonts w:ascii="Garamond" w:hAnsi="Garamond" w:eastAsia="Garamond" w:cs="Garamond"/>
+              </w:rPr>
+            </w:r>
+            <w:r>
+              <w:rPr>
+                <w:rFonts w:ascii="Garamond" w:hAnsi="Garamond" w:eastAsia="Garamond" w:cs="Garamond"/>
               </w:rPr>
             </w:r>
           </w:p>
@@ -2516,12 +2993,12 @@
             </w:r>
             <w:r>
               <w:rPr>
-                <w:rFonts w:ascii="Garamond" w:hAnsi="Garamond" w:cs="Garamond"/>
-              </w:rPr>
-            </w:r>
-            <w:r>
-              <w:rPr>
-                <w:rFonts w:ascii="Garamond" w:hAnsi="Garamond" w:cs="Garamond"/>
+                <w:rFonts w:ascii="Garamond" w:hAnsi="Garamond" w:eastAsia="Garamond" w:cs="Garamond"/>
+              </w:rPr>
+            </w:r>
+            <w:r>
+              <w:rPr>
+                <w:rFonts w:ascii="Garamond" w:hAnsi="Garamond" w:eastAsia="Garamond" w:cs="Garamond"/>
               </w:rPr>
             </w:r>
           </w:p>
@@ -2574,12 +3051,12 @@
             </w:r>
             <w:r>
               <w:rPr>
-                <w:rFonts w:ascii="Garamond" w:hAnsi="Garamond" w:cs="Garamond"/>
-              </w:rPr>
-            </w:r>
-            <w:r>
-              <w:rPr>
-                <w:rFonts w:ascii="Garamond" w:hAnsi="Garamond" w:cs="Garamond"/>
+                <w:rFonts w:ascii="Garamond" w:hAnsi="Garamond" w:eastAsia="Garamond" w:cs="Garamond"/>
+              </w:rPr>
+            </w:r>
+            <w:r>
+              <w:rPr>
+                <w:rFonts w:ascii="Garamond" w:hAnsi="Garamond" w:eastAsia="Garamond" w:cs="Garamond"/>
               </w:rPr>
             </w:r>
           </w:p>
@@ -2626,12 +3103,12 @@
             </w:r>
             <w:r>
               <w:rPr>
-                <w:rFonts w:ascii="Garamond" w:hAnsi="Garamond" w:cs="Garamond"/>
-              </w:rPr>
-            </w:r>
-            <w:r>
-              <w:rPr>
-                <w:rFonts w:ascii="Garamond" w:hAnsi="Garamond" w:cs="Garamond"/>
+                <w:rFonts w:ascii="Garamond" w:hAnsi="Garamond" w:eastAsia="Garamond" w:cs="Garamond"/>
+              </w:rPr>
+            </w:r>
+            <w:r>
+              <w:rPr>
+                <w:rFonts w:ascii="Garamond" w:hAnsi="Garamond" w:eastAsia="Garamond" w:cs="Garamond"/>
               </w:rPr>
             </w:r>
           </w:p>
@@ -2677,12 +3154,12 @@
             </w:r>
             <w:r>
               <w:rPr>
-                <w:rFonts w:ascii="Garamond" w:hAnsi="Garamond" w:cs="Garamond"/>
-              </w:rPr>
-            </w:r>
-            <w:r>
-              <w:rPr>
-                <w:rFonts w:ascii="Garamond" w:hAnsi="Garamond" w:cs="Garamond"/>
+                <w:rFonts w:ascii="Garamond" w:hAnsi="Garamond" w:eastAsia="Garamond" w:cs="Garamond"/>
+              </w:rPr>
+            </w:r>
+            <w:r>
+              <w:rPr>
+                <w:rFonts w:ascii="Garamond" w:hAnsi="Garamond" w:eastAsia="Garamond" w:cs="Garamond"/>
               </w:rPr>
             </w:r>
           </w:p>
@@ -2735,12 +3212,12 @@
             </w:r>
             <w:r>
               <w:rPr>
-                <w:rFonts w:ascii="Garamond" w:hAnsi="Garamond" w:cs="Garamond"/>
-              </w:rPr>
-            </w:r>
-            <w:r>
-              <w:rPr>
-                <w:rFonts w:ascii="Garamond" w:hAnsi="Garamond" w:cs="Garamond"/>
+                <w:rFonts w:ascii="Garamond" w:hAnsi="Garamond" w:eastAsia="Garamond" w:cs="Garamond"/>
+              </w:rPr>
+            </w:r>
+            <w:r>
+              <w:rPr>
+                <w:rFonts w:ascii="Garamond" w:hAnsi="Garamond" w:eastAsia="Garamond" w:cs="Garamond"/>
               </w:rPr>
             </w:r>
           </w:p>
@@ -2787,12 +3264,12 @@
             </w:r>
             <w:r>
               <w:rPr>
-                <w:rFonts w:ascii="Garamond" w:hAnsi="Garamond" w:cs="Garamond"/>
-              </w:rPr>
-            </w:r>
-            <w:r>
-              <w:rPr>
-                <w:rFonts w:ascii="Garamond" w:hAnsi="Garamond" w:cs="Garamond"/>
+                <w:rFonts w:ascii="Garamond" w:hAnsi="Garamond" w:eastAsia="Garamond" w:cs="Garamond"/>
+              </w:rPr>
+            </w:r>
+            <w:r>
+              <w:rPr>
+                <w:rFonts w:ascii="Garamond" w:hAnsi="Garamond" w:eastAsia="Garamond" w:cs="Garamond"/>
               </w:rPr>
             </w:r>
           </w:p>
@@ -2838,12 +3315,12 @@
             </w:r>
             <w:r>
               <w:rPr>
-                <w:rFonts w:ascii="Garamond" w:hAnsi="Garamond" w:cs="Garamond"/>
-              </w:rPr>
-            </w:r>
-            <w:r>
-              <w:rPr>
-                <w:rFonts w:ascii="Garamond" w:hAnsi="Garamond" w:cs="Garamond"/>
+                <w:rFonts w:ascii="Garamond" w:hAnsi="Garamond" w:eastAsia="Garamond" w:cs="Garamond"/>
+              </w:rPr>
+            </w:r>
+            <w:r>
+              <w:rPr>
+                <w:rFonts w:ascii="Garamond" w:hAnsi="Garamond" w:eastAsia="Garamond" w:cs="Garamond"/>
               </w:rPr>
             </w:r>
           </w:p>
@@ -2896,12 +3373,12 @@
             </w:r>
             <w:r>
               <w:rPr>
-                <w:rFonts w:ascii="Garamond" w:hAnsi="Garamond" w:cs="Garamond"/>
-              </w:rPr>
-            </w:r>
-            <w:r>
-              <w:rPr>
-                <w:rFonts w:ascii="Garamond" w:hAnsi="Garamond" w:cs="Garamond"/>
+                <w:rFonts w:ascii="Garamond" w:hAnsi="Garamond" w:eastAsia="Garamond" w:cs="Garamond"/>
+              </w:rPr>
+            </w:r>
+            <w:r>
+              <w:rPr>
+                <w:rFonts w:ascii="Garamond" w:hAnsi="Garamond" w:eastAsia="Garamond" w:cs="Garamond"/>
               </w:rPr>
             </w:r>
           </w:p>
@@ -2948,12 +3425,12 @@
             </w:r>
             <w:r>
               <w:rPr>
-                <w:rFonts w:ascii="Garamond" w:hAnsi="Garamond" w:cs="Garamond"/>
-              </w:rPr>
-            </w:r>
-            <w:r>
-              <w:rPr>
-                <w:rFonts w:ascii="Garamond" w:hAnsi="Garamond" w:cs="Garamond"/>
+                <w:rFonts w:ascii="Garamond" w:hAnsi="Garamond" w:eastAsia="Garamond" w:cs="Garamond"/>
+              </w:rPr>
+            </w:r>
+            <w:r>
+              <w:rPr>
+                <w:rFonts w:ascii="Garamond" w:hAnsi="Garamond" w:eastAsia="Garamond" w:cs="Garamond"/>
               </w:rPr>
             </w:r>
           </w:p>
@@ -2999,12 +3476,12 @@
             </w:r>
             <w:r>
               <w:rPr>
-                <w:rFonts w:ascii="Garamond" w:hAnsi="Garamond" w:cs="Garamond"/>
-              </w:rPr>
-            </w:r>
-            <w:r>
-              <w:rPr>
-                <w:rFonts w:ascii="Garamond" w:hAnsi="Garamond" w:cs="Garamond"/>
+                <w:rFonts w:ascii="Garamond" w:hAnsi="Garamond" w:eastAsia="Garamond" w:cs="Garamond"/>
+              </w:rPr>
+            </w:r>
+            <w:r>
+              <w:rPr>
+                <w:rFonts w:ascii="Garamond" w:hAnsi="Garamond" w:eastAsia="Garamond" w:cs="Garamond"/>
               </w:rPr>
             </w:r>
           </w:p>
@@ -3057,12 +3534,12 @@
             </w:r>
             <w:r>
               <w:rPr>
-                <w:rFonts w:ascii="Garamond" w:hAnsi="Garamond" w:cs="Garamond"/>
-              </w:rPr>
-            </w:r>
-            <w:r>
-              <w:rPr>
-                <w:rFonts w:ascii="Garamond" w:hAnsi="Garamond" w:cs="Garamond"/>
+                <w:rFonts w:ascii="Garamond" w:hAnsi="Garamond" w:eastAsia="Garamond" w:cs="Garamond"/>
+              </w:rPr>
+            </w:r>
+            <w:r>
+              <w:rPr>
+                <w:rFonts w:ascii="Garamond" w:hAnsi="Garamond" w:eastAsia="Garamond" w:cs="Garamond"/>
               </w:rPr>
             </w:r>
           </w:p>
@@ -3109,12 +3586,12 @@
             </w:r>
             <w:r>
               <w:rPr>
-                <w:rFonts w:ascii="Garamond" w:hAnsi="Garamond" w:cs="Garamond"/>
-              </w:rPr>
-            </w:r>
-            <w:r>
-              <w:rPr>
-                <w:rFonts w:ascii="Garamond" w:hAnsi="Garamond" w:cs="Garamond"/>
+                <w:rFonts w:ascii="Garamond" w:hAnsi="Garamond" w:eastAsia="Garamond" w:cs="Garamond"/>
+              </w:rPr>
+            </w:r>
+            <w:r>
+              <w:rPr>
+                <w:rFonts w:ascii="Garamond" w:hAnsi="Garamond" w:eastAsia="Garamond" w:cs="Garamond"/>
               </w:rPr>
             </w:r>
           </w:p>
@@ -3160,12 +3637,12 @@
             </w:r>
             <w:r>
               <w:rPr>
-                <w:rFonts w:ascii="Garamond" w:hAnsi="Garamond" w:cs="Garamond"/>
-              </w:rPr>
-            </w:r>
-            <w:r>
-              <w:rPr>
-                <w:rFonts w:ascii="Garamond" w:hAnsi="Garamond" w:cs="Garamond"/>
+                <w:rFonts w:ascii="Garamond" w:hAnsi="Garamond" w:eastAsia="Garamond" w:cs="Garamond"/>
+              </w:rPr>
+            </w:r>
+            <w:r>
+              <w:rPr>
+                <w:rFonts w:ascii="Garamond" w:hAnsi="Garamond" w:eastAsia="Garamond" w:cs="Garamond"/>
               </w:rPr>
             </w:r>
           </w:p>
@@ -3218,12 +3695,12 @@
             </w:r>
             <w:r>
               <w:rPr>
-                <w:rFonts w:ascii="Garamond" w:hAnsi="Garamond" w:cs="Garamond"/>
-              </w:rPr>
-            </w:r>
-            <w:r>
-              <w:rPr>
-                <w:rFonts w:ascii="Garamond" w:hAnsi="Garamond" w:cs="Garamond"/>
+                <w:rFonts w:ascii="Garamond" w:hAnsi="Garamond" w:eastAsia="Garamond" w:cs="Garamond"/>
+              </w:rPr>
+            </w:r>
+            <w:r>
+              <w:rPr>
+                <w:rFonts w:ascii="Garamond" w:hAnsi="Garamond" w:eastAsia="Garamond" w:cs="Garamond"/>
               </w:rPr>
             </w:r>
           </w:p>
@@ -3270,12 +3747,12 @@
             </w:r>
             <w:r>
               <w:rPr>
-                <w:rFonts w:ascii="Garamond" w:hAnsi="Garamond" w:cs="Garamond"/>
-              </w:rPr>
-            </w:r>
-            <w:r>
-              <w:rPr>
-                <w:rFonts w:ascii="Garamond" w:hAnsi="Garamond" w:cs="Garamond"/>
+                <w:rFonts w:ascii="Garamond" w:hAnsi="Garamond" w:eastAsia="Garamond" w:cs="Garamond"/>
+              </w:rPr>
+            </w:r>
+            <w:r>
+              <w:rPr>
+                <w:rFonts w:ascii="Garamond" w:hAnsi="Garamond" w:eastAsia="Garamond" w:cs="Garamond"/>
               </w:rPr>
             </w:r>
           </w:p>
@@ -3321,12 +3798,12 @@
             </w:r>
             <w:r>
               <w:rPr>
-                <w:rFonts w:ascii="Garamond" w:hAnsi="Garamond" w:cs="Garamond"/>
-              </w:rPr>
-            </w:r>
-            <w:r>
-              <w:rPr>
-                <w:rFonts w:ascii="Garamond" w:hAnsi="Garamond" w:cs="Garamond"/>
+                <w:rFonts w:ascii="Garamond" w:hAnsi="Garamond" w:eastAsia="Garamond" w:cs="Garamond"/>
+              </w:rPr>
+            </w:r>
+            <w:r>
+              <w:rPr>
+                <w:rFonts w:ascii="Garamond" w:hAnsi="Garamond" w:eastAsia="Garamond" w:cs="Garamond"/>
               </w:rPr>
             </w:r>
           </w:p>
@@ -3379,12 +3856,12 @@
             </w:r>
             <w:r>
               <w:rPr>
-                <w:rFonts w:ascii="Garamond" w:hAnsi="Garamond" w:cs="Garamond"/>
-              </w:rPr>
-            </w:r>
-            <w:r>
-              <w:rPr>
-                <w:rFonts w:ascii="Garamond" w:hAnsi="Garamond" w:cs="Garamond"/>
+                <w:rFonts w:ascii="Garamond" w:hAnsi="Garamond" w:eastAsia="Garamond" w:cs="Garamond"/>
+              </w:rPr>
+            </w:r>
+            <w:r>
+              <w:rPr>
+                <w:rFonts w:ascii="Garamond" w:hAnsi="Garamond" w:eastAsia="Garamond" w:cs="Garamond"/>
               </w:rPr>
             </w:r>
           </w:p>
@@ -3431,12 +3908,12 @@
             </w:r>
             <w:r>
               <w:rPr>
-                <w:rFonts w:ascii="Garamond" w:hAnsi="Garamond" w:cs="Garamond"/>
-              </w:rPr>
-            </w:r>
-            <w:r>
-              <w:rPr>
-                <w:rFonts w:ascii="Garamond" w:hAnsi="Garamond" w:cs="Garamond"/>
+                <w:rFonts w:ascii="Garamond" w:hAnsi="Garamond" w:eastAsia="Garamond" w:cs="Garamond"/>
+              </w:rPr>
+            </w:r>
+            <w:r>
+              <w:rPr>
+                <w:rFonts w:ascii="Garamond" w:hAnsi="Garamond" w:eastAsia="Garamond" w:cs="Garamond"/>
               </w:rPr>
             </w:r>
           </w:p>
@@ -3482,12 +3959,12 @@
             </w:r>
             <w:r>
               <w:rPr>
-                <w:rFonts w:ascii="Garamond" w:hAnsi="Garamond" w:cs="Garamond"/>
-              </w:rPr>
-            </w:r>
-            <w:r>
-              <w:rPr>
-                <w:rFonts w:ascii="Garamond" w:hAnsi="Garamond" w:cs="Garamond"/>
+                <w:rFonts w:ascii="Garamond" w:hAnsi="Garamond" w:eastAsia="Garamond" w:cs="Garamond"/>
+              </w:rPr>
+            </w:r>
+            <w:r>
+              <w:rPr>
+                <w:rFonts w:ascii="Garamond" w:hAnsi="Garamond" w:eastAsia="Garamond" w:cs="Garamond"/>
               </w:rPr>
             </w:r>
           </w:p>
@@ -3540,12 +4017,12 @@
             </w:r>
             <w:r>
               <w:rPr>
-                <w:rFonts w:ascii="Garamond" w:hAnsi="Garamond" w:cs="Garamond"/>
-              </w:rPr>
-            </w:r>
-            <w:r>
-              <w:rPr>
-                <w:rFonts w:ascii="Garamond" w:hAnsi="Garamond" w:cs="Garamond"/>
+                <w:rFonts w:ascii="Garamond" w:hAnsi="Garamond" w:eastAsia="Garamond" w:cs="Garamond"/>
+              </w:rPr>
+            </w:r>
+            <w:r>
+              <w:rPr>
+                <w:rFonts w:ascii="Garamond" w:hAnsi="Garamond" w:eastAsia="Garamond" w:cs="Garamond"/>
               </w:rPr>
             </w:r>
           </w:p>
@@ -3592,12 +4069,12 @@
             </w:r>
             <w:r>
               <w:rPr>
-                <w:rFonts w:ascii="Garamond" w:hAnsi="Garamond" w:cs="Garamond"/>
-              </w:rPr>
-            </w:r>
-            <w:r>
-              <w:rPr>
-                <w:rFonts w:ascii="Garamond" w:hAnsi="Garamond" w:cs="Garamond"/>
+                <w:rFonts w:ascii="Garamond" w:hAnsi="Garamond" w:eastAsia="Garamond" w:cs="Garamond"/>
+              </w:rPr>
+            </w:r>
+            <w:r>
+              <w:rPr>
+                <w:rFonts w:ascii="Garamond" w:hAnsi="Garamond" w:eastAsia="Garamond" w:cs="Garamond"/>
               </w:rPr>
             </w:r>
           </w:p>
@@ -3643,12 +4120,12 @@
             </w:r>
             <w:r>
               <w:rPr>
-                <w:rFonts w:ascii="Garamond" w:hAnsi="Garamond" w:cs="Garamond"/>
-              </w:rPr>
-            </w:r>
-            <w:r>
-              <w:rPr>
-                <w:rFonts w:ascii="Garamond" w:hAnsi="Garamond" w:cs="Garamond"/>
+                <w:rFonts w:ascii="Garamond" w:hAnsi="Garamond" w:eastAsia="Garamond" w:cs="Garamond"/>
+              </w:rPr>
+            </w:r>
+            <w:r>
+              <w:rPr>
+                <w:rFonts w:ascii="Garamond" w:hAnsi="Garamond" w:eastAsia="Garamond" w:cs="Garamond"/>
               </w:rPr>
             </w:r>
           </w:p>
@@ -3701,12 +4178,12 @@
             </w:r>
             <w:r>
               <w:rPr>
-                <w:rFonts w:ascii="Garamond" w:hAnsi="Garamond" w:cs="Garamond"/>
-              </w:rPr>
-            </w:r>
-            <w:r>
-              <w:rPr>
-                <w:rFonts w:ascii="Garamond" w:hAnsi="Garamond" w:cs="Garamond"/>
+                <w:rFonts w:ascii="Garamond" w:hAnsi="Garamond" w:eastAsia="Garamond" w:cs="Garamond"/>
+              </w:rPr>
+            </w:r>
+            <w:r>
+              <w:rPr>
+                <w:rFonts w:ascii="Garamond" w:hAnsi="Garamond" w:eastAsia="Garamond" w:cs="Garamond"/>
               </w:rPr>
             </w:r>
           </w:p>
@@ -3753,12 +4230,12 @@
             </w:r>
             <w:r>
               <w:rPr>
-                <w:rFonts w:ascii="Garamond" w:hAnsi="Garamond" w:cs="Garamond"/>
-              </w:rPr>
-            </w:r>
-            <w:r>
-              <w:rPr>
-                <w:rFonts w:ascii="Garamond" w:hAnsi="Garamond" w:cs="Garamond"/>
+                <w:rFonts w:ascii="Garamond" w:hAnsi="Garamond" w:eastAsia="Garamond" w:cs="Garamond"/>
+              </w:rPr>
+            </w:r>
+            <w:r>
+              <w:rPr>
+                <w:rFonts w:ascii="Garamond" w:hAnsi="Garamond" w:eastAsia="Garamond" w:cs="Garamond"/>
               </w:rPr>
             </w:r>
           </w:p>
@@ -3804,12 +4281,12 @@
             </w:r>
             <w:r>
               <w:rPr>
-                <w:rFonts w:ascii="Garamond" w:hAnsi="Garamond" w:cs="Garamond"/>
-              </w:rPr>
-            </w:r>
-            <w:r>
-              <w:rPr>
-                <w:rFonts w:ascii="Garamond" w:hAnsi="Garamond" w:cs="Garamond"/>
+                <w:rFonts w:ascii="Garamond" w:hAnsi="Garamond" w:eastAsia="Garamond" w:cs="Garamond"/>
+              </w:rPr>
+            </w:r>
+            <w:r>
+              <w:rPr>
+                <w:rFonts w:ascii="Garamond" w:hAnsi="Garamond" w:eastAsia="Garamond" w:cs="Garamond"/>
               </w:rPr>
             </w:r>
           </w:p>
@@ -3862,12 +4339,12 @@
             </w:r>
             <w:r>
               <w:rPr>
-                <w:rFonts w:ascii="Garamond" w:hAnsi="Garamond" w:cs="Garamond"/>
-              </w:rPr>
-            </w:r>
-            <w:r>
-              <w:rPr>
-                <w:rFonts w:ascii="Garamond" w:hAnsi="Garamond" w:cs="Garamond"/>
+                <w:rFonts w:ascii="Garamond" w:hAnsi="Garamond" w:eastAsia="Garamond" w:cs="Garamond"/>
+              </w:rPr>
+            </w:r>
+            <w:r>
+              <w:rPr>
+                <w:rFonts w:ascii="Garamond" w:hAnsi="Garamond" w:eastAsia="Garamond" w:cs="Garamond"/>
               </w:rPr>
             </w:r>
           </w:p>
@@ -3914,12 +4391,12 @@
             </w:r>
             <w:r>
               <w:rPr>
-                <w:rFonts w:ascii="Garamond" w:hAnsi="Garamond" w:cs="Garamond"/>
-              </w:rPr>
-            </w:r>
-            <w:r>
-              <w:rPr>
-                <w:rFonts w:ascii="Garamond" w:hAnsi="Garamond" w:cs="Garamond"/>
+                <w:rFonts w:ascii="Garamond" w:hAnsi="Garamond" w:eastAsia="Garamond" w:cs="Garamond"/>
+              </w:rPr>
+            </w:r>
+            <w:r>
+              <w:rPr>
+                <w:rFonts w:ascii="Garamond" w:hAnsi="Garamond" w:eastAsia="Garamond" w:cs="Garamond"/>
               </w:rPr>
             </w:r>
           </w:p>
@@ -3965,12 +4442,12 @@
             </w:r>
             <w:r>
               <w:rPr>
-                <w:rFonts w:ascii="Garamond" w:hAnsi="Garamond" w:cs="Garamond"/>
-              </w:rPr>
-            </w:r>
-            <w:r>
-              <w:rPr>
-                <w:rFonts w:ascii="Garamond" w:hAnsi="Garamond" w:cs="Garamond"/>
+                <w:rFonts w:ascii="Garamond" w:hAnsi="Garamond" w:eastAsia="Garamond" w:cs="Garamond"/>
+              </w:rPr>
+            </w:r>
+            <w:r>
+              <w:rPr>
+                <w:rFonts w:ascii="Garamond" w:hAnsi="Garamond" w:eastAsia="Garamond" w:cs="Garamond"/>
               </w:rPr>
             </w:r>
           </w:p>
@@ -4023,12 +4500,12 @@
             </w:r>
             <w:r>
               <w:rPr>
-                <w:rFonts w:ascii="Garamond" w:hAnsi="Garamond" w:cs="Garamond"/>
-              </w:rPr>
-            </w:r>
-            <w:r>
-              <w:rPr>
-                <w:rFonts w:ascii="Garamond" w:hAnsi="Garamond" w:cs="Garamond"/>
+                <w:rFonts w:ascii="Garamond" w:hAnsi="Garamond" w:eastAsia="Garamond" w:cs="Garamond"/>
+              </w:rPr>
+            </w:r>
+            <w:r>
+              <w:rPr>
+                <w:rFonts w:ascii="Garamond" w:hAnsi="Garamond" w:eastAsia="Garamond" w:cs="Garamond"/>
               </w:rPr>
             </w:r>
           </w:p>
@@ -4075,12 +4552,12 @@
             </w:r>
             <w:r>
               <w:rPr>
-                <w:rFonts w:ascii="Garamond" w:hAnsi="Garamond" w:cs="Garamond"/>
-              </w:rPr>
-            </w:r>
-            <w:r>
-              <w:rPr>
-                <w:rFonts w:ascii="Garamond" w:hAnsi="Garamond" w:cs="Garamond"/>
+                <w:rFonts w:ascii="Garamond" w:hAnsi="Garamond" w:eastAsia="Garamond" w:cs="Garamond"/>
+              </w:rPr>
+            </w:r>
+            <w:r>
+              <w:rPr>
+                <w:rFonts w:ascii="Garamond" w:hAnsi="Garamond" w:eastAsia="Garamond" w:cs="Garamond"/>
               </w:rPr>
             </w:r>
           </w:p>
@@ -4126,12 +4603,12 @@
             </w:r>
             <w:r>
               <w:rPr>
-                <w:rFonts w:ascii="Garamond" w:hAnsi="Garamond" w:cs="Garamond"/>
-              </w:rPr>
-            </w:r>
-            <w:r>
-              <w:rPr>
-                <w:rFonts w:ascii="Garamond" w:hAnsi="Garamond" w:cs="Garamond"/>
+                <w:rFonts w:ascii="Garamond" w:hAnsi="Garamond" w:eastAsia="Garamond" w:cs="Garamond"/>
+              </w:rPr>
+            </w:r>
+            <w:r>
+              <w:rPr>
+                <w:rFonts w:ascii="Garamond" w:hAnsi="Garamond" w:eastAsia="Garamond" w:cs="Garamond"/>
               </w:rPr>
             </w:r>
           </w:p>
@@ -4184,12 +4661,12 @@
             </w:r>
             <w:r>
               <w:rPr>
-                <w:rFonts w:ascii="Garamond" w:hAnsi="Garamond" w:cs="Garamond"/>
-              </w:rPr>
-            </w:r>
-            <w:r>
-              <w:rPr>
-                <w:rFonts w:ascii="Garamond" w:hAnsi="Garamond" w:cs="Garamond"/>
+                <w:rFonts w:ascii="Garamond" w:hAnsi="Garamond" w:eastAsia="Garamond" w:cs="Garamond"/>
+              </w:rPr>
+            </w:r>
+            <w:r>
+              <w:rPr>
+                <w:rFonts w:ascii="Garamond" w:hAnsi="Garamond" w:eastAsia="Garamond" w:cs="Garamond"/>
               </w:rPr>
             </w:r>
           </w:p>
@@ -4236,12 +4713,12 @@
             </w:r>
             <w:r>
               <w:rPr>
-                <w:rFonts w:ascii="Garamond" w:hAnsi="Garamond" w:cs="Garamond"/>
-              </w:rPr>
-            </w:r>
-            <w:r>
-              <w:rPr>
-                <w:rFonts w:ascii="Garamond" w:hAnsi="Garamond" w:cs="Garamond"/>
+                <w:rFonts w:ascii="Garamond" w:hAnsi="Garamond" w:eastAsia="Garamond" w:cs="Garamond"/>
+              </w:rPr>
+            </w:r>
+            <w:r>
+              <w:rPr>
+                <w:rFonts w:ascii="Garamond" w:hAnsi="Garamond" w:eastAsia="Garamond" w:cs="Garamond"/>
               </w:rPr>
             </w:r>
           </w:p>
@@ -4287,12 +4764,12 @@
             </w:r>
             <w:r>
               <w:rPr>
-                <w:rFonts w:ascii="Garamond" w:hAnsi="Garamond" w:cs="Garamond"/>
-              </w:rPr>
-            </w:r>
-            <w:r>
-              <w:rPr>
-                <w:rFonts w:ascii="Garamond" w:hAnsi="Garamond" w:cs="Garamond"/>
+                <w:rFonts w:ascii="Garamond" w:hAnsi="Garamond" w:eastAsia="Garamond" w:cs="Garamond"/>
+              </w:rPr>
+            </w:r>
+            <w:r>
+              <w:rPr>
+                <w:rFonts w:ascii="Garamond" w:hAnsi="Garamond" w:eastAsia="Garamond" w:cs="Garamond"/>
               </w:rPr>
             </w:r>
           </w:p>
@@ -4345,12 +4822,12 @@
             </w:r>
             <w:r>
               <w:rPr>
-                <w:rFonts w:ascii="Garamond" w:hAnsi="Garamond" w:cs="Garamond"/>
-              </w:rPr>
-            </w:r>
-            <w:r>
-              <w:rPr>
-                <w:rFonts w:ascii="Garamond" w:hAnsi="Garamond" w:cs="Garamond"/>
+                <w:rFonts w:ascii="Garamond" w:hAnsi="Garamond" w:eastAsia="Garamond" w:cs="Garamond"/>
+              </w:rPr>
+            </w:r>
+            <w:r>
+              <w:rPr>
+                <w:rFonts w:ascii="Garamond" w:hAnsi="Garamond" w:eastAsia="Garamond" w:cs="Garamond"/>
               </w:rPr>
             </w:r>
           </w:p>
@@ -4397,12 +4874,12 @@
             </w:r>
             <w:r>
               <w:rPr>
-                <w:rFonts w:ascii="Garamond" w:hAnsi="Garamond" w:cs="Garamond"/>
-              </w:rPr>
-            </w:r>
-            <w:r>
-              <w:rPr>
-                <w:rFonts w:ascii="Garamond" w:hAnsi="Garamond" w:cs="Garamond"/>
+                <w:rFonts w:ascii="Garamond" w:hAnsi="Garamond" w:eastAsia="Garamond" w:cs="Garamond"/>
+              </w:rPr>
+            </w:r>
+            <w:r>
+              <w:rPr>
+                <w:rFonts w:ascii="Garamond" w:hAnsi="Garamond" w:eastAsia="Garamond" w:cs="Garamond"/>
               </w:rPr>
             </w:r>
           </w:p>
@@ -4448,12 +4925,12 @@
             </w:r>
             <w:r>
               <w:rPr>
-                <w:rFonts w:ascii="Garamond" w:hAnsi="Garamond" w:cs="Garamond"/>
-              </w:rPr>
-            </w:r>
-            <w:r>
-              <w:rPr>
-                <w:rFonts w:ascii="Garamond" w:hAnsi="Garamond" w:cs="Garamond"/>
+                <w:rFonts w:ascii="Garamond" w:hAnsi="Garamond" w:eastAsia="Garamond" w:cs="Garamond"/>
+              </w:rPr>
+            </w:r>
+            <w:r>
+              <w:rPr>
+                <w:rFonts w:ascii="Garamond" w:hAnsi="Garamond" w:eastAsia="Garamond" w:cs="Garamond"/>
               </w:rPr>
             </w:r>
           </w:p>
@@ -4506,12 +4983,12 @@
             </w:r>
             <w:r>
               <w:rPr>
-                <w:rFonts w:ascii="Garamond" w:hAnsi="Garamond" w:cs="Garamond"/>
-              </w:rPr>
-            </w:r>
-            <w:r>
-              <w:rPr>
-                <w:rFonts w:ascii="Garamond" w:hAnsi="Garamond" w:cs="Garamond"/>
+                <w:rFonts w:ascii="Garamond" w:hAnsi="Garamond" w:eastAsia="Garamond" w:cs="Garamond"/>
+              </w:rPr>
+            </w:r>
+            <w:r>
+              <w:rPr>
+                <w:rFonts w:ascii="Garamond" w:hAnsi="Garamond" w:eastAsia="Garamond" w:cs="Garamond"/>
               </w:rPr>
             </w:r>
           </w:p>
@@ -4558,12 +5035,12 @@
             </w:r>
             <w:r>
               <w:rPr>
-                <w:rFonts w:ascii="Garamond" w:hAnsi="Garamond" w:cs="Garamond"/>
-              </w:rPr>
-            </w:r>
-            <w:r>
-              <w:rPr>
-                <w:rFonts w:ascii="Garamond" w:hAnsi="Garamond" w:cs="Garamond"/>
+                <w:rFonts w:ascii="Garamond" w:hAnsi="Garamond" w:eastAsia="Garamond" w:cs="Garamond"/>
+              </w:rPr>
+            </w:r>
+            <w:r>
+              <w:rPr>
+                <w:rFonts w:ascii="Garamond" w:hAnsi="Garamond" w:eastAsia="Garamond" w:cs="Garamond"/>
               </w:rPr>
             </w:r>
           </w:p>
@@ -4609,12 +5086,12 @@
             </w:r>
             <w:r>
               <w:rPr>
-                <w:rFonts w:ascii="Garamond" w:hAnsi="Garamond" w:cs="Garamond"/>
-              </w:rPr>
-            </w:r>
-            <w:r>
-              <w:rPr>
-                <w:rFonts w:ascii="Garamond" w:hAnsi="Garamond" w:cs="Garamond"/>
+                <w:rFonts w:ascii="Garamond" w:hAnsi="Garamond" w:eastAsia="Garamond" w:cs="Garamond"/>
+              </w:rPr>
+            </w:r>
+            <w:r>
+              <w:rPr>
+                <w:rFonts w:ascii="Garamond" w:hAnsi="Garamond" w:eastAsia="Garamond" w:cs="Garamond"/>
               </w:rPr>
             </w:r>
           </w:p>
@@ -4667,12 +5144,12 @@
             </w:r>
             <w:r>
               <w:rPr>
-                <w:rFonts w:ascii="Garamond" w:hAnsi="Garamond" w:cs="Garamond"/>
-              </w:rPr>
-            </w:r>
-            <w:r>
-              <w:rPr>
-                <w:rFonts w:ascii="Garamond" w:hAnsi="Garamond" w:cs="Garamond"/>
+                <w:rFonts w:ascii="Garamond" w:hAnsi="Garamond" w:eastAsia="Garamond" w:cs="Garamond"/>
+              </w:rPr>
+            </w:r>
+            <w:r>
+              <w:rPr>
+                <w:rFonts w:ascii="Garamond" w:hAnsi="Garamond" w:eastAsia="Garamond" w:cs="Garamond"/>
               </w:rPr>
             </w:r>
           </w:p>
@@ -4719,12 +5196,12 @@
             </w:r>
             <w:r>
               <w:rPr>
-                <w:rFonts w:ascii="Garamond" w:hAnsi="Garamond" w:cs="Garamond"/>
-              </w:rPr>
-            </w:r>
-            <w:r>
-              <w:rPr>
-                <w:rFonts w:ascii="Garamond" w:hAnsi="Garamond" w:cs="Garamond"/>
+                <w:rFonts w:ascii="Garamond" w:hAnsi="Garamond" w:eastAsia="Garamond" w:cs="Garamond"/>
+              </w:rPr>
+            </w:r>
+            <w:r>
+              <w:rPr>
+                <w:rFonts w:ascii="Garamond" w:hAnsi="Garamond" w:eastAsia="Garamond" w:cs="Garamond"/>
               </w:rPr>
             </w:r>
           </w:p>
@@ -4770,12 +5247,12 @@
             </w:r>
             <w:r>
               <w:rPr>
-                <w:rFonts w:ascii="Garamond" w:hAnsi="Garamond" w:cs="Garamond"/>
-              </w:rPr>
-            </w:r>
-            <w:r>
-              <w:rPr>
-                <w:rFonts w:ascii="Garamond" w:hAnsi="Garamond" w:cs="Garamond"/>
+                <w:rFonts w:ascii="Garamond" w:hAnsi="Garamond" w:eastAsia="Garamond" w:cs="Garamond"/>
+              </w:rPr>
+            </w:r>
+            <w:r>
+              <w:rPr>
+                <w:rFonts w:ascii="Garamond" w:hAnsi="Garamond" w:eastAsia="Garamond" w:cs="Garamond"/>
               </w:rPr>
             </w:r>
           </w:p>
@@ -4828,12 +5305,12 @@
             </w:r>
             <w:r>
               <w:rPr>
-                <w:rFonts w:ascii="Garamond" w:hAnsi="Garamond" w:cs="Garamond"/>
-              </w:rPr>
-            </w:r>
-            <w:r>
-              <w:rPr>
-                <w:rFonts w:ascii="Garamond" w:hAnsi="Garamond" w:cs="Garamond"/>
+                <w:rFonts w:ascii="Garamond" w:hAnsi="Garamond" w:eastAsia="Garamond" w:cs="Garamond"/>
+              </w:rPr>
+            </w:r>
+            <w:r>
+              <w:rPr>
+                <w:rFonts w:ascii="Garamond" w:hAnsi="Garamond" w:eastAsia="Garamond" w:cs="Garamond"/>
               </w:rPr>
             </w:r>
           </w:p>
@@ -4880,12 +5357,12 @@
             </w:r>
             <w:r>
               <w:rPr>
-                <w:rFonts w:ascii="Garamond" w:hAnsi="Garamond" w:cs="Garamond"/>
-              </w:rPr>
-            </w:r>
-            <w:r>
-              <w:rPr>
-                <w:rFonts w:ascii="Garamond" w:hAnsi="Garamond" w:cs="Garamond"/>
+                <w:rFonts w:ascii="Garamond" w:hAnsi="Garamond" w:eastAsia="Garamond" w:cs="Garamond"/>
+              </w:rPr>
+            </w:r>
+            <w:r>
+              <w:rPr>
+                <w:rFonts w:ascii="Garamond" w:hAnsi="Garamond" w:eastAsia="Garamond" w:cs="Garamond"/>
               </w:rPr>
             </w:r>
           </w:p>
@@ -4931,12 +5408,12 @@
             </w:r>
             <w:r>
               <w:rPr>
-                <w:rFonts w:ascii="Garamond" w:hAnsi="Garamond" w:cs="Garamond"/>
-              </w:rPr>
-            </w:r>
-            <w:r>
-              <w:rPr>
-                <w:rFonts w:ascii="Garamond" w:hAnsi="Garamond" w:cs="Garamond"/>
+                <w:rFonts w:ascii="Garamond" w:hAnsi="Garamond" w:eastAsia="Garamond" w:cs="Garamond"/>
+              </w:rPr>
+            </w:r>
+            <w:r>
+              <w:rPr>
+                <w:rFonts w:ascii="Garamond" w:hAnsi="Garamond" w:eastAsia="Garamond" w:cs="Garamond"/>
               </w:rPr>
             </w:r>
           </w:p>
@@ -4989,12 +5466,12 @@
             </w:r>
             <w:r>
               <w:rPr>
-                <w:rFonts w:ascii="Garamond" w:hAnsi="Garamond" w:cs="Garamond"/>
-              </w:rPr>
-            </w:r>
-            <w:r>
-              <w:rPr>
-                <w:rFonts w:ascii="Garamond" w:hAnsi="Garamond" w:cs="Garamond"/>
+                <w:rFonts w:ascii="Garamond" w:hAnsi="Garamond" w:eastAsia="Garamond" w:cs="Garamond"/>
+              </w:rPr>
+            </w:r>
+            <w:r>
+              <w:rPr>
+                <w:rFonts w:ascii="Garamond" w:hAnsi="Garamond" w:eastAsia="Garamond" w:cs="Garamond"/>
               </w:rPr>
             </w:r>
           </w:p>
@@ -5041,12 +5518,12 @@
             </w:r>
             <w:r>
               <w:rPr>
-                <w:rFonts w:ascii="Garamond" w:hAnsi="Garamond" w:cs="Garamond"/>
-              </w:rPr>
-            </w:r>
-            <w:r>
-              <w:rPr>
-                <w:rFonts w:ascii="Garamond" w:hAnsi="Garamond" w:cs="Garamond"/>
+                <w:rFonts w:ascii="Garamond" w:hAnsi="Garamond" w:eastAsia="Garamond" w:cs="Garamond"/>
+              </w:rPr>
+            </w:r>
+            <w:r>
+              <w:rPr>
+                <w:rFonts w:ascii="Garamond" w:hAnsi="Garamond" w:eastAsia="Garamond" w:cs="Garamond"/>
               </w:rPr>
             </w:r>
           </w:p>
@@ -5092,12 +5569,12 @@
             </w:r>
             <w:r>
               <w:rPr>
-                <w:rFonts w:ascii="Garamond" w:hAnsi="Garamond" w:cs="Garamond"/>
-              </w:rPr>
-            </w:r>
-            <w:r>
-              <w:rPr>
-                <w:rFonts w:ascii="Garamond" w:hAnsi="Garamond" w:cs="Garamond"/>
+                <w:rFonts w:ascii="Garamond" w:hAnsi="Garamond" w:eastAsia="Garamond" w:cs="Garamond"/>
+              </w:rPr>
+            </w:r>
+            <w:r>
+              <w:rPr>
+                <w:rFonts w:ascii="Garamond" w:hAnsi="Garamond" w:eastAsia="Garamond" w:cs="Garamond"/>
               </w:rPr>
             </w:r>
           </w:p>
@@ -5150,12 +5627,12 @@
             </w:r>
             <w:r>
               <w:rPr>
-                <w:rFonts w:ascii="Garamond" w:hAnsi="Garamond" w:cs="Garamond"/>
-              </w:rPr>
-            </w:r>
-            <w:r>
-              <w:rPr>
-                <w:rFonts w:ascii="Garamond" w:hAnsi="Garamond" w:cs="Garamond"/>
+                <w:rFonts w:ascii="Garamond" w:hAnsi="Garamond" w:eastAsia="Garamond" w:cs="Garamond"/>
+              </w:rPr>
+            </w:r>
+            <w:r>
+              <w:rPr>
+                <w:rFonts w:ascii="Garamond" w:hAnsi="Garamond" w:eastAsia="Garamond" w:cs="Garamond"/>
               </w:rPr>
             </w:r>
           </w:p>
@@ -5202,12 +5679,12 @@
             </w:r>
             <w:r>
               <w:rPr>
-                <w:rFonts w:ascii="Garamond" w:hAnsi="Garamond" w:cs="Garamond"/>
-              </w:rPr>
-            </w:r>
-            <w:r>
-              <w:rPr>
-                <w:rFonts w:ascii="Garamond" w:hAnsi="Garamond" w:cs="Garamond"/>
+                <w:rFonts w:ascii="Garamond" w:hAnsi="Garamond" w:eastAsia="Garamond" w:cs="Garamond"/>
+              </w:rPr>
+            </w:r>
+            <w:r>
+              <w:rPr>
+                <w:rFonts w:ascii="Garamond" w:hAnsi="Garamond" w:eastAsia="Garamond" w:cs="Garamond"/>
               </w:rPr>
             </w:r>
           </w:p>
@@ -5253,12 +5730,12 @@
             </w:r>
             <w:r>
               <w:rPr>
-                <w:rFonts w:ascii="Garamond" w:hAnsi="Garamond" w:cs="Garamond"/>
-              </w:rPr>
-            </w:r>
-            <w:r>
-              <w:rPr>
-                <w:rFonts w:ascii="Garamond" w:hAnsi="Garamond" w:cs="Garamond"/>
+                <w:rFonts w:ascii="Garamond" w:hAnsi="Garamond" w:eastAsia="Garamond" w:cs="Garamond"/>
+              </w:rPr>
+            </w:r>
+            <w:r>
+              <w:rPr>
+                <w:rFonts w:ascii="Garamond" w:hAnsi="Garamond" w:eastAsia="Garamond" w:cs="Garamond"/>
               </w:rPr>
             </w:r>
           </w:p>
@@ -5311,12 +5788,12 @@
             </w:r>
             <w:r>
               <w:rPr>
-                <w:rFonts w:ascii="Garamond" w:hAnsi="Garamond" w:cs="Garamond"/>
-              </w:rPr>
-            </w:r>
-            <w:r>
-              <w:rPr>
-                <w:rFonts w:ascii="Garamond" w:hAnsi="Garamond" w:cs="Garamond"/>
+                <w:rFonts w:ascii="Garamond" w:hAnsi="Garamond" w:eastAsia="Garamond" w:cs="Garamond"/>
+              </w:rPr>
+            </w:r>
+            <w:r>
+              <w:rPr>
+                <w:rFonts w:ascii="Garamond" w:hAnsi="Garamond" w:eastAsia="Garamond" w:cs="Garamond"/>
               </w:rPr>
             </w:r>
           </w:p>
@@ -5363,12 +5840,12 @@
             </w:r>
             <w:r>
               <w:rPr>
-                <w:rFonts w:ascii="Garamond" w:hAnsi="Garamond" w:cs="Garamond"/>
-              </w:rPr>
-            </w:r>
-            <w:r>
-              <w:rPr>
-                <w:rFonts w:ascii="Garamond" w:hAnsi="Garamond" w:cs="Garamond"/>
+                <w:rFonts w:ascii="Garamond" w:hAnsi="Garamond" w:eastAsia="Garamond" w:cs="Garamond"/>
+              </w:rPr>
+            </w:r>
+            <w:r>
+              <w:rPr>
+                <w:rFonts w:ascii="Garamond" w:hAnsi="Garamond" w:eastAsia="Garamond" w:cs="Garamond"/>
               </w:rPr>
             </w:r>
           </w:p>
@@ -5414,12 +5891,12 @@
             </w:r>
             <w:r>
               <w:rPr>
-                <w:rFonts w:ascii="Garamond" w:hAnsi="Garamond" w:cs="Garamond"/>
-              </w:rPr>
-            </w:r>
-            <w:r>
-              <w:rPr>
-                <w:rFonts w:ascii="Garamond" w:hAnsi="Garamond" w:cs="Garamond"/>
+                <w:rFonts w:ascii="Garamond" w:hAnsi="Garamond" w:eastAsia="Garamond" w:cs="Garamond"/>
+              </w:rPr>
+            </w:r>
+            <w:r>
+              <w:rPr>
+                <w:rFonts w:ascii="Garamond" w:hAnsi="Garamond" w:eastAsia="Garamond" w:cs="Garamond"/>
               </w:rPr>
             </w:r>
           </w:p>
@@ -5452,6 +5929,31 @@
       </w:r>
       <w:r>
         <w:rPr>
+          <w:rFonts w:ascii="Garamond" w:hAnsi="Garamond" w:eastAsia="Garamond" w:cs="Garamond"/>
+          <w:b w:val="0"/>
+          <w:bCs w:val="0"/>
+          <w:sz w:val="28"/>
+          <w:szCs w:val="28"/>
+          <w:highlight w:val="none"/>
+        </w:rPr>
+      </w:r>
+      <w:r>
+        <w:rPr>
+          <w:rFonts w:ascii="Garamond" w:hAnsi="Garamond" w:eastAsia="Garamond" w:cs="Garamond"/>
+          <w:b w:val="0"/>
+          <w:bCs w:val="0"/>
+          <w:sz w:val="28"/>
+          <w:szCs w:val="28"/>
+          <w:highlight w:val="none"/>
+        </w:rPr>
+      </w:r>
+    </w:p>
+    <w:p>
+      <w:pPr>
+        <w:pBdr/>
+        <w:spacing/>
+        <w:ind/>
+        <w:rPr>
           <w:rFonts w:ascii="Garamond" w:hAnsi="Garamond" w:cs="Garamond"/>
           <w:b w:val="0"/>
           <w:bCs w:val="0"/>
@@ -5459,31 +5961,6 @@
           <w:szCs w:val="28"/>
           <w:highlight w:val="none"/>
         </w:rPr>
-      </w:r>
-      <w:r>
-        <w:rPr>
-          <w:rFonts w:ascii="Garamond" w:hAnsi="Garamond" w:cs="Garamond"/>
-          <w:b w:val="0"/>
-          <w:bCs w:val="0"/>
-          <w:sz w:val="28"/>
-          <w:szCs w:val="28"/>
-          <w:highlight w:val="none"/>
-        </w:rPr>
-      </w:r>
-    </w:p>
-    <w:p>
-      <w:pPr>
-        <w:pBdr/>
-        <w:spacing/>
-        <w:ind/>
-        <w:rPr>
-          <w:rFonts w:ascii="Garamond" w:hAnsi="Garamond" w:cs="Garamond"/>
-          <w:b w:val="0"/>
-          <w:bCs w:val="0"/>
-          <w:sz w:val="28"/>
-          <w:szCs w:val="28"/>
-          <w:highlight w:val="none"/>
-        </w:rPr>
       </w:pPr>
       <w:r>
         <w:rPr>
@@ -5497,40 +5974,6 @@
       </w:r>
       <w:r>
         <w:rPr>
-          <w:rFonts w:ascii="Garamond" w:hAnsi="Garamond" w:cs="Garamond"/>
-          <w:b w:val="0"/>
-          <w:bCs w:val="0"/>
-          <w:sz w:val="28"/>
-          <w:szCs w:val="28"/>
-          <w:highlight w:val="none"/>
-        </w:rPr>
-      </w:r>
-      <w:r>
-        <w:rPr>
-          <w:rFonts w:ascii="Garamond" w:hAnsi="Garamond" w:cs="Garamond"/>
-          <w:b w:val="0"/>
-          <w:bCs w:val="0"/>
-          <w:sz w:val="28"/>
-          <w:szCs w:val="28"/>
-          <w:highlight w:val="none"/>
-        </w:rPr>
-      </w:r>
-    </w:p>
-    <w:p>
-      <w:pPr>
-        <w:pBdr/>
-        <w:spacing/>
-        <w:ind/>
-        <w:rPr>
-          <w:rFonts w:ascii="Garamond" w:hAnsi="Garamond" w:cs="Garamond"/>
-          <w:b w:val="0"/>
-          <w:bCs w:val="0"/>
-          <w:sz w:val="28"/>
-          <w:szCs w:val="28"/>
-        </w:rPr>
-      </w:pPr>
-      <w:r>
-        <w:rPr>
           <w:rFonts w:ascii="Garamond" w:hAnsi="Garamond" w:eastAsia="Garamond" w:cs="Garamond"/>
           <w:b w:val="0"/>
           <w:bCs w:val="0"/>
@@ -5541,16 +5984,50 @@
       </w:r>
       <w:r>
         <w:rPr>
+          <w:rFonts w:ascii="Garamond" w:hAnsi="Garamond" w:eastAsia="Garamond" w:cs="Garamond"/>
+          <w:b w:val="0"/>
+          <w:bCs w:val="0"/>
+          <w:sz w:val="28"/>
+          <w:szCs w:val="28"/>
+          <w:highlight w:val="none"/>
+        </w:rPr>
+      </w:r>
+    </w:p>
+    <w:p>
+      <w:pPr>
+        <w:pBdr/>
+        <w:spacing/>
+        <w:ind/>
+        <w:rPr>
           <w:rFonts w:ascii="Garamond" w:hAnsi="Garamond" w:cs="Garamond"/>
           <w:b w:val="0"/>
           <w:bCs w:val="0"/>
           <w:sz w:val="28"/>
           <w:szCs w:val="28"/>
         </w:rPr>
+      </w:pPr>
+      <w:r>
+        <w:rPr>
+          <w:rFonts w:ascii="Garamond" w:hAnsi="Garamond" w:eastAsia="Garamond" w:cs="Garamond"/>
+          <w:b w:val="0"/>
+          <w:bCs w:val="0"/>
+          <w:sz w:val="28"/>
+          <w:szCs w:val="28"/>
+          <w:highlight w:val="none"/>
+        </w:rPr>
       </w:r>
       <w:r>
         <w:rPr>
-          <w:rFonts w:ascii="Garamond" w:hAnsi="Garamond" w:cs="Garamond"/>
+          <w:rFonts w:ascii="Garamond" w:hAnsi="Garamond" w:eastAsia="Garamond" w:cs="Garamond"/>
+          <w:b w:val="0"/>
+          <w:bCs w:val="0"/>
+          <w:sz w:val="28"/>
+          <w:szCs w:val="28"/>
+        </w:rPr>
+      </w:r>
+      <w:r>
+        <w:rPr>
+          <w:rFonts w:ascii="Garamond" w:hAnsi="Garamond" w:eastAsia="Garamond" w:cs="Garamond"/>
           <w:b w:val="0"/>
           <w:bCs w:val="0"/>
           <w:sz w:val="28"/>
@@ -5584,7 +6061,7 @@
       </w:r>
       <w:r>
         <w:rPr>
-          <w:rFonts w:ascii="Garamond" w:hAnsi="Garamond" w:cs="Garamond"/>
+          <w:rFonts w:ascii="Garamond" w:hAnsi="Garamond" w:eastAsia="Garamond" w:cs="Garamond"/>
           <w:b/>
           <w:bCs/>
           <w:sz w:val="28"/>
@@ -5593,7 +6070,7 @@
       </w:r>
       <w:r>
         <w:rPr>
-          <w:rFonts w:ascii="Garamond" w:hAnsi="Garamond" w:cs="Garamond"/>
+          <w:rFonts w:ascii="Garamond" w:hAnsi="Garamond" w:eastAsia="Garamond" w:cs="Garamond"/>
           <w:b/>
           <w:bCs/>
           <w:sz w:val="28"/>
@@ -5608,12 +6085,16 @@
         <w:ind/>
         <w:rPr>
           <w:rFonts w:ascii="Garamond" w:hAnsi="Garamond" w:cs="Garamond"/>
+          <w:sz w:val="24"/>
+          <w:szCs w:val="24"/>
           <w:highlight w:val="none"/>
         </w:rPr>
       </w:pPr>
       <w:r>
         <w:rPr>
           <w:rFonts w:ascii="Garamond" w:hAnsi="Garamond" w:eastAsia="Garamond" w:cs="Garamond"/>
+          <w:sz w:val="24"/>
+          <w:szCs w:val="24"/>
           <w:highlight w:val="none"/>
         </w:rPr>
         <w:t xml:space="preserve">Le diagramme de cas d'utilisation est une représentation graphique</w:t>
@@ -5621,19 +6102,25 @@
       <w:r>
         <w:rPr>
           <w:rFonts w:ascii="Garamond" w:hAnsi="Garamond" w:eastAsia="Garamond" w:cs="Garamond"/>
+          <w:sz w:val="24"/>
+          <w:szCs w:val="24"/>
           <w:highlight w:val="none"/>
         </w:rPr>
         <w:t xml:space="preserve"> des interactions entre les acteurs et les fonctionnalités du système. Il offre une vue d'ensemble des services que la plateforme doit rendre, sans entrer dans les détails de leur implémentation. Le diagramme de la plateforme CIFEU est présenté ci-dessous.</w:t>
       </w:r>
       <w:r>
         <w:rPr>
-          <w:rFonts w:ascii="Garamond" w:hAnsi="Garamond" w:cs="Garamond"/>
+          <w:rFonts w:ascii="Garamond" w:hAnsi="Garamond" w:eastAsia="Garamond" w:cs="Garamond"/>
+          <w:sz w:val="24"/>
+          <w:szCs w:val="24"/>
           <w:highlight w:val="none"/>
         </w:rPr>
       </w:r>
       <w:r>
         <w:rPr>
-          <w:rFonts w:ascii="Garamond" w:hAnsi="Garamond" w:cs="Garamond"/>
+          <w:rFonts w:ascii="Garamond" w:hAnsi="Garamond" w:eastAsia="Garamond" w:cs="Garamond"/>
+          <w:sz w:val="24"/>
+          <w:szCs w:val="24"/>
           <w:highlight w:val="none"/>
         </w:rPr>
       </w:r>
@@ -5656,13 +6143,13 @@
       </w:r>
       <w:r>
         <w:rPr>
-          <w:rFonts w:ascii="Garamond" w:hAnsi="Garamond" w:cs="Garamond"/>
+          <w:rFonts w:ascii="Garamond" w:hAnsi="Garamond" w:eastAsia="Garamond" w:cs="Garamond"/>
           <w:highlight w:val="none"/>
         </w:rPr>
       </w:r>
       <w:r>
         <w:rPr>
-          <w:rFonts w:ascii="Garamond" w:hAnsi="Garamond" w:cs="Garamond"/>
+          <w:rFonts w:ascii="Garamond" w:hAnsi="Garamond" w:eastAsia="Garamond" w:cs="Garamond"/>
           <w:highlight w:val="none"/>
         </w:rPr>
       </w:r>
@@ -5673,7 +6160,7 @@
         <w:spacing/>
         <w:ind/>
         <w:rPr>
-          <w:rFonts w:ascii="Garamond" w:hAnsi="Garamond" w:eastAsia="Garamond" w:cs="Garamond"/>
+          <w:rFonts w:ascii="Garamond" w:hAnsi="Garamond" w:cs="Garamond"/>
           <w:highlight w:val="none"/>
         </w:rPr>
       </w:pPr>
@@ -5775,7 +6262,7 @@
         <w:spacing/>
         <w:ind/>
         <w:rPr>
-          <w:rFonts w:ascii="Garamond" w:hAnsi="Garamond" w:eastAsia="Garamond" w:cs="Garamond"/>
+          <w:rFonts w:ascii="Garamond" w:hAnsi="Garamond" w:cs="Garamond"/>
           <w:highlight w:val="none"/>
         </w:rPr>
       </w:pPr>
@@ -5804,7 +6291,7 @@
         <w:spacing/>
         <w:ind/>
         <w:rPr>
-          <w:rFonts w:ascii="Garamond" w:hAnsi="Garamond" w:eastAsia="Garamond" w:cs="Garamond"/>
+          <w:rFonts w:ascii="Garamond" w:hAnsi="Garamond" w:cs="Garamond"/>
           <w:highlight w:val="none"/>
         </w:rPr>
       </w:pPr>
@@ -5833,7 +6320,7 @@
         <w:spacing/>
         <w:ind/>
         <w:rPr>
-          <w:rFonts w:ascii="Garamond" w:hAnsi="Garamond" w:eastAsia="Garamond" w:cs="Garamond"/>
+          <w:rFonts w:ascii="Garamond" w:hAnsi="Garamond" w:cs="Garamond"/>
           <w:highlight w:val="none"/>
         </w:rPr>
       </w:pPr>
@@ -5862,7 +6349,7 @@
         <w:spacing/>
         <w:ind/>
         <w:rPr>
-          <w:rFonts w:ascii="Garamond" w:hAnsi="Garamond" w:eastAsia="Garamond" w:cs="Garamond"/>
+          <w:rFonts w:ascii="Garamond" w:hAnsi="Garamond" w:cs="Garamond"/>
           <w:highlight w:val="none"/>
         </w:rPr>
       </w:pPr>
@@ -5891,7 +6378,7 @@
         <w:spacing/>
         <w:ind/>
         <w:rPr>
-          <w:rFonts w:ascii="Garamond" w:hAnsi="Garamond" w:eastAsia="Garamond" w:cs="Garamond"/>
+          <w:rFonts w:ascii="Garamond" w:hAnsi="Garamond" w:cs="Garamond"/>
           <w:highlight w:val="none"/>
         </w:rPr>
       </w:pPr>
@@ -5920,7 +6407,7 @@
         <w:spacing/>
         <w:ind/>
         <w:rPr>
-          <w:rFonts w:ascii="Garamond" w:hAnsi="Garamond" w:eastAsia="Garamond" w:cs="Garamond"/>
+          <w:rFonts w:ascii="Garamond" w:hAnsi="Garamond" w:cs="Garamond"/>
           <w:highlight w:val="none"/>
         </w:rPr>
       </w:pPr>
@@ -5949,7 +6436,7 @@
         <w:spacing/>
         <w:ind/>
         <w:rPr>
-          <w:rFonts w:ascii="Garamond" w:hAnsi="Garamond" w:eastAsia="Garamond" w:cs="Garamond"/>
+          <w:rFonts w:ascii="Garamond" w:hAnsi="Garamond" w:cs="Garamond"/>
           <w:highlight w:val="none"/>
         </w:rPr>
       </w:pPr>
@@ -5978,7 +6465,7 @@
         <w:spacing/>
         <w:ind/>
         <w:rPr>
-          <w:rFonts w:ascii="Garamond" w:hAnsi="Garamond" w:eastAsia="Garamond" w:cs="Garamond"/>
+          <w:rFonts w:ascii="Garamond" w:hAnsi="Garamond" w:cs="Garamond"/>
           <w:highlight w:val="none"/>
         </w:rPr>
       </w:pPr>
@@ -6007,7 +6494,7 @@
         <w:spacing/>
         <w:ind/>
         <w:rPr>
-          <w:rFonts w:ascii="Garamond" w:hAnsi="Garamond" w:eastAsia="Garamond" w:cs="Garamond"/>
+          <w:rFonts w:ascii="Garamond" w:hAnsi="Garamond" w:cs="Garamond"/>
           <w:highlight w:val="none"/>
         </w:rPr>
       </w:pPr>
@@ -6043,34 +6530,42 @@
         <w:spacing/>
         <w:ind/>
         <w:rPr>
+          <w:rFonts w:ascii="Garamond" w:hAnsi="Garamond" w:cs="Garamond"/>
+          <w:b w:val="0"/>
+          <w:bCs w:val="0"/>
+          <w:sz w:val="24"/>
+          <w:szCs w:val="24"/>
+          <w:highlight w:val="none"/>
+        </w:rPr>
+      </w:pPr>
+      <w:r>
+        <w:rPr>
           <w:rFonts w:ascii="Garamond" w:hAnsi="Garamond" w:eastAsia="Garamond" w:cs="Garamond"/>
           <w:b w:val="0"/>
           <w:bCs w:val="0"/>
+          <w:sz w:val="24"/>
+          <w:szCs w:val="24"/>
           <w:highlight w:val="none"/>
         </w:rPr>
-      </w:pPr>
+        <w:t xml:space="preserve">Dans notre système, tous les cas d’utilisation nécessitent que l’utilisateur soit authentifié. </w:t>
+      </w:r>
       <w:r>
         <w:rPr>
           <w:rFonts w:ascii="Garamond" w:hAnsi="Garamond" w:eastAsia="Garamond" w:cs="Garamond"/>
           <w:b w:val="0"/>
           <w:bCs w:val="0"/>
+          <w:sz w:val="24"/>
+          <w:szCs w:val="24"/>
           <w:highlight w:val="none"/>
         </w:rPr>
-        <w:t xml:space="preserve">Dans notre système, tous les cas d’utilisation nécessitent que l’utilisateur soit authentifié. </w:t>
       </w:r>
       <w:r>
         <w:rPr>
           <w:rFonts w:ascii="Garamond" w:hAnsi="Garamond" w:eastAsia="Garamond" w:cs="Garamond"/>
           <w:b w:val="0"/>
           <w:bCs w:val="0"/>
-          <w:highlight w:val="none"/>
-        </w:rPr>
-      </w:r>
-      <w:r>
-        <w:rPr>
-          <w:rFonts w:ascii="Garamond" w:hAnsi="Garamond" w:eastAsia="Garamond" w:cs="Garamond"/>
-          <w:b w:val="0"/>
-          <w:bCs w:val="0"/>
+          <w:sz w:val="24"/>
+          <w:szCs w:val="24"/>
           <w:highlight w:val="none"/>
         </w:rPr>
       </w:r>
@@ -6091,6 +6586,8 @@
           <w:rFonts w:ascii="Garamond" w:hAnsi="Garamond" w:cs="Garamond"/>
           <w:b w:val="0"/>
           <w:bCs w:val="0"/>
+          <w:sz w:val="24"/>
+          <w:szCs w:val="24"/>
         </w:rPr>
       </w:pPr>
       <w:r>
@@ -6098,6 +6595,8 @@
           <w:rFonts w:ascii="Garamond" w:hAnsi="Garamond" w:eastAsia="Garamond" w:cs="Garamond"/>
           <w:b w:val="0"/>
           <w:bCs w:val="0"/>
+          <w:sz w:val="24"/>
+          <w:szCs w:val="24"/>
           <w:highlight w:val="none"/>
         </w:rPr>
         <w:t xml:space="preserve">Toutefois, les relations « include » vers le cas d’utilisation « S’authentifier » n’ont pas é</w:t>
@@ -6107,22 +6606,28 @@
           <w:rFonts w:ascii="Garamond" w:hAnsi="Garamond" w:eastAsia="Garamond" w:cs="Garamond"/>
           <w:b w:val="0"/>
           <w:bCs w:val="0"/>
+          <w:sz w:val="24"/>
+          <w:szCs w:val="24"/>
           <w:highlight w:val="none"/>
         </w:rPr>
         <w:t xml:space="preserve">té représentées systématiquement afin d’éviter une surcharge visuelle du diagramme et de préserver sa lisibilité. Ce choix repose également sur des considérations sémantiques liées aux recommandations de la norme UML 2.5.1 et de la littérature spécialisée.</w:t>
       </w:r>
       <w:r>
         <w:rPr>
-          <w:rFonts w:ascii="Garamond" w:hAnsi="Garamond" w:cs="Garamond"/>
+          <w:rFonts w:ascii="Garamond" w:hAnsi="Garamond" w:eastAsia="Garamond" w:cs="Garamond"/>
           <w:b w:val="0"/>
           <w:bCs w:val="0"/>
+          <w:sz w:val="24"/>
+          <w:szCs w:val="24"/>
         </w:rPr>
       </w:r>
       <w:r>
         <w:rPr>
-          <w:rFonts w:ascii="Garamond" w:hAnsi="Garamond" w:cs="Garamond"/>
+          <w:rFonts w:ascii="Garamond" w:hAnsi="Garamond" w:eastAsia="Garamond" w:cs="Garamond"/>
           <w:b w:val="0"/>
           <w:bCs w:val="0"/>
+          <w:sz w:val="24"/>
+          <w:szCs w:val="24"/>
         </w:rPr>
       </w:r>
     </w:p>
@@ -6142,6 +6647,8 @@
           <w:rFonts w:ascii="Garamond" w:hAnsi="Garamond" w:cs="Garamond"/>
           <w:b w:val="0"/>
           <w:bCs w:val="0"/>
+          <w:sz w:val="24"/>
+          <w:szCs w:val="24"/>
         </w:rPr>
       </w:pPr>
       <w:r>
@@ -6149,21 +6656,27 @@
           <w:rFonts w:ascii="Garamond" w:hAnsi="Garamond" w:eastAsia="Garamond" w:cs="Garamond"/>
           <w:b w:val="0"/>
           <w:bCs w:val="0"/>
+          <w:sz w:val="24"/>
+          <w:szCs w:val="24"/>
           <w:highlight w:val="none"/>
         </w:rPr>
       </w:r>
       <w:r>
         <w:rPr>
-          <w:rFonts w:ascii="Garamond" w:hAnsi="Garamond" w:cs="Garamond"/>
+          <w:rFonts w:ascii="Garamond" w:hAnsi="Garamond" w:eastAsia="Garamond" w:cs="Garamond"/>
           <w:b w:val="0"/>
           <w:bCs w:val="0"/>
+          <w:sz w:val="24"/>
+          <w:szCs w:val="24"/>
         </w:rPr>
       </w:r>
       <w:r>
         <w:rPr>
-          <w:rFonts w:ascii="Garamond" w:hAnsi="Garamond" w:cs="Garamond"/>
+          <w:rFonts w:ascii="Garamond" w:hAnsi="Garamond" w:eastAsia="Garamond" w:cs="Garamond"/>
           <w:b w:val="0"/>
           <w:bCs w:val="0"/>
+          <w:sz w:val="24"/>
+          <w:szCs w:val="24"/>
         </w:rPr>
       </w:r>
     </w:p>
@@ -6183,6 +6696,8 @@
           <w:rFonts w:ascii="Garamond" w:hAnsi="Garamond" w:cs="Garamond"/>
           <w:b w:val="0"/>
           <w:bCs w:val="0"/>
+          <w:sz w:val="24"/>
+          <w:szCs w:val="24"/>
         </w:rPr>
       </w:pPr>
       <w:r>
@@ -6190,6 +6705,8 @@
           <w:rFonts w:ascii="Garamond" w:hAnsi="Garamond" w:eastAsia="Garamond" w:cs="Garamond"/>
           <w:b w:val="0"/>
           <w:bCs w:val="0"/>
+          <w:sz w:val="24"/>
+          <w:szCs w:val="24"/>
           <w:highlight w:val="none"/>
         </w:rPr>
         <w:t xml:space="preserve">Selon la spécification normative UML 2.5.1 publié</w:t>
@@ -6199,6 +6716,8 @@
           <w:rFonts w:ascii="Garamond" w:hAnsi="Garamond" w:eastAsia="Garamond" w:cs="Garamond"/>
           <w:b w:val="0"/>
           <w:bCs w:val="0"/>
+          <w:sz w:val="24"/>
+          <w:szCs w:val="24"/>
           <w:highlight w:val="none"/>
         </w:rPr>
         <w:t xml:space="preserve">e par l’Object Management Group (OMG, formal/2017-12-05, 18.1.3.3), la relation « include » indique que le comportement du cas d’utilisation inclus est inséré dans celui du cas d’utilisation principal et exécuté lors de son déroulement. Appliqué au cas « S</w:t>
@@ -6208,22 +6727,28 @@
           <w:rFonts w:ascii="Garamond" w:hAnsi="Garamond" w:eastAsia="Garamond" w:cs="Garamond"/>
           <w:b w:val="0"/>
           <w:bCs w:val="0"/>
+          <w:sz w:val="24"/>
+          <w:szCs w:val="24"/>
           <w:highlight w:val="none"/>
         </w:rPr>
         <w:t xml:space="preserve">’authentifier », ce mécanisme reviendrait à modéliser une exécution systématique du scénario d’authentification à chaque invocation des fonctionnalités du système, ce qui ne correspond pas au fonctionnement réel d’une session utilisateur déjà authentifiée.</w:t>
       </w:r>
       <w:r>
         <w:rPr>
-          <w:rFonts w:ascii="Garamond" w:hAnsi="Garamond" w:cs="Garamond"/>
+          <w:rFonts w:ascii="Garamond" w:hAnsi="Garamond" w:eastAsia="Garamond" w:cs="Garamond"/>
           <w:b w:val="0"/>
           <w:bCs w:val="0"/>
+          <w:sz w:val="24"/>
+          <w:szCs w:val="24"/>
         </w:rPr>
       </w:r>
       <w:r>
         <w:rPr>
-          <w:rFonts w:ascii="Garamond" w:hAnsi="Garamond" w:cs="Garamond"/>
+          <w:rFonts w:ascii="Garamond" w:hAnsi="Garamond" w:eastAsia="Garamond" w:cs="Garamond"/>
           <w:b w:val="0"/>
           <w:bCs w:val="0"/>
+          <w:sz w:val="24"/>
+          <w:szCs w:val="24"/>
         </w:rPr>
       </w:r>
     </w:p>
@@ -6243,6 +6768,8 @@
           <w:rFonts w:ascii="Garamond" w:hAnsi="Garamond" w:cs="Garamond"/>
           <w:b w:val="0"/>
           <w:bCs w:val="0"/>
+          <w:sz w:val="24"/>
+          <w:szCs w:val="24"/>
         </w:rPr>
       </w:pPr>
       <w:r>
@@ -6250,21 +6777,27 @@
           <w:rFonts w:ascii="Garamond" w:hAnsi="Garamond" w:eastAsia="Garamond" w:cs="Garamond"/>
           <w:b w:val="0"/>
           <w:bCs w:val="0"/>
+          <w:sz w:val="24"/>
+          <w:szCs w:val="24"/>
           <w:highlight w:val="none"/>
         </w:rPr>
       </w:r>
       <w:r>
         <w:rPr>
-          <w:rFonts w:ascii="Garamond" w:hAnsi="Garamond" w:cs="Garamond"/>
+          <w:rFonts w:ascii="Garamond" w:hAnsi="Garamond" w:eastAsia="Garamond" w:cs="Garamond"/>
           <w:b w:val="0"/>
           <w:bCs w:val="0"/>
+          <w:sz w:val="24"/>
+          <w:szCs w:val="24"/>
         </w:rPr>
       </w:r>
       <w:r>
         <w:rPr>
-          <w:rFonts w:ascii="Garamond" w:hAnsi="Garamond" w:cs="Garamond"/>
+          <w:rFonts w:ascii="Garamond" w:hAnsi="Garamond" w:eastAsia="Garamond" w:cs="Garamond"/>
           <w:b w:val="0"/>
           <w:bCs w:val="0"/>
+          <w:sz w:val="24"/>
+          <w:szCs w:val="24"/>
         </w:rPr>
       </w:r>
     </w:p>
@@ -6284,6 +6817,8 @@
           <w:rFonts w:ascii="Garamond" w:hAnsi="Garamond" w:cs="Garamond"/>
           <w:b w:val="0"/>
           <w:bCs w:val="0"/>
+          <w:sz w:val="24"/>
+          <w:szCs w:val="24"/>
         </w:rPr>
       </w:pPr>
       <w:r>
@@ -6291,6 +6826,8 @@
           <w:rFonts w:ascii="Garamond" w:hAnsi="Garamond" w:eastAsia="Garamond" w:cs="Garamond"/>
           <w:b w:val="0"/>
           <w:bCs w:val="0"/>
+          <w:sz w:val="24"/>
+          <w:szCs w:val="24"/>
           <w:highlight w:val="none"/>
         </w:rPr>
         <w:t xml:space="preserve">Par ailleurs, Bittner et Spence (Use Case Modeling, Addison-Wesley, 2003, p. 27) rappellent qu’un cas d’utilisation </w:t>
@@ -6300,6 +6837,8 @@
           <w:rFonts w:ascii="Garamond" w:hAnsi="Garamond" w:eastAsia="Garamond" w:cs="Garamond"/>
           <w:b w:val="0"/>
           <w:bCs w:val="0"/>
+          <w:sz w:val="24"/>
+          <w:szCs w:val="24"/>
           <w:highlight w:val="none"/>
         </w:rPr>
         <w:t xml:space="preserve">doit représenter une valeur observable pour l’acteur. Or, l’authentification constitue principalement une contrainte de sécurité transversale plutôt qu’un objectif métier autonome dans le cadre des fonctionnalités principales du système. De même, Cockburn </w:t>
@@ -6309,22 +6848,28 @@
           <w:rFonts w:ascii="Garamond" w:hAnsi="Garamond" w:eastAsia="Garamond" w:cs="Garamond"/>
           <w:b w:val="0"/>
           <w:bCs w:val="0"/>
+          <w:sz w:val="24"/>
+          <w:szCs w:val="24"/>
           <w:highlight w:val="none"/>
         </w:rPr>
         <w:t xml:space="preserve">(Writing Effective Use Cases, Addison-Wesley, 2000, p. 52) classe l’authentification au niveau subfunction (« fish level »), c’est-à-dire à un niveau d’abstraction inférieur à celui généralement représenté dans le diagramme principal des cas d’utilisation.</w:t>
       </w:r>
       <w:r>
         <w:rPr>
-          <w:rFonts w:ascii="Garamond" w:hAnsi="Garamond" w:cs="Garamond"/>
+          <w:rFonts w:ascii="Garamond" w:hAnsi="Garamond" w:eastAsia="Garamond" w:cs="Garamond"/>
           <w:b w:val="0"/>
           <w:bCs w:val="0"/>
+          <w:sz w:val="24"/>
+          <w:szCs w:val="24"/>
         </w:rPr>
       </w:r>
       <w:r>
         <w:rPr>
-          <w:rFonts w:ascii="Garamond" w:hAnsi="Garamond" w:cs="Garamond"/>
+          <w:rFonts w:ascii="Garamond" w:hAnsi="Garamond" w:eastAsia="Garamond" w:cs="Garamond"/>
           <w:b w:val="0"/>
           <w:bCs w:val="0"/>
+          <w:sz w:val="24"/>
+          <w:szCs w:val="24"/>
         </w:rPr>
       </w:r>
     </w:p>
@@ -6344,6 +6889,8 @@
           <w:rFonts w:ascii="Garamond" w:hAnsi="Garamond" w:cs="Garamond"/>
           <w:b w:val="0"/>
           <w:bCs w:val="0"/>
+          <w:sz w:val="24"/>
+          <w:szCs w:val="24"/>
         </w:rPr>
       </w:pPr>
       <w:r>
@@ -6351,21 +6898,27 @@
           <w:rFonts w:ascii="Garamond" w:hAnsi="Garamond" w:eastAsia="Garamond" w:cs="Garamond"/>
           <w:b w:val="0"/>
           <w:bCs w:val="0"/>
+          <w:sz w:val="24"/>
+          <w:szCs w:val="24"/>
           <w:highlight w:val="none"/>
         </w:rPr>
       </w:r>
       <w:r>
         <w:rPr>
-          <w:rFonts w:ascii="Garamond" w:hAnsi="Garamond" w:cs="Garamond"/>
+          <w:rFonts w:ascii="Garamond" w:hAnsi="Garamond" w:eastAsia="Garamond" w:cs="Garamond"/>
           <w:b w:val="0"/>
           <w:bCs w:val="0"/>
+          <w:sz w:val="24"/>
+          <w:szCs w:val="24"/>
         </w:rPr>
       </w:r>
       <w:r>
         <w:rPr>
-          <w:rFonts w:ascii="Garamond" w:hAnsi="Garamond" w:cs="Garamond"/>
+          <w:rFonts w:ascii="Garamond" w:hAnsi="Garamond" w:eastAsia="Garamond" w:cs="Garamond"/>
           <w:b w:val="0"/>
           <w:bCs w:val="0"/>
+          <w:sz w:val="24"/>
+          <w:szCs w:val="24"/>
         </w:rPr>
       </w:r>
     </w:p>
@@ -6385,6 +6938,8 @@
           <w:rFonts w:ascii="Garamond" w:hAnsi="Garamond" w:cs="Garamond"/>
           <w:b w:val="0"/>
           <w:bCs w:val="0"/>
+          <w:sz w:val="24"/>
+          <w:szCs w:val="24"/>
           <w:highlight w:val="none"/>
         </w:rPr>
       </w:pPr>
@@ -6393,6 +6948,8 @@
           <w:rFonts w:ascii="Garamond" w:hAnsi="Garamond" w:eastAsia="Garamond" w:cs="Garamond"/>
           <w:b w:val="0"/>
           <w:bCs w:val="0"/>
+          <w:sz w:val="24"/>
+          <w:szCs w:val="24"/>
           <w:highlight w:val="none"/>
         </w:rPr>
         <w:t xml:space="preserve">En conséquence, l’exigence « l’utilisateur doit être authentifié » a été modélisée sous forme de précondition dans la description textuelle des cas d’utilisation concernés, co</w:t>
@@ -6402,23 +6959,29 @@
           <w:rFonts w:ascii="Garamond" w:hAnsi="Garamond" w:eastAsia="Garamond" w:cs="Garamond"/>
           <w:b w:val="0"/>
           <w:bCs w:val="0"/>
+          <w:sz w:val="24"/>
+          <w:szCs w:val="24"/>
           <w:highlight w:val="none"/>
         </w:rPr>
         <w:t xml:space="preserve">nformément aux possibilités offertes par UML 2.5.1 (18.1.4). Cette approche permet d’obtenir une représentation plus fidèle du comportement réel du système, tout en conservant un diagramme plus clair, lisible et centré sur les objectifs métier des acteurs.</w:t>
       </w:r>
       <w:r>
         <w:rPr>
-          <w:rFonts w:ascii="Garamond" w:hAnsi="Garamond" w:cs="Garamond"/>
+          <w:rFonts w:ascii="Garamond" w:hAnsi="Garamond" w:eastAsia="Garamond" w:cs="Garamond"/>
           <w:b w:val="0"/>
           <w:bCs w:val="0"/>
+          <w:sz w:val="24"/>
+          <w:szCs w:val="24"/>
           <w:highlight w:val="none"/>
         </w:rPr>
       </w:r>
       <w:r>
         <w:rPr>
-          <w:rFonts w:ascii="Garamond" w:hAnsi="Garamond" w:cs="Garamond"/>
+          <w:rFonts w:ascii="Garamond" w:hAnsi="Garamond" w:eastAsia="Garamond" w:cs="Garamond"/>
           <w:b w:val="0"/>
           <w:bCs w:val="0"/>
+          <w:sz w:val="24"/>
+          <w:szCs w:val="24"/>
           <w:highlight w:val="none"/>
         </w:rPr>
       </w:r>
@@ -6447,7 +7010,7 @@
       </w:r>
       <w:r>
         <w:rPr>
-          <w:rFonts w:ascii="Garamond" w:hAnsi="Garamond" w:cs="Garamond"/>
+          <w:rFonts w:ascii="Garamond" w:hAnsi="Garamond" w:eastAsia="Garamond" w:cs="Garamond"/>
           <w:b/>
           <w:bCs/>
           <w:sz w:val="28"/>
@@ -6456,7 +7019,7 @@
       </w:r>
       <w:r>
         <w:rPr>
-          <w:rFonts w:ascii="Garamond" w:hAnsi="Garamond" w:cs="Garamond"/>
+          <w:rFonts w:ascii="Garamond" w:hAnsi="Garamond" w:eastAsia="Garamond" w:cs="Garamond"/>
           <w:b/>
           <w:bCs/>
           <w:sz w:val="28"/>
@@ -6475,24 +7038,25 @@
         <w:spacing/>
         <w:ind w:right="0" w:firstLine="0" w:left="0"/>
         <w:rPr>
+          <w:rFonts w:ascii="Garamond" w:hAnsi="Garamond" w:cs="Garamond"/>
+          <w:b/>
+          <w:bCs/>
+          <w:sz w:val="32"/>
+          <w:szCs w:val="32"/>
+        </w:rPr>
+      </w:pPr>
+      <w:r>
+        <w:rPr>
           <w:rFonts w:ascii="Garamond" w:hAnsi="Garamond" w:eastAsia="Garamond" w:cs="Garamond"/>
           <w:b/>
           <w:bCs/>
           <w:sz w:val="32"/>
           <w:szCs w:val="32"/>
         </w:rPr>
-      </w:pPr>
-      <w:r>
-        <w:rPr>
-          <w:rFonts w:ascii="Garamond" w:hAnsi="Garamond" w:eastAsia="Garamond" w:cs="Garamond"/>
-          <w:b/>
-          <w:bCs/>
-          <w:sz w:val="32"/>
-          <w:szCs w:val="32"/>
-        </w:rPr>
       </w:r>
       <w:r>
         <w:rPr>
+          <w:rFonts w:ascii="Garamond" w:hAnsi="Garamond" w:eastAsia="Garamond" w:cs="Garamond"/>
           <w:b/>
           <w:bCs/>
           <w:sz w:val="24"/>
@@ -6562,14 +7126,14 @@
       </w:r>
       <w:r>
         <w:rPr>
-          <w:rFonts w:ascii="Garamond" w:hAnsi="Garamond" w:cs="Garamond"/>
+          <w:rFonts w:ascii="Garamond" w:hAnsi="Garamond" w:eastAsia="Garamond" w:cs="Garamond"/>
           <w:sz w:val="28"/>
           <w:szCs w:val="28"/>
         </w:rPr>
       </w:r>
       <w:r>
         <w:rPr>
-          <w:rFonts w:ascii="Garamond" w:hAnsi="Garamond" w:cs="Garamond"/>
+          <w:rFonts w:ascii="Garamond" w:hAnsi="Garamond" w:eastAsia="Garamond" w:cs="Garamond"/>
           <w:sz w:val="28"/>
           <w:szCs w:val="28"/>
         </w:rPr>
@@ -6591,12 +7155,12 @@
       </w:r>
       <w:r>
         <w:rPr>
-          <w:rFonts w:ascii="Garamond" w:hAnsi="Garamond" w:cs="Garamond"/>
+          <w:rFonts w:ascii="Garamond" w:hAnsi="Garamond" w:eastAsia="Garamond" w:cs="Garamond"/>
         </w:rPr>
       </w:r>
       <w:r>
         <w:rPr>
-          <w:rFonts w:ascii="Garamond" w:hAnsi="Garamond" w:cs="Garamond"/>
+          <w:rFonts w:ascii="Garamond" w:hAnsi="Garamond" w:eastAsia="Garamond" w:cs="Garamond"/>
         </w:rPr>
       </w:r>
     </w:p>
@@ -6611,17 +7175,17 @@
       </w:pPr>
       <w:r>
         <w:rPr>
-          <w:rFonts w:ascii="Garamond" w:hAnsi="Garamond" w:cs="Garamond"/>
+          <w:rFonts w:ascii="Garamond" w:hAnsi="Garamond" w:eastAsia="Garamond" w:cs="Garamond"/>
         </w:rPr>
       </w:r>
       <w:r>
         <w:rPr>
-          <w:rFonts w:ascii="Garamond" w:hAnsi="Garamond" w:cs="Garamond"/>
+          <w:rFonts w:ascii="Garamond" w:hAnsi="Garamond" w:eastAsia="Garamond" w:cs="Garamond"/>
         </w:rPr>
       </w:r>
       <w:r>
         <w:rPr>
-          <w:rFonts w:ascii="Garamond" w:hAnsi="Garamond" w:cs="Garamond"/>
+          <w:rFonts w:ascii="Garamond" w:hAnsi="Garamond" w:eastAsia="Garamond" w:cs="Garamond"/>
         </w:rPr>
       </w:r>
     </w:p>
@@ -6636,17 +7200,17 @@
       </w:pPr>
       <w:r>
         <w:rPr>
-          <w:rFonts w:ascii="Garamond" w:hAnsi="Garamond" w:cs="Garamond"/>
+          <w:rFonts w:ascii="Garamond" w:hAnsi="Garamond" w:eastAsia="Garamond" w:cs="Garamond"/>
         </w:rPr>
       </w:r>
       <w:r>
         <w:rPr>
-          <w:rFonts w:ascii="Garamond" w:hAnsi="Garamond" w:cs="Garamond"/>
+          <w:rFonts w:ascii="Garamond" w:hAnsi="Garamond" w:eastAsia="Garamond" w:cs="Garamond"/>
         </w:rPr>
       </w:r>
       <w:r>
         <w:rPr>
-          <w:rFonts w:ascii="Garamond" w:hAnsi="Garamond" w:cs="Garamond"/>
+          <w:rFonts w:ascii="Garamond" w:hAnsi="Garamond" w:eastAsia="Garamond" w:cs="Garamond"/>
         </w:rPr>
       </w:r>
     </w:p>
@@ -6661,17 +7225,17 @@
       </w:pPr>
       <w:r>
         <w:rPr>
-          <w:rFonts w:ascii="Garamond" w:hAnsi="Garamond" w:cs="Garamond"/>
+          <w:rFonts w:ascii="Garamond" w:hAnsi="Garamond" w:eastAsia="Garamond" w:cs="Garamond"/>
         </w:rPr>
       </w:r>
       <w:r>
         <w:rPr>
-          <w:rFonts w:ascii="Garamond" w:hAnsi="Garamond" w:cs="Garamond"/>
+          <w:rFonts w:ascii="Garamond" w:hAnsi="Garamond" w:eastAsia="Garamond" w:cs="Garamond"/>
         </w:rPr>
       </w:r>
       <w:r>
         <w:rPr>
-          <w:rFonts w:ascii="Garamond" w:hAnsi="Garamond" w:cs="Garamond"/>
+          <w:rFonts w:ascii="Garamond" w:hAnsi="Garamond" w:eastAsia="Garamond" w:cs="Garamond"/>
         </w:rPr>
       </w:r>
     </w:p>
@@ -6705,7 +7269,7 @@
       </w:r>
       <w:r>
         <w:rPr>
-          <w:rFonts w:ascii="Garamond" w:hAnsi="Garamond" w:cs="Garamond"/>
+          <w:rFonts w:ascii="Garamond" w:hAnsi="Garamond" w:eastAsia="Garamond" w:cs="Garamond"/>
           <w:b/>
           <w:bCs/>
           <w:sz w:val="24"/>
@@ -6714,7 +7278,7 @@
       </w:r>
       <w:r>
         <w:rPr>
-          <w:rFonts w:ascii="Garamond" w:hAnsi="Garamond" w:cs="Garamond"/>
+          <w:rFonts w:ascii="Garamond" w:hAnsi="Garamond" w:eastAsia="Garamond" w:cs="Garamond"/>
           <w:b/>
           <w:bCs/>
           <w:sz w:val="24"/>
@@ -6773,14 +7337,14 @@
             </w:r>
             <w:r>
               <w:rPr>
-                <w:rFonts w:ascii="Garamond" w:hAnsi="Garamond" w:cs="Garamond"/>
+                <w:rFonts w:ascii="Garamond" w:hAnsi="Garamond" w:eastAsia="Garamond" w:cs="Garamond"/>
                 <w:sz w:val="24"/>
                 <w:szCs w:val="24"/>
               </w:rPr>
             </w:r>
             <w:r>
               <w:rPr>
-                <w:rFonts w:ascii="Garamond" w:hAnsi="Garamond" w:cs="Garamond"/>
+                <w:rFonts w:ascii="Garamond" w:hAnsi="Garamond" w:eastAsia="Garamond" w:cs="Garamond"/>
                 <w:sz w:val="24"/>
                 <w:szCs w:val="24"/>
               </w:rPr>
@@ -6825,14 +7389,14 @@
             </w:r>
             <w:r>
               <w:rPr>
-                <w:rFonts w:ascii="Garamond" w:hAnsi="Garamond" w:cs="Garamond"/>
+                <w:rFonts w:ascii="Garamond" w:hAnsi="Garamond" w:eastAsia="Garamond" w:cs="Garamond"/>
                 <w:sz w:val="24"/>
                 <w:szCs w:val="24"/>
               </w:rPr>
             </w:r>
             <w:r>
               <w:rPr>
-                <w:rFonts w:ascii="Garamond" w:hAnsi="Garamond" w:cs="Garamond"/>
+                <w:rFonts w:ascii="Garamond" w:hAnsi="Garamond" w:eastAsia="Garamond" w:cs="Garamond"/>
                 <w:sz w:val="24"/>
                 <w:szCs w:val="24"/>
               </w:rPr>
@@ -6880,14 +7444,14 @@
             </w:r>
             <w:r>
               <w:rPr>
-                <w:rFonts w:ascii="Garamond" w:hAnsi="Garamond" w:cs="Garamond"/>
+                <w:rFonts w:ascii="Garamond" w:hAnsi="Garamond" w:eastAsia="Garamond" w:cs="Garamond"/>
                 <w:sz w:val="24"/>
                 <w:szCs w:val="24"/>
               </w:rPr>
             </w:r>
             <w:r>
               <w:rPr>
-                <w:rFonts w:ascii="Garamond" w:hAnsi="Garamond" w:cs="Garamond"/>
+                <w:rFonts w:ascii="Garamond" w:hAnsi="Garamond" w:eastAsia="Garamond" w:cs="Garamond"/>
                 <w:sz w:val="24"/>
                 <w:szCs w:val="24"/>
               </w:rPr>
@@ -6932,14 +7496,14 @@
             </w:r>
             <w:r>
               <w:rPr>
-                <w:rFonts w:ascii="Garamond" w:hAnsi="Garamond" w:cs="Garamond"/>
+                <w:rFonts w:ascii="Garamond" w:hAnsi="Garamond" w:eastAsia="Garamond" w:cs="Garamond"/>
                 <w:sz w:val="24"/>
                 <w:szCs w:val="24"/>
               </w:rPr>
             </w:r>
             <w:r>
               <w:rPr>
-                <w:rFonts w:ascii="Garamond" w:hAnsi="Garamond" w:cs="Garamond"/>
+                <w:rFonts w:ascii="Garamond" w:hAnsi="Garamond" w:eastAsia="Garamond" w:cs="Garamond"/>
                 <w:sz w:val="24"/>
                 <w:szCs w:val="24"/>
               </w:rPr>
@@ -6987,14 +7551,14 @@
             </w:r>
             <w:r>
               <w:rPr>
-                <w:rFonts w:ascii="Garamond" w:hAnsi="Garamond" w:cs="Garamond"/>
+                <w:rFonts w:ascii="Garamond" w:hAnsi="Garamond" w:eastAsia="Garamond" w:cs="Garamond"/>
                 <w:sz w:val="24"/>
                 <w:szCs w:val="24"/>
               </w:rPr>
             </w:r>
             <w:r>
               <w:rPr>
-                <w:rFonts w:ascii="Garamond" w:hAnsi="Garamond" w:cs="Garamond"/>
+                <w:rFonts w:ascii="Garamond" w:hAnsi="Garamond" w:eastAsia="Garamond" w:cs="Garamond"/>
                 <w:sz w:val="24"/>
                 <w:szCs w:val="24"/>
               </w:rPr>
@@ -7039,14 +7603,14 @@
             </w:r>
             <w:r>
               <w:rPr>
-                <w:rFonts w:ascii="Garamond" w:hAnsi="Garamond" w:cs="Garamond"/>
+                <w:rFonts w:ascii="Garamond" w:hAnsi="Garamond" w:eastAsia="Garamond" w:cs="Garamond"/>
                 <w:sz w:val="24"/>
                 <w:szCs w:val="24"/>
               </w:rPr>
             </w:r>
             <w:r>
               <w:rPr>
-                <w:rFonts w:ascii="Garamond" w:hAnsi="Garamond" w:cs="Garamond"/>
+                <w:rFonts w:ascii="Garamond" w:hAnsi="Garamond" w:eastAsia="Garamond" w:cs="Garamond"/>
                 <w:sz w:val="24"/>
                 <w:szCs w:val="24"/>
               </w:rPr>
@@ -7094,14 +7658,14 @@
             </w:r>
             <w:r>
               <w:rPr>
-                <w:rFonts w:ascii="Garamond" w:hAnsi="Garamond" w:cs="Garamond"/>
+                <w:rFonts w:ascii="Garamond" w:hAnsi="Garamond" w:eastAsia="Garamond" w:cs="Garamond"/>
                 <w:sz w:val="24"/>
                 <w:szCs w:val="24"/>
               </w:rPr>
             </w:r>
             <w:r>
               <w:rPr>
-                <w:rFonts w:ascii="Garamond" w:hAnsi="Garamond" w:cs="Garamond"/>
+                <w:rFonts w:ascii="Garamond" w:hAnsi="Garamond" w:eastAsia="Garamond" w:cs="Garamond"/>
                 <w:sz w:val="24"/>
                 <w:szCs w:val="24"/>
               </w:rPr>
@@ -7146,14 +7710,14 @@
             </w:r>
             <w:r>
               <w:rPr>
-                <w:rFonts w:ascii="Garamond" w:hAnsi="Garamond" w:cs="Garamond"/>
+                <w:rFonts w:ascii="Garamond" w:hAnsi="Garamond" w:eastAsia="Garamond" w:cs="Garamond"/>
                 <w:sz w:val="24"/>
                 <w:szCs w:val="24"/>
               </w:rPr>
             </w:r>
             <w:r>
               <w:rPr>
-                <w:rFonts w:ascii="Garamond" w:hAnsi="Garamond" w:cs="Garamond"/>
+                <w:rFonts w:ascii="Garamond" w:hAnsi="Garamond" w:eastAsia="Garamond" w:cs="Garamond"/>
                 <w:sz w:val="24"/>
                 <w:szCs w:val="24"/>
               </w:rPr>
@@ -7193,12 +7757,12 @@
             </w:r>
             <w:r>
               <w:rPr>
-                <w:rFonts w:ascii="Garamond" w:hAnsi="Garamond" w:cs="Garamond"/>
-              </w:rPr>
-            </w:r>
-            <w:r>
-              <w:rPr>
-                <w:rFonts w:ascii="Garamond" w:hAnsi="Garamond" w:cs="Garamond"/>
+                <w:rFonts w:ascii="Garamond" w:hAnsi="Garamond" w:eastAsia="Garamond" w:cs="Garamond"/>
+              </w:rPr>
+            </w:r>
+            <w:r>
+              <w:rPr>
+                <w:rFonts w:ascii="Garamond" w:hAnsi="Garamond" w:eastAsia="Garamond" w:cs="Garamond"/>
               </w:rPr>
             </w:r>
           </w:p>
@@ -7242,7 +7806,7 @@
             </w:r>
             <w:r>
               <w:rPr>
-                <w:rFonts w:ascii="Garamond" w:hAnsi="Garamond" w:cs="Garamond"/>
+                <w:rFonts w:ascii="Garamond" w:hAnsi="Garamond" w:eastAsia="Garamond" w:cs="Garamond"/>
                 <w:sz w:val="24"/>
                 <w:szCs w:val="24"/>
                 <w:highlight w:val="none"/>
@@ -7250,7 +7814,7 @@
             </w:r>
             <w:r>
               <w:rPr>
-                <w:rFonts w:ascii="Garamond" w:hAnsi="Garamond" w:cs="Garamond"/>
+                <w:rFonts w:ascii="Garamond" w:hAnsi="Garamond" w:eastAsia="Garamond" w:cs="Garamond"/>
                 <w:sz w:val="24"/>
                 <w:szCs w:val="24"/>
                 <w:highlight w:val="none"/>
@@ -7298,6 +7862,39 @@
             </w:r>
             <w:r>
               <w:rPr>
+                <w:rFonts w:ascii="Garamond" w:hAnsi="Garamond" w:eastAsia="Garamond" w:cs="Garamond"/>
+                <w:b w:val="0"/>
+                <w:bCs w:val="0"/>
+                <w:i w:val="0"/>
+                <w:strike w:val="0"/>
+                <w:color w:val="000000"/>
+                <w:sz w:val="24"/>
+                <w:szCs w:val="24"/>
+                <w:highlight w:val="none"/>
+                <w:u w:val="none"/>
+              </w:rPr>
+            </w:r>
+            <w:r>
+              <w:rPr>
+                <w:rFonts w:ascii="Garamond" w:hAnsi="Garamond" w:eastAsia="Garamond" w:cs="Garamond"/>
+                <w:b w:val="0"/>
+                <w:bCs w:val="0"/>
+                <w:i w:val="0"/>
+                <w:strike w:val="0"/>
+                <w:color w:val="000000"/>
+                <w:sz w:val="24"/>
+                <w:szCs w:val="24"/>
+                <w:highlight w:val="none"/>
+                <w:u w:val="none"/>
+              </w:rPr>
+            </w:r>
+          </w:p>
+          <w:p>
+            <w:pPr>
+              <w:pBdr/>
+              <w:spacing/>
+              <w:ind/>
+              <w:rPr>
                 <w:rFonts w:ascii="Garamond" w:hAnsi="Garamond" w:cs="Garamond"/>
                 <w:b w:val="0"/>
                 <w:bCs w:val="0"/>
@@ -7309,8 +7906,66 @@
                 <w:highlight w:val="none"/>
                 <w:u w:val="none"/>
               </w:rPr>
-            </w:r>
-            <w:r>
+            </w:pPr>
+            <w:r>
+              <w:rPr>
+                <w:rFonts w:ascii="Garamond" w:hAnsi="Garamond" w:eastAsia="Garamond" w:cs="Garamond"/>
+                <w:b w:val="0"/>
+                <w:i w:val="0"/>
+                <w:strike w:val="0"/>
+                <w:color w:val="000000"/>
+                <w:sz w:val="24"/>
+                <w:highlight w:val="none"/>
+                <w:u w:val="none"/>
+              </w:rPr>
+            </w:r>
+            <w:r>
+              <w:rPr>
+                <w:rFonts w:ascii="Garamond" w:hAnsi="Garamond" w:eastAsia="Garamond" w:cs="Garamond"/>
+                <w:b w:val="0"/>
+                <w:i w:val="0"/>
+                <w:strike w:val="0"/>
+                <w:color w:val="000000"/>
+                <w:sz w:val="24"/>
+                <w:u w:val="none"/>
+                <w:vertAlign w:val="baseline"/>
+              </w:rPr>
+              <w:t xml:space="preserve">• Le projet possède au moins une convention au statut « active ». </w:t>
+            </w:r>
+            <w:r>
+              <w:rPr>
+                <w:rFonts w:ascii="Garamond" w:hAnsi="Garamond" w:eastAsia="Garamond" w:cs="Garamond"/>
+                <w:b w:val="0"/>
+                <w:bCs w:val="0"/>
+                <w:i w:val="0"/>
+                <w:strike w:val="0"/>
+                <w:color w:val="000000"/>
+                <w:sz w:val="24"/>
+                <w:szCs w:val="24"/>
+                <w:highlight w:val="none"/>
+                <w:u w:val="none"/>
+              </w:rPr>
+            </w:r>
+            <w:r>
+              <w:rPr>
+                <w:rFonts w:ascii="Garamond" w:hAnsi="Garamond" w:eastAsia="Garamond" w:cs="Garamond"/>
+                <w:b w:val="0"/>
+                <w:bCs w:val="0"/>
+                <w:i w:val="0"/>
+                <w:strike w:val="0"/>
+                <w:color w:val="000000"/>
+                <w:sz w:val="24"/>
+                <w:szCs w:val="24"/>
+                <w:highlight w:val="none"/>
+                <w:u w:val="none"/>
+              </w:rPr>
+            </w:r>
+          </w:p>
+          <w:p>
+            <w:pPr>
+              <w:pBdr/>
+              <w:spacing/>
+              <w:ind/>
               <w:rPr>
                 <w:rFonts w:ascii="Garamond" w:hAnsi="Garamond" w:cs="Garamond"/>
                 <w:b w:val="0"/>
@@ -7323,15 +7978,35 @@
                 <w:highlight w:val="none"/>
                 <w:u w:val="none"/>
               </w:rPr>
-            </w:r>
-          </w:p>
-          <w:p>
-            <w:pPr>
-              <w:pBdr/>
-              <w:spacing/>
-              <w:ind/>
-              <w:rPr>
-                <w:rFonts w:ascii="Garamond" w:hAnsi="Garamond" w:cs="Garamond"/>
+            </w:pPr>
+            <w:r>
+              <w:rPr>
+                <w:rFonts w:ascii="Garamond" w:hAnsi="Garamond" w:eastAsia="Garamond" w:cs="Garamond"/>
+                <w:b w:val="0"/>
+                <w:i w:val="0"/>
+                <w:strike w:val="0"/>
+                <w:color w:val="000000"/>
+                <w:sz w:val="24"/>
+                <w:highlight w:val="none"/>
+                <w:u w:val="none"/>
+              </w:rPr>
+            </w:r>
+            <w:r>
+              <w:rPr>
+                <w:rFonts w:ascii="Garamond" w:hAnsi="Garamond" w:eastAsia="Garamond" w:cs="Garamond"/>
+                <w:b w:val="0"/>
+                <w:i w:val="0"/>
+                <w:strike w:val="0"/>
+                <w:color w:val="000000"/>
+                <w:sz w:val="24"/>
+                <w:u w:val="none"/>
+                <w:vertAlign w:val="baseline"/>
+              </w:rPr>
+              <w:t xml:space="preserve">• La convention possède au moins une rubrique avec un budget disponible. </w:t>
+            </w:r>
+            <w:r>
+              <w:rPr>
+                <w:rFonts w:ascii="Garamond" w:hAnsi="Garamond" w:eastAsia="Garamond" w:cs="Garamond"/>
                 <w:b w:val="0"/>
                 <w:bCs w:val="0"/>
                 <w:i w:val="0"/>
@@ -7342,35 +8017,10 @@
                 <w:highlight w:val="none"/>
                 <w:u w:val="none"/>
               </w:rPr>
-            </w:pPr>
-            <w:r>
-              <w:rPr>
-                <w:rFonts w:ascii="Garamond" w:hAnsi="Garamond" w:eastAsia="Garamond" w:cs="Garamond"/>
-                <w:b w:val="0"/>
-                <w:i w:val="0"/>
-                <w:strike w:val="0"/>
-                <w:color w:val="000000"/>
-                <w:sz w:val="24"/>
-                <w:highlight w:val="none"/>
-                <w:u w:val="none"/>
-              </w:rPr>
-            </w:r>
-            <w:r>
-              <w:rPr>
-                <w:rFonts w:ascii="Garamond" w:hAnsi="Garamond" w:eastAsia="Garamond" w:cs="Garamond"/>
-                <w:b w:val="0"/>
-                <w:i w:val="0"/>
-                <w:strike w:val="0"/>
-                <w:color w:val="000000"/>
-                <w:sz w:val="24"/>
-                <w:u w:val="none"/>
-                <w:vertAlign w:val="baseline"/>
-              </w:rPr>
-              <w:t xml:space="preserve">• Le projet possède au moins une convention au statut « active ». </w:t>
-            </w:r>
-            <w:r>
-              <w:rPr>
-                <w:rFonts w:ascii="Garamond" w:hAnsi="Garamond" w:cs="Garamond"/>
+            </w:r>
+            <w:r>
+              <w:rPr>
+                <w:rFonts w:ascii="Garamond" w:hAnsi="Garamond" w:eastAsia="Garamond" w:cs="Garamond"/>
                 <w:b w:val="0"/>
                 <w:bCs w:val="0"/>
                 <w:i w:val="0"/>
@@ -7382,20 +8032,6 @@
                 <w:u w:val="none"/>
               </w:rPr>
             </w:r>
-            <w:r>
-              <w:rPr>
-                <w:rFonts w:ascii="Garamond" w:hAnsi="Garamond" w:cs="Garamond"/>
-                <w:b w:val="0"/>
-                <w:bCs w:val="0"/>
-                <w:i w:val="0"/>
-                <w:strike w:val="0"/>
-                <w:color w:val="000000"/>
-                <w:sz w:val="24"/>
-                <w:szCs w:val="24"/>
-                <w:highlight w:val="none"/>
-                <w:u w:val="none"/>
-              </w:rPr>
-            </w:r>
           </w:p>
           <w:p>
             <w:pPr>
@@ -7404,15 +8040,8 @@
               <w:ind/>
               <w:rPr>
                 <w:rFonts w:ascii="Garamond" w:hAnsi="Garamond" w:cs="Garamond"/>
-                <w:b w:val="0"/>
-                <w:bCs w:val="0"/>
-                <w:i w:val="0"/>
-                <w:strike w:val="0"/>
-                <w:color w:val="000000"/>
                 <w:sz w:val="24"/>
                 <w:szCs w:val="24"/>
-                <w:highlight w:val="none"/>
-                <w:u w:val="none"/>
               </w:rPr>
             </w:pPr>
             <w:r>
@@ -7438,83 +8067,18 @@
                 <w:u w:val="none"/>
                 <w:vertAlign w:val="baseline"/>
               </w:rPr>
-              <w:t xml:space="preserve">• La convention possède au moins une rubrique avec un budget disponible. </w:t>
-            </w:r>
-            <w:r>
-              <w:rPr>
-                <w:rFonts w:ascii="Garamond" w:hAnsi="Garamond" w:cs="Garamond"/>
-                <w:b w:val="0"/>
-                <w:bCs w:val="0"/>
-                <w:i w:val="0"/>
-                <w:strike w:val="0"/>
-                <w:color w:val="000000"/>
+              <w:t xml:space="preserve">• Aucune autre demande de dépense n'est en cours de traitement sur la convention concernée.</w:t>
+            </w:r>
+            <w:r>
+              <w:rPr>
+                <w:rFonts w:ascii="Garamond" w:hAnsi="Garamond" w:eastAsia="Garamond" w:cs="Garamond"/>
                 <w:sz w:val="24"/>
                 <w:szCs w:val="24"/>
-                <w:highlight w:val="none"/>
-                <w:u w:val="none"/>
-              </w:rPr>
-            </w:r>
-            <w:r>
-              <w:rPr>
-                <w:rFonts w:ascii="Garamond" w:hAnsi="Garamond" w:cs="Garamond"/>
-                <w:b w:val="0"/>
-                <w:bCs w:val="0"/>
-                <w:i w:val="0"/>
-                <w:strike w:val="0"/>
-                <w:color w:val="000000"/>
-                <w:sz w:val="24"/>
-                <w:szCs w:val="24"/>
-                <w:highlight w:val="none"/>
-                <w:u w:val="none"/>
-              </w:rPr>
-            </w:r>
-          </w:p>
-          <w:p>
-            <w:pPr>
-              <w:pBdr/>
-              <w:spacing/>
-              <w:ind/>
-              <w:rPr>
-                <w:rFonts w:ascii="Garamond" w:hAnsi="Garamond" w:cs="Garamond"/>
-                <w:sz w:val="24"/>
-                <w:szCs w:val="24"/>
-              </w:rPr>
-            </w:pPr>
-            <w:r>
-              <w:rPr>
-                <w:rFonts w:ascii="Garamond" w:hAnsi="Garamond" w:eastAsia="Garamond" w:cs="Garamond"/>
-                <w:b w:val="0"/>
-                <w:i w:val="0"/>
-                <w:strike w:val="0"/>
-                <w:color w:val="000000"/>
-                <w:sz w:val="24"/>
-                <w:highlight w:val="none"/>
-                <w:u w:val="none"/>
-              </w:rPr>
-            </w:r>
-            <w:r>
-              <w:rPr>
-                <w:rFonts w:ascii="Garamond" w:hAnsi="Garamond" w:eastAsia="Garamond" w:cs="Garamond"/>
-                <w:b w:val="0"/>
-                <w:i w:val="0"/>
-                <w:strike w:val="0"/>
-                <w:color w:val="000000"/>
-                <w:sz w:val="24"/>
-                <w:u w:val="none"/>
-                <w:vertAlign w:val="baseline"/>
-              </w:rPr>
-              <w:t xml:space="preserve">• Aucune autre demande de dépense n'est en cours de traitement sur la convention concernée.</w:t>
-            </w:r>
-            <w:r>
-              <w:rPr>
-                <w:rFonts w:ascii="Garamond" w:hAnsi="Garamond" w:cs="Garamond"/>
-                <w:sz w:val="24"/>
-                <w:szCs w:val="24"/>
-              </w:rPr>
-            </w:r>
-            <w:r>
-              <w:rPr>
-                <w:rFonts w:ascii="Garamond" w:hAnsi="Garamond" w:cs="Garamond"/>
+              </w:rPr>
+            </w:r>
+            <w:r>
+              <w:rPr>
+                <w:rFonts w:ascii="Garamond" w:hAnsi="Garamond" w:eastAsia="Garamond" w:cs="Garamond"/>
                 <w:sz w:val="24"/>
                 <w:szCs w:val="24"/>
               </w:rPr>
@@ -7554,12 +8118,12 @@
             </w:r>
             <w:r>
               <w:rPr>
-                <w:rFonts w:ascii="Garamond" w:hAnsi="Garamond" w:cs="Garamond"/>
-              </w:rPr>
-            </w:r>
-            <w:r>
-              <w:rPr>
-                <w:rFonts w:ascii="Garamond" w:hAnsi="Garamond" w:cs="Garamond"/>
+                <w:rFonts w:ascii="Garamond" w:hAnsi="Garamond" w:eastAsia="Garamond" w:cs="Garamond"/>
+              </w:rPr>
+            </w:r>
+            <w:r>
+              <w:rPr>
+                <w:rFonts w:ascii="Garamond" w:hAnsi="Garamond" w:eastAsia="Garamond" w:cs="Garamond"/>
               </w:rPr>
             </w:r>
           </w:p>
@@ -7603,7 +8167,7 @@
             </w:r>
             <w:r>
               <w:rPr>
-                <w:rFonts w:ascii="Garamond" w:hAnsi="Garamond" w:cs="Garamond"/>
+                <w:rFonts w:ascii="Garamond" w:hAnsi="Garamond" w:eastAsia="Garamond" w:cs="Garamond"/>
                 <w:sz w:val="24"/>
                 <w:szCs w:val="24"/>
                 <w:highlight w:val="none"/>
@@ -7611,7 +8175,7 @@
             </w:r>
             <w:r>
               <w:rPr>
-                <w:rFonts w:ascii="Garamond" w:hAnsi="Garamond" w:cs="Garamond"/>
+                <w:rFonts w:ascii="Garamond" w:hAnsi="Garamond" w:eastAsia="Garamond" w:cs="Garamond"/>
                 <w:sz w:val="24"/>
                 <w:szCs w:val="24"/>
                 <w:highlight w:val="none"/>
@@ -7659,6 +8223,39 @@
             </w:r>
             <w:r>
               <w:rPr>
+                <w:rFonts w:ascii="Garamond" w:hAnsi="Garamond" w:eastAsia="Garamond" w:cs="Garamond"/>
+                <w:b w:val="0"/>
+                <w:bCs w:val="0"/>
+                <w:i w:val="0"/>
+                <w:strike w:val="0"/>
+                <w:color w:val="000000"/>
+                <w:sz w:val="24"/>
+                <w:szCs w:val="24"/>
+                <w:highlight w:val="none"/>
+                <w:u w:val="none"/>
+              </w:rPr>
+            </w:r>
+            <w:r>
+              <w:rPr>
+                <w:rFonts w:ascii="Garamond" w:hAnsi="Garamond" w:eastAsia="Garamond" w:cs="Garamond"/>
+                <w:b w:val="0"/>
+                <w:bCs w:val="0"/>
+                <w:i w:val="0"/>
+                <w:strike w:val="0"/>
+                <w:color w:val="000000"/>
+                <w:sz w:val="24"/>
+                <w:szCs w:val="24"/>
+                <w:highlight w:val="none"/>
+                <w:u w:val="none"/>
+              </w:rPr>
+            </w:r>
+          </w:p>
+          <w:p>
+            <w:pPr>
+              <w:pBdr/>
+              <w:spacing/>
+              <w:ind/>
+              <w:rPr>
                 <w:rFonts w:ascii="Garamond" w:hAnsi="Garamond" w:cs="Garamond"/>
                 <w:b w:val="0"/>
                 <w:bCs w:val="0"/>
@@ -7670,8 +8267,66 @@
                 <w:highlight w:val="none"/>
                 <w:u w:val="none"/>
               </w:rPr>
-            </w:r>
-            <w:r>
+            </w:pPr>
+            <w:r>
+              <w:rPr>
+                <w:rFonts w:ascii="Garamond" w:hAnsi="Garamond" w:eastAsia="Garamond" w:cs="Garamond"/>
+                <w:b w:val="0"/>
+                <w:i w:val="0"/>
+                <w:strike w:val="0"/>
+                <w:color w:val="000000"/>
+                <w:sz w:val="24"/>
+                <w:highlight w:val="none"/>
+                <w:u w:val="none"/>
+              </w:rPr>
+            </w:r>
+            <w:r>
+              <w:rPr>
+                <w:rFonts w:ascii="Garamond" w:hAnsi="Garamond" w:eastAsia="Garamond" w:cs="Garamond"/>
+                <w:b w:val="0"/>
+                <w:i w:val="0"/>
+                <w:strike w:val="0"/>
+                <w:color w:val="000000"/>
+                <w:sz w:val="24"/>
+                <w:u w:val="none"/>
+                <w:vertAlign w:val="baseline"/>
+              </w:rPr>
+              <w:t xml:space="preserve">3. Il saisit le montant de la dépense, l'objet et une description détaillée. </w:t>
+            </w:r>
+            <w:r>
+              <w:rPr>
+                <w:rFonts w:ascii="Garamond" w:hAnsi="Garamond" w:eastAsia="Garamond" w:cs="Garamond"/>
+                <w:b w:val="0"/>
+                <w:bCs w:val="0"/>
+                <w:i w:val="0"/>
+                <w:strike w:val="0"/>
+                <w:color w:val="000000"/>
+                <w:sz w:val="24"/>
+                <w:szCs w:val="24"/>
+                <w:highlight w:val="none"/>
+                <w:u w:val="none"/>
+              </w:rPr>
+            </w:r>
+            <w:r>
+              <w:rPr>
+                <w:rFonts w:ascii="Garamond" w:hAnsi="Garamond" w:eastAsia="Garamond" w:cs="Garamond"/>
+                <w:b w:val="0"/>
+                <w:bCs w:val="0"/>
+                <w:i w:val="0"/>
+                <w:strike w:val="0"/>
+                <w:color w:val="000000"/>
+                <w:sz w:val="24"/>
+                <w:szCs w:val="24"/>
+                <w:highlight w:val="none"/>
+                <w:u w:val="none"/>
+              </w:rPr>
+            </w:r>
+          </w:p>
+          <w:p>
+            <w:pPr>
+              <w:pBdr/>
+              <w:spacing/>
+              <w:ind/>
               <w:rPr>
                 <w:rFonts w:ascii="Garamond" w:hAnsi="Garamond" w:cs="Garamond"/>
                 <w:b w:val="0"/>
@@ -7684,6 +8339,87 @@
                 <w:highlight w:val="none"/>
                 <w:u w:val="none"/>
               </w:rPr>
+            </w:pPr>
+            <w:r>
+              <w:rPr>
+                <w:rFonts w:ascii="Garamond" w:hAnsi="Garamond" w:eastAsia="Garamond" w:cs="Garamond"/>
+                <w:b w:val="0"/>
+                <w:i w:val="0"/>
+                <w:strike w:val="0"/>
+                <w:color w:val="000000"/>
+                <w:sz w:val="24"/>
+                <w:highlight w:val="none"/>
+                <w:u w:val="none"/>
+              </w:rPr>
+            </w:r>
+            <w:r>
+              <w:rPr>
+                <w:rFonts w:ascii="Garamond" w:hAnsi="Garamond" w:eastAsia="Garamond" w:cs="Garamond"/>
+                <w:b w:val="0"/>
+                <w:i w:val="0"/>
+                <w:strike w:val="0"/>
+                <w:color w:val="000000"/>
+                <w:sz w:val="24"/>
+                <w:u w:val="none"/>
+                <w:vertAlign w:val="baseline"/>
+              </w:rPr>
+              <w:t xml:space="preserve">4. Il téléverse un justificatif au format PDF </w:t>
+            </w:r>
+            <w:r>
+              <w:rPr>
+                <w:rFonts w:ascii="Garamond" w:hAnsi="Garamond" w:eastAsia="Garamond" w:cs="Garamond"/>
+                <w:b w:val="0"/>
+                <w:i w:val="0"/>
+                <w:iCs w:val="0"/>
+                <w:strike w:val="0"/>
+                <w:color w:val="000000"/>
+                <w:sz w:val="24"/>
+                <w:u w:val="none"/>
+                <w:vertAlign w:val="baseline"/>
+              </w:rPr>
+              <w:t xml:space="preserve">(facture proforma, devis ou bon de commande)</w:t>
+            </w:r>
+            <w:r>
+              <w:rPr>
+                <w:rFonts w:ascii="Garamond" w:hAnsi="Garamond" w:eastAsia="Garamond" w:cs="Garamond"/>
+                <w:b w:val="0"/>
+                <w:i w:val="0"/>
+                <w:iCs w:val="0"/>
+                <w:strike w:val="0"/>
+                <w:color w:val="000000"/>
+                <w:sz w:val="24"/>
+                <w:u w:val="none"/>
+                <w:vertAlign w:val="baseline"/>
+              </w:rPr>
+              <w:t xml:space="preserve">. </w:t>
+            </w:r>
+            <w:r>
+              <w:rPr>
+                <w:rFonts w:ascii="Garamond" w:hAnsi="Garamond" w:eastAsia="Garamond" w:cs="Garamond"/>
+                <w:b w:val="0"/>
+                <w:bCs w:val="0"/>
+                <w:i w:val="0"/>
+                <w:strike w:val="0"/>
+                <w:color w:val="000000"/>
+                <w:sz w:val="24"/>
+                <w:szCs w:val="24"/>
+                <w:highlight w:val="none"/>
+                <w:u w:val="none"/>
+              </w:rPr>
+            </w:r>
+            <w:r>
+              <w:rPr>
+                <w:rFonts w:ascii="Garamond" w:hAnsi="Garamond" w:eastAsia="Garamond" w:cs="Garamond"/>
+                <w:b w:val="0"/>
+                <w:bCs w:val="0"/>
+                <w:i w:val="0"/>
+                <w:strike w:val="0"/>
+                <w:color w:val="000000"/>
+                <w:sz w:val="24"/>
+                <w:szCs w:val="24"/>
+                <w:highlight w:val="none"/>
+                <w:u w:val="none"/>
+              </w:rPr>
             </w:r>
           </w:p>
           <w:p>
@@ -7727,11 +8463,11 @@
                 <w:u w:val="none"/>
                 <w:vertAlign w:val="baseline"/>
               </w:rPr>
-              <w:t xml:space="preserve">3. Il saisit le montant de la dépense, l'objet et une description détaillée. </w:t>
-            </w:r>
-            <w:r>
-              <w:rPr>
-                <w:rFonts w:ascii="Garamond" w:hAnsi="Garamond" w:cs="Garamond"/>
+              <w:t xml:space="preserve">5. Il valide la soumission. </w:t>
+            </w:r>
+            <w:r>
+              <w:rPr>
+                <w:rFonts w:ascii="Garamond" w:hAnsi="Garamond" w:eastAsia="Garamond" w:cs="Garamond"/>
                 <w:b w:val="0"/>
                 <w:bCs w:val="0"/>
                 <w:i w:val="0"/>
@@ -7745,7 +8481,7 @@
             </w:r>
             <w:r>
               <w:rPr>
-                <w:rFonts w:ascii="Garamond" w:hAnsi="Garamond" w:cs="Garamond"/>
+                <w:rFonts w:ascii="Garamond" w:hAnsi="Garamond" w:eastAsia="Garamond" w:cs="Garamond"/>
                 <w:b w:val="0"/>
                 <w:bCs w:val="0"/>
                 <w:i w:val="0"/>
@@ -7765,15 +8501,8 @@
               <w:ind/>
               <w:rPr>
                 <w:rFonts w:ascii="Garamond" w:hAnsi="Garamond" w:cs="Garamond"/>
-                <w:b w:val="0"/>
-                <w:bCs w:val="0"/>
-                <w:i w:val="0"/>
-                <w:strike w:val="0"/>
-                <w:color w:val="000000"/>
                 <w:sz w:val="24"/>
                 <w:szCs w:val="24"/>
-                <w:highlight w:val="none"/>
-                <w:u w:val="none"/>
               </w:rPr>
             </w:pPr>
             <w:r>
@@ -7799,183 +8528,18 @@
                 <w:u w:val="none"/>
                 <w:vertAlign w:val="baseline"/>
               </w:rPr>
-              <w:t xml:space="preserve">4. Il téléverse un justificatif au format PDF </w:t>
-            </w:r>
-            <w:r>
-              <w:rPr>
-                <w:rFonts w:ascii="Garamond" w:hAnsi="Garamond" w:eastAsia="Garamond" w:cs="Garamond"/>
-                <w:b w:val="0"/>
-                <w:i w:val="0"/>
-                <w:iCs w:val="0"/>
-                <w:strike w:val="0"/>
-                <w:color w:val="000000"/>
-                <w:sz w:val="24"/>
-                <w:u w:val="none"/>
-                <w:vertAlign w:val="baseline"/>
-              </w:rPr>
-              <w:t xml:space="preserve">(facture proforma, devis ou bon de commande)</w:t>
-            </w:r>
-            <w:r>
-              <w:rPr>
-                <w:rFonts w:ascii="Garamond" w:hAnsi="Garamond" w:eastAsia="Garamond" w:cs="Garamond"/>
-                <w:b w:val="0"/>
-                <w:i w:val="0"/>
-                <w:iCs w:val="0"/>
-                <w:strike w:val="0"/>
-                <w:color w:val="000000"/>
-                <w:sz w:val="24"/>
-                <w:u w:val="none"/>
-                <w:vertAlign w:val="baseline"/>
-              </w:rPr>
-              <w:t xml:space="preserve">. </w:t>
-            </w:r>
-            <w:r>
-              <w:rPr>
-                <w:rFonts w:ascii="Garamond" w:hAnsi="Garamond" w:cs="Garamond"/>
-                <w:b w:val="0"/>
-                <w:bCs w:val="0"/>
-                <w:i w:val="0"/>
-                <w:strike w:val="0"/>
-                <w:color w:val="000000"/>
+              <w:t xml:space="preserve">6. La demande est enregistrée avec le statut « soumise » et apparaît dans la file d'attente de la DAF.</w:t>
+            </w:r>
+            <w:r>
+              <w:rPr>
+                <w:rFonts w:ascii="Garamond" w:hAnsi="Garamond" w:eastAsia="Garamond" w:cs="Garamond"/>
                 <w:sz w:val="24"/>
                 <w:szCs w:val="24"/>
-                <w:highlight w:val="none"/>
-                <w:u w:val="none"/>
-              </w:rPr>
-            </w:r>
-            <w:r>
-              <w:rPr>
-                <w:rFonts w:ascii="Garamond" w:hAnsi="Garamond" w:cs="Garamond"/>
-                <w:b w:val="0"/>
-                <w:bCs w:val="0"/>
-                <w:i w:val="0"/>
-                <w:strike w:val="0"/>
-                <w:color w:val="000000"/>
-                <w:sz w:val="24"/>
-                <w:szCs w:val="24"/>
-                <w:highlight w:val="none"/>
-                <w:u w:val="none"/>
-              </w:rPr>
-            </w:r>
-          </w:p>
-          <w:p>
-            <w:pPr>
-              <w:pBdr/>
-              <w:spacing/>
-              <w:ind/>
-              <w:rPr>
-                <w:rFonts w:ascii="Garamond" w:hAnsi="Garamond" w:cs="Garamond"/>
-                <w:b w:val="0"/>
-                <w:bCs w:val="0"/>
-                <w:i w:val="0"/>
-                <w:strike w:val="0"/>
-                <w:color w:val="000000"/>
-                <w:sz w:val="24"/>
-                <w:szCs w:val="24"/>
-                <w:highlight w:val="none"/>
-                <w:u w:val="none"/>
-              </w:rPr>
-            </w:pPr>
-            <w:r>
-              <w:rPr>
-                <w:rFonts w:ascii="Garamond" w:hAnsi="Garamond" w:eastAsia="Garamond" w:cs="Garamond"/>
-                <w:b w:val="0"/>
-                <w:i w:val="0"/>
-                <w:strike w:val="0"/>
-                <w:color w:val="000000"/>
-                <w:sz w:val="24"/>
-                <w:highlight w:val="none"/>
-                <w:u w:val="none"/>
-              </w:rPr>
-            </w:r>
-            <w:r>
-              <w:rPr>
-                <w:rFonts w:ascii="Garamond" w:hAnsi="Garamond" w:eastAsia="Garamond" w:cs="Garamond"/>
-                <w:b w:val="0"/>
-                <w:i w:val="0"/>
-                <w:strike w:val="0"/>
-                <w:color w:val="000000"/>
-                <w:sz w:val="24"/>
-                <w:u w:val="none"/>
-                <w:vertAlign w:val="baseline"/>
-              </w:rPr>
-              <w:t xml:space="preserve">5. Il valide la soumission. </w:t>
-            </w:r>
-            <w:r>
-              <w:rPr>
-                <w:rFonts w:ascii="Garamond" w:hAnsi="Garamond" w:cs="Garamond"/>
-                <w:b w:val="0"/>
-                <w:bCs w:val="0"/>
-                <w:i w:val="0"/>
-                <w:strike w:val="0"/>
-                <w:color w:val="000000"/>
-                <w:sz w:val="24"/>
-                <w:szCs w:val="24"/>
-                <w:highlight w:val="none"/>
-                <w:u w:val="none"/>
-              </w:rPr>
-            </w:r>
-            <w:r>
-              <w:rPr>
-                <w:rFonts w:ascii="Garamond" w:hAnsi="Garamond" w:cs="Garamond"/>
-                <w:b w:val="0"/>
-                <w:bCs w:val="0"/>
-                <w:i w:val="0"/>
-                <w:strike w:val="0"/>
-                <w:color w:val="000000"/>
-                <w:sz w:val="24"/>
-                <w:szCs w:val="24"/>
-                <w:highlight w:val="none"/>
-                <w:u w:val="none"/>
-              </w:rPr>
-            </w:r>
-          </w:p>
-          <w:p>
-            <w:pPr>
-              <w:pBdr/>
-              <w:spacing/>
-              <w:ind/>
-              <w:rPr>
-                <w:rFonts w:ascii="Garamond" w:hAnsi="Garamond" w:cs="Garamond"/>
-                <w:sz w:val="24"/>
-                <w:szCs w:val="24"/>
-              </w:rPr>
-            </w:pPr>
-            <w:r>
-              <w:rPr>
-                <w:rFonts w:ascii="Garamond" w:hAnsi="Garamond" w:eastAsia="Garamond" w:cs="Garamond"/>
-                <w:b w:val="0"/>
-                <w:i w:val="0"/>
-                <w:strike w:val="0"/>
-                <w:color w:val="000000"/>
-                <w:sz w:val="24"/>
-                <w:highlight w:val="none"/>
-                <w:u w:val="none"/>
-              </w:rPr>
-            </w:r>
-            <w:r>
-              <w:rPr>
-                <w:rFonts w:ascii="Garamond" w:hAnsi="Garamond" w:eastAsia="Garamond" w:cs="Garamond"/>
-                <w:b w:val="0"/>
-                <w:i w:val="0"/>
-                <w:strike w:val="0"/>
-                <w:color w:val="000000"/>
-                <w:sz w:val="24"/>
-                <w:u w:val="none"/>
-                <w:vertAlign w:val="baseline"/>
-              </w:rPr>
-              <w:t xml:space="preserve">6. La demande est enregistrée avec le statut « soumise » et apparaît dans la file d'attente de la DAF.</w:t>
-            </w:r>
-            <w:r>
-              <w:rPr>
-                <w:rFonts w:ascii="Garamond" w:hAnsi="Garamond" w:cs="Garamond"/>
-                <w:sz w:val="24"/>
-                <w:szCs w:val="24"/>
-              </w:rPr>
-            </w:r>
-            <w:r>
-              <w:rPr>
-                <w:rFonts w:ascii="Garamond" w:hAnsi="Garamond" w:cs="Garamond"/>
+              </w:rPr>
+            </w:r>
+            <w:r>
+              <w:rPr>
+                <w:rFonts w:ascii="Garamond" w:hAnsi="Garamond" w:eastAsia="Garamond" w:cs="Garamond"/>
                 <w:sz w:val="24"/>
                 <w:szCs w:val="24"/>
               </w:rPr>
@@ -8015,12 +8579,12 @@
             </w:r>
             <w:r>
               <w:rPr>
-                <w:rFonts w:ascii="Garamond" w:hAnsi="Garamond" w:cs="Garamond"/>
-              </w:rPr>
-            </w:r>
-            <w:r>
-              <w:rPr>
-                <w:rFonts w:ascii="Garamond" w:hAnsi="Garamond" w:cs="Garamond"/>
+                <w:rFonts w:ascii="Garamond" w:hAnsi="Garamond" w:eastAsia="Garamond" w:cs="Garamond"/>
+              </w:rPr>
+            </w:r>
+            <w:r>
+              <w:rPr>
+                <w:rFonts w:ascii="Garamond" w:hAnsi="Garamond" w:eastAsia="Garamond" w:cs="Garamond"/>
               </w:rPr>
             </w:r>
           </w:p>
@@ -8104,7 +8668,7 @@
             </w:r>
             <w:r>
               <w:rPr>
-                <w:rFonts w:ascii="Garamond" w:hAnsi="Garamond" w:cs="Garamond"/>
+                <w:rFonts w:ascii="Garamond" w:hAnsi="Garamond" w:eastAsia="Garamond" w:cs="Garamond"/>
                 <w:sz w:val="24"/>
                 <w:szCs w:val="24"/>
                 <w:highlight w:val="none"/>
@@ -8112,7 +8676,7 @@
             </w:r>
             <w:r>
               <w:rPr>
-                <w:rFonts w:ascii="Garamond" w:hAnsi="Garamond" w:cs="Garamond"/>
+                <w:rFonts w:ascii="Garamond" w:hAnsi="Garamond" w:eastAsia="Garamond" w:cs="Garamond"/>
                 <w:sz w:val="24"/>
                 <w:szCs w:val="24"/>
                 <w:highlight w:val="none"/>
@@ -8214,7 +8778,7 @@
             </w:r>
             <w:r>
               <w:rPr>
-                <w:rFonts w:ascii="Garamond" w:hAnsi="Garamond" w:cs="Garamond"/>
+                <w:rFonts w:ascii="Garamond" w:hAnsi="Garamond" w:eastAsia="Garamond" w:cs="Garamond"/>
                 <w:b w:val="0"/>
                 <w:bCs w:val="0"/>
                 <w:i w:val="0"/>
@@ -8228,7 +8792,7 @@
             </w:r>
             <w:r>
               <w:rPr>
-                <w:rFonts w:ascii="Garamond" w:hAnsi="Garamond" w:cs="Garamond"/>
+                <w:rFonts w:ascii="Garamond" w:hAnsi="Garamond" w:eastAsia="Garamond" w:cs="Garamond"/>
                 <w:b w:val="0"/>
                 <w:bCs w:val="0"/>
                 <w:i w:val="0"/>
@@ -8310,14 +8874,14 @@
             </w:r>
             <w:r>
               <w:rPr>
-                <w:rFonts w:ascii="Garamond" w:hAnsi="Garamond" w:cs="Garamond"/>
+                <w:rFonts w:ascii="Garamond" w:hAnsi="Garamond" w:eastAsia="Garamond" w:cs="Garamond"/>
                 <w:sz w:val="24"/>
                 <w:szCs w:val="24"/>
               </w:rPr>
             </w:r>
             <w:r>
               <w:rPr>
-                <w:rFonts w:ascii="Garamond" w:hAnsi="Garamond" w:cs="Garamond"/>
+                <w:rFonts w:ascii="Garamond" w:hAnsi="Garamond" w:eastAsia="Garamond" w:cs="Garamond"/>
                 <w:sz w:val="24"/>
                 <w:szCs w:val="24"/>
               </w:rPr>
@@ -8385,14 +8949,14 @@
             </w:r>
             <w:r>
               <w:rPr>
-                <w:rFonts w:ascii="Garamond" w:hAnsi="Garamond" w:cs="Garamond"/>
+                <w:rFonts w:ascii="Garamond" w:hAnsi="Garamond" w:eastAsia="Garamond" w:cs="Garamond"/>
                 <w:sz w:val="24"/>
                 <w:szCs w:val="24"/>
               </w:rPr>
             </w:r>
             <w:r>
               <w:rPr>
-                <w:rFonts w:ascii="Garamond" w:hAnsi="Garamond" w:cs="Garamond"/>
+                <w:rFonts w:ascii="Garamond" w:hAnsi="Garamond" w:eastAsia="Garamond" w:cs="Garamond"/>
                 <w:sz w:val="24"/>
                 <w:szCs w:val="24"/>
               </w:rPr>
@@ -8432,12 +8996,12 @@
             </w:r>
             <w:r>
               <w:rPr>
-                <w:rFonts w:ascii="Garamond" w:hAnsi="Garamond" w:cs="Garamond"/>
-              </w:rPr>
-            </w:r>
-            <w:r>
-              <w:rPr>
-                <w:rFonts w:ascii="Garamond" w:hAnsi="Garamond" w:cs="Garamond"/>
+                <w:rFonts w:ascii="Garamond" w:hAnsi="Garamond" w:eastAsia="Garamond" w:cs="Garamond"/>
+              </w:rPr>
+            </w:r>
+            <w:r>
+              <w:rPr>
+                <w:rFonts w:ascii="Garamond" w:hAnsi="Garamond" w:eastAsia="Garamond" w:cs="Garamond"/>
               </w:rPr>
             </w:r>
           </w:p>
@@ -8481,7 +9045,7 @@
             </w:r>
             <w:r>
               <w:rPr>
-                <w:rFonts w:ascii="Garamond" w:hAnsi="Garamond" w:cs="Garamond"/>
+                <w:rFonts w:ascii="Garamond" w:hAnsi="Garamond" w:eastAsia="Garamond" w:cs="Garamond"/>
                 <w:sz w:val="24"/>
                 <w:szCs w:val="24"/>
                 <w:highlight w:val="none"/>
@@ -8489,7 +9053,7 @@
             </w:r>
             <w:r>
               <w:rPr>
-                <w:rFonts w:ascii="Garamond" w:hAnsi="Garamond" w:cs="Garamond"/>
+                <w:rFonts w:ascii="Garamond" w:hAnsi="Garamond" w:eastAsia="Garamond" w:cs="Garamond"/>
                 <w:sz w:val="24"/>
                 <w:szCs w:val="24"/>
                 <w:highlight w:val="none"/>
@@ -8531,7 +9095,7 @@
             </w:r>
             <w:r>
               <w:rPr>
-                <w:rFonts w:ascii="Garamond" w:hAnsi="Garamond" w:cs="Garamond"/>
+                <w:rFonts w:ascii="Garamond" w:hAnsi="Garamond" w:eastAsia="Garamond" w:cs="Garamond"/>
                 <w:sz w:val="24"/>
                 <w:szCs w:val="24"/>
                 <w:highlight w:val="none"/>
@@ -8539,7 +9103,7 @@
             </w:r>
             <w:r>
               <w:rPr>
-                <w:rFonts w:ascii="Garamond" w:hAnsi="Garamond" w:cs="Garamond"/>
+                <w:rFonts w:ascii="Garamond" w:hAnsi="Garamond" w:eastAsia="Garamond" w:cs="Garamond"/>
                 <w:sz w:val="24"/>
                 <w:szCs w:val="24"/>
                 <w:highlight w:val="none"/>
@@ -8580,14 +9144,14 @@
             </w:r>
             <w:r>
               <w:rPr>
-                <w:rFonts w:ascii="Garamond" w:hAnsi="Garamond" w:cs="Garamond"/>
+                <w:rFonts w:ascii="Garamond" w:hAnsi="Garamond" w:eastAsia="Garamond" w:cs="Garamond"/>
                 <w:sz w:val="24"/>
                 <w:szCs w:val="24"/>
               </w:rPr>
             </w:r>
             <w:r>
               <w:rPr>
-                <w:rFonts w:ascii="Garamond" w:hAnsi="Garamond" w:cs="Garamond"/>
+                <w:rFonts w:ascii="Garamond" w:hAnsi="Garamond" w:eastAsia="Garamond" w:cs="Garamond"/>
                 <w:sz w:val="24"/>
                 <w:szCs w:val="24"/>
               </w:rPr>
@@ -8689,14 +9253,14 @@
       </w:r>
       <w:r>
         <w:rPr>
-          <w:rFonts w:ascii="Garamond" w:hAnsi="Garamond" w:cs="Garamond"/>
+          <w:rFonts w:ascii="Garamond" w:hAnsi="Garamond" w:eastAsia="Garamond" w:cs="Garamond"/>
           <w:sz w:val="24"/>
           <w:szCs w:val="24"/>
         </w:rPr>
       </w:r>
       <w:r>
         <w:rPr>
-          <w:rFonts w:ascii="Garamond" w:hAnsi="Garamond" w:cs="Garamond"/>
+          <w:rFonts w:ascii="Garamond" w:hAnsi="Garamond" w:eastAsia="Garamond" w:cs="Garamond"/>
           <w:sz w:val="24"/>
           <w:szCs w:val="24"/>
         </w:rPr>
@@ -8731,14 +9295,14 @@
       </w:r>
       <w:r>
         <w:rPr>
-          <w:rFonts w:ascii="Garamond" w:hAnsi="Garamond" w:cs="Garamond"/>
+          <w:rFonts w:ascii="Garamond" w:hAnsi="Garamond" w:eastAsia="Garamond" w:cs="Garamond"/>
           <w:sz w:val="24"/>
           <w:szCs w:val="24"/>
         </w:rPr>
       </w:r>
       <w:r>
         <w:rPr>
-          <w:rFonts w:ascii="Garamond" w:hAnsi="Garamond" w:cs="Garamond"/>
+          <w:rFonts w:ascii="Garamond" w:hAnsi="Garamond" w:eastAsia="Garamond" w:cs="Garamond"/>
           <w:sz w:val="24"/>
           <w:szCs w:val="24"/>
         </w:rPr>
@@ -8804,12 +9368,12 @@
             </w:r>
             <w:r>
               <w:rPr>
-                <w:rFonts w:ascii="Garamond" w:hAnsi="Garamond" w:cs="Garamond"/>
-              </w:rPr>
-            </w:r>
-            <w:r>
-              <w:rPr>
-                <w:rFonts w:ascii="Garamond" w:hAnsi="Garamond" w:cs="Garamond"/>
+                <w:rFonts w:ascii="Garamond" w:hAnsi="Garamond" w:eastAsia="Garamond" w:cs="Garamond"/>
+              </w:rPr>
+            </w:r>
+            <w:r>
+              <w:rPr>
+                <w:rFonts w:ascii="Garamond" w:hAnsi="Garamond" w:eastAsia="Garamond" w:cs="Garamond"/>
               </w:rPr>
             </w:r>
           </w:p>
@@ -8852,12 +9416,12 @@
             </w:r>
             <w:r>
               <w:rPr>
-                <w:rFonts w:ascii="Garamond" w:hAnsi="Garamond" w:cs="Garamond"/>
-              </w:rPr>
-            </w:r>
-            <w:r>
-              <w:rPr>
-                <w:rFonts w:ascii="Garamond" w:hAnsi="Garamond" w:cs="Garamond"/>
+                <w:rFonts w:ascii="Garamond" w:hAnsi="Garamond" w:eastAsia="Garamond" w:cs="Garamond"/>
+              </w:rPr>
+            </w:r>
+            <w:r>
+              <w:rPr>
+                <w:rFonts w:ascii="Garamond" w:hAnsi="Garamond" w:eastAsia="Garamond" w:cs="Garamond"/>
               </w:rPr>
             </w:r>
           </w:p>
@@ -8902,12 +9466,12 @@
             </w:r>
             <w:r>
               <w:rPr>
-                <w:rFonts w:ascii="Garamond" w:hAnsi="Garamond" w:cs="Garamond"/>
-              </w:rPr>
-            </w:r>
-            <w:r>
-              <w:rPr>
-                <w:rFonts w:ascii="Garamond" w:hAnsi="Garamond" w:cs="Garamond"/>
+                <w:rFonts w:ascii="Garamond" w:hAnsi="Garamond" w:eastAsia="Garamond" w:cs="Garamond"/>
+              </w:rPr>
+            </w:r>
+            <w:r>
+              <w:rPr>
+                <w:rFonts w:ascii="Garamond" w:hAnsi="Garamond" w:eastAsia="Garamond" w:cs="Garamond"/>
               </w:rPr>
             </w:r>
           </w:p>
@@ -8948,12 +9512,12 @@
             </w:r>
             <w:r>
               <w:rPr>
-                <w:rFonts w:ascii="Garamond" w:hAnsi="Garamond" w:cs="Garamond"/>
-              </w:rPr>
-            </w:r>
-            <w:r>
-              <w:rPr>
-                <w:rFonts w:ascii="Garamond" w:hAnsi="Garamond" w:cs="Garamond"/>
+                <w:rFonts w:ascii="Garamond" w:hAnsi="Garamond" w:eastAsia="Garamond" w:cs="Garamond"/>
+              </w:rPr>
+            </w:r>
+            <w:r>
+              <w:rPr>
+                <w:rFonts w:ascii="Garamond" w:hAnsi="Garamond" w:eastAsia="Garamond" w:cs="Garamond"/>
               </w:rPr>
             </w:r>
           </w:p>
@@ -8998,12 +9562,12 @@
             </w:r>
             <w:r>
               <w:rPr>
-                <w:rFonts w:ascii="Garamond" w:hAnsi="Garamond" w:cs="Garamond"/>
-              </w:rPr>
-            </w:r>
-            <w:r>
-              <w:rPr>
-                <w:rFonts w:ascii="Garamond" w:hAnsi="Garamond" w:cs="Garamond"/>
+                <w:rFonts w:ascii="Garamond" w:hAnsi="Garamond" w:eastAsia="Garamond" w:cs="Garamond"/>
+              </w:rPr>
+            </w:r>
+            <w:r>
+              <w:rPr>
+                <w:rFonts w:ascii="Garamond" w:hAnsi="Garamond" w:eastAsia="Garamond" w:cs="Garamond"/>
               </w:rPr>
             </w:r>
           </w:p>
@@ -9044,12 +9608,12 @@
             </w:r>
             <w:r>
               <w:rPr>
-                <w:rFonts w:ascii="Garamond" w:hAnsi="Garamond" w:cs="Garamond"/>
-              </w:rPr>
-            </w:r>
-            <w:r>
-              <w:rPr>
-                <w:rFonts w:ascii="Garamond" w:hAnsi="Garamond" w:cs="Garamond"/>
+                <w:rFonts w:ascii="Garamond" w:hAnsi="Garamond" w:eastAsia="Garamond" w:cs="Garamond"/>
+              </w:rPr>
+            </w:r>
+            <w:r>
+              <w:rPr>
+                <w:rFonts w:ascii="Garamond" w:hAnsi="Garamond" w:eastAsia="Garamond" w:cs="Garamond"/>
               </w:rPr>
             </w:r>
           </w:p>
@@ -9094,12 +9658,12 @@
             </w:r>
             <w:r>
               <w:rPr>
-                <w:rFonts w:ascii="Garamond" w:hAnsi="Garamond" w:cs="Garamond"/>
-              </w:rPr>
-            </w:r>
-            <w:r>
-              <w:rPr>
-                <w:rFonts w:ascii="Garamond" w:hAnsi="Garamond" w:cs="Garamond"/>
+                <w:rFonts w:ascii="Garamond" w:hAnsi="Garamond" w:eastAsia="Garamond" w:cs="Garamond"/>
+              </w:rPr>
+            </w:r>
+            <w:r>
+              <w:rPr>
+                <w:rFonts w:ascii="Garamond" w:hAnsi="Garamond" w:eastAsia="Garamond" w:cs="Garamond"/>
               </w:rPr>
             </w:r>
           </w:p>
@@ -9140,12 +9704,12 @@
             </w:r>
             <w:r>
               <w:rPr>
-                <w:rFonts w:ascii="Garamond" w:hAnsi="Garamond" w:cs="Garamond"/>
-              </w:rPr>
-            </w:r>
-            <w:r>
-              <w:rPr>
-                <w:rFonts w:ascii="Garamond" w:hAnsi="Garamond" w:cs="Garamond"/>
+                <w:rFonts w:ascii="Garamond" w:hAnsi="Garamond" w:eastAsia="Garamond" w:cs="Garamond"/>
+              </w:rPr>
+            </w:r>
+            <w:r>
+              <w:rPr>
+                <w:rFonts w:ascii="Garamond" w:hAnsi="Garamond" w:eastAsia="Garamond" w:cs="Garamond"/>
               </w:rPr>
             </w:r>
           </w:p>
@@ -9190,12 +9754,12 @@
             </w:r>
             <w:r>
               <w:rPr>
-                <w:rFonts w:ascii="Garamond" w:hAnsi="Garamond" w:cs="Garamond"/>
-              </w:rPr>
-            </w:r>
-            <w:r>
-              <w:rPr>
-                <w:rFonts w:ascii="Garamond" w:hAnsi="Garamond" w:cs="Garamond"/>
+                <w:rFonts w:ascii="Garamond" w:hAnsi="Garamond" w:eastAsia="Garamond" w:cs="Garamond"/>
+              </w:rPr>
+            </w:r>
+            <w:r>
+              <w:rPr>
+                <w:rFonts w:ascii="Garamond" w:hAnsi="Garamond" w:eastAsia="Garamond" w:cs="Garamond"/>
               </w:rPr>
             </w:r>
           </w:p>
@@ -9238,12 +9802,12 @@
             </w:r>
             <w:r>
               <w:rPr>
-                <w:rFonts w:ascii="Garamond" w:hAnsi="Garamond" w:cs="Garamond"/>
-              </w:rPr>
-            </w:r>
-            <w:r>
-              <w:rPr>
-                <w:rFonts w:ascii="Garamond" w:hAnsi="Garamond" w:cs="Garamond"/>
+                <w:rFonts w:ascii="Garamond" w:hAnsi="Garamond" w:eastAsia="Garamond" w:cs="Garamond"/>
+              </w:rPr>
+            </w:r>
+            <w:r>
+              <w:rPr>
+                <w:rFonts w:ascii="Garamond" w:hAnsi="Garamond" w:eastAsia="Garamond" w:cs="Garamond"/>
               </w:rPr>
             </w:r>
           </w:p>
@@ -9288,12 +9852,12 @@
             </w:r>
             <w:r>
               <w:rPr>
-                <w:rFonts w:ascii="Garamond" w:hAnsi="Garamond" w:cs="Garamond"/>
-              </w:rPr>
-            </w:r>
-            <w:r>
-              <w:rPr>
-                <w:rFonts w:ascii="Garamond" w:hAnsi="Garamond" w:cs="Garamond"/>
+                <w:rFonts w:ascii="Garamond" w:hAnsi="Garamond" w:eastAsia="Garamond" w:cs="Garamond"/>
+              </w:rPr>
+            </w:r>
+            <w:r>
+              <w:rPr>
+                <w:rFonts w:ascii="Garamond" w:hAnsi="Garamond" w:eastAsia="Garamond" w:cs="Garamond"/>
               </w:rPr>
             </w:r>
           </w:p>
@@ -9360,12 +9924,12 @@
             </w:r>
             <w:r>
               <w:rPr>
-                <w:rFonts w:ascii="Garamond" w:hAnsi="Garamond" w:cs="Garamond"/>
-              </w:rPr>
-            </w:r>
-            <w:r>
-              <w:rPr>
-                <w:rFonts w:ascii="Garamond" w:hAnsi="Garamond" w:cs="Garamond"/>
+                <w:rFonts w:ascii="Garamond" w:hAnsi="Garamond" w:eastAsia="Garamond" w:cs="Garamond"/>
+              </w:rPr>
+            </w:r>
+            <w:r>
+              <w:rPr>
+                <w:rFonts w:ascii="Garamond" w:hAnsi="Garamond" w:eastAsia="Garamond" w:cs="Garamond"/>
               </w:rPr>
             </w:r>
           </w:p>
@@ -9410,12 +9974,12 @@
             </w:r>
             <w:r>
               <w:rPr>
-                <w:rFonts w:ascii="Garamond" w:hAnsi="Garamond" w:cs="Garamond"/>
-              </w:rPr>
-            </w:r>
-            <w:r>
-              <w:rPr>
-                <w:rFonts w:ascii="Garamond" w:hAnsi="Garamond" w:cs="Garamond"/>
+                <w:rFonts w:ascii="Garamond" w:hAnsi="Garamond" w:eastAsia="Garamond" w:cs="Garamond"/>
+              </w:rPr>
+            </w:r>
+            <w:r>
+              <w:rPr>
+                <w:rFonts w:ascii="Garamond" w:hAnsi="Garamond" w:eastAsia="Garamond" w:cs="Garamond"/>
               </w:rPr>
             </w:r>
           </w:p>
@@ -9475,12 +10039,12 @@
             </w:r>
             <w:r>
               <w:rPr>
-                <w:rFonts w:ascii="Garamond" w:hAnsi="Garamond" w:cs="Garamond"/>
-              </w:rPr>
-            </w:r>
-            <w:r>
-              <w:rPr>
-                <w:rFonts w:ascii="Garamond" w:hAnsi="Garamond" w:cs="Garamond"/>
+                <w:rFonts w:ascii="Garamond" w:hAnsi="Garamond" w:eastAsia="Garamond" w:cs="Garamond"/>
+              </w:rPr>
+            </w:r>
+            <w:r>
+              <w:rPr>
+                <w:rFonts w:ascii="Garamond" w:hAnsi="Garamond" w:eastAsia="Garamond" w:cs="Garamond"/>
               </w:rPr>
             </w:r>
           </w:p>
@@ -9525,12 +10089,12 @@
             </w:r>
             <w:r>
               <w:rPr>
-                <w:rFonts w:ascii="Garamond" w:hAnsi="Garamond" w:cs="Garamond"/>
-              </w:rPr>
-            </w:r>
-            <w:r>
-              <w:rPr>
-                <w:rFonts w:ascii="Garamond" w:hAnsi="Garamond" w:cs="Garamond"/>
+                <w:rFonts w:ascii="Garamond" w:hAnsi="Garamond" w:eastAsia="Garamond" w:cs="Garamond"/>
+              </w:rPr>
+            </w:r>
+            <w:r>
+              <w:rPr>
+                <w:rFonts w:ascii="Garamond" w:hAnsi="Garamond" w:eastAsia="Garamond" w:cs="Garamond"/>
               </w:rPr>
             </w:r>
           </w:p>
@@ -9585,12 +10149,12 @@
             </w:r>
             <w:r>
               <w:rPr>
-                <w:rFonts w:ascii="Garamond" w:hAnsi="Garamond" w:cs="Garamond"/>
-              </w:rPr>
-            </w:r>
-            <w:r>
-              <w:rPr>
-                <w:rFonts w:ascii="Garamond" w:hAnsi="Garamond" w:cs="Garamond"/>
+                <w:rFonts w:ascii="Garamond" w:hAnsi="Garamond" w:eastAsia="Garamond" w:cs="Garamond"/>
+              </w:rPr>
+            </w:r>
+            <w:r>
+              <w:rPr>
+                <w:rFonts w:ascii="Garamond" w:hAnsi="Garamond" w:eastAsia="Garamond" w:cs="Garamond"/>
               </w:rPr>
             </w:r>
           </w:p>
@@ -9617,12 +10181,12 @@
       </w:r>
       <w:r>
         <w:rPr>
-          <w:rFonts w:ascii="Garamond" w:hAnsi="Garamond" w:cs="Garamond"/>
+          <w:rFonts w:ascii="Garamond" w:hAnsi="Garamond" w:eastAsia="Garamond" w:cs="Garamond"/>
         </w:rPr>
       </w:r>
       <w:r>
         <w:rPr>
-          <w:rFonts w:ascii="Garamond" w:hAnsi="Garamond" w:cs="Garamond"/>
+          <w:rFonts w:ascii="Garamond" w:hAnsi="Garamond" w:eastAsia="Garamond" w:cs="Garamond"/>
         </w:rPr>
       </w:r>
     </w:p>
@@ -9718,12 +10282,12 @@
       </w:r>
       <w:r>
         <w:rPr>
-          <w:rFonts w:ascii="Garamond" w:hAnsi="Garamond" w:cs="Garamond"/>
+          <w:rFonts w:ascii="Garamond" w:hAnsi="Garamond" w:eastAsia="Garamond" w:cs="Garamond"/>
         </w:rPr>
       </w:r>
       <w:r>
         <w:rPr>
-          <w:rFonts w:ascii="Garamond" w:hAnsi="Garamond" w:cs="Garamond"/>
+          <w:rFonts w:ascii="Garamond" w:hAnsi="Garamond" w:eastAsia="Garamond" w:cs="Garamond"/>
         </w:rPr>
       </w:r>
     </w:p>
@@ -9754,7 +10318,7 @@
       </w:r>
       <w:r>
         <w:rPr>
-          <w:rFonts w:ascii="Garamond" w:hAnsi="Garamond" w:cs="Garamond"/>
+          <w:rFonts w:ascii="Garamond" w:hAnsi="Garamond" w:eastAsia="Garamond" w:cs="Garamond"/>
           <w:sz w:val="24"/>
           <w:szCs w:val="24"/>
           <w:highlight w:val="none"/>
@@ -9762,7 +10326,7 @@
       </w:r>
       <w:r>
         <w:rPr>
-          <w:rFonts w:ascii="Garamond" w:hAnsi="Garamond" w:cs="Garamond"/>
+          <w:rFonts w:ascii="Garamond" w:hAnsi="Garamond" w:eastAsia="Garamond" w:cs="Garamond"/>
           <w:sz w:val="24"/>
           <w:szCs w:val="24"/>
           <w:highlight w:val="none"/>
@@ -9833,14 +10397,14 @@
             </w:r>
             <w:r>
               <w:rPr>
-                <w:rFonts w:ascii="Garamond" w:hAnsi="Garamond" w:cs="Garamond"/>
+                <w:rFonts w:ascii="Garamond" w:hAnsi="Garamond" w:eastAsia="Garamond" w:cs="Garamond"/>
+                <w:bCs w:val="0"/>
                 <w:i w:val="0"/>
-                <w:iCs w:val="0"/>
-              </w:rPr>
-            </w:r>
-            <w:r>
-              <w:rPr>
-                <w:rFonts w:ascii="Garamond" w:hAnsi="Garamond" w:cs="Garamond"/>
+              </w:rPr>
+            </w:r>
+            <w:r>
+              <w:rPr>
+                <w:rFonts w:ascii="Garamond" w:hAnsi="Garamond" w:eastAsia="Garamond" w:cs="Garamond"/>
                 <w:bCs w:val="0"/>
                 <w:i w:val="0"/>
               </w:rPr>
@@ -9889,14 +10453,14 @@
             </w:r>
             <w:r>
               <w:rPr>
-                <w:rFonts w:ascii="Garamond" w:hAnsi="Garamond" w:cs="Garamond"/>
+                <w:rFonts w:ascii="Garamond" w:hAnsi="Garamond" w:eastAsia="Garamond" w:cs="Garamond"/>
+                <w:bCs w:val="0"/>
                 <w:i w:val="0"/>
-                <w:iCs w:val="0"/>
-              </w:rPr>
-            </w:r>
-            <w:r>
-              <w:rPr>
-                <w:rFonts w:ascii="Garamond" w:hAnsi="Garamond" w:cs="Garamond"/>
+              </w:rPr>
+            </w:r>
+            <w:r>
+              <w:rPr>
+                <w:rFonts w:ascii="Garamond" w:hAnsi="Garamond" w:eastAsia="Garamond" w:cs="Garamond"/>
                 <w:bCs w:val="0"/>
                 <w:i w:val="0"/>
               </w:rPr>
@@ -9947,14 +10511,14 @@
             </w:r>
             <w:r>
               <w:rPr>
-                <w:rFonts w:ascii="Garamond" w:hAnsi="Garamond" w:cs="Garamond"/>
+                <w:rFonts w:ascii="Garamond" w:hAnsi="Garamond" w:eastAsia="Garamond" w:cs="Garamond"/>
+                <w:bCs w:val="0"/>
                 <w:i w:val="0"/>
-                <w:iCs w:val="0"/>
-              </w:rPr>
-            </w:r>
-            <w:r>
-              <w:rPr>
-                <w:rFonts w:ascii="Garamond" w:hAnsi="Garamond" w:cs="Garamond"/>
+              </w:rPr>
+            </w:r>
+            <w:r>
+              <w:rPr>
+                <w:rFonts w:ascii="Garamond" w:hAnsi="Garamond" w:eastAsia="Garamond" w:cs="Garamond"/>
                 <w:bCs w:val="0"/>
                 <w:i w:val="0"/>
               </w:rPr>
@@ -10001,14 +10565,14 @@
             </w:r>
             <w:r>
               <w:rPr>
-                <w:rFonts w:ascii="Garamond" w:hAnsi="Garamond" w:cs="Garamond"/>
+                <w:rFonts w:ascii="Garamond" w:hAnsi="Garamond" w:eastAsia="Garamond" w:cs="Garamond"/>
+                <w:bCs w:val="0"/>
                 <w:i w:val="0"/>
-                <w:iCs w:val="0"/>
-              </w:rPr>
-            </w:r>
-            <w:r>
-              <w:rPr>
-                <w:rFonts w:ascii="Garamond" w:hAnsi="Garamond" w:cs="Garamond"/>
+              </w:rPr>
+            </w:r>
+            <w:r>
+              <w:rPr>
+                <w:rFonts w:ascii="Garamond" w:hAnsi="Garamond" w:eastAsia="Garamond" w:cs="Garamond"/>
                 <w:bCs w:val="0"/>
                 <w:i w:val="0"/>
               </w:rPr>
@@ -10059,14 +10623,14 @@
             </w:r>
             <w:r>
               <w:rPr>
-                <w:rFonts w:ascii="Garamond" w:hAnsi="Garamond" w:cs="Garamond"/>
+                <w:rFonts w:ascii="Garamond" w:hAnsi="Garamond" w:eastAsia="Garamond" w:cs="Garamond"/>
+                <w:bCs w:val="0"/>
                 <w:i w:val="0"/>
-                <w:iCs w:val="0"/>
-              </w:rPr>
-            </w:r>
-            <w:r>
-              <w:rPr>
-                <w:rFonts w:ascii="Garamond" w:hAnsi="Garamond" w:cs="Garamond"/>
+              </w:rPr>
+            </w:r>
+            <w:r>
+              <w:rPr>
+                <w:rFonts w:ascii="Garamond" w:hAnsi="Garamond" w:eastAsia="Garamond" w:cs="Garamond"/>
                 <w:bCs w:val="0"/>
                 <w:i w:val="0"/>
               </w:rPr>
@@ -10113,14 +10677,14 @@
             </w:r>
             <w:r>
               <w:rPr>
-                <w:rFonts w:ascii="Garamond" w:hAnsi="Garamond" w:cs="Garamond"/>
+                <w:rFonts w:ascii="Garamond" w:hAnsi="Garamond" w:eastAsia="Garamond" w:cs="Garamond"/>
+                <w:bCs w:val="0"/>
                 <w:i w:val="0"/>
-                <w:iCs w:val="0"/>
-              </w:rPr>
-            </w:r>
-            <w:r>
-              <w:rPr>
-                <w:rFonts w:ascii="Garamond" w:hAnsi="Garamond" w:cs="Garamond"/>
+              </w:rPr>
+            </w:r>
+            <w:r>
+              <w:rPr>
+                <w:rFonts w:ascii="Garamond" w:hAnsi="Garamond" w:eastAsia="Garamond" w:cs="Garamond"/>
                 <w:bCs w:val="0"/>
                 <w:i w:val="0"/>
               </w:rPr>
@@ -10171,14 +10735,14 @@
             </w:r>
             <w:r>
               <w:rPr>
-                <w:rFonts w:ascii="Garamond" w:hAnsi="Garamond" w:cs="Garamond"/>
+                <w:rFonts w:ascii="Garamond" w:hAnsi="Garamond" w:eastAsia="Garamond" w:cs="Garamond"/>
+                <w:bCs w:val="0"/>
                 <w:i w:val="0"/>
-                <w:iCs w:val="0"/>
-              </w:rPr>
-            </w:r>
-            <w:r>
-              <w:rPr>
-                <w:rFonts w:ascii="Garamond" w:hAnsi="Garamond" w:cs="Garamond"/>
+              </w:rPr>
+            </w:r>
+            <w:r>
+              <w:rPr>
+                <w:rFonts w:ascii="Garamond" w:hAnsi="Garamond" w:eastAsia="Garamond" w:cs="Garamond"/>
                 <w:bCs w:val="0"/>
                 <w:i w:val="0"/>
               </w:rPr>
@@ -10225,14 +10789,14 @@
             </w:r>
             <w:r>
               <w:rPr>
-                <w:rFonts w:ascii="Garamond" w:hAnsi="Garamond" w:cs="Garamond"/>
+                <w:rFonts w:ascii="Garamond" w:hAnsi="Garamond" w:eastAsia="Garamond" w:cs="Garamond"/>
+                <w:bCs w:val="0"/>
                 <w:i w:val="0"/>
-                <w:iCs w:val="0"/>
-              </w:rPr>
-            </w:r>
-            <w:r>
-              <w:rPr>
-                <w:rFonts w:ascii="Garamond" w:hAnsi="Garamond" w:cs="Garamond"/>
+              </w:rPr>
+            </w:r>
+            <w:r>
+              <w:rPr>
+                <w:rFonts w:ascii="Garamond" w:hAnsi="Garamond" w:eastAsia="Garamond" w:cs="Garamond"/>
                 <w:bCs w:val="0"/>
                 <w:i w:val="0"/>
               </w:rPr>
@@ -10283,14 +10847,14 @@
             </w:r>
             <w:r>
               <w:rPr>
-                <w:rFonts w:ascii="Garamond" w:hAnsi="Garamond" w:cs="Garamond"/>
+                <w:rFonts w:ascii="Garamond" w:hAnsi="Garamond" w:eastAsia="Garamond" w:cs="Garamond"/>
+                <w:bCs w:val="0"/>
                 <w:i w:val="0"/>
-                <w:iCs w:val="0"/>
-              </w:rPr>
-            </w:r>
-            <w:r>
-              <w:rPr>
-                <w:rFonts w:ascii="Garamond" w:hAnsi="Garamond" w:cs="Garamond"/>
+              </w:rPr>
+            </w:r>
+            <w:r>
+              <w:rPr>
+                <w:rFonts w:ascii="Garamond" w:hAnsi="Garamond" w:eastAsia="Garamond" w:cs="Garamond"/>
                 <w:bCs w:val="0"/>
                 <w:i w:val="0"/>
               </w:rPr>
@@ -10339,14 +10903,14 @@
             </w:r>
             <w:r>
               <w:rPr>
-                <w:rFonts w:ascii="Garamond" w:hAnsi="Garamond" w:cs="Garamond"/>
+                <w:rFonts w:ascii="Garamond" w:hAnsi="Garamond" w:eastAsia="Garamond" w:cs="Garamond"/>
+                <w:bCs w:val="0"/>
                 <w:i w:val="0"/>
-                <w:iCs w:val="0"/>
-              </w:rPr>
-            </w:r>
-            <w:r>
-              <w:rPr>
-                <w:rFonts w:ascii="Garamond" w:hAnsi="Garamond" w:cs="Garamond"/>
+              </w:rPr>
+            </w:r>
+            <w:r>
+              <w:rPr>
+                <w:rFonts w:ascii="Garamond" w:hAnsi="Garamond" w:eastAsia="Garamond" w:cs="Garamond"/>
                 <w:bCs w:val="0"/>
                 <w:i w:val="0"/>
               </w:rPr>
@@ -10397,14 +10961,14 @@
             </w:r>
             <w:r>
               <w:rPr>
-                <w:rFonts w:ascii="Garamond" w:hAnsi="Garamond" w:cs="Garamond"/>
+                <w:rFonts w:ascii="Garamond" w:hAnsi="Garamond" w:eastAsia="Garamond" w:cs="Garamond"/>
+                <w:bCs w:val="0"/>
                 <w:i w:val="0"/>
-                <w:iCs w:val="0"/>
-              </w:rPr>
-            </w:r>
-            <w:r>
-              <w:rPr>
-                <w:rFonts w:ascii="Garamond" w:hAnsi="Garamond" w:cs="Garamond"/>
+              </w:rPr>
+            </w:r>
+            <w:r>
+              <w:rPr>
+                <w:rFonts w:ascii="Garamond" w:hAnsi="Garamond" w:eastAsia="Garamond" w:cs="Garamond"/>
                 <w:bCs w:val="0"/>
                 <w:i w:val="0"/>
               </w:rPr>
@@ -10481,14 +11045,14 @@
             </w:r>
             <w:r>
               <w:rPr>
-                <w:rFonts w:ascii="Garamond" w:hAnsi="Garamond" w:cs="Garamond"/>
+                <w:rFonts w:ascii="Garamond" w:hAnsi="Garamond" w:eastAsia="Garamond" w:cs="Garamond"/>
+                <w:bCs w:val="0"/>
                 <w:i w:val="0"/>
-                <w:iCs w:val="0"/>
-              </w:rPr>
-            </w:r>
-            <w:r>
-              <w:rPr>
-                <w:rFonts w:ascii="Garamond" w:hAnsi="Garamond" w:cs="Garamond"/>
+              </w:rPr>
+            </w:r>
+            <w:r>
+              <w:rPr>
+                <w:rFonts w:ascii="Garamond" w:hAnsi="Garamond" w:eastAsia="Garamond" w:cs="Garamond"/>
                 <w:bCs w:val="0"/>
                 <w:i w:val="0"/>
               </w:rPr>
@@ -10539,14 +11103,14 @@
             </w:r>
             <w:r>
               <w:rPr>
-                <w:rFonts w:ascii="Garamond" w:hAnsi="Garamond" w:cs="Garamond"/>
+                <w:rFonts w:ascii="Garamond" w:hAnsi="Garamond" w:eastAsia="Garamond" w:cs="Garamond"/>
+                <w:bCs w:val="0"/>
                 <w:i w:val="0"/>
-                <w:iCs w:val="0"/>
-              </w:rPr>
-            </w:r>
-            <w:r>
-              <w:rPr>
-                <w:rFonts w:ascii="Garamond" w:hAnsi="Garamond" w:cs="Garamond"/>
+              </w:rPr>
+            </w:r>
+            <w:r>
+              <w:rPr>
+                <w:rFonts w:ascii="Garamond" w:hAnsi="Garamond" w:eastAsia="Garamond" w:cs="Garamond"/>
                 <w:bCs w:val="0"/>
                 <w:i w:val="0"/>
               </w:rPr>
@@ -10688,14 +11252,14 @@
             </w:r>
             <w:r>
               <w:rPr>
-                <w:rFonts w:ascii="Garamond" w:hAnsi="Garamond" w:cs="Garamond"/>
+                <w:rFonts w:ascii="Garamond" w:hAnsi="Garamond" w:eastAsia="Garamond" w:cs="Garamond"/>
+                <w:bCs w:val="0"/>
                 <w:i w:val="0"/>
-                <w:iCs w:val="0"/>
-              </w:rPr>
-            </w:r>
-            <w:r>
-              <w:rPr>
-                <w:rFonts w:ascii="Garamond" w:hAnsi="Garamond" w:cs="Garamond"/>
+              </w:rPr>
+            </w:r>
+            <w:r>
+              <w:rPr>
+                <w:rFonts w:ascii="Garamond" w:hAnsi="Garamond" w:eastAsia="Garamond" w:cs="Garamond"/>
                 <w:bCs w:val="0"/>
                 <w:i w:val="0"/>
               </w:rPr>
@@ -10746,14 +11310,14 @@
             </w:r>
             <w:r>
               <w:rPr>
-                <w:rFonts w:ascii="Garamond" w:hAnsi="Garamond" w:cs="Garamond"/>
+                <w:rFonts w:ascii="Garamond" w:hAnsi="Garamond" w:eastAsia="Garamond" w:cs="Garamond"/>
+                <w:bCs w:val="0"/>
                 <w:i w:val="0"/>
-                <w:iCs w:val="0"/>
-              </w:rPr>
-            </w:r>
-            <w:r>
-              <w:rPr>
-                <w:rFonts w:ascii="Garamond" w:hAnsi="Garamond" w:cs="Garamond"/>
+              </w:rPr>
+            </w:r>
+            <w:r>
+              <w:rPr>
+                <w:rFonts w:ascii="Garamond" w:hAnsi="Garamond" w:eastAsia="Garamond" w:cs="Garamond"/>
                 <w:bCs w:val="0"/>
                 <w:i w:val="0"/>
               </w:rPr>
@@ -10804,14 +11368,14 @@
             </w:r>
             <w:r>
               <w:rPr>
-                <w:rFonts w:ascii="Garamond" w:hAnsi="Garamond" w:cs="Garamond"/>
+                <w:rFonts w:ascii="Garamond" w:hAnsi="Garamond" w:eastAsia="Garamond" w:cs="Garamond"/>
+                <w:bCs w:val="0"/>
                 <w:i w:val="0"/>
-                <w:iCs w:val="0"/>
-              </w:rPr>
-            </w:r>
-            <w:r>
-              <w:rPr>
-                <w:rFonts w:ascii="Garamond" w:hAnsi="Garamond" w:cs="Garamond"/>
+              </w:rPr>
+            </w:r>
+            <w:r>
+              <w:rPr>
+                <w:rFonts w:ascii="Garamond" w:hAnsi="Garamond" w:eastAsia="Garamond" w:cs="Garamond"/>
                 <w:bCs w:val="0"/>
                 <w:i w:val="0"/>
               </w:rPr>
@@ -10913,14 +11477,14 @@
       </w:r>
       <w:r>
         <w:rPr>
-          <w:rFonts w:ascii="Garamond" w:hAnsi="Garamond" w:cs="Garamond"/>
+          <w:rFonts w:ascii="Garamond" w:hAnsi="Garamond" w:eastAsia="Garamond" w:cs="Garamond"/>
           <w:sz w:val="24"/>
           <w:szCs w:val="24"/>
         </w:rPr>
       </w:r>
       <w:r>
         <w:rPr>
-          <w:rFonts w:ascii="Garamond" w:hAnsi="Garamond" w:cs="Garamond"/>
+          <w:rFonts w:ascii="Garamond" w:hAnsi="Garamond" w:eastAsia="Garamond" w:cs="Garamond"/>
           <w:sz w:val="24"/>
           <w:szCs w:val="24"/>
         </w:rPr>
@@ -10953,7 +11517,7 @@
       </w:r>
       <w:r>
         <w:rPr>
-          <w:rFonts w:ascii="Garamond" w:hAnsi="Garamond" w:cs="Garamond"/>
+          <w:rFonts w:ascii="Garamond" w:hAnsi="Garamond" w:eastAsia="Garamond" w:cs="Garamond"/>
           <w:sz w:val="24"/>
           <w:szCs w:val="24"/>
           <w:highlight w:val="none"/>
@@ -10961,7 +11525,7 @@
       </w:r>
       <w:r>
         <w:rPr>
-          <w:rFonts w:ascii="Garamond" w:hAnsi="Garamond" w:cs="Garamond"/>
+          <w:rFonts w:ascii="Garamond" w:hAnsi="Garamond" w:eastAsia="Garamond" w:cs="Garamond"/>
           <w:sz w:val="24"/>
           <w:szCs w:val="24"/>
           <w:highlight w:val="none"/>
@@ -11028,12 +11592,12 @@
             </w:r>
             <w:r>
               <w:rPr>
-                <w:rFonts w:ascii="Garamond" w:hAnsi="Garamond" w:cs="Garamond"/>
-              </w:rPr>
-            </w:r>
-            <w:r>
-              <w:rPr>
-                <w:rFonts w:ascii="Garamond" w:hAnsi="Garamond" w:cs="Garamond"/>
+                <w:rFonts w:ascii="Garamond" w:hAnsi="Garamond" w:eastAsia="Garamond" w:cs="Garamond"/>
+              </w:rPr>
+            </w:r>
+            <w:r>
+              <w:rPr>
+                <w:rFonts w:ascii="Garamond" w:hAnsi="Garamond" w:eastAsia="Garamond" w:cs="Garamond"/>
               </w:rPr>
             </w:r>
           </w:p>
@@ -11076,12 +11640,12 @@
             </w:r>
             <w:r>
               <w:rPr>
-                <w:rFonts w:ascii="Garamond" w:hAnsi="Garamond" w:cs="Garamond"/>
-              </w:rPr>
-            </w:r>
-            <w:r>
-              <w:rPr>
-                <w:rFonts w:ascii="Garamond" w:hAnsi="Garamond" w:cs="Garamond"/>
+                <w:rFonts w:ascii="Garamond" w:hAnsi="Garamond" w:eastAsia="Garamond" w:cs="Garamond"/>
+              </w:rPr>
+            </w:r>
+            <w:r>
+              <w:rPr>
+                <w:rFonts w:ascii="Garamond" w:hAnsi="Garamond" w:eastAsia="Garamond" w:cs="Garamond"/>
               </w:rPr>
             </w:r>
           </w:p>
@@ -11126,12 +11690,12 @@
             </w:r>
             <w:r>
               <w:rPr>
-                <w:rFonts w:ascii="Garamond" w:hAnsi="Garamond" w:cs="Garamond"/>
-              </w:rPr>
-            </w:r>
-            <w:r>
-              <w:rPr>
-                <w:rFonts w:ascii="Garamond" w:hAnsi="Garamond" w:cs="Garamond"/>
+                <w:rFonts w:ascii="Garamond" w:hAnsi="Garamond" w:eastAsia="Garamond" w:cs="Garamond"/>
+              </w:rPr>
+            </w:r>
+            <w:r>
+              <w:rPr>
+                <w:rFonts w:ascii="Garamond" w:hAnsi="Garamond" w:eastAsia="Garamond" w:cs="Garamond"/>
               </w:rPr>
             </w:r>
           </w:p>
@@ -11172,12 +11736,12 @@
             </w:r>
             <w:r>
               <w:rPr>
-                <w:rFonts w:ascii="Garamond" w:hAnsi="Garamond" w:cs="Garamond"/>
-              </w:rPr>
-            </w:r>
-            <w:r>
-              <w:rPr>
-                <w:rFonts w:ascii="Garamond" w:hAnsi="Garamond" w:cs="Garamond"/>
+                <w:rFonts w:ascii="Garamond" w:hAnsi="Garamond" w:eastAsia="Garamond" w:cs="Garamond"/>
+              </w:rPr>
+            </w:r>
+            <w:r>
+              <w:rPr>
+                <w:rFonts w:ascii="Garamond" w:hAnsi="Garamond" w:eastAsia="Garamond" w:cs="Garamond"/>
               </w:rPr>
             </w:r>
           </w:p>
@@ -11222,12 +11786,12 @@
             </w:r>
             <w:r>
               <w:rPr>
-                <w:rFonts w:ascii="Garamond" w:hAnsi="Garamond" w:cs="Garamond"/>
-              </w:rPr>
-            </w:r>
-            <w:r>
-              <w:rPr>
-                <w:rFonts w:ascii="Garamond" w:hAnsi="Garamond" w:cs="Garamond"/>
+                <w:rFonts w:ascii="Garamond" w:hAnsi="Garamond" w:eastAsia="Garamond" w:cs="Garamond"/>
+              </w:rPr>
+            </w:r>
+            <w:r>
+              <w:rPr>
+                <w:rFonts w:ascii="Garamond" w:hAnsi="Garamond" w:eastAsia="Garamond" w:cs="Garamond"/>
               </w:rPr>
             </w:r>
           </w:p>
@@ -11268,12 +11832,12 @@
             </w:r>
             <w:r>
               <w:rPr>
-                <w:rFonts w:ascii="Garamond" w:hAnsi="Garamond" w:cs="Garamond"/>
-              </w:rPr>
-            </w:r>
-            <w:r>
-              <w:rPr>
-                <w:rFonts w:ascii="Garamond" w:hAnsi="Garamond" w:cs="Garamond"/>
+                <w:rFonts w:ascii="Garamond" w:hAnsi="Garamond" w:eastAsia="Garamond" w:cs="Garamond"/>
+              </w:rPr>
+            </w:r>
+            <w:r>
+              <w:rPr>
+                <w:rFonts w:ascii="Garamond" w:hAnsi="Garamond" w:eastAsia="Garamond" w:cs="Garamond"/>
               </w:rPr>
             </w:r>
           </w:p>
@@ -11318,12 +11882,12 @@
             </w:r>
             <w:r>
               <w:rPr>
-                <w:rFonts w:ascii="Garamond" w:hAnsi="Garamond" w:cs="Garamond"/>
-              </w:rPr>
-            </w:r>
-            <w:r>
-              <w:rPr>
-                <w:rFonts w:ascii="Garamond" w:hAnsi="Garamond" w:cs="Garamond"/>
+                <w:rFonts w:ascii="Garamond" w:hAnsi="Garamond" w:eastAsia="Garamond" w:cs="Garamond"/>
+              </w:rPr>
+            </w:r>
+            <w:r>
+              <w:rPr>
+                <w:rFonts w:ascii="Garamond" w:hAnsi="Garamond" w:eastAsia="Garamond" w:cs="Garamond"/>
               </w:rPr>
             </w:r>
           </w:p>
@@ -11364,12 +11928,12 @@
             </w:r>
             <w:r>
               <w:rPr>
-                <w:rFonts w:ascii="Garamond" w:hAnsi="Garamond" w:cs="Garamond"/>
-              </w:rPr>
-            </w:r>
-            <w:r>
-              <w:rPr>
-                <w:rFonts w:ascii="Garamond" w:hAnsi="Garamond" w:cs="Garamond"/>
+                <w:rFonts w:ascii="Garamond" w:hAnsi="Garamond" w:eastAsia="Garamond" w:cs="Garamond"/>
+              </w:rPr>
+            </w:r>
+            <w:r>
+              <w:rPr>
+                <w:rFonts w:ascii="Garamond" w:hAnsi="Garamond" w:eastAsia="Garamond" w:cs="Garamond"/>
               </w:rPr>
             </w:r>
           </w:p>
@@ -11414,12 +11978,12 @@
             </w:r>
             <w:r>
               <w:rPr>
-                <w:rFonts w:ascii="Garamond" w:hAnsi="Garamond" w:cs="Garamond"/>
-              </w:rPr>
-            </w:r>
-            <w:r>
-              <w:rPr>
-                <w:rFonts w:ascii="Garamond" w:hAnsi="Garamond" w:cs="Garamond"/>
+                <w:rFonts w:ascii="Garamond" w:hAnsi="Garamond" w:eastAsia="Garamond" w:cs="Garamond"/>
+              </w:rPr>
+            </w:r>
+            <w:r>
+              <w:rPr>
+                <w:rFonts w:ascii="Garamond" w:hAnsi="Garamond" w:eastAsia="Garamond" w:cs="Garamond"/>
               </w:rPr>
             </w:r>
           </w:p>
@@ -11464,12 +12028,12 @@
             </w:r>
             <w:r>
               <w:rPr>
-                <w:rFonts w:ascii="Garamond" w:hAnsi="Garamond" w:cs="Garamond"/>
-              </w:rPr>
-            </w:r>
-            <w:r>
-              <w:rPr>
-                <w:rFonts w:ascii="Garamond" w:hAnsi="Garamond" w:cs="Garamond"/>
+                <w:rFonts w:ascii="Garamond" w:hAnsi="Garamond" w:eastAsia="Garamond" w:cs="Garamond"/>
+              </w:rPr>
+            </w:r>
+            <w:r>
+              <w:rPr>
+                <w:rFonts w:ascii="Garamond" w:hAnsi="Garamond" w:eastAsia="Garamond" w:cs="Garamond"/>
               </w:rPr>
             </w:r>
           </w:p>
@@ -11514,12 +12078,12 @@
             </w:r>
             <w:r>
               <w:rPr>
-                <w:rFonts w:ascii="Garamond" w:hAnsi="Garamond" w:cs="Garamond"/>
-              </w:rPr>
-            </w:r>
-            <w:r>
-              <w:rPr>
-                <w:rFonts w:ascii="Garamond" w:hAnsi="Garamond" w:cs="Garamond"/>
+                <w:rFonts w:ascii="Garamond" w:hAnsi="Garamond" w:eastAsia="Garamond" w:cs="Garamond"/>
+              </w:rPr>
+            </w:r>
+            <w:r>
+              <w:rPr>
+                <w:rFonts w:ascii="Garamond" w:hAnsi="Garamond" w:eastAsia="Garamond" w:cs="Garamond"/>
               </w:rPr>
             </w:r>
           </w:p>
@@ -11578,12 +12142,12 @@
             </w:r>
             <w:r>
               <w:rPr>
-                <w:rFonts w:ascii="Garamond" w:hAnsi="Garamond" w:cs="Garamond"/>
-              </w:rPr>
-            </w:r>
-            <w:r>
-              <w:rPr>
-                <w:rFonts w:ascii="Garamond" w:hAnsi="Garamond" w:cs="Garamond"/>
+                <w:rFonts w:ascii="Garamond" w:hAnsi="Garamond" w:eastAsia="Garamond" w:cs="Garamond"/>
+              </w:rPr>
+            </w:r>
+            <w:r>
+              <w:rPr>
+                <w:rFonts w:ascii="Garamond" w:hAnsi="Garamond" w:eastAsia="Garamond" w:cs="Garamond"/>
               </w:rPr>
             </w:r>
           </w:p>
@@ -11628,12 +12192,12 @@
             </w:r>
             <w:r>
               <w:rPr>
-                <w:rFonts w:ascii="Garamond" w:hAnsi="Garamond" w:cs="Garamond"/>
-              </w:rPr>
-            </w:r>
-            <w:r>
-              <w:rPr>
-                <w:rFonts w:ascii="Garamond" w:hAnsi="Garamond" w:cs="Garamond"/>
+                <w:rFonts w:ascii="Garamond" w:hAnsi="Garamond" w:eastAsia="Garamond" w:cs="Garamond"/>
+              </w:rPr>
+            </w:r>
+            <w:r>
+              <w:rPr>
+                <w:rFonts w:ascii="Garamond" w:hAnsi="Garamond" w:eastAsia="Garamond" w:cs="Garamond"/>
               </w:rPr>
             </w:r>
           </w:p>
@@ -11719,14 +12283,14 @@
             </w:r>
             <w:r>
               <w:rPr>
-                <w:rFonts w:ascii="Garamond" w:hAnsi="Garamond" w:cs="Garamond"/>
+                <w:rFonts w:ascii="Garamond" w:hAnsi="Garamond" w:eastAsia="Garamond" w:cs="Garamond"/>
+                <w:bCs w:val="0"/>
                 <w:i w:val="0"/>
-                <w:iCs w:val="0"/>
-              </w:rPr>
-            </w:r>
-            <w:r>
-              <w:rPr>
-                <w:rFonts w:ascii="Garamond" w:hAnsi="Garamond" w:cs="Garamond"/>
+              </w:rPr>
+            </w:r>
+            <w:r>
+              <w:rPr>
+                <w:rFonts w:ascii="Garamond" w:hAnsi="Garamond" w:eastAsia="Garamond" w:cs="Garamond"/>
                 <w:bCs w:val="0"/>
                 <w:i w:val="0"/>
               </w:rPr>
@@ -11773,12 +12337,12 @@
             </w:r>
             <w:r>
               <w:rPr>
-                <w:rFonts w:ascii="Garamond" w:hAnsi="Garamond" w:cs="Garamond"/>
-              </w:rPr>
-            </w:r>
-            <w:r>
-              <w:rPr>
-                <w:rFonts w:ascii="Garamond" w:hAnsi="Garamond" w:cs="Garamond"/>
+                <w:rFonts w:ascii="Garamond" w:hAnsi="Garamond" w:eastAsia="Garamond" w:cs="Garamond"/>
+              </w:rPr>
+            </w:r>
+            <w:r>
+              <w:rPr>
+                <w:rFonts w:ascii="Garamond" w:hAnsi="Garamond" w:eastAsia="Garamond" w:cs="Garamond"/>
               </w:rPr>
             </w:r>
           </w:p>
@@ -11823,12 +12387,12 @@
             </w:r>
             <w:r>
               <w:rPr>
-                <w:rFonts w:ascii="Garamond" w:hAnsi="Garamond" w:cs="Garamond"/>
-              </w:rPr>
-            </w:r>
-            <w:r>
-              <w:rPr>
-                <w:rFonts w:ascii="Garamond" w:hAnsi="Garamond" w:cs="Garamond"/>
+                <w:rFonts w:ascii="Garamond" w:hAnsi="Garamond" w:eastAsia="Garamond" w:cs="Garamond"/>
+              </w:rPr>
+            </w:r>
+            <w:r>
+              <w:rPr>
+                <w:rFonts w:ascii="Garamond" w:hAnsi="Garamond" w:eastAsia="Garamond" w:cs="Garamond"/>
               </w:rPr>
             </w:r>
           </w:p>
@@ -11928,14 +12492,14 @@
       </w:r>
       <w:r>
         <w:rPr>
-          <w:rFonts w:ascii="Garamond" w:hAnsi="Garamond" w:cs="Garamond"/>
+          <w:rFonts w:ascii="Garamond" w:hAnsi="Garamond" w:eastAsia="Garamond" w:cs="Garamond"/>
           <w:sz w:val="24"/>
           <w:szCs w:val="24"/>
         </w:rPr>
       </w:r>
       <w:r>
         <w:rPr>
-          <w:rFonts w:ascii="Garamond" w:hAnsi="Garamond" w:cs="Garamond"/>
+          <w:rFonts w:ascii="Garamond" w:hAnsi="Garamond" w:eastAsia="Garamond" w:cs="Garamond"/>
           <w:sz w:val="24"/>
           <w:szCs w:val="24"/>
         </w:rPr>
@@ -11970,14 +12534,14 @@
       </w:r>
       <w:r>
         <w:rPr>
-          <w:rFonts w:ascii="Garamond" w:hAnsi="Garamond" w:cs="Garamond"/>
+          <w:rFonts w:ascii="Garamond" w:hAnsi="Garamond" w:eastAsia="Garamond" w:cs="Garamond"/>
           <w:sz w:val="24"/>
           <w:szCs w:val="24"/>
         </w:rPr>
       </w:r>
       <w:r>
         <w:rPr>
-          <w:rFonts w:ascii="Garamond" w:hAnsi="Garamond" w:cs="Garamond"/>
+          <w:rFonts w:ascii="Garamond" w:hAnsi="Garamond" w:eastAsia="Garamond" w:cs="Garamond"/>
           <w:sz w:val="24"/>
           <w:szCs w:val="24"/>
         </w:rPr>
@@ -12043,12 +12607,12 @@
             </w:r>
             <w:r>
               <w:rPr>
-                <w:rFonts w:ascii="Garamond" w:hAnsi="Garamond" w:cs="Garamond"/>
-              </w:rPr>
-            </w:r>
-            <w:r>
-              <w:rPr>
-                <w:rFonts w:ascii="Garamond" w:hAnsi="Garamond" w:cs="Garamond"/>
+                <w:rFonts w:ascii="Garamond" w:hAnsi="Garamond" w:eastAsia="Garamond" w:cs="Garamond"/>
+              </w:rPr>
+            </w:r>
+            <w:r>
+              <w:rPr>
+                <w:rFonts w:ascii="Garamond" w:hAnsi="Garamond" w:eastAsia="Garamond" w:cs="Garamond"/>
               </w:rPr>
             </w:r>
           </w:p>
@@ -12091,12 +12655,12 @@
             </w:r>
             <w:r>
               <w:rPr>
-                <w:rFonts w:ascii="Garamond" w:hAnsi="Garamond" w:cs="Garamond"/>
-              </w:rPr>
-            </w:r>
-            <w:r>
-              <w:rPr>
-                <w:rFonts w:ascii="Garamond" w:hAnsi="Garamond" w:cs="Garamond"/>
+                <w:rFonts w:ascii="Garamond" w:hAnsi="Garamond" w:eastAsia="Garamond" w:cs="Garamond"/>
+              </w:rPr>
+            </w:r>
+            <w:r>
+              <w:rPr>
+                <w:rFonts w:ascii="Garamond" w:hAnsi="Garamond" w:eastAsia="Garamond" w:cs="Garamond"/>
               </w:rPr>
             </w:r>
           </w:p>
@@ -12141,12 +12705,12 @@
             </w:r>
             <w:r>
               <w:rPr>
-                <w:rFonts w:ascii="Garamond" w:hAnsi="Garamond" w:cs="Garamond"/>
-              </w:rPr>
-            </w:r>
-            <w:r>
-              <w:rPr>
-                <w:rFonts w:ascii="Garamond" w:hAnsi="Garamond" w:cs="Garamond"/>
+                <w:rFonts w:ascii="Garamond" w:hAnsi="Garamond" w:eastAsia="Garamond" w:cs="Garamond"/>
+              </w:rPr>
+            </w:r>
+            <w:r>
+              <w:rPr>
+                <w:rFonts w:ascii="Garamond" w:hAnsi="Garamond" w:eastAsia="Garamond" w:cs="Garamond"/>
               </w:rPr>
             </w:r>
           </w:p>
@@ -12187,12 +12751,12 @@
             </w:r>
             <w:r>
               <w:rPr>
-                <w:rFonts w:ascii="Garamond" w:hAnsi="Garamond" w:cs="Garamond"/>
-              </w:rPr>
-            </w:r>
-            <w:r>
-              <w:rPr>
-                <w:rFonts w:ascii="Garamond" w:hAnsi="Garamond" w:cs="Garamond"/>
+                <w:rFonts w:ascii="Garamond" w:hAnsi="Garamond" w:eastAsia="Garamond" w:cs="Garamond"/>
+              </w:rPr>
+            </w:r>
+            <w:r>
+              <w:rPr>
+                <w:rFonts w:ascii="Garamond" w:hAnsi="Garamond" w:eastAsia="Garamond" w:cs="Garamond"/>
               </w:rPr>
             </w:r>
           </w:p>
@@ -12237,12 +12801,12 @@
             </w:r>
             <w:r>
               <w:rPr>
-                <w:rFonts w:ascii="Garamond" w:hAnsi="Garamond" w:cs="Garamond"/>
-              </w:rPr>
-            </w:r>
-            <w:r>
-              <w:rPr>
-                <w:rFonts w:ascii="Garamond" w:hAnsi="Garamond" w:cs="Garamond"/>
+                <w:rFonts w:ascii="Garamond" w:hAnsi="Garamond" w:eastAsia="Garamond" w:cs="Garamond"/>
+              </w:rPr>
+            </w:r>
+            <w:r>
+              <w:rPr>
+                <w:rFonts w:ascii="Garamond" w:hAnsi="Garamond" w:eastAsia="Garamond" w:cs="Garamond"/>
               </w:rPr>
             </w:r>
           </w:p>
@@ -12283,12 +12847,12 @@
             </w:r>
             <w:r>
               <w:rPr>
-                <w:rFonts w:ascii="Garamond" w:hAnsi="Garamond" w:cs="Garamond"/>
-              </w:rPr>
-            </w:r>
-            <w:r>
-              <w:rPr>
-                <w:rFonts w:ascii="Garamond" w:hAnsi="Garamond" w:cs="Garamond"/>
+                <w:rFonts w:ascii="Garamond" w:hAnsi="Garamond" w:eastAsia="Garamond" w:cs="Garamond"/>
+              </w:rPr>
+            </w:r>
+            <w:r>
+              <w:rPr>
+                <w:rFonts w:ascii="Garamond" w:hAnsi="Garamond" w:eastAsia="Garamond" w:cs="Garamond"/>
               </w:rPr>
             </w:r>
           </w:p>
@@ -12333,12 +12897,12 @@
             </w:r>
             <w:r>
               <w:rPr>
-                <w:rFonts w:ascii="Garamond" w:hAnsi="Garamond" w:cs="Garamond"/>
-              </w:rPr>
-            </w:r>
-            <w:r>
-              <w:rPr>
-                <w:rFonts w:ascii="Garamond" w:hAnsi="Garamond" w:cs="Garamond"/>
+                <w:rFonts w:ascii="Garamond" w:hAnsi="Garamond" w:eastAsia="Garamond" w:cs="Garamond"/>
+              </w:rPr>
+            </w:r>
+            <w:r>
+              <w:rPr>
+                <w:rFonts w:ascii="Garamond" w:hAnsi="Garamond" w:eastAsia="Garamond" w:cs="Garamond"/>
               </w:rPr>
             </w:r>
           </w:p>
@@ -12379,12 +12943,12 @@
             </w:r>
             <w:r>
               <w:rPr>
-                <w:rFonts w:ascii="Garamond" w:hAnsi="Garamond" w:cs="Garamond"/>
-              </w:rPr>
-            </w:r>
-            <w:r>
-              <w:rPr>
-                <w:rFonts w:ascii="Garamond" w:hAnsi="Garamond" w:cs="Garamond"/>
+                <w:rFonts w:ascii="Garamond" w:hAnsi="Garamond" w:eastAsia="Garamond" w:cs="Garamond"/>
+              </w:rPr>
+            </w:r>
+            <w:r>
+              <w:rPr>
+                <w:rFonts w:ascii="Garamond" w:hAnsi="Garamond" w:eastAsia="Garamond" w:cs="Garamond"/>
               </w:rPr>
             </w:r>
           </w:p>
@@ -12429,12 +12993,12 @@
             </w:r>
             <w:r>
               <w:rPr>
-                <w:rFonts w:ascii="Garamond" w:hAnsi="Garamond" w:cs="Garamond"/>
-              </w:rPr>
-            </w:r>
-            <w:r>
-              <w:rPr>
-                <w:rFonts w:ascii="Garamond" w:hAnsi="Garamond" w:cs="Garamond"/>
+                <w:rFonts w:ascii="Garamond" w:hAnsi="Garamond" w:eastAsia="Garamond" w:cs="Garamond"/>
+              </w:rPr>
+            </w:r>
+            <w:r>
+              <w:rPr>
+                <w:rFonts w:ascii="Garamond" w:hAnsi="Garamond" w:eastAsia="Garamond" w:cs="Garamond"/>
               </w:rPr>
             </w:r>
           </w:p>
@@ -12481,12 +13045,12 @@
             </w:r>
             <w:r>
               <w:rPr>
-                <w:rFonts w:ascii="Garamond" w:hAnsi="Garamond" w:cs="Garamond"/>
-              </w:rPr>
-            </w:r>
-            <w:r>
-              <w:rPr>
-                <w:rFonts w:ascii="Garamond" w:hAnsi="Garamond" w:cs="Garamond"/>
+                <w:rFonts w:ascii="Garamond" w:hAnsi="Garamond" w:eastAsia="Garamond" w:cs="Garamond"/>
+              </w:rPr>
+            </w:r>
+            <w:r>
+              <w:rPr>
+                <w:rFonts w:ascii="Garamond" w:hAnsi="Garamond" w:eastAsia="Garamond" w:cs="Garamond"/>
               </w:rPr>
             </w:r>
           </w:p>
@@ -12531,12 +13095,12 @@
             </w:r>
             <w:r>
               <w:rPr>
-                <w:rFonts w:ascii="Garamond" w:hAnsi="Garamond" w:cs="Garamond"/>
-              </w:rPr>
-            </w:r>
-            <w:r>
-              <w:rPr>
-                <w:rFonts w:ascii="Garamond" w:hAnsi="Garamond" w:cs="Garamond"/>
+                <w:rFonts w:ascii="Garamond" w:hAnsi="Garamond" w:eastAsia="Garamond" w:cs="Garamond"/>
+              </w:rPr>
+            </w:r>
+            <w:r>
+              <w:rPr>
+                <w:rFonts w:ascii="Garamond" w:hAnsi="Garamond" w:eastAsia="Garamond" w:cs="Garamond"/>
               </w:rPr>
             </w:r>
           </w:p>
@@ -12597,12 +13161,12 @@
             </w:r>
             <w:r>
               <w:rPr>
-                <w:rFonts w:ascii="Garamond" w:hAnsi="Garamond" w:cs="Garamond"/>
-              </w:rPr>
-            </w:r>
-            <w:r>
-              <w:rPr>
-                <w:rFonts w:ascii="Garamond" w:hAnsi="Garamond" w:cs="Garamond"/>
+                <w:rFonts w:ascii="Garamond" w:hAnsi="Garamond" w:eastAsia="Garamond" w:cs="Garamond"/>
+              </w:rPr>
+            </w:r>
+            <w:r>
+              <w:rPr>
+                <w:rFonts w:ascii="Garamond" w:hAnsi="Garamond" w:eastAsia="Garamond" w:cs="Garamond"/>
               </w:rPr>
             </w:r>
           </w:p>
@@ -12647,12 +13211,12 @@
             </w:r>
             <w:r>
               <w:rPr>
-                <w:rFonts w:ascii="Garamond" w:hAnsi="Garamond" w:cs="Garamond"/>
-              </w:rPr>
-            </w:r>
-            <w:r>
-              <w:rPr>
-                <w:rFonts w:ascii="Garamond" w:hAnsi="Garamond" w:cs="Garamond"/>
+                <w:rFonts w:ascii="Garamond" w:hAnsi="Garamond" w:eastAsia="Garamond" w:cs="Garamond"/>
+              </w:rPr>
+            </w:r>
+            <w:r>
+              <w:rPr>
+                <w:rFonts w:ascii="Garamond" w:hAnsi="Garamond" w:eastAsia="Garamond" w:cs="Garamond"/>
               </w:rPr>
             </w:r>
           </w:p>
@@ -12792,14 +13356,14 @@
             </w:r>
             <w:r>
               <w:rPr>
-                <w:rFonts w:ascii="Garamond" w:hAnsi="Garamond" w:cs="Garamond"/>
+                <w:rFonts w:ascii="Garamond" w:hAnsi="Garamond" w:eastAsia="Garamond" w:cs="Garamond"/>
+                <w:bCs w:val="0"/>
                 <w:i w:val="0"/>
-                <w:iCs w:val="0"/>
-              </w:rPr>
-            </w:r>
-            <w:r>
-              <w:rPr>
-                <w:rFonts w:ascii="Garamond" w:hAnsi="Garamond" w:cs="Garamond"/>
+              </w:rPr>
+            </w:r>
+            <w:r>
+              <w:rPr>
+                <w:rFonts w:ascii="Garamond" w:hAnsi="Garamond" w:eastAsia="Garamond" w:cs="Garamond"/>
                 <w:bCs w:val="0"/>
                 <w:i w:val="0"/>
               </w:rPr>
@@ -12846,12 +13410,12 @@
             </w:r>
             <w:r>
               <w:rPr>
-                <w:rFonts w:ascii="Garamond" w:hAnsi="Garamond" w:cs="Garamond"/>
-              </w:rPr>
-            </w:r>
-            <w:r>
-              <w:rPr>
-                <w:rFonts w:ascii="Garamond" w:hAnsi="Garamond" w:cs="Garamond"/>
+                <w:rFonts w:ascii="Garamond" w:hAnsi="Garamond" w:eastAsia="Garamond" w:cs="Garamond"/>
+              </w:rPr>
+            </w:r>
+            <w:r>
+              <w:rPr>
+                <w:rFonts w:ascii="Garamond" w:hAnsi="Garamond" w:eastAsia="Garamond" w:cs="Garamond"/>
               </w:rPr>
             </w:r>
           </w:p>
@@ -12906,12 +13470,12 @@
             </w:r>
             <w:r>
               <w:rPr>
-                <w:rFonts w:ascii="Garamond" w:hAnsi="Garamond" w:cs="Garamond"/>
-              </w:rPr>
-            </w:r>
-            <w:r>
-              <w:rPr>
-                <w:rFonts w:ascii="Garamond" w:hAnsi="Garamond" w:cs="Garamond"/>
+                <w:rFonts w:ascii="Garamond" w:hAnsi="Garamond" w:eastAsia="Garamond" w:cs="Garamond"/>
+              </w:rPr>
+            </w:r>
+            <w:r>
+              <w:rPr>
+                <w:rFonts w:ascii="Garamond" w:hAnsi="Garamond" w:eastAsia="Garamond" w:cs="Garamond"/>
               </w:rPr>
             </w:r>
           </w:p>
@@ -12934,12 +13498,12 @@
       </w:r>
       <w:r>
         <w:rPr>
-          <w:rFonts w:ascii="Garamond" w:hAnsi="Garamond" w:cs="Garamond"/>
+          <w:rFonts w:ascii="Garamond" w:hAnsi="Garamond" w:eastAsia="Garamond" w:cs="Garamond"/>
         </w:rPr>
       </w:r>
       <w:r>
         <w:rPr>
-          <w:rFonts w:ascii="Garamond" w:hAnsi="Garamond" w:cs="Garamond"/>
+          <w:rFonts w:ascii="Garamond" w:hAnsi="Garamond" w:eastAsia="Garamond" w:cs="Garamond"/>
         </w:rPr>
       </w:r>
     </w:p>
@@ -13026,12 +13590,12 @@
       </w:r>
       <w:r>
         <w:rPr>
-          <w:rFonts w:ascii="Garamond" w:hAnsi="Garamond" w:cs="Garamond"/>
+          <w:rFonts w:ascii="Garamond" w:hAnsi="Garamond" w:eastAsia="Garamond" w:cs="Garamond"/>
         </w:rPr>
       </w:r>
       <w:r>
         <w:rPr>
-          <w:rFonts w:ascii="Garamond" w:hAnsi="Garamond" w:cs="Garamond"/>
+          <w:rFonts w:ascii="Garamond" w:hAnsi="Garamond" w:eastAsia="Garamond" w:cs="Garamond"/>
         </w:rPr>
       </w:r>
     </w:p>
@@ -13051,12 +13615,12 @@
       </w:r>
       <w:r>
         <w:rPr>
-          <w:rFonts w:ascii="Garamond" w:hAnsi="Garamond" w:cs="Garamond"/>
+          <w:rFonts w:ascii="Garamond" w:hAnsi="Garamond" w:eastAsia="Garamond" w:cs="Garamond"/>
         </w:rPr>
       </w:r>
       <w:r>
         <w:rPr>
-          <w:rFonts w:ascii="Garamond" w:hAnsi="Garamond" w:cs="Garamond"/>
+          <w:rFonts w:ascii="Garamond" w:hAnsi="Garamond" w:eastAsia="Garamond" w:cs="Garamond"/>
         </w:rPr>
       </w:r>
     </w:p>
@@ -13086,12 +13650,12 @@
       </w:r>
       <w:r>
         <w:rPr>
-          <w:rFonts w:ascii="Garamond" w:hAnsi="Garamond" w:cs="Garamond"/>
+          <w:rFonts w:ascii="Garamond" w:hAnsi="Garamond" w:eastAsia="Garamond" w:cs="Garamond"/>
         </w:rPr>
       </w:r>
       <w:r>
         <w:rPr>
-          <w:rFonts w:ascii="Garamond" w:hAnsi="Garamond" w:cs="Garamond"/>
+          <w:rFonts w:ascii="Garamond" w:hAnsi="Garamond" w:eastAsia="Garamond" w:cs="Garamond"/>
         </w:rPr>
       </w:r>
     </w:p>
@@ -13121,12 +13685,12 @@
       </w:r>
       <w:r>
         <w:rPr>
-          <w:rFonts w:ascii="Garamond" w:hAnsi="Garamond" w:cs="Garamond"/>
+          <w:rFonts w:ascii="Garamond" w:hAnsi="Garamond" w:eastAsia="Garamond" w:cs="Garamond"/>
         </w:rPr>
       </w:r>
       <w:r>
         <w:rPr>
-          <w:rFonts w:ascii="Garamond" w:hAnsi="Garamond" w:cs="Garamond"/>
+          <w:rFonts w:ascii="Garamond" w:hAnsi="Garamond" w:eastAsia="Garamond" w:cs="Garamond"/>
         </w:rPr>
       </w:r>
     </w:p>
@@ -13154,12 +13718,12 @@
       </w:r>
       <w:r>
         <w:rPr>
-          <w:rFonts w:ascii="Garamond" w:hAnsi="Garamond" w:cs="Garamond"/>
+          <w:rFonts w:ascii="Garamond" w:hAnsi="Garamond" w:eastAsia="Garamond" w:cs="Garamond"/>
         </w:rPr>
       </w:r>
       <w:r>
         <w:rPr>
-          <w:rFonts w:ascii="Garamond" w:hAnsi="Garamond" w:cs="Garamond"/>
+          <w:rFonts w:ascii="Garamond" w:hAnsi="Garamond" w:eastAsia="Garamond" w:cs="Garamond"/>
         </w:rPr>
       </w:r>
     </w:p>
@@ -13179,17 +13743,17 @@
       </w:pPr>
       <w:r>
         <w:rPr>
-          <w:rFonts w:ascii="Garamond" w:hAnsi="Garamond" w:cs="Garamond"/>
+          <w:rFonts w:ascii="Garamond" w:hAnsi="Garamond" w:eastAsia="Garamond" w:cs="Garamond"/>
         </w:rPr>
       </w:r>
       <w:r>
         <w:rPr>
-          <w:rFonts w:ascii="Garamond" w:hAnsi="Garamond" w:cs="Garamond"/>
+          <w:rFonts w:ascii="Garamond" w:hAnsi="Garamond" w:eastAsia="Garamond" w:cs="Garamond"/>
         </w:rPr>
       </w:r>
       <w:r>
         <w:rPr>
-          <w:rFonts w:ascii="Garamond" w:hAnsi="Garamond" w:cs="Garamond"/>
+          <w:rFonts w:ascii="Garamond" w:hAnsi="Garamond" w:eastAsia="Garamond" w:cs="Garamond"/>
         </w:rPr>
       </w:r>
     </w:p>
@@ -13209,17 +13773,17 @@
       </w:pPr>
       <w:r>
         <w:rPr>
-          <w:rFonts w:ascii="Garamond" w:hAnsi="Garamond" w:cs="Garamond"/>
+          <w:rFonts w:ascii="Garamond" w:hAnsi="Garamond" w:eastAsia="Garamond" w:cs="Garamond"/>
         </w:rPr>
       </w:r>
       <w:r>
         <w:rPr>
-          <w:rFonts w:ascii="Garamond" w:hAnsi="Garamond" w:cs="Garamond"/>
+          <w:rFonts w:ascii="Garamond" w:hAnsi="Garamond" w:eastAsia="Garamond" w:cs="Garamond"/>
         </w:rPr>
       </w:r>
       <w:r>
         <w:rPr>
-          <w:rFonts w:ascii="Garamond" w:hAnsi="Garamond" w:cs="Garamond"/>
+          <w:rFonts w:ascii="Garamond" w:hAnsi="Garamond" w:eastAsia="Garamond" w:cs="Garamond"/>
         </w:rPr>
       </w:r>
     </w:p>
@@ -13240,13 +13804,19 @@
       </w:pPr>
       <w:r>
         <w:rPr>
-          <w:rFonts w:ascii="Garamond" w:hAnsi="Garamond" w:cs="Garamond"/>
+          <w:rFonts w:ascii="Garamond" w:hAnsi="Garamond" w:eastAsia="Garamond" w:cs="Garamond"/>
         </w:rPr>
         <w:t xml:space="preserve">Haute priorite</w:t>
       </w:r>
       <w:r>
         <w:rPr>
-          <w:rFonts w:ascii="Garamond" w:hAnsi="Garamond" w:cs="Garamond"/>
+          <w:rFonts w:ascii="Garamond" w:hAnsi="Garamond" w:eastAsia="Garamond" w:cs="Garamond"/>
+          <w:highlight w:val="none"/>
+        </w:rPr>
+      </w:r>
+      <w:r>
+        <w:rPr>
+          <w:rFonts w:ascii="Garamond" w:hAnsi="Garamond" w:eastAsia="Garamond" w:cs="Garamond"/>
           <w:highlight w:val="none"/>
         </w:rPr>
       </w:r>
@@ -13297,12 +13867,12 @@
             </w:r>
             <w:r>
               <w:rPr>
-                <w:rFonts w:ascii="Garamond" w:hAnsi="Garamond" w:cs="Garamond"/>
-              </w:rPr>
-            </w:r>
-            <w:r>
-              <w:rPr>
-                <w:rFonts w:ascii="Garamond" w:hAnsi="Garamond" w:cs="Garamond"/>
+                <w:rFonts w:ascii="Garamond" w:hAnsi="Garamond" w:eastAsia="Garamond" w:cs="Garamond"/>
+              </w:rPr>
+            </w:r>
+            <w:r>
+              <w:rPr>
+                <w:rFonts w:ascii="Garamond" w:hAnsi="Garamond" w:eastAsia="Garamond" w:cs="Garamond"/>
               </w:rPr>
             </w:r>
           </w:p>
@@ -13339,12 +13909,12 @@
             </w:r>
             <w:r>
               <w:rPr>
-                <w:rFonts w:ascii="Garamond" w:hAnsi="Garamond" w:cs="Garamond"/>
-              </w:rPr>
-            </w:r>
-            <w:r>
-              <w:rPr>
-                <w:rFonts w:ascii="Garamond" w:hAnsi="Garamond" w:cs="Garamond"/>
+                <w:rFonts w:ascii="Garamond" w:hAnsi="Garamond" w:eastAsia="Garamond" w:cs="Garamond"/>
+              </w:rPr>
+            </w:r>
+            <w:r>
+              <w:rPr>
+                <w:rFonts w:ascii="Garamond" w:hAnsi="Garamond" w:eastAsia="Garamond" w:cs="Garamond"/>
               </w:rPr>
             </w:r>
           </w:p>
@@ -13382,12 +13952,12 @@
             </w:r>
             <w:r>
               <w:rPr>
-                <w:rFonts w:ascii="Garamond" w:hAnsi="Garamond" w:cs="Garamond"/>
-              </w:rPr>
-            </w:r>
-            <w:r>
-              <w:rPr>
-                <w:rFonts w:ascii="Garamond" w:hAnsi="Garamond" w:cs="Garamond"/>
+                <w:rFonts w:ascii="Garamond" w:hAnsi="Garamond" w:eastAsia="Garamond" w:cs="Garamond"/>
+              </w:rPr>
+            </w:r>
+            <w:r>
+              <w:rPr>
+                <w:rFonts w:ascii="Garamond" w:hAnsi="Garamond" w:eastAsia="Garamond" w:cs="Garamond"/>
               </w:rPr>
             </w:r>
           </w:p>
@@ -13422,12 +13992,12 @@
             </w:r>
             <w:r>
               <w:rPr>
-                <w:rFonts w:ascii="Garamond" w:hAnsi="Garamond" w:cs="Garamond"/>
-              </w:rPr>
-            </w:r>
-            <w:r>
-              <w:rPr>
-                <w:rFonts w:ascii="Garamond" w:hAnsi="Garamond" w:cs="Garamond"/>
+                <w:rFonts w:ascii="Garamond" w:hAnsi="Garamond" w:eastAsia="Garamond" w:cs="Garamond"/>
+              </w:rPr>
+            </w:r>
+            <w:r>
+              <w:rPr>
+                <w:rFonts w:ascii="Garamond" w:hAnsi="Garamond" w:eastAsia="Garamond" w:cs="Garamond"/>
               </w:rPr>
             </w:r>
           </w:p>
@@ -13465,12 +14035,12 @@
             </w:r>
             <w:r>
               <w:rPr>
-                <w:rFonts w:ascii="Garamond" w:hAnsi="Garamond" w:cs="Garamond"/>
-              </w:rPr>
-            </w:r>
-            <w:r>
-              <w:rPr>
-                <w:rFonts w:ascii="Garamond" w:hAnsi="Garamond" w:cs="Garamond"/>
+                <w:rFonts w:ascii="Garamond" w:hAnsi="Garamond" w:eastAsia="Garamond" w:cs="Garamond"/>
+              </w:rPr>
+            </w:r>
+            <w:r>
+              <w:rPr>
+                <w:rFonts w:ascii="Garamond" w:hAnsi="Garamond" w:eastAsia="Garamond" w:cs="Garamond"/>
               </w:rPr>
             </w:r>
           </w:p>
@@ -13505,12 +14075,12 @@
             </w:r>
             <w:r>
               <w:rPr>
-                <w:rFonts w:ascii="Garamond" w:hAnsi="Garamond" w:cs="Garamond"/>
-              </w:rPr>
-            </w:r>
-            <w:r>
-              <w:rPr>
-                <w:rFonts w:ascii="Garamond" w:hAnsi="Garamond" w:cs="Garamond"/>
+                <w:rFonts w:ascii="Garamond" w:hAnsi="Garamond" w:eastAsia="Garamond" w:cs="Garamond"/>
+              </w:rPr>
+            </w:r>
+            <w:r>
+              <w:rPr>
+                <w:rFonts w:ascii="Garamond" w:hAnsi="Garamond" w:eastAsia="Garamond" w:cs="Garamond"/>
               </w:rPr>
             </w:r>
           </w:p>
@@ -13548,12 +14118,12 @@
             </w:r>
             <w:r>
               <w:rPr>
-                <w:rFonts w:ascii="Garamond" w:hAnsi="Garamond" w:cs="Garamond"/>
-              </w:rPr>
-            </w:r>
-            <w:r>
-              <w:rPr>
-                <w:rFonts w:ascii="Garamond" w:hAnsi="Garamond" w:cs="Garamond"/>
+                <w:rFonts w:ascii="Garamond" w:hAnsi="Garamond" w:eastAsia="Garamond" w:cs="Garamond"/>
+              </w:rPr>
+            </w:r>
+            <w:r>
+              <w:rPr>
+                <w:rFonts w:ascii="Garamond" w:hAnsi="Garamond" w:eastAsia="Garamond" w:cs="Garamond"/>
               </w:rPr>
             </w:r>
           </w:p>
@@ -13588,12 +14158,12 @@
             </w:r>
             <w:r>
               <w:rPr>
-                <w:rFonts w:ascii="Garamond" w:hAnsi="Garamond" w:cs="Garamond"/>
-              </w:rPr>
-            </w:r>
-            <w:r>
-              <w:rPr>
-                <w:rFonts w:ascii="Garamond" w:hAnsi="Garamond" w:cs="Garamond"/>
+                <w:rFonts w:ascii="Garamond" w:hAnsi="Garamond" w:eastAsia="Garamond" w:cs="Garamond"/>
+              </w:rPr>
+            </w:r>
+            <w:r>
+              <w:rPr>
+                <w:rFonts w:ascii="Garamond" w:hAnsi="Garamond" w:eastAsia="Garamond" w:cs="Garamond"/>
               </w:rPr>
             </w:r>
           </w:p>
@@ -13631,12 +14201,12 @@
             </w:r>
             <w:r>
               <w:rPr>
-                <w:rFonts w:ascii="Garamond" w:hAnsi="Garamond" w:cs="Garamond"/>
-              </w:rPr>
-            </w:r>
-            <w:r>
-              <w:rPr>
-                <w:rFonts w:ascii="Garamond" w:hAnsi="Garamond" w:cs="Garamond"/>
+                <w:rFonts w:ascii="Garamond" w:hAnsi="Garamond" w:eastAsia="Garamond" w:cs="Garamond"/>
+              </w:rPr>
+            </w:r>
+            <w:r>
+              <w:rPr>
+                <w:rFonts w:ascii="Garamond" w:hAnsi="Garamond" w:eastAsia="Garamond" w:cs="Garamond"/>
               </w:rPr>
             </w:r>
           </w:p>
@@ -13671,12 +14241,12 @@
             </w:r>
             <w:r>
               <w:rPr>
-                <w:rFonts w:ascii="Garamond" w:hAnsi="Garamond" w:cs="Garamond"/>
-              </w:rPr>
-            </w:r>
-            <w:r>
-              <w:rPr>
-                <w:rFonts w:ascii="Garamond" w:hAnsi="Garamond" w:cs="Garamond"/>
+                <w:rFonts w:ascii="Garamond" w:hAnsi="Garamond" w:eastAsia="Garamond" w:cs="Garamond"/>
+              </w:rPr>
+            </w:r>
+            <w:r>
+              <w:rPr>
+                <w:rFonts w:ascii="Garamond" w:hAnsi="Garamond" w:eastAsia="Garamond" w:cs="Garamond"/>
               </w:rPr>
             </w:r>
           </w:p>
@@ -13714,12 +14284,12 @@
             </w:r>
             <w:r>
               <w:rPr>
-                <w:rFonts w:ascii="Garamond" w:hAnsi="Garamond" w:cs="Garamond"/>
-              </w:rPr>
-            </w:r>
-            <w:r>
-              <w:rPr>
-                <w:rFonts w:ascii="Garamond" w:hAnsi="Garamond" w:cs="Garamond"/>
+                <w:rFonts w:ascii="Garamond" w:hAnsi="Garamond" w:eastAsia="Garamond" w:cs="Garamond"/>
+              </w:rPr>
+            </w:r>
+            <w:r>
+              <w:rPr>
+                <w:rFonts w:ascii="Garamond" w:hAnsi="Garamond" w:eastAsia="Garamond" w:cs="Garamond"/>
               </w:rPr>
             </w:r>
           </w:p>
@@ -13754,12 +14324,12 @@
             </w:r>
             <w:r>
               <w:rPr>
-                <w:rFonts w:ascii="Garamond" w:hAnsi="Garamond" w:cs="Garamond"/>
-              </w:rPr>
-            </w:r>
-            <w:r>
-              <w:rPr>
-                <w:rFonts w:ascii="Garamond" w:hAnsi="Garamond" w:cs="Garamond"/>
+                <w:rFonts w:ascii="Garamond" w:hAnsi="Garamond" w:eastAsia="Garamond" w:cs="Garamond"/>
+              </w:rPr>
+            </w:r>
+            <w:r>
+              <w:rPr>
+                <w:rFonts w:ascii="Garamond" w:hAnsi="Garamond" w:eastAsia="Garamond" w:cs="Garamond"/>
               </w:rPr>
             </w:r>
           </w:p>
@@ -13797,12 +14367,12 @@
             </w:r>
             <w:r>
               <w:rPr>
-                <w:rFonts w:ascii="Garamond" w:hAnsi="Garamond" w:cs="Garamond"/>
-              </w:rPr>
-            </w:r>
-            <w:r>
-              <w:rPr>
-                <w:rFonts w:ascii="Garamond" w:hAnsi="Garamond" w:cs="Garamond"/>
+                <w:rFonts w:ascii="Garamond" w:hAnsi="Garamond" w:eastAsia="Garamond" w:cs="Garamond"/>
+              </w:rPr>
+            </w:r>
+            <w:r>
+              <w:rPr>
+                <w:rFonts w:ascii="Garamond" w:hAnsi="Garamond" w:eastAsia="Garamond" w:cs="Garamond"/>
               </w:rPr>
             </w:r>
           </w:p>
@@ -13837,12 +14407,12 @@
             </w:r>
             <w:r>
               <w:rPr>
-                <w:rFonts w:ascii="Garamond" w:hAnsi="Garamond" w:cs="Garamond"/>
-              </w:rPr>
-            </w:r>
-            <w:r>
-              <w:rPr>
-                <w:rFonts w:ascii="Garamond" w:hAnsi="Garamond" w:cs="Garamond"/>
+                <w:rFonts w:ascii="Garamond" w:hAnsi="Garamond" w:eastAsia="Garamond" w:cs="Garamond"/>
+              </w:rPr>
+            </w:r>
+            <w:r>
+              <w:rPr>
+                <w:rFonts w:ascii="Garamond" w:hAnsi="Garamond" w:eastAsia="Garamond" w:cs="Garamond"/>
               </w:rPr>
             </w:r>
           </w:p>
@@ -13880,12 +14450,12 @@
             </w:r>
             <w:r>
               <w:rPr>
-                <w:rFonts w:ascii="Garamond" w:hAnsi="Garamond" w:cs="Garamond"/>
-              </w:rPr>
-            </w:r>
-            <w:r>
-              <w:rPr>
-                <w:rFonts w:ascii="Garamond" w:hAnsi="Garamond" w:cs="Garamond"/>
+                <w:rFonts w:ascii="Garamond" w:hAnsi="Garamond" w:eastAsia="Garamond" w:cs="Garamond"/>
+              </w:rPr>
+            </w:r>
+            <w:r>
+              <w:rPr>
+                <w:rFonts w:ascii="Garamond" w:hAnsi="Garamond" w:eastAsia="Garamond" w:cs="Garamond"/>
               </w:rPr>
             </w:r>
           </w:p>
@@ -13920,12 +14490,12 @@
             </w:r>
             <w:r>
               <w:rPr>
-                <w:rFonts w:ascii="Garamond" w:hAnsi="Garamond" w:cs="Garamond"/>
-              </w:rPr>
-            </w:r>
-            <w:r>
-              <w:rPr>
-                <w:rFonts w:ascii="Garamond" w:hAnsi="Garamond" w:cs="Garamond"/>
+                <w:rFonts w:ascii="Garamond" w:hAnsi="Garamond" w:eastAsia="Garamond" w:cs="Garamond"/>
+              </w:rPr>
+            </w:r>
+            <w:r>
+              <w:rPr>
+                <w:rFonts w:ascii="Garamond" w:hAnsi="Garamond" w:eastAsia="Garamond" w:cs="Garamond"/>
               </w:rPr>
             </w:r>
           </w:p>
@@ -13963,12 +14533,12 @@
             </w:r>
             <w:r>
               <w:rPr>
-                <w:rFonts w:ascii="Garamond" w:hAnsi="Garamond" w:cs="Garamond"/>
-              </w:rPr>
-            </w:r>
-            <w:r>
-              <w:rPr>
-                <w:rFonts w:ascii="Garamond" w:hAnsi="Garamond" w:cs="Garamond"/>
+                <w:rFonts w:ascii="Garamond" w:hAnsi="Garamond" w:eastAsia="Garamond" w:cs="Garamond"/>
+              </w:rPr>
+            </w:r>
+            <w:r>
+              <w:rPr>
+                <w:rFonts w:ascii="Garamond" w:hAnsi="Garamond" w:eastAsia="Garamond" w:cs="Garamond"/>
               </w:rPr>
             </w:r>
           </w:p>
@@ -14003,12 +14573,12 @@
             </w:r>
             <w:r>
               <w:rPr>
-                <w:rFonts w:ascii="Garamond" w:hAnsi="Garamond" w:cs="Garamond"/>
-              </w:rPr>
-            </w:r>
-            <w:r>
-              <w:rPr>
-                <w:rFonts w:ascii="Garamond" w:hAnsi="Garamond" w:cs="Garamond"/>
+                <w:rFonts w:ascii="Garamond" w:hAnsi="Garamond" w:eastAsia="Garamond" w:cs="Garamond"/>
+              </w:rPr>
+            </w:r>
+            <w:r>
+              <w:rPr>
+                <w:rFonts w:ascii="Garamond" w:hAnsi="Garamond" w:eastAsia="Garamond" w:cs="Garamond"/>
               </w:rPr>
             </w:r>
           </w:p>
@@ -14046,12 +14616,12 @@
             </w:r>
             <w:r>
               <w:rPr>
-                <w:rFonts w:ascii="Garamond" w:hAnsi="Garamond" w:cs="Garamond"/>
-              </w:rPr>
-            </w:r>
-            <w:r>
-              <w:rPr>
-                <w:rFonts w:ascii="Garamond" w:hAnsi="Garamond" w:cs="Garamond"/>
+                <w:rFonts w:ascii="Garamond" w:hAnsi="Garamond" w:eastAsia="Garamond" w:cs="Garamond"/>
+              </w:rPr>
+            </w:r>
+            <w:r>
+              <w:rPr>
+                <w:rFonts w:ascii="Garamond" w:hAnsi="Garamond" w:eastAsia="Garamond" w:cs="Garamond"/>
               </w:rPr>
             </w:r>
           </w:p>
@@ -14086,12 +14656,12 @@
             </w:r>
             <w:r>
               <w:rPr>
-                <w:rFonts w:ascii="Garamond" w:hAnsi="Garamond" w:cs="Garamond"/>
-              </w:rPr>
-            </w:r>
-            <w:r>
-              <w:rPr>
-                <w:rFonts w:ascii="Garamond" w:hAnsi="Garamond" w:cs="Garamond"/>
+                <w:rFonts w:ascii="Garamond" w:hAnsi="Garamond" w:eastAsia="Garamond" w:cs="Garamond"/>
+              </w:rPr>
+            </w:r>
+            <w:r>
+              <w:rPr>
+                <w:rFonts w:ascii="Garamond" w:hAnsi="Garamond" w:eastAsia="Garamond" w:cs="Garamond"/>
               </w:rPr>
             </w:r>
           </w:p>
@@ -14129,12 +14699,12 @@
             </w:r>
             <w:r>
               <w:rPr>
-                <w:rFonts w:ascii="Garamond" w:hAnsi="Garamond" w:cs="Garamond"/>
-              </w:rPr>
-            </w:r>
-            <w:r>
-              <w:rPr>
-                <w:rFonts w:ascii="Garamond" w:hAnsi="Garamond" w:cs="Garamond"/>
+                <w:rFonts w:ascii="Garamond" w:hAnsi="Garamond" w:eastAsia="Garamond" w:cs="Garamond"/>
+              </w:rPr>
+            </w:r>
+            <w:r>
+              <w:rPr>
+                <w:rFonts w:ascii="Garamond" w:hAnsi="Garamond" w:eastAsia="Garamond" w:cs="Garamond"/>
               </w:rPr>
             </w:r>
           </w:p>
@@ -14169,12 +14739,12 @@
             </w:r>
             <w:r>
               <w:rPr>
-                <w:rFonts w:ascii="Garamond" w:hAnsi="Garamond" w:cs="Garamond"/>
-              </w:rPr>
-            </w:r>
-            <w:r>
-              <w:rPr>
-                <w:rFonts w:ascii="Garamond" w:hAnsi="Garamond" w:cs="Garamond"/>
+                <w:rFonts w:ascii="Garamond" w:hAnsi="Garamond" w:eastAsia="Garamond" w:cs="Garamond"/>
+              </w:rPr>
+            </w:r>
+            <w:r>
+              <w:rPr>
+                <w:rFonts w:ascii="Garamond" w:hAnsi="Garamond" w:eastAsia="Garamond" w:cs="Garamond"/>
               </w:rPr>
             </w:r>
           </w:p>
@@ -14212,12 +14782,12 @@
             </w:r>
             <w:r>
               <w:rPr>
-                <w:rFonts w:ascii="Garamond" w:hAnsi="Garamond" w:cs="Garamond"/>
-              </w:rPr>
-            </w:r>
-            <w:r>
-              <w:rPr>
-                <w:rFonts w:ascii="Garamond" w:hAnsi="Garamond" w:cs="Garamond"/>
+                <w:rFonts w:ascii="Garamond" w:hAnsi="Garamond" w:eastAsia="Garamond" w:cs="Garamond"/>
+              </w:rPr>
+            </w:r>
+            <w:r>
+              <w:rPr>
+                <w:rFonts w:ascii="Garamond" w:hAnsi="Garamond" w:eastAsia="Garamond" w:cs="Garamond"/>
               </w:rPr>
             </w:r>
           </w:p>
@@ -14252,12 +14822,12 @@
             </w:r>
             <w:r>
               <w:rPr>
-                <w:rFonts w:ascii="Garamond" w:hAnsi="Garamond" w:cs="Garamond"/>
-              </w:rPr>
-            </w:r>
-            <w:r>
-              <w:rPr>
-                <w:rFonts w:ascii="Garamond" w:hAnsi="Garamond" w:cs="Garamond"/>
+                <w:rFonts w:ascii="Garamond" w:hAnsi="Garamond" w:eastAsia="Garamond" w:cs="Garamond"/>
+              </w:rPr>
+            </w:r>
+            <w:r>
+              <w:rPr>
+                <w:rFonts w:ascii="Garamond" w:hAnsi="Garamond" w:eastAsia="Garamond" w:cs="Garamond"/>
               </w:rPr>
             </w:r>
           </w:p>
@@ -14281,19 +14851,19 @@
       </w:pPr>
       <w:r>
         <w:rPr>
-          <w:rFonts w:ascii="Garamond" w:hAnsi="Garamond" w:cs="Garamond"/>
+          <w:rFonts w:ascii="Garamond" w:hAnsi="Garamond" w:eastAsia="Garamond" w:cs="Garamond"/>
           <w:highlight w:val="none"/>
         </w:rPr>
       </w:r>
       <w:r>
         <w:rPr>
-          <w:rFonts w:ascii="Garamond" w:hAnsi="Garamond" w:cs="Garamond"/>
+          <w:rFonts w:ascii="Garamond" w:hAnsi="Garamond" w:eastAsia="Garamond" w:cs="Garamond"/>
           <w:highlight w:val="none"/>
         </w:rPr>
       </w:r>
       <w:r>
         <w:rPr>
-          <w:rFonts w:ascii="Garamond" w:hAnsi="Garamond" w:cs="Garamond"/>
+          <w:rFonts w:ascii="Garamond" w:hAnsi="Garamond" w:eastAsia="Garamond" w:cs="Garamond"/>
           <w:highlight w:val="none"/>
         </w:rPr>
       </w:r>
@@ -14315,14 +14885,20 @@
       </w:pPr>
       <w:r>
         <w:rPr>
-          <w:rFonts w:ascii="Garamond" w:hAnsi="Garamond" w:cs="Garamond"/>
+          <w:rFonts w:ascii="Garamond" w:hAnsi="Garamond" w:eastAsia="Garamond" w:cs="Garamond"/>
           <w:highlight w:val="none"/>
         </w:rPr>
         <w:t xml:space="preserve">Moyenne priorite</w:t>
       </w:r>
       <w:r>
         <w:rPr>
-          <w:rFonts w:ascii="Garamond" w:hAnsi="Garamond" w:cs="Garamond"/>
+          <w:rFonts w:ascii="Garamond" w:hAnsi="Garamond" w:eastAsia="Garamond" w:cs="Garamond"/>
+          <w:highlight w:val="none"/>
+        </w:rPr>
+      </w:r>
+      <w:r>
+        <w:rPr>
+          <w:rFonts w:ascii="Garamond" w:hAnsi="Garamond" w:eastAsia="Garamond" w:cs="Garamond"/>
           <w:highlight w:val="none"/>
         </w:rPr>
       </w:r>
@@ -14367,7 +14943,9 @@
               <w:spacing/>
               <w:ind/>
               <w:jc w:val="center"/>
-              <w:rPr/>
+              <w:rPr>
+                <w:rFonts w:ascii="Garamond" w:hAnsi="Garamond" w:cs="Garamond"/>
+              </w:rPr>
             </w:pPr>
             <w:r>
               <w:rPr>
@@ -14382,8 +14960,11 @@
               </w:rPr>
               <w:t xml:space="preserve">N°</w:t>
             </w:r>
-            <w:r/>
-            <w:r/>
+            <w:r>
+              <w:rPr>
+                <w:rFonts w:ascii="Garamond" w:hAnsi="Garamond" w:eastAsia="Garamond" w:cs="Garamond"/>
+              </w:rPr>
+            </w:r>
           </w:p>
         </w:tc>
         <w:tc>
@@ -14410,7 +14991,9 @@
               <w:spacing/>
               <w:ind/>
               <w:jc w:val="center"/>
-              <w:rPr/>
+              <w:rPr>
+                <w:rFonts w:ascii="Garamond" w:hAnsi="Garamond" w:cs="Garamond"/>
+              </w:rPr>
             </w:pPr>
             <w:r>
               <w:rPr>
@@ -14425,8 +15008,11 @@
               </w:rPr>
               <w:t xml:space="preserve">User story</w:t>
             </w:r>
-            <w:r/>
-            <w:r/>
+            <w:r>
+              <w:rPr>
+                <w:rFonts w:ascii="Garamond" w:hAnsi="Garamond" w:eastAsia="Garamond" w:cs="Garamond"/>
+              </w:rPr>
+            </w:r>
           </w:p>
         </w:tc>
       </w:tr>
@@ -14457,7 +15043,9 @@
               <w:spacing/>
               <w:ind/>
               <w:jc w:val="left"/>
-              <w:rPr/>
+              <w:rPr>
+                <w:rFonts w:ascii="Garamond" w:hAnsi="Garamond" w:cs="Garamond"/>
+              </w:rPr>
             </w:pPr>
             <w:r>
               <w:rPr>
@@ -14472,8 +15060,11 @@
               </w:rPr>
               <w:t xml:space="preserve">US03</w:t>
             </w:r>
-            <w:r/>
-            <w:r/>
+            <w:r>
+              <w:rPr>
+                <w:rFonts w:ascii="Garamond" w:hAnsi="Garamond" w:eastAsia="Garamond" w:cs="Garamond"/>
+              </w:rPr>
+            </w:r>
           </w:p>
         </w:tc>
         <w:tc>
@@ -14499,7 +15090,9 @@
               <w:spacing/>
               <w:ind/>
               <w:jc w:val="left"/>
-              <w:rPr/>
+              <w:rPr>
+                <w:rFonts w:ascii="Garamond" w:hAnsi="Garamond" w:cs="Garamond"/>
+              </w:rPr>
             </w:pPr>
             <w:r>
               <w:rPr>
@@ -14514,8 +15107,11 @@
               </w:rPr>
               <w:t xml:space="preserve">En tant qu'administrateur, je veux consulter le journal d'audit</w:t>
             </w:r>
-            <w:r/>
-            <w:r/>
+            <w:r>
+              <w:rPr>
+                <w:rFonts w:ascii="Garamond" w:hAnsi="Garamond" w:eastAsia="Garamond" w:cs="Garamond"/>
+              </w:rPr>
+            </w:r>
           </w:p>
         </w:tc>
       </w:tr>
@@ -14546,7 +15142,9 @@
               <w:spacing/>
               <w:ind/>
               <w:jc w:val="left"/>
-              <w:rPr/>
+              <w:rPr>
+                <w:rFonts w:ascii="Garamond" w:hAnsi="Garamond" w:cs="Garamond"/>
+              </w:rPr>
             </w:pPr>
             <w:r>
               <w:rPr>
@@ -14561,8 +15159,11 @@
               </w:rPr>
               <w:t xml:space="preserve">US14</w:t>
             </w:r>
-            <w:r/>
-            <w:r/>
+            <w:r>
+              <w:rPr>
+                <w:rFonts w:ascii="Garamond" w:hAnsi="Garamond" w:eastAsia="Garamond" w:cs="Garamond"/>
+              </w:rPr>
+            </w:r>
           </w:p>
         </w:tc>
         <w:tc>
@@ -14588,7 +15189,9 @@
               <w:spacing/>
               <w:ind/>
               <w:jc w:val="left"/>
-              <w:rPr/>
+              <w:rPr>
+                <w:rFonts w:ascii="Garamond" w:hAnsi="Garamond" w:cs="Garamond"/>
+              </w:rPr>
             </w:pPr>
             <w:r>
               <w:rPr>
@@ -14603,8 +15206,11 @@
               </w:rPr>
               <w:t xml:space="preserve">En tant qu'agent financier, je veux consulter et exporter le bilan</w:t>
             </w:r>
-            <w:r/>
-            <w:r/>
+            <w:r>
+              <w:rPr>
+                <w:rFonts w:ascii="Garamond" w:hAnsi="Garamond" w:eastAsia="Garamond" w:cs="Garamond"/>
+              </w:rPr>
+            </w:r>
           </w:p>
         </w:tc>
       </w:tr>
@@ -14635,7 +15241,9 @@
               <w:spacing/>
               <w:ind/>
               <w:jc w:val="left"/>
-              <w:rPr/>
+              <w:rPr>
+                <w:rFonts w:ascii="Garamond" w:hAnsi="Garamond" w:cs="Garamond"/>
+              </w:rPr>
             </w:pPr>
             <w:r>
               <w:rPr>
@@ -14650,8 +15258,11 @@
               </w:rPr>
               <w:t xml:space="preserve">US15</w:t>
             </w:r>
-            <w:r/>
-            <w:r/>
+            <w:r>
+              <w:rPr>
+                <w:rFonts w:ascii="Garamond" w:hAnsi="Garamond" w:eastAsia="Garamond" w:cs="Garamond"/>
+              </w:rPr>
+            </w:r>
           </w:p>
         </w:tc>
         <w:tc>
@@ -14677,7 +15288,9 @@
               <w:spacing/>
               <w:ind/>
               <w:jc w:val="left"/>
-              <w:rPr/>
+              <w:rPr>
+                <w:rFonts w:ascii="Garamond" w:hAnsi="Garamond" w:cs="Garamond"/>
+              </w:rPr>
             </w:pPr>
             <w:r>
               <w:rPr>
@@ -14692,8 +15305,11 @@
               </w:rPr>
               <w:t xml:space="preserve">En tant que DAF, je veux produire un rapport d'exécution budgétaire</w:t>
             </w:r>
-            <w:r/>
-            <w:r/>
+            <w:r>
+              <w:rPr>
+                <w:rFonts w:ascii="Garamond" w:hAnsi="Garamond" w:eastAsia="Garamond" w:cs="Garamond"/>
+              </w:rPr>
+            </w:r>
           </w:p>
         </w:tc>
       </w:tr>
@@ -14715,19 +15331,19 @@
       </w:pPr>
       <w:r>
         <w:rPr>
-          <w:rFonts w:ascii="Garamond" w:hAnsi="Garamond" w:cs="Garamond"/>
+          <w:rFonts w:ascii="Garamond" w:hAnsi="Garamond" w:eastAsia="Garamond" w:cs="Garamond"/>
           <w:highlight w:val="none"/>
         </w:rPr>
       </w:r>
       <w:r>
         <w:rPr>
-          <w:rFonts w:ascii="Garamond" w:hAnsi="Garamond" w:cs="Garamond"/>
+          <w:rFonts w:ascii="Garamond" w:hAnsi="Garamond" w:eastAsia="Garamond" w:cs="Garamond"/>
           <w:highlight w:val="none"/>
         </w:rPr>
       </w:r>
       <w:r>
         <w:rPr>
-          <w:rFonts w:ascii="Garamond" w:hAnsi="Garamond" w:cs="Garamond"/>
+          <w:rFonts w:ascii="Garamond" w:hAnsi="Garamond" w:eastAsia="Garamond" w:cs="Garamond"/>
           <w:highlight w:val="none"/>
         </w:rPr>
       </w:r>
@@ -14749,20 +15365,20 @@
       </w:pPr>
       <w:r>
         <w:rPr>
-          <w:rFonts w:ascii="Garamond" w:hAnsi="Garamond" w:cs="Garamond"/>
+          <w:rFonts w:ascii="Garamond" w:hAnsi="Garamond" w:eastAsia="Garamond" w:cs="Garamond"/>
           <w:highlight w:val="none"/>
         </w:rPr>
         <w:t xml:space="preserve">Basse priorite</w:t>
       </w:r>
       <w:r>
         <w:rPr>
-          <w:rFonts w:ascii="Garamond" w:hAnsi="Garamond" w:cs="Garamond"/>
-          <w:highlight w:val="none"/>
+          <w:rFonts w:ascii="Garamond" w:hAnsi="Garamond" w:eastAsia="Garamond" w:cs="Garamond"/>
         </w:rPr>
       </w:r>
       <w:r>
         <w:rPr>
-          <w:rFonts w:ascii="Garamond" w:hAnsi="Garamond" w:cs="Garamond"/>
+          <w:rFonts w:ascii="Garamond" w:hAnsi="Garamond" w:eastAsia="Garamond" w:cs="Garamond"/>
+          <w:highlight w:val="none"/>
         </w:rPr>
       </w:r>
     </w:p>
@@ -14806,7 +15422,9 @@
               <w:spacing/>
               <w:ind/>
               <w:jc w:val="center"/>
-              <w:rPr/>
+              <w:rPr>
+                <w:rFonts w:ascii="Garamond" w:hAnsi="Garamond" w:cs="Garamond"/>
+              </w:rPr>
             </w:pPr>
             <w:r>
               <w:rPr>
@@ -14821,8 +15439,11 @@
               </w:rPr>
               <w:t xml:space="preserve">N°</w:t>
             </w:r>
-            <w:r/>
-            <w:r/>
+            <w:r>
+              <w:rPr>
+                <w:rFonts w:ascii="Garamond" w:hAnsi="Garamond" w:eastAsia="Garamond" w:cs="Garamond"/>
+              </w:rPr>
+            </w:r>
           </w:p>
         </w:tc>
         <w:tc>
@@ -14849,7 +15470,9 @@
               <w:spacing/>
               <w:ind/>
               <w:jc w:val="center"/>
-              <w:rPr/>
+              <w:rPr>
+                <w:rFonts w:ascii="Garamond" w:hAnsi="Garamond" w:cs="Garamond"/>
+              </w:rPr>
             </w:pPr>
             <w:r>
               <w:rPr>
@@ -14864,8 +15487,11 @@
               </w:rPr>
               <w:t xml:space="preserve">User story</w:t>
             </w:r>
-            <w:r/>
-            <w:r/>
+            <w:r>
+              <w:rPr>
+                <w:rFonts w:ascii="Garamond" w:hAnsi="Garamond" w:eastAsia="Garamond" w:cs="Garamond"/>
+              </w:rPr>
+            </w:r>
           </w:p>
         </w:tc>
       </w:tr>
@@ -14896,7 +15522,9 @@
               <w:spacing/>
               <w:ind/>
               <w:jc w:val="left"/>
-              <w:rPr/>
+              <w:rPr>
+                <w:rFonts w:ascii="Garamond" w:hAnsi="Garamond" w:cs="Garamond"/>
+              </w:rPr>
             </w:pPr>
             <w:r>
               <w:rPr>
@@ -14911,8 +15539,11 @@
               </w:rPr>
               <w:t xml:space="preserve">US02</w:t>
             </w:r>
-            <w:r/>
-            <w:r/>
+            <w:r>
+              <w:rPr>
+                <w:rFonts w:ascii="Garamond" w:hAnsi="Garamond" w:eastAsia="Garamond" w:cs="Garamond"/>
+              </w:rPr>
+            </w:r>
           </w:p>
         </w:tc>
         <w:tc>
@@ -14938,7 +15569,9 @@
               <w:spacing/>
               <w:ind/>
               <w:jc w:val="left"/>
-              <w:rPr/>
+              <w:rPr>
+                <w:rFonts w:ascii="Garamond" w:hAnsi="Garamond" w:cs="Garamond"/>
+              </w:rPr>
             </w:pPr>
             <w:r>
               <w:rPr>
@@ -14953,8 +15586,11 @@
               </w:rPr>
               <w:t xml:space="preserve">En tant qu'administrateur, je veux gérer le mode maintenance</w:t>
             </w:r>
-            <w:r/>
-            <w:r/>
+            <w:r>
+              <w:rPr>
+                <w:rFonts w:ascii="Garamond" w:hAnsi="Garamond" w:eastAsia="Garamond" w:cs="Garamond"/>
+              </w:rPr>
+            </w:r>
           </w:p>
         </w:tc>
       </w:tr>
@@ -14985,7 +15621,9 @@
               <w:spacing/>
               <w:ind/>
               <w:jc w:val="left"/>
-              <w:rPr/>
+              <w:rPr>
+                <w:rFonts w:ascii="Garamond" w:hAnsi="Garamond" w:cs="Garamond"/>
+              </w:rPr>
             </w:pPr>
             <w:r>
               <w:rPr>
@@ -15000,8 +15638,11 @@
               </w:rPr>
               <w:t xml:space="preserve">US16</w:t>
             </w:r>
-            <w:r/>
-            <w:r/>
+            <w:r>
+              <w:rPr>
+                <w:rFonts w:ascii="Garamond" w:hAnsi="Garamond" w:eastAsia="Garamond" w:cs="Garamond"/>
+              </w:rPr>
+            </w:r>
           </w:p>
         </w:tc>
         <w:tc>
@@ -15027,7 +15668,9 @@
               <w:spacing/>
               <w:ind/>
               <w:jc w:val="left"/>
-              <w:rPr/>
+              <w:rPr>
+                <w:rFonts w:ascii="Garamond" w:hAnsi="Garamond" w:cs="Garamond"/>
+              </w:rPr>
             </w:pPr>
             <w:r>
               <w:rPr>
@@ -15042,8 +15685,11 @@
               </w:rPr>
               <w:t xml:space="preserve">En tant qu'administrateur, je veux administrer la FAQ</w:t>
             </w:r>
-            <w:r/>
-            <w:r/>
+            <w:r>
+              <w:rPr>
+                <w:rFonts w:ascii="Garamond" w:hAnsi="Garamond" w:eastAsia="Garamond" w:cs="Garamond"/>
+              </w:rPr>
+            </w:r>
           </w:p>
         </w:tc>
       </w:tr>
@@ -15074,7 +15720,9 @@
               <w:spacing/>
               <w:ind/>
               <w:jc w:val="left"/>
-              <w:rPr/>
+              <w:rPr>
+                <w:rFonts w:ascii="Garamond" w:hAnsi="Garamond" w:cs="Garamond"/>
+              </w:rPr>
             </w:pPr>
             <w:r>
               <w:rPr>
@@ -15089,8 +15737,11 @@
               </w:rPr>
               <w:t xml:space="preserve">US17</w:t>
             </w:r>
-            <w:r/>
-            <w:r/>
+            <w:r>
+              <w:rPr>
+                <w:rFonts w:ascii="Garamond" w:hAnsi="Garamond" w:eastAsia="Garamond" w:cs="Garamond"/>
+              </w:rPr>
+            </w:r>
           </w:p>
         </w:tc>
         <w:tc>
@@ -15116,7 +15767,9 @@
               <w:spacing/>
               <w:ind/>
               <w:jc w:val="left"/>
-              <w:rPr/>
+              <w:rPr>
+                <w:rFonts w:ascii="Garamond" w:hAnsi="Garamond" w:cs="Garamond"/>
+              </w:rPr>
             </w:pPr>
             <w:r>
               <w:rPr>
@@ -15131,8 +15784,11 @@
               </w:rPr>
               <w:t xml:space="preserve">En tant qu'utilisateur, je veux consulter la FAQ</w:t>
             </w:r>
-            <w:r/>
-            <w:r/>
+            <w:r>
+              <w:rPr>
+                <w:rFonts w:ascii="Garamond" w:hAnsi="Garamond" w:eastAsia="Garamond" w:cs="Garamond"/>
+              </w:rPr>
+            </w:r>
           </w:p>
         </w:tc>
       </w:tr>
@@ -15163,7 +15819,9 @@
               <w:spacing/>
               <w:ind/>
               <w:jc w:val="left"/>
-              <w:rPr/>
+              <w:rPr>
+                <w:rFonts w:ascii="Garamond" w:hAnsi="Garamond" w:cs="Garamond"/>
+              </w:rPr>
             </w:pPr>
             <w:r>
               <w:rPr>
@@ -15178,8 +15836,11 @@
               </w:rPr>
               <w:t xml:space="preserve">US18</w:t>
             </w:r>
-            <w:r/>
-            <w:r/>
+            <w:r>
+              <w:rPr>
+                <w:rFonts w:ascii="Garamond" w:hAnsi="Garamond" w:eastAsia="Garamond" w:cs="Garamond"/>
+              </w:rPr>
+            </w:r>
           </w:p>
         </w:tc>
         <w:tc>
@@ -15205,7 +15866,9 @@
               <w:spacing/>
               <w:ind/>
               <w:jc w:val="left"/>
-              <w:rPr/>
+              <w:rPr>
+                <w:rFonts w:ascii="Garamond" w:hAnsi="Garamond" w:cs="Garamond"/>
+              </w:rPr>
             </w:pPr>
             <w:r>
               <w:rPr>
@@ -15220,8 +15883,11 @@
               </w:rPr>
               <w:t xml:space="preserve">En tant qu'utilisateur, je veux utiliser le chat d'assistance</w:t>
             </w:r>
-            <w:r/>
-            <w:r/>
+            <w:r>
+              <w:rPr>
+                <w:rFonts w:ascii="Garamond" w:hAnsi="Garamond" w:eastAsia="Garamond" w:cs="Garamond"/>
+              </w:rPr>
+            </w:r>
           </w:p>
         </w:tc>
       </w:tr>
@@ -15242,14 +15908,19 @@
       </w:pPr>
       <w:r>
         <w:rPr>
-          <w:rFonts w:ascii="Garamond" w:hAnsi="Garamond" w:cs="Garamond"/>
+          <w:rFonts w:ascii="Garamond" w:hAnsi="Garamond" w:eastAsia="Garamond" w:cs="Garamond"/>
           <w:highlight w:val="none"/>
         </w:rPr>
       </w:r>
       <w:r>
         <w:rPr>
-          <w:rFonts w:ascii="Garamond" w:hAnsi="Garamond" w:cs="Garamond"/>
+          <w:rFonts w:ascii="Garamond" w:hAnsi="Garamond" w:eastAsia="Garamond" w:cs="Garamond"/>
           <w:highlight w:val="none"/>
+        </w:rPr>
+      </w:r>
+      <w:r>
+        <w:rPr>
+          <w:rFonts w:ascii="Garamond" w:hAnsi="Garamond" w:eastAsia="Garamond" w:cs="Garamond"/>
         </w:rPr>
       </w:r>
     </w:p>
@@ -15279,12 +15950,12 @@
       </w:r>
       <w:r>
         <w:rPr>
-          <w:rFonts w:ascii="Garamond" w:hAnsi="Garamond" w:cs="Garamond"/>
+          <w:rFonts w:ascii="Garamond" w:hAnsi="Garamond" w:eastAsia="Garamond" w:cs="Garamond"/>
         </w:rPr>
       </w:r>
       <w:r>
         <w:rPr>
-          <w:rFonts w:ascii="Garamond" w:hAnsi="Garamond" w:cs="Garamond"/>
+          <w:rFonts w:ascii="Garamond" w:hAnsi="Garamond" w:eastAsia="Garamond" w:cs="Garamond"/>
         </w:rPr>
       </w:r>
     </w:p>
@@ -15295,6 +15966,8 @@
         <w:ind/>
         <w:rPr>
           <w:rFonts w:ascii="Garamond" w:hAnsi="Garamond" w:cs="Garamond"/>
+          <w:sz w:val="24"/>
+          <w:szCs w:val="24"/>
         </w:rPr>
       </w:pPr>
       <w:r>
@@ -15302,23 +15975,30 @@
           <w:rFonts w:ascii="Garamond" w:hAnsi="Garamond" w:eastAsia="Garamond" w:cs="Garamond"/>
           <w:b/>
           <w:color w:val="000000"/>
-          <w:sz w:val="28"/>
+          <w:sz w:val="32"/>
+          <w:szCs w:val="24"/>
         </w:rPr>
       </w:r>
       <w:r>
         <w:rPr>
           <w:rFonts w:ascii="Garamond" w:hAnsi="Garamond" w:eastAsia="Garamond" w:cs="Garamond"/>
+          <w:sz w:val="24"/>
+          <w:szCs w:val="24"/>
         </w:rPr>
         <w:t xml:space="preserve">Sur la base du product backlog, les user stories ont été regroupées en cinq sprints. Chaque sprint poursuit un objectif cohérent et livre un ensemble de fonctionnalités opérationnelles. Le tableau ci-dessous présente la répartition retenue.</w:t>
       </w:r>
       <w:r>
         <w:rPr>
-          <w:rFonts w:ascii="Garamond" w:hAnsi="Garamond" w:cs="Garamond"/>
+          <w:rFonts w:ascii="Garamond" w:hAnsi="Garamond" w:eastAsia="Garamond" w:cs="Garamond"/>
+          <w:sz w:val="24"/>
+          <w:szCs w:val="24"/>
         </w:rPr>
       </w:r>
       <w:r>
         <w:rPr>
-          <w:rFonts w:ascii="Garamond" w:hAnsi="Garamond" w:cs="Garamond"/>
+          <w:rFonts w:ascii="Garamond" w:hAnsi="Garamond" w:eastAsia="Garamond" w:cs="Garamond"/>
+          <w:sz w:val="24"/>
+          <w:szCs w:val="24"/>
         </w:rPr>
       </w:r>
     </w:p>
@@ -15383,12 +16063,12 @@
             </w:r>
             <w:r>
               <w:rPr>
-                <w:rFonts w:ascii="Garamond" w:hAnsi="Garamond" w:cs="Garamond"/>
-              </w:rPr>
-            </w:r>
-            <w:r>
-              <w:rPr>
-                <w:rFonts w:ascii="Garamond" w:hAnsi="Garamond" w:cs="Garamond"/>
+                <w:rFonts w:ascii="Garamond" w:hAnsi="Garamond" w:eastAsia="Garamond" w:cs="Garamond"/>
+              </w:rPr>
+            </w:r>
+            <w:r>
+              <w:rPr>
+                <w:rFonts w:ascii="Garamond" w:hAnsi="Garamond" w:eastAsia="Garamond" w:cs="Garamond"/>
               </w:rPr>
             </w:r>
           </w:p>
@@ -15431,12 +16111,12 @@
             </w:r>
             <w:r>
               <w:rPr>
-                <w:rFonts w:ascii="Garamond" w:hAnsi="Garamond" w:cs="Garamond"/>
-              </w:rPr>
-            </w:r>
-            <w:r>
-              <w:rPr>
-                <w:rFonts w:ascii="Garamond" w:hAnsi="Garamond" w:cs="Garamond"/>
+                <w:rFonts w:ascii="Garamond" w:hAnsi="Garamond" w:eastAsia="Garamond" w:cs="Garamond"/>
+              </w:rPr>
+            </w:r>
+            <w:r>
+              <w:rPr>
+                <w:rFonts w:ascii="Garamond" w:hAnsi="Garamond" w:eastAsia="Garamond" w:cs="Garamond"/>
               </w:rPr>
             </w:r>
           </w:p>
@@ -15479,12 +16159,12 @@
             </w:r>
             <w:r>
               <w:rPr>
-                <w:rFonts w:ascii="Garamond" w:hAnsi="Garamond" w:cs="Garamond"/>
-              </w:rPr>
-            </w:r>
-            <w:r>
-              <w:rPr>
-                <w:rFonts w:ascii="Garamond" w:hAnsi="Garamond" w:cs="Garamond"/>
+                <w:rFonts w:ascii="Garamond" w:hAnsi="Garamond" w:eastAsia="Garamond" w:cs="Garamond"/>
+              </w:rPr>
+            </w:r>
+            <w:r>
+              <w:rPr>
+                <w:rFonts w:ascii="Garamond" w:hAnsi="Garamond" w:eastAsia="Garamond" w:cs="Garamond"/>
               </w:rPr>
             </w:r>
           </w:p>
@@ -15529,12 +16209,12 @@
             </w:r>
             <w:r>
               <w:rPr>
-                <w:rFonts w:ascii="Garamond" w:hAnsi="Garamond" w:cs="Garamond"/>
-              </w:rPr>
-            </w:r>
-            <w:r>
-              <w:rPr>
-                <w:rFonts w:ascii="Garamond" w:hAnsi="Garamond" w:cs="Garamond"/>
+                <w:rFonts w:ascii="Garamond" w:hAnsi="Garamond" w:eastAsia="Garamond" w:cs="Garamond"/>
+              </w:rPr>
+            </w:r>
+            <w:r>
+              <w:rPr>
+                <w:rFonts w:ascii="Garamond" w:hAnsi="Garamond" w:eastAsia="Garamond" w:cs="Garamond"/>
               </w:rPr>
             </w:r>
           </w:p>
@@ -15575,12 +16255,12 @@
             </w:r>
             <w:r>
               <w:rPr>
-                <w:rFonts w:ascii="Garamond" w:hAnsi="Garamond" w:cs="Garamond"/>
-              </w:rPr>
-            </w:r>
-            <w:r>
-              <w:rPr>
-                <w:rFonts w:ascii="Garamond" w:hAnsi="Garamond" w:cs="Garamond"/>
+                <w:rFonts w:ascii="Garamond" w:hAnsi="Garamond" w:eastAsia="Garamond" w:cs="Garamond"/>
+              </w:rPr>
+            </w:r>
+            <w:r>
+              <w:rPr>
+                <w:rFonts w:ascii="Garamond" w:hAnsi="Garamond" w:eastAsia="Garamond" w:cs="Garamond"/>
               </w:rPr>
             </w:r>
           </w:p>
@@ -15621,12 +16301,12 @@
             </w:r>
             <w:r>
               <w:rPr>
-                <w:rFonts w:ascii="Garamond" w:hAnsi="Garamond" w:cs="Garamond"/>
-              </w:rPr>
-            </w:r>
-            <w:r>
-              <w:rPr>
-                <w:rFonts w:ascii="Garamond" w:hAnsi="Garamond" w:cs="Garamond"/>
+                <w:rFonts w:ascii="Garamond" w:hAnsi="Garamond" w:eastAsia="Garamond" w:cs="Garamond"/>
+              </w:rPr>
+            </w:r>
+            <w:r>
+              <w:rPr>
+                <w:rFonts w:ascii="Garamond" w:hAnsi="Garamond" w:eastAsia="Garamond" w:cs="Garamond"/>
               </w:rPr>
             </w:r>
           </w:p>
@@ -15671,12 +16351,12 @@
             </w:r>
             <w:r>
               <w:rPr>
-                <w:rFonts w:ascii="Garamond" w:hAnsi="Garamond" w:cs="Garamond"/>
-              </w:rPr>
-            </w:r>
-            <w:r>
-              <w:rPr>
-                <w:rFonts w:ascii="Garamond" w:hAnsi="Garamond" w:cs="Garamond"/>
+                <w:rFonts w:ascii="Garamond" w:hAnsi="Garamond" w:eastAsia="Garamond" w:cs="Garamond"/>
+              </w:rPr>
+            </w:r>
+            <w:r>
+              <w:rPr>
+                <w:rFonts w:ascii="Garamond" w:hAnsi="Garamond" w:eastAsia="Garamond" w:cs="Garamond"/>
               </w:rPr>
             </w:r>
           </w:p>
@@ -15717,12 +16397,12 @@
             </w:r>
             <w:r>
               <w:rPr>
-                <w:rFonts w:ascii="Garamond" w:hAnsi="Garamond" w:cs="Garamond"/>
-              </w:rPr>
-            </w:r>
-            <w:r>
-              <w:rPr>
-                <w:rFonts w:ascii="Garamond" w:hAnsi="Garamond" w:cs="Garamond"/>
+                <w:rFonts w:ascii="Garamond" w:hAnsi="Garamond" w:eastAsia="Garamond" w:cs="Garamond"/>
+              </w:rPr>
+            </w:r>
+            <w:r>
+              <w:rPr>
+                <w:rFonts w:ascii="Garamond" w:hAnsi="Garamond" w:eastAsia="Garamond" w:cs="Garamond"/>
               </w:rPr>
             </w:r>
           </w:p>
@@ -15763,12 +16443,12 @@
             </w:r>
             <w:r>
               <w:rPr>
-                <w:rFonts w:ascii="Garamond" w:hAnsi="Garamond" w:cs="Garamond"/>
-              </w:rPr>
-            </w:r>
-            <w:r>
-              <w:rPr>
-                <w:rFonts w:ascii="Garamond" w:hAnsi="Garamond" w:cs="Garamond"/>
+                <w:rFonts w:ascii="Garamond" w:hAnsi="Garamond" w:eastAsia="Garamond" w:cs="Garamond"/>
+              </w:rPr>
+            </w:r>
+            <w:r>
+              <w:rPr>
+                <w:rFonts w:ascii="Garamond" w:hAnsi="Garamond" w:eastAsia="Garamond" w:cs="Garamond"/>
               </w:rPr>
             </w:r>
           </w:p>
@@ -15813,12 +16493,12 @@
             </w:r>
             <w:r>
               <w:rPr>
-                <w:rFonts w:ascii="Garamond" w:hAnsi="Garamond" w:cs="Garamond"/>
-              </w:rPr>
-            </w:r>
-            <w:r>
-              <w:rPr>
-                <w:rFonts w:ascii="Garamond" w:hAnsi="Garamond" w:cs="Garamond"/>
+                <w:rFonts w:ascii="Garamond" w:hAnsi="Garamond" w:eastAsia="Garamond" w:cs="Garamond"/>
+              </w:rPr>
+            </w:r>
+            <w:r>
+              <w:rPr>
+                <w:rFonts w:ascii="Garamond" w:hAnsi="Garamond" w:eastAsia="Garamond" w:cs="Garamond"/>
               </w:rPr>
             </w:r>
           </w:p>
@@ -15859,12 +16539,12 @@
             </w:r>
             <w:r>
               <w:rPr>
-                <w:rFonts w:ascii="Garamond" w:hAnsi="Garamond" w:cs="Garamond"/>
-              </w:rPr>
-            </w:r>
-            <w:r>
-              <w:rPr>
-                <w:rFonts w:ascii="Garamond" w:hAnsi="Garamond" w:cs="Garamond"/>
+                <w:rFonts w:ascii="Garamond" w:hAnsi="Garamond" w:eastAsia="Garamond" w:cs="Garamond"/>
+              </w:rPr>
+            </w:r>
+            <w:r>
+              <w:rPr>
+                <w:rFonts w:ascii="Garamond" w:hAnsi="Garamond" w:eastAsia="Garamond" w:cs="Garamond"/>
               </w:rPr>
             </w:r>
           </w:p>
@@ -15905,12 +16585,12 @@
             </w:r>
             <w:r>
               <w:rPr>
-                <w:rFonts w:ascii="Garamond" w:hAnsi="Garamond" w:cs="Garamond"/>
-              </w:rPr>
-            </w:r>
-            <w:r>
-              <w:rPr>
-                <w:rFonts w:ascii="Garamond" w:hAnsi="Garamond" w:cs="Garamond"/>
+                <w:rFonts w:ascii="Garamond" w:hAnsi="Garamond" w:eastAsia="Garamond" w:cs="Garamond"/>
+              </w:rPr>
+            </w:r>
+            <w:r>
+              <w:rPr>
+                <w:rFonts w:ascii="Garamond" w:hAnsi="Garamond" w:eastAsia="Garamond" w:cs="Garamond"/>
               </w:rPr>
             </w:r>
           </w:p>
@@ -15955,12 +16635,12 @@
             </w:r>
             <w:r>
               <w:rPr>
-                <w:rFonts w:ascii="Garamond" w:hAnsi="Garamond" w:cs="Garamond"/>
-              </w:rPr>
-            </w:r>
-            <w:r>
-              <w:rPr>
-                <w:rFonts w:ascii="Garamond" w:hAnsi="Garamond" w:cs="Garamond"/>
+                <w:rFonts w:ascii="Garamond" w:hAnsi="Garamond" w:eastAsia="Garamond" w:cs="Garamond"/>
+              </w:rPr>
+            </w:r>
+            <w:r>
+              <w:rPr>
+                <w:rFonts w:ascii="Garamond" w:hAnsi="Garamond" w:eastAsia="Garamond" w:cs="Garamond"/>
               </w:rPr>
             </w:r>
           </w:p>
@@ -16001,12 +16681,12 @@
             </w:r>
             <w:r>
               <w:rPr>
-                <w:rFonts w:ascii="Garamond" w:hAnsi="Garamond" w:cs="Garamond"/>
-              </w:rPr>
-            </w:r>
-            <w:r>
-              <w:rPr>
-                <w:rFonts w:ascii="Garamond" w:hAnsi="Garamond" w:cs="Garamond"/>
+                <w:rFonts w:ascii="Garamond" w:hAnsi="Garamond" w:eastAsia="Garamond" w:cs="Garamond"/>
+              </w:rPr>
+            </w:r>
+            <w:r>
+              <w:rPr>
+                <w:rFonts w:ascii="Garamond" w:hAnsi="Garamond" w:eastAsia="Garamond" w:cs="Garamond"/>
               </w:rPr>
             </w:r>
           </w:p>
@@ -16047,12 +16727,12 @@
             </w:r>
             <w:r>
               <w:rPr>
-                <w:rFonts w:ascii="Garamond" w:hAnsi="Garamond" w:cs="Garamond"/>
-              </w:rPr>
-            </w:r>
-            <w:r>
-              <w:rPr>
-                <w:rFonts w:ascii="Garamond" w:hAnsi="Garamond" w:cs="Garamond"/>
+                <w:rFonts w:ascii="Garamond" w:hAnsi="Garamond" w:eastAsia="Garamond" w:cs="Garamond"/>
+              </w:rPr>
+            </w:r>
+            <w:r>
+              <w:rPr>
+                <w:rFonts w:ascii="Garamond" w:hAnsi="Garamond" w:eastAsia="Garamond" w:cs="Garamond"/>
               </w:rPr>
             </w:r>
           </w:p>
@@ -16097,12 +16777,12 @@
             </w:r>
             <w:r>
               <w:rPr>
-                <w:rFonts w:ascii="Garamond" w:hAnsi="Garamond" w:cs="Garamond"/>
-              </w:rPr>
-            </w:r>
-            <w:r>
-              <w:rPr>
-                <w:rFonts w:ascii="Garamond" w:hAnsi="Garamond" w:cs="Garamond"/>
+                <w:rFonts w:ascii="Garamond" w:hAnsi="Garamond" w:eastAsia="Garamond" w:cs="Garamond"/>
+              </w:rPr>
+            </w:r>
+            <w:r>
+              <w:rPr>
+                <w:rFonts w:ascii="Garamond" w:hAnsi="Garamond" w:eastAsia="Garamond" w:cs="Garamond"/>
               </w:rPr>
             </w:r>
           </w:p>
@@ -16143,12 +16823,12 @@
             </w:r>
             <w:r>
               <w:rPr>
-                <w:rFonts w:ascii="Garamond" w:hAnsi="Garamond" w:cs="Garamond"/>
-              </w:rPr>
-            </w:r>
-            <w:r>
-              <w:rPr>
-                <w:rFonts w:ascii="Garamond" w:hAnsi="Garamond" w:cs="Garamond"/>
+                <w:rFonts w:ascii="Garamond" w:hAnsi="Garamond" w:eastAsia="Garamond" w:cs="Garamond"/>
+              </w:rPr>
+            </w:r>
+            <w:r>
+              <w:rPr>
+                <w:rFonts w:ascii="Garamond" w:hAnsi="Garamond" w:eastAsia="Garamond" w:cs="Garamond"/>
               </w:rPr>
             </w:r>
           </w:p>
@@ -16189,12 +16869,12 @@
             </w:r>
             <w:r>
               <w:rPr>
-                <w:rFonts w:ascii="Garamond" w:hAnsi="Garamond" w:cs="Garamond"/>
-              </w:rPr>
-            </w:r>
-            <w:r>
-              <w:rPr>
-                <w:rFonts w:ascii="Garamond" w:hAnsi="Garamond" w:cs="Garamond"/>
+                <w:rFonts w:ascii="Garamond" w:hAnsi="Garamond" w:eastAsia="Garamond" w:cs="Garamond"/>
+              </w:rPr>
+            </w:r>
+            <w:r>
+              <w:rPr>
+                <w:rFonts w:ascii="Garamond" w:hAnsi="Garamond" w:eastAsia="Garamond" w:cs="Garamond"/>
               </w:rPr>
             </w:r>
           </w:p>
@@ -16212,17 +16892,17 @@
       </w:pPr>
       <w:r>
         <w:rPr>
-          <w:rFonts w:ascii="Garamond" w:hAnsi="Garamond" w:cs="Garamond"/>
+          <w:rFonts w:ascii="Garamond" w:hAnsi="Garamond" w:eastAsia="Garamond" w:cs="Garamond"/>
         </w:rPr>
       </w:r>
       <w:r>
         <w:rPr>
-          <w:rFonts w:ascii="Garamond" w:hAnsi="Garamond" w:cs="Garamond"/>
+          <w:rFonts w:ascii="Garamond" w:hAnsi="Garamond" w:eastAsia="Garamond" w:cs="Garamond"/>
         </w:rPr>
       </w:r>
       <w:r>
         <w:rPr>
-          <w:rFonts w:ascii="Garamond" w:hAnsi="Garamond" w:cs="Garamond"/>
+          <w:rFonts w:ascii="Garamond" w:hAnsi="Garamond" w:eastAsia="Garamond" w:cs="Garamond"/>
         </w:rPr>
       </w:r>
     </w:p>
@@ -16231,7 +16911,9 @@
         <w:pBdr/>
         <w:spacing/>
         <w:ind/>
-        <w:rPr/>
+        <w:rPr>
+          <w:rFonts w:ascii="Garamond" w:hAnsi="Garamond" w:cs="Garamond"/>
+        </w:rPr>
       </w:pPr>
       <w:r>
         <w:rPr>
@@ -16239,7 +16921,11 @@
         </w:rPr>
         <w:t xml:space="preserve">3.8 Conclusion</w:t>
       </w:r>
-      <w:r/>
+      <w:r>
+        <w:rPr>
+          <w:rFonts w:ascii="Garamond" w:hAnsi="Garamond" w:eastAsia="Garamond" w:cs="Garamond"/>
+        </w:rPr>
+      </w:r>
     </w:p>
     <w:p>
       <w:pPr>
@@ -16248,46 +16934,45 @@
         <w:ind/>
         <w:rPr>
           <w:rFonts w:ascii="Garamond" w:hAnsi="Garamond" w:cs="Garamond"/>
+          <w:sz w:val="24"/>
+          <w:szCs w:val="24"/>
         </w:rPr>
       </w:pPr>
       <w:r>
         <w:rPr>
           <w:rFonts w:ascii="Garamond" w:hAnsi="Garamond" w:eastAsia="Garamond" w:cs="Garamond"/>
-        </w:rPr>
-        <w:t xml:space="preserve">Ce chapitre a constitué le cadre d'analyse des besoins de la plateforme CIFEU. Nous avons d'abord recensé les besoins fonctionnels, </w:t>
+          <w:sz w:val="24"/>
+          <w:szCs w:val="24"/>
+        </w:rPr>
       </w:r>
       <w:r>
         <w:rPr>
           <w:rFonts w:ascii="Garamond" w:hAnsi="Garamond" w:eastAsia="Garamond" w:cs="Garamond"/>
-        </w:rPr>
-        <w:t xml:space="preserve">organisés en cinq modules : gestion des accès, projets et cadre budgétaire, circuit des dépenses, clôture et reporting, et assistance. Ces besoins ont été traduits en dix-huit cas d'utilisation répartis entre quatre acteurs — l'Administrateur, le Porteur d</w:t>
+          <w:sz w:val="24"/>
+          <w:szCs w:val="24"/>
+        </w:rPr>
+        <w:t xml:space="preserve">Ce chapitre a permis de définir les principaux besoins fonctionnels du système ainsi que les interactions entre les différents acteurs de la plateforme. Ces besoins serviront de base pour la phase de conception et de modélisation présentée dans le chapitre</w:t>
       </w:r>
       <w:r>
         <w:rPr>
           <w:rFonts w:ascii="Garamond" w:hAnsi="Garamond" w:eastAsia="Garamond" w:cs="Garamond"/>
-        </w:rPr>
-        <w:t xml:space="preserve">e projet, la DAF et l'Agent Comptable. Ces deux derniers, partageant un ensemble de responsabilités communes, sont regroupés sous un acteur abstrait appelé Agent financier. Cinq cas d'utilisation centraux ont fait l'objet d'une description textuelle détail</w:t>
+          <w:sz w:val="24"/>
+          <w:szCs w:val="24"/>
+        </w:rPr>
+        <w:t xml:space="preserve"> suivant.</w:t>
       </w:r>
       <w:r>
         <w:rPr>
           <w:rFonts w:ascii="Garamond" w:hAnsi="Garamond" w:eastAsia="Garamond" w:cs="Garamond"/>
-        </w:rPr>
-        <w:t xml:space="preserve">lée et d'un diagramme de séquence illustrant les échanges entre acteurs. Le diagramme d'activité global a offert une vue d'ensemble du circuit métier de bout en bout. Enfin, le product backlog et la planification en cinq sprints ont fourni le cadre organis</w:t>
+          <w:sz w:val="24"/>
+          <w:szCs w:val="24"/>
+        </w:rPr>
       </w:r>
       <w:r>
         <w:rPr>
           <w:rFonts w:ascii="Garamond" w:hAnsi="Garamond" w:eastAsia="Garamond" w:cs="Garamond"/>
-        </w:rPr>
-        <w:t xml:space="preserve">ationnel qui guidera les phases de réalisation. Le chapitre suivant aborde la modélisation du domaine : définition des règles de gestion, identification des classes candidates, dictionnaire des données, diagramme de classes et schéma de la base de données.</w:t>
-      </w:r>
-      <w:r>
-        <w:rPr>
-          <w:rFonts w:ascii="Garamond" w:hAnsi="Garamond" w:cs="Garamond"/>
-        </w:rPr>
-      </w:r>
-      <w:r>
-        <w:rPr>
-          <w:rFonts w:ascii="Garamond" w:hAnsi="Garamond" w:cs="Garamond"/>
+          <w:sz w:val="24"/>
+          <w:szCs w:val="24"/>
         </w:rPr>
       </w:r>
     </w:p>
